--- a/Отчет по практике.docx
+++ b/Отчет по практике.docx
@@ -481,7 +481,6 @@
           <w:u w:val="single"/>
         </w:rPr>
       </w:pPr>
-      <w:proofErr w:type="spellStart"/>
       <w:r>
         <w:rPr>
           <w:rFonts w:ascii="Times New Roman" w:eastAsiaTheme="minorHAnsi" w:hAnsi="Times New Roman"/>
@@ -489,17 +488,7 @@
           <w:szCs w:val="40"/>
           <w:u w:val="single"/>
         </w:rPr>
-        <w:t>Осяк</w:t>
-      </w:r>
-      <w:proofErr w:type="spellEnd"/>
-      <w:r>
-        <w:rPr>
-          <w:rFonts w:ascii="Times New Roman" w:eastAsiaTheme="minorHAnsi" w:hAnsi="Times New Roman"/>
-          <w:sz w:val="28"/>
-          <w:szCs w:val="40"/>
-          <w:u w:val="single"/>
-        </w:rPr>
-        <w:t xml:space="preserve"> Александр Евгеньевич</w:t>
+        <w:t>Осяк Александр Евгеньевич</w:t>
       </w:r>
     </w:p>
     <w:p>
@@ -1648,7 +1637,6 @@
         </w:rPr>
         <w:t>.</w:t>
       </w:r>
-      <w:proofErr w:type="spellStart"/>
       <w:r>
         <w:rPr>
           <w:rFonts w:ascii="Times New Roman" w:hAnsi="Times New Roman"/>
@@ -1660,7 +1648,6 @@
         </w:rPr>
         <w:t>php</w:t>
       </w:r>
-      <w:proofErr w:type="spellEnd"/>
       <w:r>
         <w:rPr>
           <w:rFonts w:ascii="Times New Roman" w:hAnsi="Times New Roman"/>
@@ -1703,7 +1690,6 @@
         </w:rPr>
         <w:t>.</w:t>
       </w:r>
-      <w:proofErr w:type="spellStart"/>
       <w:r>
         <w:rPr>
           <w:rFonts w:ascii="Times New Roman" w:hAnsi="Times New Roman"/>
@@ -1715,7 +1701,6 @@
         </w:rPr>
         <w:t>php</w:t>
       </w:r>
-      <w:proofErr w:type="spellEnd"/>
       <w:r>
         <w:rPr>
           <w:rFonts w:ascii="Times New Roman" w:hAnsi="Times New Roman"/>
@@ -1796,7 +1781,6 @@
         </w:rPr>
         <w:t>.</w:t>
       </w:r>
-      <w:proofErr w:type="spellStart"/>
       <w:r>
         <w:rPr>
           <w:rFonts w:ascii="Times New Roman" w:hAnsi="Times New Roman"/>
@@ -1808,7 +1792,6 @@
         </w:rPr>
         <w:t>php</w:t>
       </w:r>
-      <w:proofErr w:type="spellEnd"/>
       <w:r>
         <w:rPr>
           <w:rFonts w:ascii="Times New Roman" w:hAnsi="Times New Roman"/>
@@ -1945,7 +1928,6 @@
         </w:rPr>
         <w:t xml:space="preserve"> </w:t>
       </w:r>
-      <w:proofErr w:type="spellStart"/>
       <w:r>
         <w:rPr>
           <w:rFonts w:ascii="Times New Roman" w:hAnsi="Times New Roman"/>
@@ -1957,7 +1939,6 @@
         </w:rPr>
         <w:t>spl</w:t>
       </w:r>
-      <w:proofErr w:type="spellEnd"/>
       <w:r>
         <w:rPr>
           <w:rFonts w:ascii="Times New Roman" w:hAnsi="Times New Roman"/>
@@ -2053,7 +2034,6 @@
         </w:rPr>
         <w:t xml:space="preserve"> Взаимосвязь между компонентами координируется файлами инициализации (</w:t>
       </w:r>
-      <w:proofErr w:type="spellStart"/>
       <w:r>
         <w:rPr>
           <w:rFonts w:ascii="Times New Roman" w:hAnsi="Times New Roman"/>
@@ -2065,7 +2045,6 @@
         </w:rPr>
         <w:t>init</w:t>
       </w:r>
-      <w:proofErr w:type="spellEnd"/>
       <w:r>
         <w:rPr>
           <w:rFonts w:ascii="Times New Roman" w:hAnsi="Times New Roman"/>
@@ -2077,7 +2056,6 @@
         </w:rPr>
         <w:t>.</w:t>
       </w:r>
-      <w:proofErr w:type="spellStart"/>
       <w:r>
         <w:rPr>
           <w:rFonts w:ascii="Times New Roman" w:hAnsi="Times New Roman"/>
@@ -2089,7 +2067,6 @@
         </w:rPr>
         <w:t>php</w:t>
       </w:r>
-      <w:proofErr w:type="spellEnd"/>
       <w:r>
         <w:rPr>
           <w:rFonts w:ascii="Times New Roman" w:hAnsi="Times New Roman"/>
@@ -2465,7 +2442,6 @@
         </w:rPr>
         <w:t xml:space="preserve">установка флагов </w:t>
       </w:r>
-      <w:proofErr w:type="spellStart"/>
       <w:r>
         <w:rPr>
           <w:rFonts w:ascii="Times New Roman" w:hAnsi="Times New Roman"/>
@@ -2477,7 +2453,6 @@
         </w:rPr>
         <w:t>isPost</w:t>
       </w:r>
-      <w:proofErr w:type="spellEnd"/>
       <w:r>
         <w:rPr>
           <w:rFonts w:ascii="Times New Roman" w:hAnsi="Times New Roman"/>
@@ -2487,7 +2462,6 @@
         </w:rPr>
         <w:t xml:space="preserve"> и </w:t>
       </w:r>
-      <w:proofErr w:type="spellStart"/>
       <w:r>
         <w:rPr>
           <w:rFonts w:ascii="Times New Roman" w:hAnsi="Times New Roman"/>
@@ -2499,7 +2473,6 @@
         </w:rPr>
         <w:t>isGet</w:t>
       </w:r>
-      <w:proofErr w:type="spellEnd"/>
       <w:r>
         <w:rPr>
           <w:rFonts w:ascii="Times New Roman" w:hAnsi="Times New Roman"/>
@@ -2675,27 +2648,7 @@
           <w:szCs w:val="28"/>
           <w:lang w:eastAsia="ru-RU"/>
         </w:rPr>
-        <w:t xml:space="preserve"> выполняет рекурсивную и точечную «очистку» (</w:t>
-      </w:r>
-      <w:proofErr w:type="spellStart"/>
-      <w:r>
-        <w:rPr>
-          <w:rFonts w:ascii="Times New Roman" w:hAnsi="Times New Roman"/>
-          <w:sz w:val="28"/>
-          <w:szCs w:val="28"/>
-          <w:lang w:eastAsia="ru-RU"/>
-        </w:rPr>
-        <w:t>санитизацию</w:t>
-      </w:r>
-      <w:proofErr w:type="spellEnd"/>
-      <w:r>
-        <w:rPr>
-          <w:rFonts w:ascii="Times New Roman" w:hAnsi="Times New Roman"/>
-          <w:sz w:val="28"/>
-          <w:szCs w:val="28"/>
-          <w:lang w:eastAsia="ru-RU"/>
-        </w:rPr>
-        <w:t>) входных параметров с помощью функций фильтрации (например,</w:t>
+        <w:t xml:space="preserve"> выполняет рекурсивную и точечную «очистку» (санитизацию) входных параметров с помощью функций фильтрации (например,</w:t>
       </w:r>
       <w:r>
         <w:rPr>
@@ -2852,7 +2805,6 @@
         </w:rPr>
         <w:t xml:space="preserve">) в объектно-ориентированном стиле используется расширение </w:t>
       </w:r>
-      <w:proofErr w:type="spellStart"/>
       <w:r>
         <w:rPr>
           <w:rFonts w:ascii="Times New Roman" w:hAnsi="Times New Roman"/>
@@ -2862,7 +2814,6 @@
         </w:rPr>
         <w:t>mysqli</w:t>
       </w:r>
-      <w:proofErr w:type="spellEnd"/>
       <w:r>
         <w:rPr>
           <w:rFonts w:ascii="Times New Roman" w:hAnsi="Times New Roman"/>
@@ -3353,7 +3304,6 @@
           <w:lang w:eastAsia="ru-RU"/>
         </w:rPr>
       </w:pPr>
-      <w:proofErr w:type="spellStart"/>
       <w:proofErr w:type="gramStart"/>
       <w:r>
         <w:rPr>
@@ -3367,7 +3317,6 @@
         <w:lastRenderedPageBreak/>
         <w:t>getById</w:t>
       </w:r>
-      <w:proofErr w:type="spellEnd"/>
       <w:r>
         <w:rPr>
           <w:rFonts w:ascii="Times New Roman" w:hAnsi="Times New Roman"/>
@@ -3391,7 +3340,6 @@
         </w:rPr>
         <w:t xml:space="preserve">), </w:t>
       </w:r>
-      <w:proofErr w:type="spellStart"/>
       <w:proofErr w:type="gramStart"/>
       <w:r>
         <w:rPr>
@@ -3404,7 +3352,6 @@
         </w:rPr>
         <w:t>findAll</w:t>
       </w:r>
-      <w:proofErr w:type="spellEnd"/>
       <w:r>
         <w:rPr>
           <w:rFonts w:ascii="Times New Roman" w:hAnsi="Times New Roman"/>
@@ -3428,7 +3375,6 @@
         </w:rPr>
         <w:t xml:space="preserve">), </w:t>
       </w:r>
-      <w:proofErr w:type="spellStart"/>
       <w:proofErr w:type="gramStart"/>
       <w:r>
         <w:rPr>
@@ -3441,7 +3387,6 @@
         </w:rPr>
         <w:t>findByColumn</w:t>
       </w:r>
-      <w:proofErr w:type="spellEnd"/>
       <w:r>
         <w:rPr>
           <w:rFonts w:ascii="Times New Roman" w:hAnsi="Times New Roman"/>
@@ -3896,7 +3841,6 @@
         </w:rPr>
         <w:t xml:space="preserve"> – предоставления пользователю прав на выполнение определенных действий в зависимости от его роли (например, разграничение прав обычного пользователя и администратора через атрибуты </w:t>
       </w:r>
-      <w:proofErr w:type="spellStart"/>
       <w:r>
         <w:rPr>
           <w:rFonts w:ascii="Times New Roman" w:hAnsi="Times New Roman"/>
@@ -3908,7 +3852,6 @@
         </w:rPr>
         <w:t>isGuest</w:t>
       </w:r>
-      <w:proofErr w:type="spellEnd"/>
       <w:r>
         <w:rPr>
           <w:rFonts w:ascii="Times New Roman" w:hAnsi="Times New Roman"/>
@@ -3927,7 +3870,6 @@
         </w:rPr>
         <w:t xml:space="preserve">и </w:t>
       </w:r>
-      <w:proofErr w:type="spellStart"/>
       <w:r>
         <w:rPr>
           <w:rFonts w:ascii="Times New Roman" w:hAnsi="Times New Roman"/>
@@ -3939,7 +3881,6 @@
         </w:rPr>
         <w:t>isAdmin</w:t>
       </w:r>
-      <w:proofErr w:type="spellEnd"/>
       <w:r>
         <w:rPr>
           <w:rFonts w:ascii="Times New Roman" w:hAnsi="Times New Roman"/>
@@ -4262,7 +4203,6 @@
         </w:rPr>
         <w:t xml:space="preserve"> (</w:t>
       </w:r>
-      <w:proofErr w:type="spellStart"/>
       <w:proofErr w:type="gramStart"/>
       <w:r>
         <w:rPr>
@@ -4275,7 +4215,6 @@
         </w:rPr>
         <w:t>createTokenCookie</w:t>
       </w:r>
-      <w:proofErr w:type="spellEnd"/>
       <w:r>
         <w:rPr>
           <w:rFonts w:ascii="Times New Roman" w:hAnsi="Times New Roman"/>
@@ -4546,7 +4485,6 @@
         </w:rPr>
         <w:t>.</w:t>
       </w:r>
-      <w:proofErr w:type="spellStart"/>
       <w:r>
         <w:rPr>
           <w:rFonts w:ascii="Times New Roman" w:hAnsi="Times New Roman"/>
@@ -4558,7 +4496,6 @@
         </w:rPr>
         <w:t>php</w:t>
       </w:r>
-      <w:proofErr w:type="spellEnd"/>
       <w:r>
         <w:rPr>
           <w:rFonts w:ascii="Times New Roman" w:hAnsi="Times New Roman"/>
@@ -4698,7 +4635,6 @@
         </w:rPr>
         <w:t xml:space="preserve"> в БД с помощью метода </w:t>
       </w:r>
-      <w:proofErr w:type="spellStart"/>
       <w:proofErr w:type="gramStart"/>
       <w:r>
         <w:rPr>
@@ -4711,7 +4647,6 @@
         </w:rPr>
         <w:t>findOneByColumn</w:t>
       </w:r>
-      <w:proofErr w:type="spellEnd"/>
       <w:r>
         <w:rPr>
           <w:rFonts w:ascii="Times New Roman" w:hAnsi="Times New Roman"/>
@@ -4836,7 +4771,6 @@
         </w:rPr>
         <w:t xml:space="preserve"> блоков и кастомных исключений. Ошибки работы с базой данных транслируется в класс </w:t>
       </w:r>
-      <w:proofErr w:type="spellStart"/>
       <w:r>
         <w:rPr>
           <w:rFonts w:ascii="Times New Roman" w:hAnsi="Times New Roman"/>
@@ -4846,7 +4780,6 @@
         </w:rPr>
         <w:t>DbException</w:t>
       </w:r>
-      <w:proofErr w:type="spellEnd"/>
       <w:r>
         <w:rPr>
           <w:rFonts w:ascii="Times New Roman" w:hAnsi="Times New Roman"/>
@@ -4865,7 +4798,6 @@
         </w:rPr>
         <w:t xml:space="preserve">а ошибки заполнения форм – в </w:t>
       </w:r>
-      <w:proofErr w:type="spellStart"/>
       <w:r>
         <w:rPr>
           <w:rFonts w:ascii="Times New Roman" w:hAnsi="Times New Roman"/>
@@ -4875,7 +4807,6 @@
         </w:rPr>
         <w:t>InvalidArgumentException</w:t>
       </w:r>
-      <w:proofErr w:type="spellEnd"/>
       <w:r>
         <w:rPr>
           <w:rFonts w:ascii="Times New Roman" w:hAnsi="Times New Roman"/>
@@ -5385,7 +5316,6 @@
         </w:rPr>
         <w:t>(</w:t>
       </w:r>
-      <w:proofErr w:type="spellStart"/>
       <w:r>
         <w:rPr>
           <w:rFonts w:ascii="Times New Roman" w:hAnsi="Times New Roman"/>
@@ -5397,7 +5327,6 @@
         </w:rPr>
         <w:t>DbException</w:t>
       </w:r>
-      <w:proofErr w:type="spellEnd"/>
       <w:r>
         <w:rPr>
           <w:rFonts w:ascii="Times New Roman" w:hAnsi="Times New Roman"/>
@@ -5407,7 +5336,6 @@
         </w:rPr>
         <w:t xml:space="preserve">, </w:t>
       </w:r>
-      <w:proofErr w:type="spellStart"/>
       <w:r>
         <w:rPr>
           <w:rFonts w:ascii="Times New Roman" w:hAnsi="Times New Roman"/>
@@ -5419,7 +5347,6 @@
         </w:rPr>
         <w:t>InvalidArgumentException</w:t>
       </w:r>
-      <w:proofErr w:type="spellEnd"/>
       <w:r>
         <w:rPr>
           <w:rFonts w:ascii="Times New Roman" w:hAnsi="Times New Roman"/>
@@ -5454,27 +5381,7 @@
           <w:szCs w:val="28"/>
           <w:lang w:eastAsia="ru-RU"/>
         </w:rPr>
-        <w:t xml:space="preserve"> ошибок система не прекращает работу </w:t>
-      </w:r>
-      <w:proofErr w:type="spellStart"/>
-      <w:r>
-        <w:rPr>
-          <w:rFonts w:ascii="Times New Roman" w:hAnsi="Times New Roman"/>
-          <w:sz w:val="28"/>
-          <w:szCs w:val="28"/>
-          <w:lang w:eastAsia="ru-RU"/>
-        </w:rPr>
-        <w:t>аварийно</w:t>
-      </w:r>
-      <w:proofErr w:type="spellEnd"/>
-      <w:r>
-        <w:rPr>
-          <w:rFonts w:ascii="Times New Roman" w:hAnsi="Times New Roman"/>
-          <w:sz w:val="28"/>
-          <w:szCs w:val="28"/>
-          <w:lang w:eastAsia="ru-RU"/>
-        </w:rPr>
-        <w:t>, а корректно обрабатывает сбой и выводит пользователю понятное уведомление.</w:t>
+        <w:t xml:space="preserve"> ошибок система не прекращает работу аварийно, а корректно обрабатывает сбой и выводит пользователю понятное уведомление.</w:t>
       </w:r>
     </w:p>
     <w:p>
@@ -5563,7 +5470,6 @@
           <w:lang w:eastAsia="ru-RU"/>
         </w:rPr>
       </w:pPr>
-      <w:proofErr w:type="spellStart"/>
       <w:r>
         <w:rPr>
           <w:rFonts w:ascii="Times New Roman" w:hAnsi="Times New Roman"/>
@@ -5573,7 +5479,6 @@
         </w:rPr>
         <w:t>UseCase</w:t>
       </w:r>
-      <w:proofErr w:type="spellEnd"/>
       <w:r>
         <w:rPr>
           <w:rFonts w:ascii="Times New Roman" w:hAnsi="Times New Roman"/>
@@ -5898,9 +5803,38 @@
           <w:rFonts w:ascii="Times New Roman" w:hAnsi="Times New Roman"/>
           <w:sz w:val="28"/>
           <w:szCs w:val="28"/>
-          <w:lang w:eastAsia="ru-RU"/>
-        </w:rPr>
-        <w:t>Диаграмма классов (Рис. 5)</w:t>
+          <w:lang w:val="en-US" w:eastAsia="ru-RU"/>
+        </w:rPr>
+        <w:t xml:space="preserve">UML </w:t>
+      </w:r>
+      <w:r>
+        <w:rPr>
+          <w:rFonts w:ascii="Times New Roman" w:hAnsi="Times New Roman"/>
+          <w:sz w:val="28"/>
+          <w:szCs w:val="28"/>
+          <w:lang w:eastAsia="ru-RU"/>
+        </w:rPr>
+        <w:t xml:space="preserve">диаграмма. </w:t>
+      </w:r>
+      <w:proofErr w:type="gramStart"/>
+      <w:r>
+        <w:rPr>
+          <w:rFonts w:ascii="Times New Roman" w:hAnsi="Times New Roman"/>
+          <w:sz w:val="28"/>
+          <w:szCs w:val="28"/>
+          <w:lang w:eastAsia="ru-RU"/>
+        </w:rPr>
+        <w:t>(</w:t>
+      </w:r>
+      <w:proofErr w:type="gramEnd"/>
+      <w:r>
+        <w:rPr>
+          <w:rFonts w:ascii="Times New Roman" w:hAnsi="Times New Roman"/>
+          <w:sz w:val="28"/>
+          <w:szCs w:val="28"/>
+          <w:lang w:eastAsia="ru-RU"/>
+        </w:rPr>
+        <w:t>Рис. 5)</w:t>
       </w:r>
     </w:p>
     <w:p>
@@ -5923,7 +5857,6 @@
         </w:rPr>
         <w:t xml:space="preserve">Физическая структура исходного кода программного продукта организована в соответствии с принципами модульности и компонентного подхода. Основная логика приложения инкапсулирована в каталоге </w:t>
       </w:r>
-      <w:proofErr w:type="spellStart"/>
       <w:r>
         <w:rPr>
           <w:rFonts w:ascii="Times New Roman" w:hAnsi="Times New Roman"/>
@@ -5935,7 +5868,6 @@
         </w:rPr>
         <w:t>src</w:t>
       </w:r>
-      <w:proofErr w:type="spellEnd"/>
       <w:r>
         <w:rPr>
           <w:rFonts w:ascii="Times New Roman" w:hAnsi="Times New Roman"/>
@@ -6079,7 +6011,6 @@
                 <w:lang w:val="en-US" w:eastAsia="ru-RU"/>
               </w:rPr>
             </w:pPr>
-            <w:proofErr w:type="spellStart"/>
             <w:r>
               <w:rPr>
                 <w:rFonts w:ascii="Times New Roman" w:hAnsi="Times New Roman"/>
@@ -6087,17 +6018,7 @@
                 <w:szCs w:val="24"/>
                 <w:lang w:val="en-US" w:eastAsia="ru-RU"/>
               </w:rPr>
-              <w:t>src</w:t>
-            </w:r>
-            <w:proofErr w:type="spellEnd"/>
-            <w:r>
-              <w:rPr>
-                <w:rFonts w:ascii="Times New Roman" w:hAnsi="Times New Roman"/>
-                <w:sz w:val="24"/>
-                <w:szCs w:val="24"/>
-                <w:lang w:val="en-US" w:eastAsia="ru-RU"/>
-              </w:rPr>
-              <w:t>/exceptions/</w:t>
+              <w:t>src/exceptions/</w:t>
             </w:r>
           </w:p>
         </w:tc>
@@ -6125,7 +6046,6 @@
               </w:rPr>
               <w:t>Каталог кастомных классов исключений для обработки нештатных ситуаций (</w:t>
             </w:r>
-            <w:proofErr w:type="spellStart"/>
             <w:r>
               <w:rPr>
                 <w:rFonts w:ascii="Times New Roman" w:hAnsi="Times New Roman"/>
@@ -6137,7 +6057,6 @@
               </w:rPr>
               <w:t>DBException</w:t>
             </w:r>
-            <w:proofErr w:type="spellEnd"/>
             <w:r>
               <w:rPr>
                 <w:rFonts w:ascii="Times New Roman" w:hAnsi="Times New Roman"/>
@@ -6149,7 +6068,6 @@
               </w:rPr>
               <w:t>.</w:t>
             </w:r>
-            <w:proofErr w:type="spellStart"/>
             <w:r>
               <w:rPr>
                 <w:rFonts w:ascii="Times New Roman" w:hAnsi="Times New Roman"/>
@@ -6161,7 +6079,6 @@
               </w:rPr>
               <w:t>php</w:t>
             </w:r>
-            <w:proofErr w:type="spellEnd"/>
             <w:r>
               <w:rPr>
                 <w:rFonts w:ascii="Times New Roman" w:hAnsi="Times New Roman"/>
@@ -6171,7 +6088,6 @@
               </w:rPr>
               <w:t xml:space="preserve">, </w:t>
             </w:r>
-            <w:proofErr w:type="spellStart"/>
             <w:r>
               <w:rPr>
                 <w:rFonts w:ascii="Times New Roman" w:hAnsi="Times New Roman"/>
@@ -6183,7 +6099,6 @@
               </w:rPr>
               <w:t>InvalidArgumentException</w:t>
             </w:r>
-            <w:proofErr w:type="spellEnd"/>
             <w:r>
               <w:rPr>
                 <w:rFonts w:ascii="Times New Roman" w:hAnsi="Times New Roman"/>
@@ -6195,7 +6110,6 @@
               </w:rPr>
               <w:t>.</w:t>
             </w:r>
-            <w:proofErr w:type="spellStart"/>
             <w:r>
               <w:rPr>
                 <w:rFonts w:ascii="Times New Roman" w:hAnsi="Times New Roman"/>
@@ -6207,7 +6121,6 @@
               </w:rPr>
               <w:t>php</w:t>
             </w:r>
-            <w:proofErr w:type="spellEnd"/>
             <w:r>
               <w:rPr>
                 <w:rFonts w:ascii="Times New Roman" w:hAnsi="Times New Roman"/>
@@ -6236,7 +6149,6 @@
                 <w:lang w:val="en-US" w:eastAsia="ru-RU"/>
               </w:rPr>
             </w:pPr>
-            <w:proofErr w:type="spellStart"/>
             <w:r>
               <w:rPr>
                 <w:rFonts w:ascii="Times New Roman" w:hAnsi="Times New Roman"/>
@@ -6244,17 +6156,7 @@
                 <w:szCs w:val="24"/>
                 <w:lang w:val="en-US" w:eastAsia="ru-RU"/>
               </w:rPr>
-              <w:t>src</w:t>
-            </w:r>
-            <w:proofErr w:type="spellEnd"/>
-            <w:r>
-              <w:rPr>
-                <w:rFonts w:ascii="Times New Roman" w:hAnsi="Times New Roman"/>
-                <w:sz w:val="24"/>
-                <w:szCs w:val="24"/>
-                <w:lang w:val="en-US" w:eastAsia="ru-RU"/>
-              </w:rPr>
-              <w:t>/services/</w:t>
+              <w:t>src/services/</w:t>
             </w:r>
           </w:p>
         </w:tc>
@@ -6301,7 +6203,6 @@
                 <w:lang w:eastAsia="ru-RU"/>
               </w:rPr>
             </w:pPr>
-            <w:proofErr w:type="spellStart"/>
             <w:r>
               <w:rPr>
                 <w:rFonts w:ascii="Times New Roman" w:hAnsi="Times New Roman"/>
@@ -6309,29 +6210,8 @@
                 <w:szCs w:val="24"/>
                 <w:lang w:val="en-US" w:eastAsia="ru-RU"/>
               </w:rPr>
-              <w:t>src</w:t>
+              <w:t>src/services/DB.php</w:t>
             </w:r>
-            <w:proofErr w:type="spellEnd"/>
-            <w:r>
-              <w:rPr>
-                <w:rFonts w:ascii="Times New Roman" w:hAnsi="Times New Roman"/>
-                <w:sz w:val="24"/>
-                <w:szCs w:val="24"/>
-                <w:lang w:val="en-US" w:eastAsia="ru-RU"/>
-              </w:rPr>
-              <w:t>/services/</w:t>
-            </w:r>
-            <w:proofErr w:type="spellStart"/>
-            <w:r>
-              <w:rPr>
-                <w:rFonts w:ascii="Times New Roman" w:hAnsi="Times New Roman"/>
-                <w:sz w:val="24"/>
-                <w:szCs w:val="24"/>
-                <w:lang w:val="en-US" w:eastAsia="ru-RU"/>
-              </w:rPr>
-              <w:t>DB.php</w:t>
-            </w:r>
-            <w:proofErr w:type="spellEnd"/>
           </w:p>
         </w:tc>
         <w:tc>
@@ -6376,7 +6256,6 @@
               </w:rPr>
               <w:t xml:space="preserve"> через расширение </w:t>
             </w:r>
-            <w:proofErr w:type="spellStart"/>
             <w:r>
               <w:rPr>
                 <w:rFonts w:ascii="Times New Roman" w:hAnsi="Times New Roman"/>
@@ -6386,7 +6265,6 @@
               </w:rPr>
               <w:t>mysqli</w:t>
             </w:r>
-            <w:proofErr w:type="spellEnd"/>
           </w:p>
         </w:tc>
       </w:tr>
@@ -6406,7 +6284,6 @@
                 <w:lang w:eastAsia="ru-RU"/>
               </w:rPr>
             </w:pPr>
-            <w:proofErr w:type="spellStart"/>
             <w:r>
               <w:rPr>
                 <w:rFonts w:ascii="Times New Roman" w:hAnsi="Times New Roman"/>
@@ -6414,29 +6291,8 @@
                 <w:szCs w:val="24"/>
                 <w:lang w:val="en-US" w:eastAsia="ru-RU"/>
               </w:rPr>
-              <w:t>src</w:t>
+              <w:t>src/services/Request.php</w:t>
             </w:r>
-            <w:proofErr w:type="spellEnd"/>
-            <w:r>
-              <w:rPr>
-                <w:rFonts w:ascii="Times New Roman" w:hAnsi="Times New Roman"/>
-                <w:sz w:val="24"/>
-                <w:szCs w:val="24"/>
-                <w:lang w:val="en-US" w:eastAsia="ru-RU"/>
-              </w:rPr>
-              <w:t>/services/</w:t>
-            </w:r>
-            <w:proofErr w:type="spellStart"/>
-            <w:r>
-              <w:rPr>
-                <w:rFonts w:ascii="Times New Roman" w:hAnsi="Times New Roman"/>
-                <w:sz w:val="24"/>
-                <w:szCs w:val="24"/>
-                <w:lang w:val="en-US" w:eastAsia="ru-RU"/>
-              </w:rPr>
-              <w:t>Request.php</w:t>
-            </w:r>
-            <w:proofErr w:type="spellEnd"/>
           </w:p>
         </w:tc>
         <w:tc>
@@ -6540,7 +6396,6 @@
                 <w:lang w:val="en-US" w:eastAsia="ru-RU"/>
               </w:rPr>
             </w:pPr>
-            <w:proofErr w:type="spellStart"/>
             <w:r>
               <w:rPr>
                 <w:rFonts w:ascii="Times New Roman" w:hAnsi="Times New Roman"/>
@@ -6548,29 +6403,8 @@
                 <w:szCs w:val="24"/>
                 <w:lang w:val="en-US" w:eastAsia="ru-RU"/>
               </w:rPr>
-              <w:t>src</w:t>
+              <w:t>src/Entity.php</w:t>
             </w:r>
-            <w:proofErr w:type="spellEnd"/>
-            <w:r>
-              <w:rPr>
-                <w:rFonts w:ascii="Times New Roman" w:hAnsi="Times New Roman"/>
-                <w:sz w:val="24"/>
-                <w:szCs w:val="24"/>
-                <w:lang w:val="en-US" w:eastAsia="ru-RU"/>
-              </w:rPr>
-              <w:t>/</w:t>
-            </w:r>
-            <w:proofErr w:type="spellStart"/>
-            <w:r>
-              <w:rPr>
-                <w:rFonts w:ascii="Times New Roman" w:hAnsi="Times New Roman"/>
-                <w:sz w:val="24"/>
-                <w:szCs w:val="24"/>
-                <w:lang w:val="en-US" w:eastAsia="ru-RU"/>
-              </w:rPr>
-              <w:t>Entity.php</w:t>
-            </w:r>
-            <w:proofErr w:type="spellEnd"/>
           </w:p>
         </w:tc>
         <w:tc>
@@ -6634,7 +6468,6 @@
                 <w:lang w:eastAsia="ru-RU"/>
               </w:rPr>
             </w:pPr>
-            <w:proofErr w:type="spellStart"/>
             <w:r>
               <w:rPr>
                 <w:rFonts w:ascii="Times New Roman" w:hAnsi="Times New Roman"/>
@@ -6642,29 +6475,8 @@
                 <w:szCs w:val="24"/>
                 <w:lang w:val="en-US" w:eastAsia="ru-RU"/>
               </w:rPr>
-              <w:t>src</w:t>
+              <w:t>src/Feedback.php</w:t>
             </w:r>
-            <w:proofErr w:type="spellEnd"/>
-            <w:r>
-              <w:rPr>
-                <w:rFonts w:ascii="Times New Roman" w:hAnsi="Times New Roman"/>
-                <w:sz w:val="24"/>
-                <w:szCs w:val="24"/>
-                <w:lang w:val="en-US" w:eastAsia="ru-RU"/>
-              </w:rPr>
-              <w:t>/</w:t>
-            </w:r>
-            <w:proofErr w:type="spellStart"/>
-            <w:r>
-              <w:rPr>
-                <w:rFonts w:ascii="Times New Roman" w:hAnsi="Times New Roman"/>
-                <w:sz w:val="24"/>
-                <w:szCs w:val="24"/>
-                <w:lang w:val="en-US" w:eastAsia="ru-RU"/>
-              </w:rPr>
-              <w:t>Feedback.php</w:t>
-            </w:r>
-            <w:proofErr w:type="spellEnd"/>
           </w:p>
         </w:tc>
         <w:tc>
@@ -6710,7 +6522,6 @@
                 <w:lang w:eastAsia="ru-RU"/>
               </w:rPr>
             </w:pPr>
-            <w:proofErr w:type="spellStart"/>
             <w:r>
               <w:rPr>
                 <w:rFonts w:ascii="Times New Roman" w:hAnsi="Times New Roman"/>
@@ -6718,29 +6529,8 @@
                 <w:szCs w:val="24"/>
                 <w:lang w:val="en-US" w:eastAsia="ru-RU"/>
               </w:rPr>
-              <w:t>src</w:t>
+              <w:t>src/User.php</w:t>
             </w:r>
-            <w:proofErr w:type="spellEnd"/>
-            <w:r>
-              <w:rPr>
-                <w:rFonts w:ascii="Times New Roman" w:hAnsi="Times New Roman"/>
-                <w:sz w:val="24"/>
-                <w:szCs w:val="24"/>
-                <w:lang w:val="en-US" w:eastAsia="ru-RU"/>
-              </w:rPr>
-              <w:t>/</w:t>
-            </w:r>
-            <w:proofErr w:type="spellStart"/>
-            <w:r>
-              <w:rPr>
-                <w:rFonts w:ascii="Times New Roman" w:hAnsi="Times New Roman"/>
-                <w:sz w:val="24"/>
-                <w:szCs w:val="24"/>
-                <w:lang w:val="en-US" w:eastAsia="ru-RU"/>
-              </w:rPr>
-              <w:t>User.php</w:t>
-            </w:r>
-            <w:proofErr w:type="spellEnd"/>
           </w:p>
         </w:tc>
         <w:tc>
@@ -6765,19 +6555,8 @@
                 <w:szCs w:val="24"/>
                 <w:lang w:eastAsia="ru-RU"/>
               </w:rPr>
-              <w:t xml:space="preserve">Доменная модель пользователя (администратора), реализующая функции </w:t>
+              <w:t>Доменная модель пользователя (администратора), реализующая функции аунтефикации</w:t>
             </w:r>
-            <w:proofErr w:type="spellStart"/>
-            <w:r>
-              <w:rPr>
-                <w:rFonts w:ascii="Times New Roman" w:hAnsi="Times New Roman"/>
-                <w:sz w:val="24"/>
-                <w:szCs w:val="24"/>
-                <w:lang w:eastAsia="ru-RU"/>
-              </w:rPr>
-              <w:t>аунтефикации</w:t>
-            </w:r>
-            <w:proofErr w:type="spellEnd"/>
           </w:p>
         </w:tc>
       </w:tr>
@@ -6797,7 +6576,6 @@
                 <w:lang w:val="en-US" w:eastAsia="ru-RU"/>
               </w:rPr>
             </w:pPr>
-            <w:proofErr w:type="spellStart"/>
             <w:r>
               <w:rPr>
                 <w:rFonts w:ascii="Times New Roman" w:hAnsi="Times New Roman"/>
@@ -6807,7 +6585,6 @@
               </w:rPr>
               <w:t>initLogin.php</w:t>
             </w:r>
-            <w:proofErr w:type="spellEnd"/>
           </w:p>
         </w:tc>
         <w:tc>
@@ -6972,7 +6749,6 @@
         </w:rPr>
         <w:t>\</w:t>
       </w:r>
-      <w:proofErr w:type="spellStart"/>
       <w:r>
         <w:rPr>
           <w:rFonts w:ascii="Times New Roman" w:hAnsi="Times New Roman"/>
@@ -6984,7 +6760,6 @@
         </w:rPr>
         <w:t>mysqli</w:t>
       </w:r>
-      <w:proofErr w:type="spellEnd"/>
       <w:r>
         <w:rPr>
           <w:rFonts w:ascii="Times New Roman" w:hAnsi="Times New Roman"/>
@@ -7169,7 +6944,6 @@
         </w:rPr>
         <w:t xml:space="preserve"> и транслировать их в кастомное исключение </w:t>
       </w:r>
-      <w:proofErr w:type="spellStart"/>
       <w:r>
         <w:rPr>
           <w:rFonts w:ascii="Times New Roman" w:hAnsi="Times New Roman"/>
@@ -7179,7 +6953,6 @@
         </w:rPr>
         <w:t>DBException</w:t>
       </w:r>
-      <w:proofErr w:type="spellEnd"/>
       <w:r>
         <w:rPr>
           <w:rFonts w:ascii="Times New Roman" w:hAnsi="Times New Roman"/>
@@ -7210,7 +6983,6 @@
         </w:rPr>
         <w:t xml:space="preserve">Ниже представлен код </w:t>
       </w:r>
-      <w:proofErr w:type="spellStart"/>
       <w:r>
         <w:rPr>
           <w:rFonts w:ascii="Times New Roman" w:hAnsi="Times New Roman"/>
@@ -7222,7 +6994,6 @@
         </w:rPr>
         <w:t>src</w:t>
       </w:r>
-      <w:proofErr w:type="spellEnd"/>
       <w:r>
         <w:rPr>
           <w:rFonts w:ascii="Times New Roman" w:hAnsi="Times New Roman"/>
@@ -7278,7 +7049,6 @@
         </w:rPr>
         <w:t>.</w:t>
       </w:r>
-      <w:proofErr w:type="spellStart"/>
       <w:r>
         <w:rPr>
           <w:rFonts w:ascii="Times New Roman" w:hAnsi="Times New Roman"/>
@@ -7290,7 +7060,6 @@
         </w:rPr>
         <w:t>php</w:t>
       </w:r>
-      <w:proofErr w:type="spellEnd"/>
       <w:r>
         <w:rPr>
           <w:rFonts w:ascii="Times New Roman" w:hAnsi="Times New Roman"/>
@@ -7319,19 +7088,8 @@
           <w:szCs w:val="18"/>
           <w:lang w:val="en-US" w:eastAsia="ru-RU"/>
         </w:rPr>
-        <w:t>&lt;?</w:t>
-      </w:r>
-      <w:proofErr w:type="spellStart"/>
-      <w:r>
-        <w:rPr>
-          <w:rFonts w:ascii="Times New Roman" w:hAnsi="Times New Roman"/>
-          <w:sz w:val="18"/>
-          <w:szCs w:val="18"/>
-          <w:lang w:val="en-US" w:eastAsia="ru-RU"/>
-        </w:rPr>
-        <w:t>php</w:t>
-      </w:r>
-      <w:proofErr w:type="spellEnd"/>
+        <w:t>&lt;?php</w:t>
+      </w:r>
     </w:p>
     <w:p>
       <w:pPr>
@@ -7351,27 +7109,7 @@
           <w:szCs w:val="18"/>
           <w:lang w:val="en-US" w:eastAsia="ru-RU"/>
         </w:rPr>
-        <w:t xml:space="preserve">namespace </w:t>
-      </w:r>
-      <w:proofErr w:type="spellStart"/>
-      <w:r>
-        <w:rPr>
-          <w:rFonts w:ascii="Times New Roman" w:hAnsi="Times New Roman"/>
-          <w:sz w:val="18"/>
-          <w:szCs w:val="18"/>
-          <w:lang w:val="en-US" w:eastAsia="ru-RU"/>
-        </w:rPr>
-        <w:t>src</w:t>
-      </w:r>
-      <w:proofErr w:type="spellEnd"/>
-      <w:r>
-        <w:rPr>
-          <w:rFonts w:ascii="Times New Roman" w:hAnsi="Times New Roman"/>
-          <w:sz w:val="18"/>
-          <w:szCs w:val="18"/>
-          <w:lang w:val="en-US" w:eastAsia="ru-RU"/>
-        </w:rPr>
-        <w:t>\services;</w:t>
+        <w:t>namespace src\services;</w:t>
       </w:r>
     </w:p>
     <w:p>
@@ -7392,27 +7130,7 @@
           <w:szCs w:val="18"/>
           <w:lang w:val="en-US" w:eastAsia="ru-RU"/>
         </w:rPr>
-        <w:t>use exceptions\</w:t>
-      </w:r>
-      <w:proofErr w:type="spellStart"/>
-      <w:r>
-        <w:rPr>
-          <w:rFonts w:ascii="Times New Roman" w:hAnsi="Times New Roman"/>
-          <w:sz w:val="18"/>
-          <w:szCs w:val="18"/>
-          <w:lang w:val="en-US" w:eastAsia="ru-RU"/>
-        </w:rPr>
-        <w:t>DBException</w:t>
-      </w:r>
-      <w:proofErr w:type="spellEnd"/>
-      <w:r>
-        <w:rPr>
-          <w:rFonts w:ascii="Times New Roman" w:hAnsi="Times New Roman"/>
-          <w:sz w:val="18"/>
-          <w:szCs w:val="18"/>
-          <w:lang w:val="en-US" w:eastAsia="ru-RU"/>
-        </w:rPr>
-        <w:t>;</w:t>
+        <w:t>use exceptions\DBException;</w:t>
       </w:r>
     </w:p>
     <w:p>
@@ -7435,7 +7153,6 @@
         </w:rPr>
         <w:t>class DB extends \</w:t>
       </w:r>
-      <w:proofErr w:type="spellStart"/>
       <w:proofErr w:type="gramStart"/>
       <w:r>
         <w:rPr>
@@ -7444,17 +7161,7 @@
           <w:szCs w:val="18"/>
           <w:lang w:val="en-US" w:eastAsia="ru-RU"/>
         </w:rPr>
-        <w:t>mysqli</w:t>
-      </w:r>
-      <w:proofErr w:type="spellEnd"/>
-      <w:r>
-        <w:rPr>
-          <w:rFonts w:ascii="Times New Roman" w:hAnsi="Times New Roman"/>
-          <w:sz w:val="18"/>
-          <w:szCs w:val="18"/>
-          <w:lang w:val="en-US" w:eastAsia="ru-RU"/>
-        </w:rPr>
-        <w:t>{</w:t>
+        <w:t>mysqli{</w:t>
       </w:r>
       <w:proofErr w:type="gramEnd"/>
     </w:p>
@@ -7540,17 +7247,7 @@
           <w:szCs w:val="18"/>
           <w:lang w:val="en-US" w:eastAsia="ru-RU"/>
         </w:rPr>
-        <w:t xml:space="preserve">            </w:t>
-      </w:r>
-      <w:proofErr w:type="spellStart"/>
-      <w:r>
-        <w:rPr>
-          <w:rFonts w:ascii="Times New Roman" w:hAnsi="Times New Roman"/>
-          <w:sz w:val="18"/>
-          <w:szCs w:val="18"/>
-          <w:lang w:val="en-US" w:eastAsia="ru-RU"/>
-        </w:rPr>
-        <w:t>mysqli_</w:t>
+        <w:t>            mysqli_</w:t>
       </w:r>
       <w:proofErr w:type="gramStart"/>
       <w:r>
@@ -7560,17 +7257,7 @@
           <w:szCs w:val="18"/>
           <w:lang w:val="en-US" w:eastAsia="ru-RU"/>
         </w:rPr>
-        <w:t>report</w:t>
-      </w:r>
-      <w:proofErr w:type="spellEnd"/>
-      <w:r>
-        <w:rPr>
-          <w:rFonts w:ascii="Times New Roman" w:hAnsi="Times New Roman"/>
-          <w:sz w:val="18"/>
-          <w:szCs w:val="18"/>
-          <w:lang w:val="en-US" w:eastAsia="ru-RU"/>
-        </w:rPr>
-        <w:t>(</w:t>
+        <w:t>report(</w:t>
       </w:r>
       <w:proofErr w:type="gramEnd"/>
       <w:r>
@@ -7766,27 +7453,7 @@
           <w:szCs w:val="18"/>
           <w:lang w:val="en-US" w:eastAsia="ru-RU"/>
         </w:rPr>
-        <w:t>(\</w:t>
-      </w:r>
-      <w:proofErr w:type="spellStart"/>
-      <w:r>
-        <w:rPr>
-          <w:rFonts w:ascii="Times New Roman" w:hAnsi="Times New Roman"/>
-          <w:sz w:val="18"/>
-          <w:szCs w:val="18"/>
-          <w:lang w:val="en-US" w:eastAsia="ru-RU"/>
-        </w:rPr>
-        <w:t>mysqli_sql_exception</w:t>
-      </w:r>
-      <w:proofErr w:type="spellEnd"/>
-      <w:r>
-        <w:rPr>
-          <w:rFonts w:ascii="Times New Roman" w:hAnsi="Times New Roman"/>
-          <w:sz w:val="18"/>
-          <w:szCs w:val="18"/>
-          <w:lang w:val="en-US" w:eastAsia="ru-RU"/>
-        </w:rPr>
-        <w:t xml:space="preserve"> $</w:t>
+        <w:t>(\mysqli_sql_exception $</w:t>
       </w:r>
       <w:proofErr w:type="gramStart"/>
       <w:r>
@@ -7820,17 +7487,46 @@
         </w:rPr>
         <w:t xml:space="preserve">            </w:t>
       </w:r>
-      <w:proofErr w:type="spellStart"/>
-      <w:r>
-        <w:rPr>
-          <w:rFonts w:ascii="Times New Roman" w:hAnsi="Times New Roman"/>
-          <w:sz w:val="18"/>
-          <w:szCs w:val="18"/>
-          <w:lang w:eastAsia="ru-RU"/>
-        </w:rPr>
-        <w:t>throw</w:t>
-      </w:r>
-      <w:proofErr w:type="spellEnd"/>
+      <w:r>
+        <w:rPr>
+          <w:rFonts w:ascii="Times New Roman" w:hAnsi="Times New Roman"/>
+          <w:sz w:val="18"/>
+          <w:szCs w:val="18"/>
+          <w:lang w:eastAsia="ru-RU"/>
+        </w:rPr>
+        <w:t xml:space="preserve">throw new </w:t>
+      </w:r>
+      <w:proofErr w:type="gramStart"/>
+      <w:r>
+        <w:rPr>
+          <w:rFonts w:ascii="Times New Roman" w:hAnsi="Times New Roman"/>
+          <w:sz w:val="18"/>
+          <w:szCs w:val="18"/>
+          <w:lang w:eastAsia="ru-RU"/>
+        </w:rPr>
+        <w:t>DBException(</w:t>
+      </w:r>
+      <w:proofErr w:type="gramEnd"/>
+      <w:r>
+        <w:rPr>
+          <w:rFonts w:ascii="Times New Roman" w:hAnsi="Times New Roman"/>
+          <w:sz w:val="18"/>
+          <w:szCs w:val="18"/>
+          <w:lang w:eastAsia="ru-RU"/>
+        </w:rPr>
+        <w:t>'Ошибка при подключении к БД</w:t>
+      </w:r>
+      <w:proofErr w:type="gramStart"/>
+      <w:r>
+        <w:rPr>
+          <w:rFonts w:ascii="Times New Roman" w:hAnsi="Times New Roman"/>
+          <w:sz w:val="18"/>
+          <w:szCs w:val="18"/>
+          <w:lang w:eastAsia="ru-RU"/>
+        </w:rPr>
+        <w:t>' .</w:t>
+      </w:r>
+      <w:proofErr w:type="gramEnd"/>
       <w:r>
         <w:rPr>
           <w:rFonts w:ascii="Times New Roman" w:hAnsi="Times New Roman"/>
@@ -7840,106 +7536,24 @@
         </w:rPr>
         <w:t xml:space="preserve"> </w:t>
       </w:r>
-      <w:proofErr w:type="spellStart"/>
-      <w:r>
-        <w:rPr>
-          <w:rFonts w:ascii="Times New Roman" w:hAnsi="Times New Roman"/>
-          <w:sz w:val="18"/>
-          <w:szCs w:val="18"/>
-          <w:lang w:eastAsia="ru-RU"/>
-        </w:rPr>
-        <w:t>new</w:t>
-      </w:r>
-      <w:proofErr w:type="spellEnd"/>
-      <w:r>
-        <w:rPr>
-          <w:rFonts w:ascii="Times New Roman" w:hAnsi="Times New Roman"/>
-          <w:sz w:val="18"/>
-          <w:szCs w:val="18"/>
-          <w:lang w:eastAsia="ru-RU"/>
-        </w:rPr>
-        <w:t xml:space="preserve"> </w:t>
-      </w:r>
-      <w:proofErr w:type="spellStart"/>
+      <w:r>
+        <w:rPr>
+          <w:rFonts w:ascii="Times New Roman" w:hAnsi="Times New Roman"/>
+          <w:sz w:val="18"/>
+          <w:szCs w:val="18"/>
+          <w:lang w:val="en-US" w:eastAsia="ru-RU"/>
+        </w:rPr>
+        <w:t>$e-&gt;</w:t>
+      </w:r>
       <w:proofErr w:type="gramStart"/>
       <w:r>
         <w:rPr>
           <w:rFonts w:ascii="Times New Roman" w:hAnsi="Times New Roman"/>
           <w:sz w:val="18"/>
           <w:szCs w:val="18"/>
-          <w:lang w:eastAsia="ru-RU"/>
-        </w:rPr>
-        <w:t>DBException</w:t>
-      </w:r>
-      <w:proofErr w:type="spellEnd"/>
-      <w:r>
-        <w:rPr>
-          <w:rFonts w:ascii="Times New Roman" w:hAnsi="Times New Roman"/>
-          <w:sz w:val="18"/>
-          <w:szCs w:val="18"/>
-          <w:lang w:eastAsia="ru-RU"/>
-        </w:rPr>
-        <w:t>(</w:t>
-      </w:r>
-      <w:proofErr w:type="gramEnd"/>
-      <w:r>
-        <w:rPr>
-          <w:rFonts w:ascii="Times New Roman" w:hAnsi="Times New Roman"/>
-          <w:sz w:val="18"/>
-          <w:szCs w:val="18"/>
-          <w:lang w:eastAsia="ru-RU"/>
-        </w:rPr>
-        <w:t>'Ошибка при подключении к БД</w:t>
-      </w:r>
-      <w:proofErr w:type="gramStart"/>
-      <w:r>
-        <w:rPr>
-          <w:rFonts w:ascii="Times New Roman" w:hAnsi="Times New Roman"/>
-          <w:sz w:val="18"/>
-          <w:szCs w:val="18"/>
-          <w:lang w:eastAsia="ru-RU"/>
-        </w:rPr>
-        <w:t>' .</w:t>
-      </w:r>
-      <w:proofErr w:type="gramEnd"/>
-      <w:r>
-        <w:rPr>
-          <w:rFonts w:ascii="Times New Roman" w:hAnsi="Times New Roman"/>
-          <w:sz w:val="18"/>
-          <w:szCs w:val="18"/>
-          <w:lang w:eastAsia="ru-RU"/>
-        </w:rPr>
-        <w:t xml:space="preserve"> </w:t>
-      </w:r>
-      <w:r>
-        <w:rPr>
-          <w:rFonts w:ascii="Times New Roman" w:hAnsi="Times New Roman"/>
-          <w:sz w:val="18"/>
-          <w:szCs w:val="18"/>
-          <w:lang w:val="en-US" w:eastAsia="ru-RU"/>
-        </w:rPr>
-        <w:t>$e-&gt;</w:t>
-      </w:r>
-      <w:proofErr w:type="spellStart"/>
-      <w:proofErr w:type="gramStart"/>
-      <w:r>
-        <w:rPr>
-          <w:rFonts w:ascii="Times New Roman" w:hAnsi="Times New Roman"/>
-          <w:sz w:val="18"/>
-          <w:szCs w:val="18"/>
-          <w:lang w:val="en-US" w:eastAsia="ru-RU"/>
-        </w:rPr>
-        <w:t>getMessage</w:t>
-      </w:r>
-      <w:proofErr w:type="spellEnd"/>
-      <w:r>
-        <w:rPr>
-          <w:rFonts w:ascii="Times New Roman" w:hAnsi="Times New Roman"/>
-          <w:sz w:val="18"/>
-          <w:szCs w:val="18"/>
-          <w:lang w:val="en-US" w:eastAsia="ru-RU"/>
-        </w:rPr>
-        <w:t>(</w:t>
+          <w:lang w:val="en-US" w:eastAsia="ru-RU"/>
+        </w:rPr>
+        <w:t>getMessage(</w:t>
       </w:r>
       <w:proofErr w:type="gramEnd"/>
       <w:r>
@@ -8014,7 +7628,6 @@
         </w:rPr>
         <w:t xml:space="preserve">    public function </w:t>
       </w:r>
-      <w:proofErr w:type="spellStart"/>
       <w:proofErr w:type="gramStart"/>
       <w:r>
         <w:rPr>
@@ -8023,17 +7636,7 @@
           <w:szCs w:val="18"/>
           <w:lang w:val="en-US" w:eastAsia="ru-RU"/>
         </w:rPr>
-        <w:t>querySQL</w:t>
-      </w:r>
-      <w:proofErr w:type="spellEnd"/>
-      <w:r>
-        <w:rPr>
-          <w:rFonts w:ascii="Times New Roman" w:hAnsi="Times New Roman"/>
-          <w:sz w:val="18"/>
-          <w:szCs w:val="18"/>
-          <w:lang w:val="en-US" w:eastAsia="ru-RU"/>
-        </w:rPr>
-        <w:t>(</w:t>
+        <w:t>querySQL(</w:t>
       </w:r>
       <w:proofErr w:type="gramEnd"/>
       <w:r>
@@ -8043,37 +7646,7 @@
           <w:szCs w:val="18"/>
           <w:lang w:val="en-US" w:eastAsia="ru-RU"/>
         </w:rPr>
-        <w:t>string $</w:t>
-      </w:r>
-      <w:proofErr w:type="spellStart"/>
-      <w:r>
-        <w:rPr>
-          <w:rFonts w:ascii="Times New Roman" w:hAnsi="Times New Roman"/>
-          <w:sz w:val="18"/>
-          <w:szCs w:val="18"/>
-          <w:lang w:val="en-US" w:eastAsia="ru-RU"/>
-        </w:rPr>
-        <w:t>sql</w:t>
-      </w:r>
-      <w:proofErr w:type="spellEnd"/>
-      <w:r>
-        <w:rPr>
-          <w:rFonts w:ascii="Times New Roman" w:hAnsi="Times New Roman"/>
-          <w:sz w:val="18"/>
-          <w:szCs w:val="18"/>
-          <w:lang w:val="en-US" w:eastAsia="ru-RU"/>
-        </w:rPr>
-        <w:t xml:space="preserve">, array $params = []): </w:t>
-      </w:r>
-      <w:proofErr w:type="spellStart"/>
-      <w:r>
-        <w:rPr>
-          <w:rFonts w:ascii="Times New Roman" w:hAnsi="Times New Roman"/>
-          <w:sz w:val="18"/>
-          <w:szCs w:val="18"/>
-          <w:lang w:val="en-US" w:eastAsia="ru-RU"/>
-        </w:rPr>
-        <w:t>array|</w:t>
+        <w:t>string $sql, array $params = []): array|</w:t>
       </w:r>
       <w:proofErr w:type="gramStart"/>
       <w:r>
@@ -8083,17 +7656,7 @@
           <w:szCs w:val="18"/>
           <w:lang w:val="en-US" w:eastAsia="ru-RU"/>
         </w:rPr>
-        <w:t>bool</w:t>
-      </w:r>
-      <w:proofErr w:type="spellEnd"/>
-      <w:r>
-        <w:rPr>
-          <w:rFonts w:ascii="Times New Roman" w:hAnsi="Times New Roman"/>
-          <w:sz w:val="18"/>
-          <w:szCs w:val="18"/>
-          <w:lang w:val="en-US" w:eastAsia="ru-RU"/>
-        </w:rPr>
-        <w:t>{</w:t>
+        <w:t>bool{</w:t>
       </w:r>
       <w:proofErr w:type="gramEnd"/>
     </w:p>
@@ -8135,27 +7698,7 @@
           <w:szCs w:val="18"/>
           <w:lang w:val="en-US" w:eastAsia="ru-RU"/>
         </w:rPr>
-        <w:t>query($</w:t>
-      </w:r>
-      <w:proofErr w:type="spellStart"/>
-      <w:r>
-        <w:rPr>
-          <w:rFonts w:ascii="Times New Roman" w:hAnsi="Times New Roman"/>
-          <w:sz w:val="18"/>
-          <w:szCs w:val="18"/>
-          <w:lang w:val="en-US" w:eastAsia="ru-RU"/>
-        </w:rPr>
-        <w:t>sql</w:t>
-      </w:r>
-      <w:proofErr w:type="spellEnd"/>
-      <w:r>
-        <w:rPr>
-          <w:rFonts w:ascii="Times New Roman" w:hAnsi="Times New Roman"/>
-          <w:sz w:val="18"/>
-          <w:szCs w:val="18"/>
-          <w:lang w:val="en-US" w:eastAsia="ru-RU"/>
-        </w:rPr>
-        <w:t>);</w:t>
+        <w:t>query($sql);</w:t>
       </w:r>
     </w:p>
     <w:p>
@@ -8176,47 +7719,7 @@
           <w:szCs w:val="18"/>
           <w:lang w:val="en-US" w:eastAsia="ru-RU"/>
         </w:rPr>
-        <w:t>        if(</w:t>
-      </w:r>
-      <w:proofErr w:type="spellStart"/>
-      <w:r>
-        <w:rPr>
-          <w:rFonts w:ascii="Times New Roman" w:hAnsi="Times New Roman"/>
-          <w:sz w:val="18"/>
-          <w:szCs w:val="18"/>
-          <w:lang w:val="en-US" w:eastAsia="ru-RU"/>
-        </w:rPr>
-        <w:t>gettype</w:t>
-      </w:r>
-      <w:proofErr w:type="spellEnd"/>
-      <w:r>
-        <w:rPr>
-          <w:rFonts w:ascii="Times New Roman" w:hAnsi="Times New Roman"/>
-          <w:sz w:val="18"/>
-          <w:szCs w:val="18"/>
-          <w:lang w:val="en-US" w:eastAsia="ru-RU"/>
-        </w:rPr>
-        <w:t>($result) == '</w:t>
-      </w:r>
-      <w:proofErr w:type="spellStart"/>
-      <w:r>
-        <w:rPr>
-          <w:rFonts w:ascii="Times New Roman" w:hAnsi="Times New Roman"/>
-          <w:sz w:val="18"/>
-          <w:szCs w:val="18"/>
-          <w:lang w:val="en-US" w:eastAsia="ru-RU"/>
-        </w:rPr>
-        <w:t>boolean</w:t>
-      </w:r>
-      <w:proofErr w:type="spellEnd"/>
-      <w:r>
-        <w:rPr>
-          <w:rFonts w:ascii="Times New Roman" w:hAnsi="Times New Roman"/>
-          <w:sz w:val="18"/>
-          <w:szCs w:val="18"/>
-          <w:lang w:val="en-US" w:eastAsia="ru-RU"/>
-        </w:rPr>
-        <w:t>') return $result;</w:t>
+        <w:t>        if(gettype($result) == 'boolean') return $result;</w:t>
       </w:r>
     </w:p>
     <w:p>
@@ -8237,27 +7740,7 @@
           <w:szCs w:val="18"/>
           <w:lang w:val="en-US" w:eastAsia="ru-RU"/>
         </w:rPr>
-        <w:t>        return $result-&gt;</w:t>
-      </w:r>
-      <w:proofErr w:type="spellStart"/>
-      <w:r>
-        <w:rPr>
-          <w:rFonts w:ascii="Times New Roman" w:hAnsi="Times New Roman"/>
-          <w:sz w:val="18"/>
-          <w:szCs w:val="18"/>
-          <w:lang w:val="en-US" w:eastAsia="ru-RU"/>
-        </w:rPr>
-        <w:t>fetch_all</w:t>
-      </w:r>
-      <w:proofErr w:type="spellEnd"/>
-      <w:r>
-        <w:rPr>
-          <w:rFonts w:ascii="Times New Roman" w:hAnsi="Times New Roman"/>
-          <w:sz w:val="18"/>
-          <w:szCs w:val="18"/>
-          <w:lang w:val="en-US" w:eastAsia="ru-RU"/>
-        </w:rPr>
-        <w:t>(\MYSQLI_ASSOC);</w:t>
+        <w:t>        return $result-&gt;fetch_all(\MYSQLI_ASSOC);</w:t>
       </w:r>
     </w:p>
     <w:p>
@@ -8531,7 +8014,6 @@
         </w:rPr>
         <w:t xml:space="preserve"> </w:t>
       </w:r>
-      <w:proofErr w:type="spellStart"/>
       <w:proofErr w:type="gramStart"/>
       <w:r>
         <w:rPr>
@@ -8544,7 +8026,6 @@
         </w:rPr>
         <w:t>sanitizeColumnName</w:t>
       </w:r>
-      <w:proofErr w:type="spellEnd"/>
       <w:r>
         <w:rPr>
           <w:rFonts w:ascii="Times New Roman" w:hAnsi="Times New Roman"/>
@@ -8598,7 +8079,6 @@
         </w:rPr>
         <w:t xml:space="preserve">Ниже представлен код </w:t>
       </w:r>
-      <w:proofErr w:type="spellStart"/>
       <w:r>
         <w:rPr>
           <w:rFonts w:ascii="Times New Roman" w:hAnsi="Times New Roman"/>
@@ -8610,7 +8090,6 @@
         </w:rPr>
         <w:t>src</w:t>
       </w:r>
-      <w:proofErr w:type="spellEnd"/>
       <w:r>
         <w:rPr>
           <w:rFonts w:ascii="Times New Roman" w:hAnsi="Times New Roman"/>
@@ -8661,19 +8140,8 @@
           <w:szCs w:val="14"/>
           <w:lang w:val="en-US" w:eastAsia="ru-RU"/>
         </w:rPr>
-        <w:t>&lt;?</w:t>
-      </w:r>
-      <w:proofErr w:type="spellStart"/>
-      <w:r>
-        <w:rPr>
-          <w:rFonts w:ascii="Times New Roman" w:hAnsi="Times New Roman"/>
-          <w:sz w:val="14"/>
-          <w:szCs w:val="14"/>
-          <w:lang w:val="en-US" w:eastAsia="ru-RU"/>
-        </w:rPr>
-        <w:t>php</w:t>
-      </w:r>
-      <w:proofErr w:type="spellEnd"/>
+        <w:t>&lt;?php</w:t>
+      </w:r>
     </w:p>
     <w:p>
       <w:pPr>
@@ -8693,27 +8161,7 @@
           <w:szCs w:val="14"/>
           <w:lang w:val="en-US" w:eastAsia="ru-RU"/>
         </w:rPr>
-        <w:t xml:space="preserve">namespace </w:t>
-      </w:r>
-      <w:proofErr w:type="spellStart"/>
-      <w:r>
-        <w:rPr>
-          <w:rFonts w:ascii="Times New Roman" w:hAnsi="Times New Roman"/>
-          <w:sz w:val="14"/>
-          <w:szCs w:val="14"/>
-          <w:lang w:val="en-US" w:eastAsia="ru-RU"/>
-        </w:rPr>
-        <w:t>src</w:t>
-      </w:r>
-      <w:proofErr w:type="spellEnd"/>
-      <w:r>
-        <w:rPr>
-          <w:rFonts w:ascii="Times New Roman" w:hAnsi="Times New Roman"/>
-          <w:sz w:val="14"/>
-          <w:szCs w:val="14"/>
-          <w:lang w:val="en-US" w:eastAsia="ru-RU"/>
-        </w:rPr>
-        <w:t>;</w:t>
+        <w:t>namespace src;</w:t>
       </w:r>
     </w:p>
     <w:p>
@@ -8734,27 +8182,7 @@
           <w:szCs w:val="14"/>
           <w:lang w:val="en-US" w:eastAsia="ru-RU"/>
         </w:rPr>
-        <w:t xml:space="preserve">use </w:t>
-      </w:r>
-      <w:proofErr w:type="spellStart"/>
-      <w:r>
-        <w:rPr>
-          <w:rFonts w:ascii="Times New Roman" w:hAnsi="Times New Roman"/>
-          <w:sz w:val="14"/>
-          <w:szCs w:val="14"/>
-          <w:lang w:val="en-US" w:eastAsia="ru-RU"/>
-        </w:rPr>
-        <w:t>src</w:t>
-      </w:r>
-      <w:proofErr w:type="spellEnd"/>
-      <w:r>
-        <w:rPr>
-          <w:rFonts w:ascii="Times New Roman" w:hAnsi="Times New Roman"/>
-          <w:sz w:val="14"/>
-          <w:szCs w:val="14"/>
-          <w:lang w:val="en-US" w:eastAsia="ru-RU"/>
-        </w:rPr>
-        <w:t>\services\DB;</w:t>
+        <w:t>use src\services\DB;</w:t>
       </w:r>
     </w:p>
     <w:p>
@@ -8775,27 +8203,7 @@
           <w:szCs w:val="14"/>
           <w:lang w:val="en-US" w:eastAsia="ru-RU"/>
         </w:rPr>
-        <w:t xml:space="preserve">use </w:t>
-      </w:r>
-      <w:proofErr w:type="spellStart"/>
-      <w:r>
-        <w:rPr>
-          <w:rFonts w:ascii="Times New Roman" w:hAnsi="Times New Roman"/>
-          <w:sz w:val="14"/>
-          <w:szCs w:val="14"/>
-          <w:lang w:val="en-US" w:eastAsia="ru-RU"/>
-        </w:rPr>
-        <w:t>src</w:t>
-      </w:r>
-      <w:proofErr w:type="spellEnd"/>
-      <w:r>
-        <w:rPr>
-          <w:rFonts w:ascii="Times New Roman" w:hAnsi="Times New Roman"/>
-          <w:sz w:val="14"/>
-          <w:szCs w:val="14"/>
-          <w:lang w:val="en-US" w:eastAsia="ru-RU"/>
-        </w:rPr>
-        <w:t>\services\Request;</w:t>
+        <w:t>use src\services\Request;</w:t>
       </w:r>
     </w:p>
     <w:p>
@@ -8869,27 +8277,7 @@
           <w:szCs w:val="14"/>
           <w:lang w:val="en-US" w:eastAsia="ru-RU"/>
         </w:rPr>
-        <w:t>    protected string $</w:t>
-      </w:r>
-      <w:proofErr w:type="spellStart"/>
-      <w:r>
-        <w:rPr>
-          <w:rFonts w:ascii="Times New Roman" w:hAnsi="Times New Roman"/>
-          <w:sz w:val="14"/>
-          <w:szCs w:val="14"/>
-          <w:lang w:val="en-US" w:eastAsia="ru-RU"/>
-        </w:rPr>
-        <w:t>tableName</w:t>
-      </w:r>
-      <w:proofErr w:type="spellEnd"/>
-      <w:r>
-        <w:rPr>
-          <w:rFonts w:ascii="Times New Roman" w:hAnsi="Times New Roman"/>
-          <w:sz w:val="14"/>
-          <w:szCs w:val="14"/>
-          <w:lang w:val="en-US" w:eastAsia="ru-RU"/>
-        </w:rPr>
-        <w:t>;</w:t>
+        <w:t>    protected string $tableName;</w:t>
       </w:r>
     </w:p>
     <w:p>
@@ -9109,7 +8497,6 @@
         </w:rPr>
         <w:t>if(</w:t>
       </w:r>
-      <w:proofErr w:type="spellStart"/>
       <w:proofErr w:type="gramEnd"/>
       <w:r>
         <w:rPr>
@@ -9128,17 +8515,7 @@
           <w:szCs w:val="14"/>
           <w:lang w:val="en-US" w:eastAsia="ru-RU"/>
         </w:rPr>
-        <w:t>exists</w:t>
-      </w:r>
-      <w:proofErr w:type="spellEnd"/>
-      <w:r>
-        <w:rPr>
-          <w:rFonts w:ascii="Times New Roman" w:hAnsi="Times New Roman"/>
-          <w:sz w:val="14"/>
-          <w:szCs w:val="14"/>
-          <w:lang w:val="en-US" w:eastAsia="ru-RU"/>
-        </w:rPr>
-        <w:t>(</w:t>
+        <w:t>exists(</w:t>
       </w:r>
       <w:proofErr w:type="gramEnd"/>
       <w:r>
@@ -9326,27 +8703,7 @@
           <w:szCs w:val="14"/>
           <w:lang w:val="en-US" w:eastAsia="ru-RU"/>
         </w:rPr>
-        <w:t xml:space="preserve">        $columns = </w:t>
-      </w:r>
-      <w:proofErr w:type="spellStart"/>
-      <w:r>
-        <w:rPr>
-          <w:rFonts w:ascii="Times New Roman" w:hAnsi="Times New Roman"/>
-          <w:sz w:val="14"/>
-          <w:szCs w:val="14"/>
-          <w:lang w:val="en-US" w:eastAsia="ru-RU"/>
-        </w:rPr>
-        <w:t>array_keys</w:t>
-      </w:r>
-      <w:proofErr w:type="spellEnd"/>
-      <w:r>
-        <w:rPr>
-          <w:rFonts w:ascii="Times New Roman" w:hAnsi="Times New Roman"/>
-          <w:sz w:val="14"/>
-          <w:szCs w:val="14"/>
-          <w:lang w:val="en-US" w:eastAsia="ru-RU"/>
-        </w:rPr>
-        <w:t>($fields);</w:t>
+        <w:t>        $columns = array_keys($fields);</w:t>
       </w:r>
     </w:p>
     <w:p>
@@ -9387,27 +8744,7 @@
           <w:szCs w:val="14"/>
           <w:lang w:val="en-US" w:eastAsia="ru-RU"/>
         </w:rPr>
-        <w:t xml:space="preserve"> </w:t>
-      </w:r>
-      <w:proofErr w:type="spellStart"/>
-      <w:r>
-        <w:rPr>
-          <w:rFonts w:ascii="Times New Roman" w:hAnsi="Times New Roman"/>
-          <w:sz w:val="14"/>
-          <w:szCs w:val="14"/>
-          <w:lang w:val="en-US" w:eastAsia="ru-RU"/>
-        </w:rPr>
-        <w:t>array_values</w:t>
-      </w:r>
-      <w:proofErr w:type="spellEnd"/>
-      <w:r>
-        <w:rPr>
-          <w:rFonts w:ascii="Times New Roman" w:hAnsi="Times New Roman"/>
-          <w:sz w:val="14"/>
-          <w:szCs w:val="14"/>
-          <w:lang w:val="en-US" w:eastAsia="ru-RU"/>
-        </w:rPr>
-        <w:t>($fields);</w:t>
+        <w:t xml:space="preserve"> array_values($fields);</w:t>
       </w:r>
     </w:p>
     <w:p>
@@ -9428,27 +8765,7 @@
           <w:szCs w:val="14"/>
           <w:lang w:val="en-US" w:eastAsia="ru-RU"/>
         </w:rPr>
-        <w:t>        $</w:t>
-      </w:r>
-      <w:proofErr w:type="spellStart"/>
-      <w:r>
-        <w:rPr>
-          <w:rFonts w:ascii="Times New Roman" w:hAnsi="Times New Roman"/>
-          <w:sz w:val="14"/>
-          <w:szCs w:val="14"/>
-          <w:lang w:val="en-US" w:eastAsia="ru-RU"/>
-        </w:rPr>
-        <w:t>colsSql</w:t>
-      </w:r>
-      <w:proofErr w:type="spellEnd"/>
-      <w:r>
-        <w:rPr>
-          <w:rFonts w:ascii="Times New Roman" w:hAnsi="Times New Roman"/>
-          <w:sz w:val="14"/>
-          <w:szCs w:val="14"/>
-          <w:lang w:val="en-US" w:eastAsia="ru-RU"/>
-        </w:rPr>
-        <w:t xml:space="preserve"> = '`</w:t>
+        <w:t>        $colsSql = '`</w:t>
       </w:r>
       <w:proofErr w:type="gramStart"/>
       <w:r>
@@ -9549,47 +8866,7 @@
           <w:szCs w:val="14"/>
           <w:lang w:val="en-US" w:eastAsia="ru-RU"/>
         </w:rPr>
-        <w:t>        $</w:t>
-      </w:r>
-      <w:proofErr w:type="spellStart"/>
-      <w:r>
-        <w:rPr>
-          <w:rFonts w:ascii="Times New Roman" w:hAnsi="Times New Roman"/>
-          <w:sz w:val="14"/>
-          <w:szCs w:val="14"/>
-          <w:lang w:val="en-US" w:eastAsia="ru-RU"/>
-        </w:rPr>
-        <w:t>escapedValues</w:t>
-      </w:r>
-      <w:proofErr w:type="spellEnd"/>
-      <w:r>
-        <w:rPr>
-          <w:rFonts w:ascii="Times New Roman" w:hAnsi="Times New Roman"/>
-          <w:sz w:val="14"/>
-          <w:szCs w:val="14"/>
-          <w:lang w:val="en-US" w:eastAsia="ru-RU"/>
-        </w:rPr>
-        <w:t xml:space="preserve"> = </w:t>
-      </w:r>
-      <w:proofErr w:type="spellStart"/>
-      <w:r>
-        <w:rPr>
-          <w:rFonts w:ascii="Times New Roman" w:hAnsi="Times New Roman"/>
-          <w:sz w:val="14"/>
-          <w:szCs w:val="14"/>
-          <w:lang w:val="en-US" w:eastAsia="ru-RU"/>
-        </w:rPr>
-        <w:t>array_map</w:t>
-      </w:r>
-      <w:proofErr w:type="spellEnd"/>
-      <w:r>
-        <w:rPr>
-          <w:rFonts w:ascii="Times New Roman" w:hAnsi="Times New Roman"/>
-          <w:sz w:val="14"/>
-          <w:szCs w:val="14"/>
-          <w:lang w:val="en-US" w:eastAsia="ru-RU"/>
-        </w:rPr>
-        <w:t>(function($</w:t>
+        <w:t>        $escapedValues = array_map(function($</w:t>
       </w:r>
       <w:proofErr w:type="gramStart"/>
       <w:r>
@@ -9621,17 +8898,7 @@
           <w:szCs w:val="14"/>
           <w:lang w:val="en-US" w:eastAsia="ru-RU"/>
         </w:rPr>
-        <w:t>            return $this-&gt;DB-&gt;</w:t>
-      </w:r>
-      <w:proofErr w:type="spellStart"/>
-      <w:r>
-        <w:rPr>
-          <w:rFonts w:ascii="Times New Roman" w:hAnsi="Times New Roman"/>
-          <w:sz w:val="14"/>
-          <w:szCs w:val="14"/>
-          <w:lang w:val="en-US" w:eastAsia="ru-RU"/>
-        </w:rPr>
-        <w:t>real_escape_</w:t>
+        <w:t>            return $this-&gt;DB-&gt;real_escape_</w:t>
       </w:r>
       <w:proofErr w:type="gramStart"/>
       <w:r>
@@ -9641,17 +8908,7 @@
           <w:szCs w:val="14"/>
           <w:lang w:val="en-US" w:eastAsia="ru-RU"/>
         </w:rPr>
-        <w:t>string</w:t>
-      </w:r>
-      <w:proofErr w:type="spellEnd"/>
-      <w:r>
-        <w:rPr>
-          <w:rFonts w:ascii="Times New Roman" w:hAnsi="Times New Roman"/>
-          <w:sz w:val="14"/>
-          <w:szCs w:val="14"/>
-          <w:lang w:val="en-US" w:eastAsia="ru-RU"/>
-        </w:rPr>
-        <w:t>((</w:t>
+        <w:t>string((</w:t>
       </w:r>
       <w:proofErr w:type="gramEnd"/>
       <w:r>
@@ -9743,19 +9000,8 @@
           <w:szCs w:val="14"/>
           <w:lang w:val="en-US" w:eastAsia="ru-RU"/>
         </w:rPr>
-        <w:t>"','", $</w:t>
-      </w:r>
-      <w:proofErr w:type="spellStart"/>
-      <w:r>
-        <w:rPr>
-          <w:rFonts w:ascii="Times New Roman" w:hAnsi="Times New Roman"/>
-          <w:sz w:val="14"/>
-          <w:szCs w:val="14"/>
-          <w:lang w:val="en-US" w:eastAsia="ru-RU"/>
-        </w:rPr>
-        <w:t>escapedValues</w:t>
-      </w:r>
-      <w:proofErr w:type="spellEnd"/>
+        <w:t>"','", $escapedValues</w:t>
+      </w:r>
       <w:proofErr w:type="gramStart"/>
       <w:r>
         <w:rPr>
@@ -9795,29 +9041,8 @@
           <w:szCs w:val="14"/>
           <w:lang w:val="en-US" w:eastAsia="ru-RU"/>
         </w:rPr>
-        <w:t>        $</w:t>
-      </w:r>
-      <w:proofErr w:type="spellStart"/>
-      <w:r>
-        <w:rPr>
-          <w:rFonts w:ascii="Times New Roman" w:hAnsi="Times New Roman"/>
-          <w:sz w:val="14"/>
-          <w:szCs w:val="14"/>
-          <w:lang w:val="en-US" w:eastAsia="ru-RU"/>
-        </w:rPr>
-        <w:t>sql</w:t>
-      </w:r>
-      <w:proofErr w:type="spellEnd"/>
-      <w:r>
-        <w:rPr>
-          <w:rFonts w:ascii="Times New Roman" w:hAnsi="Times New Roman"/>
-          <w:sz w:val="14"/>
-          <w:szCs w:val="14"/>
-          <w:lang w:val="en-US" w:eastAsia="ru-RU"/>
-        </w:rPr>
-        <w:t xml:space="preserve"> = "INSERT INTO `{$this-&gt;</w:t>
-      </w:r>
-      <w:proofErr w:type="spellStart"/>
+        <w:t>        $sql = "INSERT INTO `{$this-&gt;</w:t>
+      </w:r>
       <w:proofErr w:type="gramStart"/>
       <w:r>
         <w:rPr>
@@ -9826,17 +9051,7 @@
           <w:szCs w:val="14"/>
           <w:lang w:val="en-US" w:eastAsia="ru-RU"/>
         </w:rPr>
-        <w:t>tableName</w:t>
-      </w:r>
-      <w:proofErr w:type="spellEnd"/>
-      <w:r>
-        <w:rPr>
-          <w:rFonts w:ascii="Times New Roman" w:hAnsi="Times New Roman"/>
-          <w:sz w:val="14"/>
-          <w:szCs w:val="14"/>
-          <w:lang w:val="en-US" w:eastAsia="ru-RU"/>
-        </w:rPr>
-        <w:t>}`</w:t>
+        <w:t>tableName}`</w:t>
       </w:r>
       <w:proofErr w:type="gramEnd"/>
       <w:r>
@@ -9848,7 +9063,6 @@
         </w:rPr>
         <w:t xml:space="preserve"> ({$</w:t>
       </w:r>
-      <w:proofErr w:type="spellStart"/>
       <w:proofErr w:type="gramStart"/>
       <w:r>
         <w:rPr>
@@ -9857,17 +9071,7 @@
           <w:szCs w:val="14"/>
           <w:lang w:val="en-US" w:eastAsia="ru-RU"/>
         </w:rPr>
-        <w:t>colsSql</w:t>
-      </w:r>
-      <w:proofErr w:type="spellEnd"/>
-      <w:r>
-        <w:rPr>
-          <w:rFonts w:ascii="Times New Roman" w:hAnsi="Times New Roman"/>
-          <w:sz w:val="14"/>
-          <w:szCs w:val="14"/>
-          <w:lang w:val="en-US" w:eastAsia="ru-RU"/>
-        </w:rPr>
-        <w:t>})</w:t>
+        <w:t>colsSql})</w:t>
       </w:r>
       <w:proofErr w:type="gramEnd"/>
       <w:r>
@@ -9950,47 +9154,7 @@
           <w:szCs w:val="14"/>
           <w:lang w:val="en-US" w:eastAsia="ru-RU"/>
         </w:rPr>
-        <w:t>        return (bool)$this-&gt;DB-&gt;</w:t>
-      </w:r>
-      <w:proofErr w:type="spellStart"/>
-      <w:r>
-        <w:rPr>
-          <w:rFonts w:ascii="Times New Roman" w:hAnsi="Times New Roman"/>
-          <w:sz w:val="14"/>
-          <w:szCs w:val="14"/>
-          <w:lang w:val="en-US" w:eastAsia="ru-RU"/>
-        </w:rPr>
-        <w:t>querySQL</w:t>
-      </w:r>
-      <w:proofErr w:type="spellEnd"/>
-      <w:r>
-        <w:rPr>
-          <w:rFonts w:ascii="Times New Roman" w:hAnsi="Times New Roman"/>
-          <w:sz w:val="14"/>
-          <w:szCs w:val="14"/>
-          <w:lang w:val="en-US" w:eastAsia="ru-RU"/>
-        </w:rPr>
-        <w:t>($</w:t>
-      </w:r>
-      <w:proofErr w:type="spellStart"/>
-      <w:r>
-        <w:rPr>
-          <w:rFonts w:ascii="Times New Roman" w:hAnsi="Times New Roman"/>
-          <w:sz w:val="14"/>
-          <w:szCs w:val="14"/>
-          <w:lang w:val="en-US" w:eastAsia="ru-RU"/>
-        </w:rPr>
-        <w:t>sql</w:t>
-      </w:r>
-      <w:proofErr w:type="spellEnd"/>
-      <w:r>
-        <w:rPr>
-          <w:rFonts w:ascii="Times New Roman" w:hAnsi="Times New Roman"/>
-          <w:sz w:val="14"/>
-          <w:szCs w:val="14"/>
-          <w:lang w:val="en-US" w:eastAsia="ru-RU"/>
-        </w:rPr>
-        <w:t>);</w:t>
+        <w:t>        return (bool)$this-&gt;DB-&gt;querySQL($sql);</w:t>
       </w:r>
     </w:p>
     <w:p>
@@ -10034,7 +9198,6 @@
         </w:rPr>
         <w:t xml:space="preserve">    public function </w:t>
       </w:r>
-      <w:proofErr w:type="spellStart"/>
       <w:proofErr w:type="gramStart"/>
       <w:r>
         <w:rPr>
@@ -10043,17 +9206,7 @@
           <w:szCs w:val="14"/>
           <w:lang w:val="en-US" w:eastAsia="ru-RU"/>
         </w:rPr>
-        <w:t>findAll</w:t>
-      </w:r>
-      <w:proofErr w:type="spellEnd"/>
-      <w:r>
-        <w:rPr>
-          <w:rFonts w:ascii="Times New Roman" w:hAnsi="Times New Roman"/>
-          <w:sz w:val="14"/>
-          <w:szCs w:val="14"/>
-          <w:lang w:val="en-US" w:eastAsia="ru-RU"/>
-        </w:rPr>
-        <w:t>(</w:t>
+        <w:t>findAll(</w:t>
       </w:r>
       <w:proofErr w:type="gramEnd"/>
       <w:r>
@@ -10095,27 +9248,7 @@
           <w:szCs w:val="14"/>
           <w:lang w:val="en-US" w:eastAsia="ru-RU"/>
         </w:rPr>
-        <w:t>        $</w:t>
-      </w:r>
-      <w:proofErr w:type="spellStart"/>
-      <w:r>
-        <w:rPr>
-          <w:rFonts w:ascii="Times New Roman" w:hAnsi="Times New Roman"/>
-          <w:sz w:val="14"/>
-          <w:szCs w:val="14"/>
-          <w:lang w:val="en-US" w:eastAsia="ru-RU"/>
-        </w:rPr>
-        <w:t>sql</w:t>
-      </w:r>
-      <w:proofErr w:type="spellEnd"/>
-      <w:r>
-        <w:rPr>
-          <w:rFonts w:ascii="Times New Roman" w:hAnsi="Times New Roman"/>
-          <w:sz w:val="14"/>
-          <w:szCs w:val="14"/>
-          <w:lang w:val="en-US" w:eastAsia="ru-RU"/>
-        </w:rPr>
-        <w:t xml:space="preserve"> = 'SELECT * FROM </w:t>
+        <w:t xml:space="preserve">        $sql = 'SELECT * FROM </w:t>
       </w:r>
       <w:proofErr w:type="gramStart"/>
       <w:r>
@@ -10135,27 +9268,7 @@
           <w:szCs w:val="14"/>
           <w:lang w:val="en-US" w:eastAsia="ru-RU"/>
         </w:rPr>
-        <w:t xml:space="preserve"> $this-&gt;</w:t>
-      </w:r>
-      <w:proofErr w:type="spellStart"/>
-      <w:r>
-        <w:rPr>
-          <w:rFonts w:ascii="Times New Roman" w:hAnsi="Times New Roman"/>
-          <w:sz w:val="14"/>
-          <w:szCs w:val="14"/>
-          <w:lang w:val="en-US" w:eastAsia="ru-RU"/>
-        </w:rPr>
-        <w:t>tableName</w:t>
-      </w:r>
-      <w:proofErr w:type="spellEnd"/>
-      <w:r>
-        <w:rPr>
-          <w:rFonts w:ascii="Times New Roman" w:hAnsi="Times New Roman"/>
-          <w:sz w:val="14"/>
-          <w:szCs w:val="14"/>
-          <w:lang w:val="en-US" w:eastAsia="ru-RU"/>
-        </w:rPr>
-        <w:t>;</w:t>
+        <w:t xml:space="preserve"> $this-&gt;tableName;</w:t>
       </w:r>
     </w:p>
     <w:p>
@@ -10176,47 +9289,7 @@
           <w:szCs w:val="14"/>
           <w:lang w:val="en-US" w:eastAsia="ru-RU"/>
         </w:rPr>
-        <w:t>        $result = $this-&gt;DB-&gt;</w:t>
-      </w:r>
-      <w:proofErr w:type="spellStart"/>
-      <w:r>
-        <w:rPr>
-          <w:rFonts w:ascii="Times New Roman" w:hAnsi="Times New Roman"/>
-          <w:sz w:val="14"/>
-          <w:szCs w:val="14"/>
-          <w:lang w:val="en-US" w:eastAsia="ru-RU"/>
-        </w:rPr>
-        <w:t>querySQL</w:t>
-      </w:r>
-      <w:proofErr w:type="spellEnd"/>
-      <w:r>
-        <w:rPr>
-          <w:rFonts w:ascii="Times New Roman" w:hAnsi="Times New Roman"/>
-          <w:sz w:val="14"/>
-          <w:szCs w:val="14"/>
-          <w:lang w:val="en-US" w:eastAsia="ru-RU"/>
-        </w:rPr>
-        <w:t>($</w:t>
-      </w:r>
-      <w:proofErr w:type="spellStart"/>
-      <w:r>
-        <w:rPr>
-          <w:rFonts w:ascii="Times New Roman" w:hAnsi="Times New Roman"/>
-          <w:sz w:val="14"/>
-          <w:szCs w:val="14"/>
-          <w:lang w:val="en-US" w:eastAsia="ru-RU"/>
-        </w:rPr>
-        <w:t>sql</w:t>
-      </w:r>
-      <w:proofErr w:type="spellEnd"/>
-      <w:r>
-        <w:rPr>
-          <w:rFonts w:ascii="Times New Roman" w:hAnsi="Times New Roman"/>
-          <w:sz w:val="14"/>
-          <w:szCs w:val="14"/>
-          <w:lang w:val="en-US" w:eastAsia="ru-RU"/>
-        </w:rPr>
-        <w:t>);</w:t>
+        <w:t>        $result = $this-&gt;DB-&gt;querySQL($sql);</w:t>
       </w:r>
     </w:p>
     <w:p>
@@ -10343,7 +9416,6 @@
         <w:lastRenderedPageBreak/>
         <w:t xml:space="preserve">    public function </w:t>
       </w:r>
-      <w:proofErr w:type="spellStart"/>
       <w:proofErr w:type="gramStart"/>
       <w:r>
         <w:rPr>
@@ -10352,17 +9424,7 @@
           <w:szCs w:val="14"/>
           <w:lang w:val="en-US" w:eastAsia="ru-RU"/>
         </w:rPr>
-        <w:t>getById</w:t>
-      </w:r>
-      <w:proofErr w:type="spellEnd"/>
-      <w:r>
-        <w:rPr>
-          <w:rFonts w:ascii="Times New Roman" w:hAnsi="Times New Roman"/>
-          <w:sz w:val="14"/>
-          <w:szCs w:val="14"/>
-          <w:lang w:val="en-US" w:eastAsia="ru-RU"/>
-        </w:rPr>
-        <w:t>(</w:t>
+        <w:t>getById(</w:t>
       </w:r>
       <w:proofErr w:type="gramEnd"/>
       <w:r>
@@ -10413,27 +9475,7 @@
           <w:szCs w:val="14"/>
           <w:lang w:val="en-US" w:eastAsia="ru-RU"/>
         </w:rPr>
-        <w:t>        $</w:t>
-      </w:r>
-      <w:proofErr w:type="spellStart"/>
-      <w:r>
-        <w:rPr>
-          <w:rFonts w:ascii="Times New Roman" w:hAnsi="Times New Roman"/>
-          <w:sz w:val="14"/>
-          <w:szCs w:val="14"/>
-          <w:lang w:val="en-US" w:eastAsia="ru-RU"/>
-        </w:rPr>
-        <w:t>sql</w:t>
-      </w:r>
-      <w:proofErr w:type="spellEnd"/>
-      <w:r>
-        <w:rPr>
-          <w:rFonts w:ascii="Times New Roman" w:hAnsi="Times New Roman"/>
-          <w:sz w:val="14"/>
-          <w:szCs w:val="14"/>
-          <w:lang w:val="en-US" w:eastAsia="ru-RU"/>
-        </w:rPr>
-        <w:t xml:space="preserve"> = "SELECT * FROM </w:t>
+        <w:t xml:space="preserve">        $sql = "SELECT * FROM </w:t>
       </w:r>
       <w:proofErr w:type="gramStart"/>
       <w:r>
@@ -10455,7 +9497,6 @@
         </w:rPr>
         <w:t xml:space="preserve"> $this-&gt;</w:t>
       </w:r>
-      <w:proofErr w:type="spellStart"/>
       <w:proofErr w:type="gramStart"/>
       <w:r>
         <w:rPr>
@@ -10464,17 +9505,7 @@
           <w:szCs w:val="14"/>
           <w:lang w:val="en-US" w:eastAsia="ru-RU"/>
         </w:rPr>
-        <w:t>tableName</w:t>
-      </w:r>
-      <w:proofErr w:type="spellEnd"/>
-      <w:r>
-        <w:rPr>
-          <w:rFonts w:ascii="Times New Roman" w:hAnsi="Times New Roman"/>
-          <w:sz w:val="14"/>
-          <w:szCs w:val="14"/>
-          <w:lang w:val="en-US" w:eastAsia="ru-RU"/>
-        </w:rPr>
-        <w:t xml:space="preserve"> .</w:t>
+        <w:t>tableName .</w:t>
       </w:r>
       <w:proofErr w:type="gramEnd"/>
       <w:r>
@@ -10525,47 +9556,7 @@
           <w:szCs w:val="14"/>
           <w:lang w:val="en-US" w:eastAsia="ru-RU"/>
         </w:rPr>
-        <w:t>        $result = $this-&gt;DB-&gt;</w:t>
-      </w:r>
-      <w:proofErr w:type="spellStart"/>
-      <w:r>
-        <w:rPr>
-          <w:rFonts w:ascii="Times New Roman" w:hAnsi="Times New Roman"/>
-          <w:sz w:val="14"/>
-          <w:szCs w:val="14"/>
-          <w:lang w:val="en-US" w:eastAsia="ru-RU"/>
-        </w:rPr>
-        <w:t>querySQL</w:t>
-      </w:r>
-      <w:proofErr w:type="spellEnd"/>
-      <w:r>
-        <w:rPr>
-          <w:rFonts w:ascii="Times New Roman" w:hAnsi="Times New Roman"/>
-          <w:sz w:val="14"/>
-          <w:szCs w:val="14"/>
-          <w:lang w:val="en-US" w:eastAsia="ru-RU"/>
-        </w:rPr>
-        <w:t>($</w:t>
-      </w:r>
-      <w:proofErr w:type="spellStart"/>
-      <w:r>
-        <w:rPr>
-          <w:rFonts w:ascii="Times New Roman" w:hAnsi="Times New Roman"/>
-          <w:sz w:val="14"/>
-          <w:szCs w:val="14"/>
-          <w:lang w:val="en-US" w:eastAsia="ru-RU"/>
-        </w:rPr>
-        <w:t>sql</w:t>
-      </w:r>
-      <w:proofErr w:type="spellEnd"/>
-      <w:r>
-        <w:rPr>
-          <w:rFonts w:ascii="Times New Roman" w:hAnsi="Times New Roman"/>
-          <w:sz w:val="14"/>
-          <w:szCs w:val="14"/>
-          <w:lang w:val="en-US" w:eastAsia="ru-RU"/>
-        </w:rPr>
-        <w:t>);</w:t>
+        <w:t>        $result = $this-&gt;DB-&gt;querySQL($sql);</w:t>
       </w:r>
     </w:p>
     <w:p>
@@ -10744,7 +9735,6 @@
         </w:rPr>
         <w:t xml:space="preserve">    public function </w:t>
       </w:r>
-      <w:proofErr w:type="spellStart"/>
       <w:proofErr w:type="gramStart"/>
       <w:r>
         <w:rPr>
@@ -10753,17 +9743,7 @@
           <w:szCs w:val="14"/>
           <w:lang w:val="en-US" w:eastAsia="ru-RU"/>
         </w:rPr>
-        <w:t>findByColumn</w:t>
-      </w:r>
-      <w:proofErr w:type="spellEnd"/>
-      <w:r>
-        <w:rPr>
-          <w:rFonts w:ascii="Times New Roman" w:hAnsi="Times New Roman"/>
-          <w:sz w:val="14"/>
-          <w:szCs w:val="14"/>
-          <w:lang w:val="en-US" w:eastAsia="ru-RU"/>
-        </w:rPr>
-        <w:t>(</w:t>
+        <w:t>findByColumn(</w:t>
       </w:r>
       <w:proofErr w:type="gramEnd"/>
       <w:r>
@@ -10773,27 +9753,7 @@
           <w:szCs w:val="14"/>
           <w:lang w:val="en-US" w:eastAsia="ru-RU"/>
         </w:rPr>
-        <w:t>string $</w:t>
-      </w:r>
-      <w:proofErr w:type="spellStart"/>
-      <w:r>
-        <w:rPr>
-          <w:rFonts w:ascii="Times New Roman" w:hAnsi="Times New Roman"/>
-          <w:sz w:val="14"/>
-          <w:szCs w:val="14"/>
-          <w:lang w:val="en-US" w:eastAsia="ru-RU"/>
-        </w:rPr>
-        <w:t>columnName</w:t>
-      </w:r>
-      <w:proofErr w:type="spellEnd"/>
-      <w:r>
-        <w:rPr>
-          <w:rFonts w:ascii="Times New Roman" w:hAnsi="Times New Roman"/>
-          <w:sz w:val="14"/>
-          <w:szCs w:val="14"/>
-          <w:lang w:val="en-US" w:eastAsia="ru-RU"/>
-        </w:rPr>
-        <w:t>, $value, int $limit = 0)</w:t>
+        <w:t>string $columnName, $value, int $limit = 0)</w:t>
       </w:r>
       <w:proofErr w:type="gramStart"/>
       <w:r>
@@ -10836,7 +9796,6 @@
         </w:rPr>
         <w:t>        $</w:t>
       </w:r>
-      <w:proofErr w:type="spellStart"/>
       <w:proofErr w:type="gramStart"/>
       <w:r>
         <w:rPr>
@@ -10847,7 +9806,6 @@
         </w:rPr>
         <w:t>escapedValue</w:t>
       </w:r>
-      <w:proofErr w:type="spellEnd"/>
       <w:proofErr w:type="gramEnd"/>
       <w:r>
         <w:rPr>
@@ -10856,27 +9814,7 @@
           <w:szCs w:val="14"/>
           <w:lang w:val="en-US" w:eastAsia="ru-RU"/>
         </w:rPr>
-        <w:t xml:space="preserve"> = $this-&gt;DB-&gt;</w:t>
-      </w:r>
-      <w:proofErr w:type="spellStart"/>
-      <w:r>
-        <w:rPr>
-          <w:rFonts w:ascii="Times New Roman" w:hAnsi="Times New Roman"/>
-          <w:sz w:val="14"/>
-          <w:szCs w:val="14"/>
-          <w:lang w:val="en-US" w:eastAsia="ru-RU"/>
-        </w:rPr>
-        <w:t>real_escape_string</w:t>
-      </w:r>
-      <w:proofErr w:type="spellEnd"/>
-      <w:r>
-        <w:rPr>
-          <w:rFonts w:ascii="Times New Roman" w:hAnsi="Times New Roman"/>
-          <w:sz w:val="14"/>
-          <w:szCs w:val="14"/>
-          <w:lang w:val="en-US" w:eastAsia="ru-RU"/>
-        </w:rPr>
-        <w:t>((string)$value);</w:t>
+        <w:t xml:space="preserve"> = $this-&gt;DB-&gt;real_escape_string((string)$value);</w:t>
       </w:r>
     </w:p>
     <w:p>
@@ -10897,67 +9835,7 @@
           <w:szCs w:val="14"/>
           <w:lang w:val="en-US" w:eastAsia="ru-RU"/>
         </w:rPr>
-        <w:t>        $</w:t>
-      </w:r>
-      <w:proofErr w:type="spellStart"/>
-      <w:r>
-        <w:rPr>
-          <w:rFonts w:ascii="Times New Roman" w:hAnsi="Times New Roman"/>
-          <w:sz w:val="14"/>
-          <w:szCs w:val="14"/>
-          <w:lang w:val="en-US" w:eastAsia="ru-RU"/>
-        </w:rPr>
-        <w:t>columnName</w:t>
-      </w:r>
-      <w:proofErr w:type="spellEnd"/>
-      <w:r>
-        <w:rPr>
-          <w:rFonts w:ascii="Times New Roman" w:hAnsi="Times New Roman"/>
-          <w:sz w:val="14"/>
-          <w:szCs w:val="14"/>
-          <w:lang w:val="en-US" w:eastAsia="ru-RU"/>
-        </w:rPr>
-        <w:t xml:space="preserve"> = $this-&gt;</w:t>
-      </w:r>
-      <w:proofErr w:type="spellStart"/>
-      <w:r>
-        <w:rPr>
-          <w:rFonts w:ascii="Times New Roman" w:hAnsi="Times New Roman"/>
-          <w:sz w:val="14"/>
-          <w:szCs w:val="14"/>
-          <w:lang w:val="en-US" w:eastAsia="ru-RU"/>
-        </w:rPr>
-        <w:t>sanitizeColumnName</w:t>
-      </w:r>
-      <w:proofErr w:type="spellEnd"/>
-      <w:r>
-        <w:rPr>
-          <w:rFonts w:ascii="Times New Roman" w:hAnsi="Times New Roman"/>
-          <w:sz w:val="14"/>
-          <w:szCs w:val="14"/>
-          <w:lang w:val="en-US" w:eastAsia="ru-RU"/>
-        </w:rPr>
-        <w:t>($</w:t>
-      </w:r>
-      <w:proofErr w:type="spellStart"/>
-      <w:r>
-        <w:rPr>
-          <w:rFonts w:ascii="Times New Roman" w:hAnsi="Times New Roman"/>
-          <w:sz w:val="14"/>
-          <w:szCs w:val="14"/>
-          <w:lang w:val="en-US" w:eastAsia="ru-RU"/>
-        </w:rPr>
-        <w:t>columnName</w:t>
-      </w:r>
-      <w:proofErr w:type="spellEnd"/>
-      <w:r>
-        <w:rPr>
-          <w:rFonts w:ascii="Times New Roman" w:hAnsi="Times New Roman"/>
-          <w:sz w:val="14"/>
-          <w:szCs w:val="14"/>
-          <w:lang w:val="en-US" w:eastAsia="ru-RU"/>
-        </w:rPr>
-        <w:t>);</w:t>
+        <w:t>        $columnName = $this-&gt;sanitizeColumnName($columnName);</w:t>
       </w:r>
     </w:p>
     <w:p>
@@ -10978,27 +9856,7 @@
           <w:szCs w:val="14"/>
           <w:lang w:val="en-US" w:eastAsia="ru-RU"/>
         </w:rPr>
-        <w:t>        $</w:t>
-      </w:r>
-      <w:proofErr w:type="spellStart"/>
-      <w:r>
-        <w:rPr>
-          <w:rFonts w:ascii="Times New Roman" w:hAnsi="Times New Roman"/>
-          <w:sz w:val="14"/>
-          <w:szCs w:val="14"/>
-          <w:lang w:val="en-US" w:eastAsia="ru-RU"/>
-        </w:rPr>
-        <w:t>sql</w:t>
-      </w:r>
-      <w:proofErr w:type="spellEnd"/>
-      <w:r>
-        <w:rPr>
-          <w:rFonts w:ascii="Times New Roman" w:hAnsi="Times New Roman"/>
-          <w:sz w:val="14"/>
-          <w:szCs w:val="14"/>
-          <w:lang w:val="en-US" w:eastAsia="ru-RU"/>
-        </w:rPr>
-        <w:t xml:space="preserve"> = "SELECT * FROM </w:t>
+        <w:t xml:space="preserve">        $sql = "SELECT * FROM </w:t>
       </w:r>
       <w:proofErr w:type="gramStart"/>
       <w:r>
@@ -11020,7 +9878,6 @@
         </w:rPr>
         <w:t xml:space="preserve"> $this-&gt;</w:t>
       </w:r>
-      <w:proofErr w:type="spellStart"/>
       <w:proofErr w:type="gramStart"/>
       <w:r>
         <w:rPr>
@@ -11029,17 +9886,7 @@
           <w:szCs w:val="14"/>
           <w:lang w:val="en-US" w:eastAsia="ru-RU"/>
         </w:rPr>
-        <w:t>tableName</w:t>
-      </w:r>
-      <w:proofErr w:type="spellEnd"/>
-      <w:r>
-        <w:rPr>
-          <w:rFonts w:ascii="Times New Roman" w:hAnsi="Times New Roman"/>
-          <w:sz w:val="14"/>
-          <w:szCs w:val="14"/>
-          <w:lang w:val="en-US" w:eastAsia="ru-RU"/>
-        </w:rPr>
-        <w:t xml:space="preserve"> .</w:t>
+        <w:t>tableName .</w:t>
       </w:r>
       <w:proofErr w:type="gramEnd"/>
       <w:r>
@@ -11049,47 +9896,7 @@
           <w:szCs w:val="14"/>
           <w:lang w:val="en-US" w:eastAsia="ru-RU"/>
         </w:rPr>
-        <w:t xml:space="preserve"> " WHERE $</w:t>
-      </w:r>
-      <w:proofErr w:type="spellStart"/>
-      <w:r>
-        <w:rPr>
-          <w:rFonts w:ascii="Times New Roman" w:hAnsi="Times New Roman"/>
-          <w:sz w:val="14"/>
-          <w:szCs w:val="14"/>
-          <w:lang w:val="en-US" w:eastAsia="ru-RU"/>
-        </w:rPr>
-        <w:t>columnName</w:t>
-      </w:r>
-      <w:proofErr w:type="spellEnd"/>
-      <w:r>
-        <w:rPr>
-          <w:rFonts w:ascii="Times New Roman" w:hAnsi="Times New Roman"/>
-          <w:sz w:val="14"/>
-          <w:szCs w:val="14"/>
-          <w:lang w:val="en-US" w:eastAsia="ru-RU"/>
-        </w:rPr>
-        <w:t xml:space="preserve"> = '$</w:t>
-      </w:r>
-      <w:proofErr w:type="spellStart"/>
-      <w:r>
-        <w:rPr>
-          <w:rFonts w:ascii="Times New Roman" w:hAnsi="Times New Roman"/>
-          <w:sz w:val="14"/>
-          <w:szCs w:val="14"/>
-          <w:lang w:val="en-US" w:eastAsia="ru-RU"/>
-        </w:rPr>
-        <w:t>escapedValue</w:t>
-      </w:r>
-      <w:proofErr w:type="spellEnd"/>
-      <w:r>
-        <w:rPr>
-          <w:rFonts w:ascii="Times New Roman" w:hAnsi="Times New Roman"/>
-          <w:sz w:val="14"/>
-          <w:szCs w:val="14"/>
-          <w:lang w:val="en-US" w:eastAsia="ru-RU"/>
-        </w:rPr>
-        <w:t>'";</w:t>
+        <w:t xml:space="preserve"> " WHERE $columnName = '$escapedValue'";</w:t>
       </w:r>
     </w:p>
     <w:p>
@@ -11164,7 +9971,6 @@
         </w:rPr>
         <w:t>            $</w:t>
       </w:r>
-      <w:proofErr w:type="spellStart"/>
       <w:proofErr w:type="gramStart"/>
       <w:r>
         <w:rPr>
@@ -11173,17 +9979,7 @@
           <w:szCs w:val="14"/>
           <w:lang w:val="en-US" w:eastAsia="ru-RU"/>
         </w:rPr>
-        <w:t>sql</w:t>
-      </w:r>
-      <w:proofErr w:type="spellEnd"/>
-      <w:r>
-        <w:rPr>
-          <w:rFonts w:ascii="Times New Roman" w:hAnsi="Times New Roman"/>
-          <w:sz w:val="14"/>
-          <w:szCs w:val="14"/>
-          <w:lang w:val="en-US" w:eastAsia="ru-RU"/>
-        </w:rPr>
-        <w:t xml:space="preserve"> .</w:t>
+        <w:t>sql .</w:t>
       </w:r>
       <w:proofErr w:type="gramEnd"/>
       <w:r>
@@ -11255,47 +10051,7 @@
           <w:szCs w:val="14"/>
           <w:lang w:val="en-US" w:eastAsia="ru-RU"/>
         </w:rPr>
-        <w:t>        $result = $this-&gt;DB-&gt;</w:t>
-      </w:r>
-      <w:proofErr w:type="spellStart"/>
-      <w:r>
-        <w:rPr>
-          <w:rFonts w:ascii="Times New Roman" w:hAnsi="Times New Roman"/>
-          <w:sz w:val="14"/>
-          <w:szCs w:val="14"/>
-          <w:lang w:val="en-US" w:eastAsia="ru-RU"/>
-        </w:rPr>
-        <w:t>querySQL</w:t>
-      </w:r>
-      <w:proofErr w:type="spellEnd"/>
-      <w:r>
-        <w:rPr>
-          <w:rFonts w:ascii="Times New Roman" w:hAnsi="Times New Roman"/>
-          <w:sz w:val="14"/>
-          <w:szCs w:val="14"/>
-          <w:lang w:val="en-US" w:eastAsia="ru-RU"/>
-        </w:rPr>
-        <w:t>($</w:t>
-      </w:r>
-      <w:proofErr w:type="spellStart"/>
-      <w:r>
-        <w:rPr>
-          <w:rFonts w:ascii="Times New Roman" w:hAnsi="Times New Roman"/>
-          <w:sz w:val="14"/>
-          <w:szCs w:val="14"/>
-          <w:lang w:val="en-US" w:eastAsia="ru-RU"/>
-        </w:rPr>
-        <w:t>sql</w:t>
-      </w:r>
-      <w:proofErr w:type="spellEnd"/>
-      <w:r>
-        <w:rPr>
-          <w:rFonts w:ascii="Times New Roman" w:hAnsi="Times New Roman"/>
-          <w:sz w:val="14"/>
-          <w:szCs w:val="14"/>
-          <w:lang w:val="en-US" w:eastAsia="ru-RU"/>
-        </w:rPr>
-        <w:t>);</w:t>
+        <w:t>        $result = $this-&gt;DB-&gt;querySQL($sql);</w:t>
       </w:r>
     </w:p>
     <w:p>
@@ -11611,7 +10367,6 @@
         </w:rPr>
         <w:t xml:space="preserve">    public function </w:t>
       </w:r>
-      <w:proofErr w:type="spellStart"/>
       <w:proofErr w:type="gramStart"/>
       <w:r>
         <w:rPr>
@@ -11620,17 +10375,7 @@
           <w:szCs w:val="14"/>
           <w:lang w:val="en-US" w:eastAsia="ru-RU"/>
         </w:rPr>
-        <w:t>findOneByColumn</w:t>
-      </w:r>
-      <w:proofErr w:type="spellEnd"/>
-      <w:r>
-        <w:rPr>
-          <w:rFonts w:ascii="Times New Roman" w:hAnsi="Times New Roman"/>
-          <w:sz w:val="14"/>
-          <w:szCs w:val="14"/>
-          <w:lang w:val="en-US" w:eastAsia="ru-RU"/>
-        </w:rPr>
-        <w:t>(</w:t>
+        <w:t>findOneByColumn(</w:t>
       </w:r>
       <w:proofErr w:type="gramEnd"/>
       <w:r>
@@ -11640,27 +10385,7 @@
           <w:szCs w:val="14"/>
           <w:lang w:val="en-US" w:eastAsia="ru-RU"/>
         </w:rPr>
-        <w:t>string $</w:t>
-      </w:r>
-      <w:proofErr w:type="spellStart"/>
-      <w:r>
-        <w:rPr>
-          <w:rFonts w:ascii="Times New Roman" w:hAnsi="Times New Roman"/>
-          <w:sz w:val="14"/>
-          <w:szCs w:val="14"/>
-          <w:lang w:val="en-US" w:eastAsia="ru-RU"/>
-        </w:rPr>
-        <w:t>columnName</w:t>
-      </w:r>
-      <w:proofErr w:type="spellEnd"/>
-      <w:r>
-        <w:rPr>
-          <w:rFonts w:ascii="Times New Roman" w:hAnsi="Times New Roman"/>
-          <w:sz w:val="14"/>
-          <w:szCs w:val="14"/>
-          <w:lang w:val="en-US" w:eastAsia="ru-RU"/>
-        </w:rPr>
-        <w:t>, $value)</w:t>
+        <w:t>string $columnName, $value)</w:t>
       </w:r>
       <w:proofErr w:type="gramStart"/>
       <w:r>
@@ -11701,67 +10426,7 @@
           <w:szCs w:val="14"/>
           <w:lang w:val="en-US" w:eastAsia="ru-RU"/>
         </w:rPr>
-        <w:t>        $</w:t>
-      </w:r>
-      <w:proofErr w:type="spellStart"/>
-      <w:r>
-        <w:rPr>
-          <w:rFonts w:ascii="Times New Roman" w:hAnsi="Times New Roman"/>
-          <w:sz w:val="14"/>
-          <w:szCs w:val="14"/>
-          <w:lang w:val="en-US" w:eastAsia="ru-RU"/>
-        </w:rPr>
-        <w:t>columnName</w:t>
-      </w:r>
-      <w:proofErr w:type="spellEnd"/>
-      <w:r>
-        <w:rPr>
-          <w:rFonts w:ascii="Times New Roman" w:hAnsi="Times New Roman"/>
-          <w:sz w:val="14"/>
-          <w:szCs w:val="14"/>
-          <w:lang w:val="en-US" w:eastAsia="ru-RU"/>
-        </w:rPr>
-        <w:t xml:space="preserve"> = $this-&gt;</w:t>
-      </w:r>
-      <w:proofErr w:type="spellStart"/>
-      <w:r>
-        <w:rPr>
-          <w:rFonts w:ascii="Times New Roman" w:hAnsi="Times New Roman"/>
-          <w:sz w:val="14"/>
-          <w:szCs w:val="14"/>
-          <w:lang w:val="en-US" w:eastAsia="ru-RU"/>
-        </w:rPr>
-        <w:t>sanitizeColumnName</w:t>
-      </w:r>
-      <w:proofErr w:type="spellEnd"/>
-      <w:r>
-        <w:rPr>
-          <w:rFonts w:ascii="Times New Roman" w:hAnsi="Times New Roman"/>
-          <w:sz w:val="14"/>
-          <w:szCs w:val="14"/>
-          <w:lang w:val="en-US" w:eastAsia="ru-RU"/>
-        </w:rPr>
-        <w:t>($</w:t>
-      </w:r>
-      <w:proofErr w:type="spellStart"/>
-      <w:r>
-        <w:rPr>
-          <w:rFonts w:ascii="Times New Roman" w:hAnsi="Times New Roman"/>
-          <w:sz w:val="14"/>
-          <w:szCs w:val="14"/>
-          <w:lang w:val="en-US" w:eastAsia="ru-RU"/>
-        </w:rPr>
-        <w:t>columnName</w:t>
-      </w:r>
-      <w:proofErr w:type="spellEnd"/>
-      <w:r>
-        <w:rPr>
-          <w:rFonts w:ascii="Times New Roman" w:hAnsi="Times New Roman"/>
-          <w:sz w:val="14"/>
-          <w:szCs w:val="14"/>
-          <w:lang w:val="en-US" w:eastAsia="ru-RU"/>
-        </w:rPr>
-        <w:t>);</w:t>
+        <w:t>        $columnName = $this-&gt;sanitizeColumnName($columnName);</w:t>
       </w:r>
     </w:p>
     <w:p>
@@ -11784,7 +10449,6 @@
         </w:rPr>
         <w:t>        $</w:t>
       </w:r>
-      <w:proofErr w:type="spellStart"/>
       <w:proofErr w:type="gramStart"/>
       <w:r>
         <w:rPr>
@@ -11795,7 +10459,6 @@
         </w:rPr>
         <w:t>escapedValue</w:t>
       </w:r>
-      <w:proofErr w:type="spellEnd"/>
       <w:proofErr w:type="gramEnd"/>
       <w:r>
         <w:rPr>
@@ -11804,27 +10467,7 @@
           <w:szCs w:val="14"/>
           <w:lang w:val="en-US" w:eastAsia="ru-RU"/>
         </w:rPr>
-        <w:t xml:space="preserve"> = $this-&gt;DB-&gt;</w:t>
-      </w:r>
-      <w:proofErr w:type="spellStart"/>
-      <w:r>
-        <w:rPr>
-          <w:rFonts w:ascii="Times New Roman" w:hAnsi="Times New Roman"/>
-          <w:sz w:val="14"/>
-          <w:szCs w:val="14"/>
-          <w:lang w:val="en-US" w:eastAsia="ru-RU"/>
-        </w:rPr>
-        <w:t>real_escape_string</w:t>
-      </w:r>
-      <w:proofErr w:type="spellEnd"/>
-      <w:r>
-        <w:rPr>
-          <w:rFonts w:ascii="Times New Roman" w:hAnsi="Times New Roman"/>
-          <w:sz w:val="14"/>
-          <w:szCs w:val="14"/>
-          <w:lang w:val="en-US" w:eastAsia="ru-RU"/>
-        </w:rPr>
-        <w:t>((string)$value);</w:t>
+        <w:t xml:space="preserve"> = $this-&gt;DB-&gt;real_escape_string((string)$value);</w:t>
       </w:r>
     </w:p>
     <w:p>
@@ -11845,27 +10488,7 @@
           <w:szCs w:val="14"/>
           <w:lang w:val="en-US" w:eastAsia="ru-RU"/>
         </w:rPr>
-        <w:t>        $</w:t>
-      </w:r>
-      <w:proofErr w:type="spellStart"/>
-      <w:r>
-        <w:rPr>
-          <w:rFonts w:ascii="Times New Roman" w:hAnsi="Times New Roman"/>
-          <w:sz w:val="14"/>
-          <w:szCs w:val="14"/>
-          <w:lang w:val="en-US" w:eastAsia="ru-RU"/>
-        </w:rPr>
-        <w:t>sql</w:t>
-      </w:r>
-      <w:proofErr w:type="spellEnd"/>
-      <w:r>
-        <w:rPr>
-          <w:rFonts w:ascii="Times New Roman" w:hAnsi="Times New Roman"/>
-          <w:sz w:val="14"/>
-          <w:szCs w:val="14"/>
-          <w:lang w:val="en-US" w:eastAsia="ru-RU"/>
-        </w:rPr>
-        <w:t xml:space="preserve"> = "SELECT * FROM </w:t>
+        <w:t xml:space="preserve">        $sql = "SELECT * FROM </w:t>
       </w:r>
       <w:proofErr w:type="gramStart"/>
       <w:r>
@@ -11887,7 +10510,6 @@
         </w:rPr>
         <w:t xml:space="preserve"> $this-&gt;</w:t>
       </w:r>
-      <w:proofErr w:type="spellStart"/>
       <w:proofErr w:type="gramStart"/>
       <w:r>
         <w:rPr>
@@ -11896,17 +10518,7 @@
           <w:szCs w:val="14"/>
           <w:lang w:val="en-US" w:eastAsia="ru-RU"/>
         </w:rPr>
-        <w:t>tableName</w:t>
-      </w:r>
-      <w:proofErr w:type="spellEnd"/>
-      <w:r>
-        <w:rPr>
-          <w:rFonts w:ascii="Times New Roman" w:hAnsi="Times New Roman"/>
-          <w:sz w:val="14"/>
-          <w:szCs w:val="14"/>
-          <w:lang w:val="en-US" w:eastAsia="ru-RU"/>
-        </w:rPr>
-        <w:t xml:space="preserve"> .</w:t>
+        <w:t>tableName .</w:t>
       </w:r>
       <w:proofErr w:type="gramEnd"/>
       <w:r>
@@ -11916,47 +10528,7 @@
           <w:szCs w:val="14"/>
           <w:lang w:val="en-US" w:eastAsia="ru-RU"/>
         </w:rPr>
-        <w:t xml:space="preserve"> " WHERE $</w:t>
-      </w:r>
-      <w:proofErr w:type="spellStart"/>
-      <w:r>
-        <w:rPr>
-          <w:rFonts w:ascii="Times New Roman" w:hAnsi="Times New Roman"/>
-          <w:sz w:val="14"/>
-          <w:szCs w:val="14"/>
-          <w:lang w:val="en-US" w:eastAsia="ru-RU"/>
-        </w:rPr>
-        <w:t>columnName</w:t>
-      </w:r>
-      <w:proofErr w:type="spellEnd"/>
-      <w:r>
-        <w:rPr>
-          <w:rFonts w:ascii="Times New Roman" w:hAnsi="Times New Roman"/>
-          <w:sz w:val="14"/>
-          <w:szCs w:val="14"/>
-          <w:lang w:val="en-US" w:eastAsia="ru-RU"/>
-        </w:rPr>
-        <w:t xml:space="preserve"> = '$</w:t>
-      </w:r>
-      <w:proofErr w:type="spellStart"/>
-      <w:r>
-        <w:rPr>
-          <w:rFonts w:ascii="Times New Roman" w:hAnsi="Times New Roman"/>
-          <w:sz w:val="14"/>
-          <w:szCs w:val="14"/>
-          <w:lang w:val="en-US" w:eastAsia="ru-RU"/>
-        </w:rPr>
-        <w:t>escapedValue</w:t>
-      </w:r>
-      <w:proofErr w:type="spellEnd"/>
-      <w:r>
-        <w:rPr>
-          <w:rFonts w:ascii="Times New Roman" w:hAnsi="Times New Roman"/>
-          <w:sz w:val="14"/>
-          <w:szCs w:val="14"/>
-          <w:lang w:val="en-US" w:eastAsia="ru-RU"/>
-        </w:rPr>
-        <w:t>' LIMIT 1";</w:t>
+        <w:t xml:space="preserve"> " WHERE $columnName = '$escapedValue' LIMIT 1";</w:t>
       </w:r>
     </w:p>
     <w:p>
@@ -11977,47 +10549,7 @@
           <w:szCs w:val="14"/>
           <w:lang w:val="en-US" w:eastAsia="ru-RU"/>
         </w:rPr>
-        <w:t>        $result = $this-&gt;DB-&gt;</w:t>
-      </w:r>
-      <w:proofErr w:type="spellStart"/>
-      <w:r>
-        <w:rPr>
-          <w:rFonts w:ascii="Times New Roman" w:hAnsi="Times New Roman"/>
-          <w:sz w:val="14"/>
-          <w:szCs w:val="14"/>
-          <w:lang w:val="en-US" w:eastAsia="ru-RU"/>
-        </w:rPr>
-        <w:t>querySQL</w:t>
-      </w:r>
-      <w:proofErr w:type="spellEnd"/>
-      <w:r>
-        <w:rPr>
-          <w:rFonts w:ascii="Times New Roman" w:hAnsi="Times New Roman"/>
-          <w:sz w:val="14"/>
-          <w:szCs w:val="14"/>
-          <w:lang w:val="en-US" w:eastAsia="ru-RU"/>
-        </w:rPr>
-        <w:t>($</w:t>
-      </w:r>
-      <w:proofErr w:type="spellStart"/>
-      <w:r>
-        <w:rPr>
-          <w:rFonts w:ascii="Times New Roman" w:hAnsi="Times New Roman"/>
-          <w:sz w:val="14"/>
-          <w:szCs w:val="14"/>
-          <w:lang w:val="en-US" w:eastAsia="ru-RU"/>
-        </w:rPr>
-        <w:t>sql</w:t>
-      </w:r>
-      <w:proofErr w:type="spellEnd"/>
-      <w:r>
-        <w:rPr>
-          <w:rFonts w:ascii="Times New Roman" w:hAnsi="Times New Roman"/>
-          <w:sz w:val="14"/>
-          <w:szCs w:val="14"/>
-          <w:lang w:val="en-US" w:eastAsia="ru-RU"/>
-        </w:rPr>
-        <w:t>);</w:t>
+        <w:t>        $result = $this-&gt;DB-&gt;querySQL($sql);</w:t>
       </w:r>
     </w:p>
     <w:p>
@@ -12058,27 +10590,7 @@
           <w:szCs w:val="14"/>
           <w:lang w:val="en-US" w:eastAsia="ru-RU"/>
         </w:rPr>
-        <w:t xml:space="preserve">$result &amp;&amp; </w:t>
-      </w:r>
-      <w:proofErr w:type="spellStart"/>
-      <w:r>
-        <w:rPr>
-          <w:rFonts w:ascii="Times New Roman" w:hAnsi="Times New Roman"/>
-          <w:sz w:val="14"/>
-          <w:szCs w:val="14"/>
-          <w:lang w:val="en-US" w:eastAsia="ru-RU"/>
-        </w:rPr>
-        <w:t>isset</w:t>
-      </w:r>
-      <w:proofErr w:type="spellEnd"/>
-      <w:r>
-        <w:rPr>
-          <w:rFonts w:ascii="Times New Roman" w:hAnsi="Times New Roman"/>
-          <w:sz w:val="14"/>
-          <w:szCs w:val="14"/>
-          <w:lang w:val="en-US" w:eastAsia="ru-RU"/>
-        </w:rPr>
-        <w:t>($</w:t>
+        <w:t>$result &amp;&amp; isset($</w:t>
       </w:r>
       <w:proofErr w:type="gramStart"/>
       <w:r>
@@ -12296,19 +10808,8 @@
           <w:szCs w:val="14"/>
           <w:lang w:val="en-US" w:eastAsia="ru-RU"/>
         </w:rPr>
-        <w:t>(!</w:t>
-      </w:r>
-      <w:proofErr w:type="spellStart"/>
-      <w:r>
-        <w:rPr>
-          <w:rFonts w:ascii="Times New Roman" w:hAnsi="Times New Roman"/>
-          <w:sz w:val="14"/>
-          <w:szCs w:val="14"/>
-          <w:lang w:val="en-US" w:eastAsia="ru-RU"/>
-        </w:rPr>
-        <w:t>isset</w:t>
-      </w:r>
-      <w:proofErr w:type="spellEnd"/>
+        <w:t>(!isset</w:t>
+      </w:r>
       <w:proofErr w:type="gramEnd"/>
       <w:r>
         <w:rPr>
@@ -12351,7 +10852,6 @@
         </w:rPr>
         <w:t>            throw new \</w:t>
       </w:r>
-      <w:proofErr w:type="spellStart"/>
       <w:proofErr w:type="gramStart"/>
       <w:r>
         <w:rPr>
@@ -12360,17 +10860,7 @@
           <w:szCs w:val="14"/>
           <w:lang w:val="en-US" w:eastAsia="ru-RU"/>
         </w:rPr>
-        <w:t>InvalidArgumentException</w:t>
-      </w:r>
-      <w:proofErr w:type="spellEnd"/>
-      <w:r>
-        <w:rPr>
-          <w:rFonts w:ascii="Times New Roman" w:hAnsi="Times New Roman"/>
-          <w:sz w:val="14"/>
-          <w:szCs w:val="14"/>
-          <w:lang w:val="en-US" w:eastAsia="ru-RU"/>
-        </w:rPr>
-        <w:t>(</w:t>
+        <w:t>InvalidArgumentException(</w:t>
       </w:r>
       <w:proofErr w:type="gramEnd"/>
       <w:r>
@@ -12476,27 +10966,7 @@
           <w:szCs w:val="14"/>
           <w:lang w:val="en-US" w:eastAsia="ru-RU"/>
         </w:rPr>
-        <w:t>        $</w:t>
-      </w:r>
-      <w:proofErr w:type="spellStart"/>
-      <w:r>
-        <w:rPr>
-          <w:rFonts w:ascii="Times New Roman" w:hAnsi="Times New Roman"/>
-          <w:sz w:val="14"/>
-          <w:szCs w:val="14"/>
-          <w:lang w:val="en-US" w:eastAsia="ru-RU"/>
-        </w:rPr>
-        <w:t>propValuesArray</w:t>
-      </w:r>
-      <w:proofErr w:type="spellEnd"/>
-      <w:r>
-        <w:rPr>
-          <w:rFonts w:ascii="Times New Roman" w:hAnsi="Times New Roman"/>
-          <w:sz w:val="14"/>
-          <w:szCs w:val="14"/>
-          <w:lang w:val="en-US" w:eastAsia="ru-RU"/>
-        </w:rPr>
-        <w:t xml:space="preserve"> = [];</w:t>
+        <w:t>        $propValuesArray = [];</w:t>
       </w:r>
     </w:p>
     <w:p>
@@ -12572,7 +11042,6 @@
         </w:rPr>
         <w:t>            $</w:t>
       </w:r>
-      <w:proofErr w:type="spellStart"/>
       <w:proofErr w:type="gramStart"/>
       <w:r>
         <w:rPr>
@@ -12583,7 +11052,6 @@
         </w:rPr>
         <w:t>escapedValue</w:t>
       </w:r>
-      <w:proofErr w:type="spellEnd"/>
       <w:proofErr w:type="gramEnd"/>
       <w:r>
         <w:rPr>
@@ -12592,27 +11060,7 @@
           <w:szCs w:val="14"/>
           <w:lang w:val="en-US" w:eastAsia="ru-RU"/>
         </w:rPr>
-        <w:t xml:space="preserve"> = $this-&gt;DB-&gt;</w:t>
-      </w:r>
-      <w:proofErr w:type="spellStart"/>
-      <w:r>
-        <w:rPr>
-          <w:rFonts w:ascii="Times New Roman" w:hAnsi="Times New Roman"/>
-          <w:sz w:val="14"/>
-          <w:szCs w:val="14"/>
-          <w:lang w:val="en-US" w:eastAsia="ru-RU"/>
-        </w:rPr>
-        <w:t>real_escape_string</w:t>
-      </w:r>
-      <w:proofErr w:type="spellEnd"/>
-      <w:r>
-        <w:rPr>
-          <w:rFonts w:ascii="Times New Roman" w:hAnsi="Times New Roman"/>
-          <w:sz w:val="14"/>
-          <w:szCs w:val="14"/>
-          <w:lang w:val="en-US" w:eastAsia="ru-RU"/>
-        </w:rPr>
-        <w:t>((string)$value);</w:t>
+        <w:t xml:space="preserve"> = $this-&gt;DB-&gt;real_escape_string((string)$value);</w:t>
       </w:r>
     </w:p>
     <w:p>
@@ -12635,7 +11083,6 @@
         </w:rPr>
         <w:t>            $</w:t>
       </w:r>
-      <w:proofErr w:type="spellStart"/>
       <w:proofErr w:type="gramStart"/>
       <w:r>
         <w:rPr>
@@ -12644,17 +11091,7 @@
           <w:szCs w:val="14"/>
           <w:lang w:val="en-US" w:eastAsia="ru-RU"/>
         </w:rPr>
-        <w:t>propValuesArray</w:t>
-      </w:r>
-      <w:proofErr w:type="spellEnd"/>
-      <w:r>
-        <w:rPr>
-          <w:rFonts w:ascii="Times New Roman" w:hAnsi="Times New Roman"/>
-          <w:sz w:val="14"/>
-          <w:szCs w:val="14"/>
-          <w:lang w:val="en-US" w:eastAsia="ru-RU"/>
-        </w:rPr>
-        <w:t>[</w:t>
+        <w:t>propValuesArray[</w:t>
       </w:r>
       <w:proofErr w:type="gramEnd"/>
       <w:r>
@@ -12664,27 +11101,7 @@
           <w:szCs w:val="14"/>
           <w:lang w:val="en-US" w:eastAsia="ru-RU"/>
         </w:rPr>
-        <w:t>] = "$key = '$</w:t>
-      </w:r>
-      <w:proofErr w:type="spellStart"/>
-      <w:r>
-        <w:rPr>
-          <w:rFonts w:ascii="Times New Roman" w:hAnsi="Times New Roman"/>
-          <w:sz w:val="14"/>
-          <w:szCs w:val="14"/>
-          <w:lang w:val="en-US" w:eastAsia="ru-RU"/>
-        </w:rPr>
-        <w:t>escapedValue</w:t>
-      </w:r>
-      <w:proofErr w:type="spellEnd"/>
-      <w:r>
-        <w:rPr>
-          <w:rFonts w:ascii="Times New Roman" w:hAnsi="Times New Roman"/>
-          <w:sz w:val="14"/>
-          <w:szCs w:val="14"/>
-          <w:lang w:val="en-US" w:eastAsia="ru-RU"/>
-        </w:rPr>
-        <w:t>'";</w:t>
+        <w:t>] = "$key = '$escapedValue'";</w:t>
       </w:r>
     </w:p>
     <w:p>
@@ -12726,27 +11143,7 @@
           <w:szCs w:val="14"/>
           <w:lang w:val="en-US" w:eastAsia="ru-RU"/>
         </w:rPr>
-        <w:t>        $</w:t>
-      </w:r>
-      <w:proofErr w:type="spellStart"/>
-      <w:r>
-        <w:rPr>
-          <w:rFonts w:ascii="Times New Roman" w:hAnsi="Times New Roman"/>
-          <w:sz w:val="14"/>
-          <w:szCs w:val="14"/>
-          <w:lang w:val="en-US" w:eastAsia="ru-RU"/>
-        </w:rPr>
-        <w:t>propValues</w:t>
-      </w:r>
-      <w:proofErr w:type="spellEnd"/>
-      <w:r>
-        <w:rPr>
-          <w:rFonts w:ascii="Times New Roman" w:hAnsi="Times New Roman"/>
-          <w:sz w:val="14"/>
-          <w:szCs w:val="14"/>
-          <w:lang w:val="en-US" w:eastAsia="ru-RU"/>
-        </w:rPr>
-        <w:t xml:space="preserve"> = </w:t>
+        <w:t xml:space="preserve">        $propValues = </w:t>
       </w:r>
       <w:proofErr w:type="gramStart"/>
       <w:r>
@@ -12766,27 +11163,7 @@
           <w:szCs w:val="14"/>
           <w:lang w:val="en-US" w:eastAsia="ru-RU"/>
         </w:rPr>
-        <w:t>', ', $</w:t>
-      </w:r>
-      <w:proofErr w:type="spellStart"/>
-      <w:r>
-        <w:rPr>
-          <w:rFonts w:ascii="Times New Roman" w:hAnsi="Times New Roman"/>
-          <w:sz w:val="14"/>
-          <w:szCs w:val="14"/>
-          <w:lang w:val="en-US" w:eastAsia="ru-RU"/>
-        </w:rPr>
-        <w:t>propValuesArray</w:t>
-      </w:r>
-      <w:proofErr w:type="spellEnd"/>
-      <w:r>
-        <w:rPr>
-          <w:rFonts w:ascii="Times New Roman" w:hAnsi="Times New Roman"/>
-          <w:sz w:val="14"/>
-          <w:szCs w:val="14"/>
-          <w:lang w:val="en-US" w:eastAsia="ru-RU"/>
-        </w:rPr>
-        <w:t>);</w:t>
+        <w:t>', ', $propValuesArray);</w:t>
       </w:r>
     </w:p>
     <w:p>
@@ -12807,27 +11184,7 @@
           <w:szCs w:val="14"/>
           <w:lang w:val="en-US" w:eastAsia="ru-RU"/>
         </w:rPr>
-        <w:t>        $</w:t>
-      </w:r>
-      <w:proofErr w:type="spellStart"/>
-      <w:r>
-        <w:rPr>
-          <w:rFonts w:ascii="Times New Roman" w:hAnsi="Times New Roman"/>
-          <w:sz w:val="14"/>
-          <w:szCs w:val="14"/>
-          <w:lang w:val="en-US" w:eastAsia="ru-RU"/>
-        </w:rPr>
-        <w:t>sql</w:t>
-      </w:r>
-      <w:proofErr w:type="spellEnd"/>
-      <w:r>
-        <w:rPr>
-          <w:rFonts w:ascii="Times New Roman" w:hAnsi="Times New Roman"/>
-          <w:sz w:val="14"/>
-          <w:szCs w:val="14"/>
-          <w:lang w:val="en-US" w:eastAsia="ru-RU"/>
-        </w:rPr>
-        <w:t xml:space="preserve"> = "UPDATE </w:t>
+        <w:t xml:space="preserve">        $sql = "UPDATE </w:t>
       </w:r>
       <w:proofErr w:type="gramStart"/>
       <w:r>
@@ -12849,7 +11206,6 @@
         </w:rPr>
         <w:t xml:space="preserve"> $this-&gt;</w:t>
       </w:r>
-      <w:proofErr w:type="spellStart"/>
       <w:proofErr w:type="gramStart"/>
       <w:r>
         <w:rPr>
@@ -12858,17 +11214,7 @@
           <w:szCs w:val="14"/>
           <w:lang w:val="en-US" w:eastAsia="ru-RU"/>
         </w:rPr>
-        <w:t>tableName</w:t>
-      </w:r>
-      <w:proofErr w:type="spellEnd"/>
-      <w:r>
-        <w:rPr>
-          <w:rFonts w:ascii="Times New Roman" w:hAnsi="Times New Roman"/>
-          <w:sz w:val="14"/>
-          <w:szCs w:val="14"/>
-          <w:lang w:val="en-US" w:eastAsia="ru-RU"/>
-        </w:rPr>
-        <w:t xml:space="preserve"> .</w:t>
+        <w:t>tableName .</w:t>
       </w:r>
       <w:proofErr w:type="gramEnd"/>
       <w:r>
@@ -12900,7 +11246,6 @@
         </w:rPr>
         <w:t xml:space="preserve"> $</w:t>
       </w:r>
-      <w:proofErr w:type="spellStart"/>
       <w:proofErr w:type="gramStart"/>
       <w:r>
         <w:rPr>
@@ -12909,17 +11254,7 @@
           <w:szCs w:val="14"/>
           <w:lang w:val="en-US" w:eastAsia="ru-RU"/>
         </w:rPr>
-        <w:t>propValues</w:t>
-      </w:r>
-      <w:proofErr w:type="spellEnd"/>
-      <w:r>
-        <w:rPr>
-          <w:rFonts w:ascii="Times New Roman" w:hAnsi="Times New Roman"/>
-          <w:sz w:val="14"/>
-          <w:szCs w:val="14"/>
-          <w:lang w:val="en-US" w:eastAsia="ru-RU"/>
-        </w:rPr>
-        <w:t xml:space="preserve"> .</w:t>
+        <w:t>propValues .</w:t>
       </w:r>
       <w:proofErr w:type="gramEnd"/>
       <w:r>
@@ -12970,47 +11305,7 @@
           <w:szCs w:val="14"/>
           <w:lang w:val="en-US" w:eastAsia="ru-RU"/>
         </w:rPr>
-        <w:t>        return $this-&gt;DB-&gt;</w:t>
-      </w:r>
-      <w:proofErr w:type="spellStart"/>
-      <w:r>
-        <w:rPr>
-          <w:rFonts w:ascii="Times New Roman" w:hAnsi="Times New Roman"/>
-          <w:sz w:val="14"/>
-          <w:szCs w:val="14"/>
-          <w:lang w:val="en-US" w:eastAsia="ru-RU"/>
-        </w:rPr>
-        <w:t>querySQL</w:t>
-      </w:r>
-      <w:proofErr w:type="spellEnd"/>
-      <w:r>
-        <w:rPr>
-          <w:rFonts w:ascii="Times New Roman" w:hAnsi="Times New Roman"/>
-          <w:sz w:val="14"/>
-          <w:szCs w:val="14"/>
-          <w:lang w:val="en-US" w:eastAsia="ru-RU"/>
-        </w:rPr>
-        <w:t>($</w:t>
-      </w:r>
-      <w:proofErr w:type="spellStart"/>
-      <w:r>
-        <w:rPr>
-          <w:rFonts w:ascii="Times New Roman" w:hAnsi="Times New Roman"/>
-          <w:sz w:val="14"/>
-          <w:szCs w:val="14"/>
-          <w:lang w:val="en-US" w:eastAsia="ru-RU"/>
-        </w:rPr>
-        <w:t>sql</w:t>
-      </w:r>
-      <w:proofErr w:type="spellEnd"/>
-      <w:r>
-        <w:rPr>
-          <w:rFonts w:ascii="Times New Roman" w:hAnsi="Times New Roman"/>
-          <w:sz w:val="14"/>
-          <w:szCs w:val="14"/>
-          <w:lang w:val="en-US" w:eastAsia="ru-RU"/>
-        </w:rPr>
-        <w:t>);</w:t>
+        <w:t>        return $this-&gt;DB-&gt;querySQL($sql);</w:t>
       </w:r>
     </w:p>
     <w:p>
@@ -13114,19 +11409,8 @@
           <w:szCs w:val="14"/>
           <w:lang w:val="en-US" w:eastAsia="ru-RU"/>
         </w:rPr>
-        <w:t>(!</w:t>
-      </w:r>
-      <w:proofErr w:type="spellStart"/>
-      <w:r>
-        <w:rPr>
-          <w:rFonts w:ascii="Times New Roman" w:hAnsi="Times New Roman"/>
-          <w:sz w:val="14"/>
-          <w:szCs w:val="14"/>
-          <w:lang w:val="en-US" w:eastAsia="ru-RU"/>
-        </w:rPr>
-        <w:t>isset</w:t>
-      </w:r>
-      <w:proofErr w:type="spellEnd"/>
+        <w:t>(!isset</w:t>
+      </w:r>
       <w:proofErr w:type="gramEnd"/>
       <w:r>
         <w:rPr>
@@ -13169,7 +11453,6 @@
         </w:rPr>
         <w:t>            throw new \</w:t>
       </w:r>
-      <w:proofErr w:type="spellStart"/>
       <w:proofErr w:type="gramStart"/>
       <w:r>
         <w:rPr>
@@ -13178,17 +11461,7 @@
           <w:szCs w:val="14"/>
           <w:lang w:val="en-US" w:eastAsia="ru-RU"/>
         </w:rPr>
-        <w:t>InvalidArgumentException</w:t>
-      </w:r>
-      <w:proofErr w:type="spellEnd"/>
-      <w:r>
-        <w:rPr>
-          <w:rFonts w:ascii="Times New Roman" w:hAnsi="Times New Roman"/>
-          <w:sz w:val="14"/>
-          <w:szCs w:val="14"/>
-          <w:lang w:val="en-US" w:eastAsia="ru-RU"/>
-        </w:rPr>
-        <w:t>(</w:t>
+        <w:t>InvalidArgumentException(</w:t>
       </w:r>
       <w:proofErr w:type="gramEnd"/>
       <w:r>
@@ -13294,27 +11567,7 @@
           <w:szCs w:val="14"/>
           <w:lang w:val="en-US" w:eastAsia="ru-RU"/>
         </w:rPr>
-        <w:t>        $</w:t>
-      </w:r>
-      <w:proofErr w:type="spellStart"/>
-      <w:r>
-        <w:rPr>
-          <w:rFonts w:ascii="Times New Roman" w:hAnsi="Times New Roman"/>
-          <w:sz w:val="14"/>
-          <w:szCs w:val="14"/>
-          <w:lang w:val="en-US" w:eastAsia="ru-RU"/>
-        </w:rPr>
-        <w:t>sql</w:t>
-      </w:r>
-      <w:proofErr w:type="spellEnd"/>
-      <w:r>
-        <w:rPr>
-          <w:rFonts w:ascii="Times New Roman" w:hAnsi="Times New Roman"/>
-          <w:sz w:val="14"/>
-          <w:szCs w:val="14"/>
-          <w:lang w:val="en-US" w:eastAsia="ru-RU"/>
-        </w:rPr>
-        <w:t xml:space="preserve"> = "DELETE FROM </w:t>
+        <w:t xml:space="preserve">        $sql = "DELETE FROM </w:t>
       </w:r>
       <w:proofErr w:type="gramStart"/>
       <w:r>
@@ -13336,7 +11589,6 @@
         </w:rPr>
         <w:t xml:space="preserve"> $this-&gt;</w:t>
       </w:r>
-      <w:proofErr w:type="spellStart"/>
       <w:proofErr w:type="gramStart"/>
       <w:r>
         <w:rPr>
@@ -13345,17 +11597,7 @@
           <w:szCs w:val="14"/>
           <w:lang w:val="en-US" w:eastAsia="ru-RU"/>
         </w:rPr>
-        <w:t>tableName</w:t>
-      </w:r>
-      <w:proofErr w:type="spellEnd"/>
-      <w:r>
-        <w:rPr>
-          <w:rFonts w:ascii="Times New Roman" w:hAnsi="Times New Roman"/>
-          <w:sz w:val="14"/>
-          <w:szCs w:val="14"/>
-          <w:lang w:val="en-US" w:eastAsia="ru-RU"/>
-        </w:rPr>
-        <w:t xml:space="preserve"> .</w:t>
+        <w:t>tableName .</w:t>
       </w:r>
       <w:proofErr w:type="gramEnd"/>
       <w:r>
@@ -13406,47 +11648,7 @@
           <w:szCs w:val="14"/>
           <w:lang w:val="en-US" w:eastAsia="ru-RU"/>
         </w:rPr>
-        <w:t>        return (bool)$this-&gt;DB-&gt;</w:t>
-      </w:r>
-      <w:proofErr w:type="spellStart"/>
-      <w:r>
-        <w:rPr>
-          <w:rFonts w:ascii="Times New Roman" w:hAnsi="Times New Roman"/>
-          <w:sz w:val="14"/>
-          <w:szCs w:val="14"/>
-          <w:lang w:val="en-US" w:eastAsia="ru-RU"/>
-        </w:rPr>
-        <w:t>querySQL</w:t>
-      </w:r>
-      <w:proofErr w:type="spellEnd"/>
-      <w:r>
-        <w:rPr>
-          <w:rFonts w:ascii="Times New Roman" w:hAnsi="Times New Roman"/>
-          <w:sz w:val="14"/>
-          <w:szCs w:val="14"/>
-          <w:lang w:val="en-US" w:eastAsia="ru-RU"/>
-        </w:rPr>
-        <w:t>($</w:t>
-      </w:r>
-      <w:proofErr w:type="spellStart"/>
-      <w:r>
-        <w:rPr>
-          <w:rFonts w:ascii="Times New Roman" w:hAnsi="Times New Roman"/>
-          <w:sz w:val="14"/>
-          <w:szCs w:val="14"/>
-          <w:lang w:val="en-US" w:eastAsia="ru-RU"/>
-        </w:rPr>
-        <w:t>sql</w:t>
-      </w:r>
-      <w:proofErr w:type="spellEnd"/>
-      <w:r>
-        <w:rPr>
-          <w:rFonts w:ascii="Times New Roman" w:hAnsi="Times New Roman"/>
-          <w:sz w:val="14"/>
-          <w:szCs w:val="14"/>
-          <w:lang w:val="en-US" w:eastAsia="ru-RU"/>
-        </w:rPr>
-        <w:t>);</w:t>
+        <w:t>        return (bool)$this-&gt;DB-&gt;querySQL($sql);</w:t>
       </w:r>
     </w:p>
     <w:p>
@@ -13490,7 +11692,6 @@
         </w:rPr>
         <w:t xml:space="preserve">    protected function </w:t>
       </w:r>
-      <w:proofErr w:type="spellStart"/>
       <w:proofErr w:type="gramStart"/>
       <w:r>
         <w:rPr>
@@ -13499,17 +11700,7 @@
           <w:szCs w:val="14"/>
           <w:lang w:val="en-US" w:eastAsia="ru-RU"/>
         </w:rPr>
-        <w:t>sanitizeColumnName</w:t>
-      </w:r>
-      <w:proofErr w:type="spellEnd"/>
-      <w:r>
-        <w:rPr>
-          <w:rFonts w:ascii="Times New Roman" w:hAnsi="Times New Roman"/>
-          <w:sz w:val="14"/>
-          <w:szCs w:val="14"/>
-          <w:lang w:val="en-US" w:eastAsia="ru-RU"/>
-        </w:rPr>
-        <w:t>(</w:t>
+        <w:t>sanitizeColumnName(</w:t>
       </w:r>
       <w:proofErr w:type="gramEnd"/>
       <w:r>
@@ -13519,27 +11710,7 @@
           <w:szCs w:val="14"/>
           <w:lang w:val="en-US" w:eastAsia="ru-RU"/>
         </w:rPr>
-        <w:t>string $</w:t>
-      </w:r>
-      <w:proofErr w:type="spellStart"/>
-      <w:r>
-        <w:rPr>
-          <w:rFonts w:ascii="Times New Roman" w:hAnsi="Times New Roman"/>
-          <w:sz w:val="14"/>
-          <w:szCs w:val="14"/>
-          <w:lang w:val="en-US" w:eastAsia="ru-RU"/>
-        </w:rPr>
-        <w:t>columnName</w:t>
-      </w:r>
-      <w:proofErr w:type="spellEnd"/>
-      <w:r>
-        <w:rPr>
-          <w:rFonts w:ascii="Times New Roman" w:hAnsi="Times New Roman"/>
-          <w:sz w:val="14"/>
-          <w:szCs w:val="14"/>
-          <w:lang w:val="en-US" w:eastAsia="ru-RU"/>
-        </w:rPr>
-        <w:t xml:space="preserve">): </w:t>
+        <w:t xml:space="preserve">string $columnName): </w:t>
       </w:r>
       <w:proofErr w:type="gramStart"/>
       <w:r>
@@ -13581,17 +11752,7 @@
           <w:szCs w:val="14"/>
           <w:lang w:val="en-US" w:eastAsia="ru-RU"/>
         </w:rPr>
-        <w:t>(!</w:t>
-      </w:r>
-      <w:proofErr w:type="spellStart"/>
-      <w:r>
-        <w:rPr>
-          <w:rFonts w:ascii="Times New Roman" w:hAnsi="Times New Roman"/>
-          <w:sz w:val="14"/>
-          <w:szCs w:val="14"/>
-          <w:lang w:val="en-US" w:eastAsia="ru-RU"/>
-        </w:rPr>
-        <w:t>preg</w:t>
+        <w:t>(!preg</w:t>
       </w:r>
       <w:proofErr w:type="gramEnd"/>
       <w:r>
@@ -13601,37 +11762,7 @@
           <w:szCs w:val="14"/>
           <w:lang w:val="en-US" w:eastAsia="ru-RU"/>
         </w:rPr>
-        <w:t>_match</w:t>
-      </w:r>
-      <w:proofErr w:type="spellEnd"/>
-      <w:r>
-        <w:rPr>
-          <w:rFonts w:ascii="Times New Roman" w:hAnsi="Times New Roman"/>
-          <w:sz w:val="14"/>
-          <w:szCs w:val="14"/>
-          <w:lang w:val="en-US" w:eastAsia="ru-RU"/>
-        </w:rPr>
-        <w:t>('/^[a-</w:t>
-      </w:r>
-      <w:proofErr w:type="spellStart"/>
-      <w:r>
-        <w:rPr>
-          <w:rFonts w:ascii="Times New Roman" w:hAnsi="Times New Roman"/>
-          <w:sz w:val="14"/>
-          <w:szCs w:val="14"/>
-          <w:lang w:val="en-US" w:eastAsia="ru-RU"/>
-        </w:rPr>
-        <w:t>zA</w:t>
-      </w:r>
-      <w:proofErr w:type="spellEnd"/>
-      <w:r>
-        <w:rPr>
-          <w:rFonts w:ascii="Times New Roman" w:hAnsi="Times New Roman"/>
-          <w:sz w:val="14"/>
-          <w:szCs w:val="14"/>
-          <w:lang w:val="en-US" w:eastAsia="ru-RU"/>
-        </w:rPr>
-        <w:t>-Z</w:t>
+        <w:t>_match('/^[a-zA-Z</w:t>
       </w:r>
       <w:proofErr w:type="gramStart"/>
       <w:r>
@@ -13671,19 +11802,8 @@
           <w:szCs w:val="14"/>
           <w:lang w:val="en-US" w:eastAsia="ru-RU"/>
         </w:rPr>
-        <w:t>$/', $</w:t>
-      </w:r>
-      <w:proofErr w:type="spellStart"/>
-      <w:r>
-        <w:rPr>
-          <w:rFonts w:ascii="Times New Roman" w:hAnsi="Times New Roman"/>
-          <w:sz w:val="14"/>
-          <w:szCs w:val="14"/>
-          <w:lang w:val="en-US" w:eastAsia="ru-RU"/>
-        </w:rPr>
-        <w:t>columnName</w:t>
-      </w:r>
-      <w:proofErr w:type="spellEnd"/>
+        <w:t>$/', $columnName</w:t>
+      </w:r>
       <w:proofErr w:type="gramStart"/>
       <w:r>
         <w:rPr>
@@ -13716,7 +11836,6 @@
         </w:rPr>
         <w:t>            throw new \</w:t>
       </w:r>
-      <w:proofErr w:type="spellStart"/>
       <w:proofErr w:type="gramStart"/>
       <w:r>
         <w:rPr>
@@ -13725,17 +11844,7 @@
           <w:szCs w:val="14"/>
           <w:lang w:val="en-US" w:eastAsia="ru-RU"/>
         </w:rPr>
-        <w:t>InvalidArgumentException</w:t>
-      </w:r>
-      <w:proofErr w:type="spellEnd"/>
-      <w:r>
-        <w:rPr>
-          <w:rFonts w:ascii="Times New Roman" w:hAnsi="Times New Roman"/>
-          <w:sz w:val="14"/>
-          <w:szCs w:val="14"/>
-          <w:lang w:val="en-US" w:eastAsia="ru-RU"/>
-        </w:rPr>
-        <w:t>(</w:t>
+        <w:t>InvalidArgumentException(</w:t>
       </w:r>
       <w:proofErr w:type="gramEnd"/>
       <w:r>
@@ -13850,27 +11959,7 @@
           <w:szCs w:val="14"/>
           <w:lang w:val="en-US" w:eastAsia="ru-RU"/>
         </w:rPr>
-        <w:t>        return $</w:t>
-      </w:r>
-      <w:proofErr w:type="spellStart"/>
-      <w:r>
-        <w:rPr>
-          <w:rFonts w:ascii="Times New Roman" w:hAnsi="Times New Roman"/>
-          <w:sz w:val="14"/>
-          <w:szCs w:val="14"/>
-          <w:lang w:val="en-US" w:eastAsia="ru-RU"/>
-        </w:rPr>
-        <w:t>columnName</w:t>
-      </w:r>
-      <w:proofErr w:type="spellEnd"/>
-      <w:r>
-        <w:rPr>
-          <w:rFonts w:ascii="Times New Roman" w:hAnsi="Times New Roman"/>
-          <w:sz w:val="14"/>
-          <w:szCs w:val="14"/>
-          <w:lang w:val="en-US" w:eastAsia="ru-RU"/>
-        </w:rPr>
-        <w:t>;</w:t>
+        <w:t>        return $columnName;</w:t>
       </w:r>
     </w:p>
     <w:p>
@@ -13956,7 +12045,6 @@
         </w:rPr>
         <w:t xml:space="preserve"> </w:t>
       </w:r>
-      <w:proofErr w:type="spellStart"/>
       <w:r>
         <w:rPr>
           <w:rFonts w:ascii="Times New Roman" w:hAnsi="Times New Roman"/>
@@ -13968,7 +12056,6 @@
         </w:rPr>
         <w:t>Feedback.php</w:t>
       </w:r>
-      <w:proofErr w:type="spellEnd"/>
       <w:r>
         <w:rPr>
           <w:rFonts w:ascii="Times New Roman" w:hAnsi="Times New Roman"/>
@@ -13997,19 +12084,8 @@
           <w:szCs w:val="18"/>
           <w:lang w:val="en-US" w:eastAsia="ru-RU"/>
         </w:rPr>
-        <w:t>&lt;?</w:t>
-      </w:r>
-      <w:proofErr w:type="spellStart"/>
-      <w:r>
-        <w:rPr>
-          <w:rFonts w:ascii="Times New Roman" w:hAnsi="Times New Roman"/>
-          <w:sz w:val="18"/>
-          <w:szCs w:val="18"/>
-          <w:lang w:val="en-US" w:eastAsia="ru-RU"/>
-        </w:rPr>
-        <w:t>php</w:t>
-      </w:r>
-      <w:proofErr w:type="spellEnd"/>
+        <w:t>&lt;?php</w:t>
+      </w:r>
     </w:p>
     <w:p>
       <w:pPr>
@@ -14029,27 +12105,7 @@
           <w:szCs w:val="18"/>
           <w:lang w:val="en-US" w:eastAsia="ru-RU"/>
         </w:rPr>
-        <w:t xml:space="preserve">namespace </w:t>
-      </w:r>
-      <w:proofErr w:type="spellStart"/>
-      <w:r>
-        <w:rPr>
-          <w:rFonts w:ascii="Times New Roman" w:hAnsi="Times New Roman"/>
-          <w:sz w:val="18"/>
-          <w:szCs w:val="18"/>
-          <w:lang w:val="en-US" w:eastAsia="ru-RU"/>
-        </w:rPr>
-        <w:t>src</w:t>
-      </w:r>
-      <w:proofErr w:type="spellEnd"/>
-      <w:r>
-        <w:rPr>
-          <w:rFonts w:ascii="Times New Roman" w:hAnsi="Times New Roman"/>
-          <w:sz w:val="18"/>
-          <w:szCs w:val="18"/>
-          <w:lang w:val="en-US" w:eastAsia="ru-RU"/>
-        </w:rPr>
-        <w:t>;</w:t>
+        <w:t>namespace src;</w:t>
       </w:r>
     </w:p>
     <w:p>
@@ -14070,47 +12126,7 @@
           <w:szCs w:val="18"/>
           <w:lang w:val="en-US" w:eastAsia="ru-RU"/>
         </w:rPr>
-        <w:t xml:space="preserve">use </w:t>
-      </w:r>
-      <w:proofErr w:type="spellStart"/>
-      <w:r>
-        <w:rPr>
-          <w:rFonts w:ascii="Times New Roman" w:hAnsi="Times New Roman"/>
-          <w:sz w:val="18"/>
-          <w:szCs w:val="18"/>
-          <w:lang w:val="en-US" w:eastAsia="ru-RU"/>
-        </w:rPr>
-        <w:t>src</w:t>
-      </w:r>
-      <w:proofErr w:type="spellEnd"/>
-      <w:r>
-        <w:rPr>
-          <w:rFonts w:ascii="Times New Roman" w:hAnsi="Times New Roman"/>
-          <w:sz w:val="18"/>
-          <w:szCs w:val="18"/>
-          <w:lang w:val="en-US" w:eastAsia="ru-RU"/>
-        </w:rPr>
-        <w:t>\exceptions\</w:t>
-      </w:r>
-      <w:proofErr w:type="spellStart"/>
-      <w:r>
-        <w:rPr>
-          <w:rFonts w:ascii="Times New Roman" w:hAnsi="Times New Roman"/>
-          <w:sz w:val="18"/>
-          <w:szCs w:val="18"/>
-          <w:lang w:val="en-US" w:eastAsia="ru-RU"/>
-        </w:rPr>
-        <w:t>InvalidArgumentException</w:t>
-      </w:r>
-      <w:proofErr w:type="spellEnd"/>
-      <w:r>
-        <w:rPr>
-          <w:rFonts w:ascii="Times New Roman" w:hAnsi="Times New Roman"/>
-          <w:sz w:val="18"/>
-          <w:szCs w:val="18"/>
-          <w:lang w:val="en-US" w:eastAsia="ru-RU"/>
-        </w:rPr>
-        <w:t>;</w:t>
+        <w:t>use src\exceptions\InvalidArgumentException;</w:t>
       </w:r>
     </w:p>
     <w:p>
@@ -14173,27 +12189,7 @@
           <w:szCs w:val="18"/>
           <w:lang w:val="en-US" w:eastAsia="ru-RU"/>
         </w:rPr>
-        <w:t>    protected string $</w:t>
-      </w:r>
-      <w:proofErr w:type="spellStart"/>
-      <w:r>
-        <w:rPr>
-          <w:rFonts w:ascii="Times New Roman" w:hAnsi="Times New Roman"/>
-          <w:sz w:val="18"/>
-          <w:szCs w:val="18"/>
-          <w:lang w:val="en-US" w:eastAsia="ru-RU"/>
-        </w:rPr>
-        <w:t>tableName</w:t>
-      </w:r>
-      <w:proofErr w:type="spellEnd"/>
-      <w:r>
-        <w:rPr>
-          <w:rFonts w:ascii="Times New Roman" w:hAnsi="Times New Roman"/>
-          <w:sz w:val="18"/>
-          <w:szCs w:val="18"/>
-          <w:lang w:val="en-US" w:eastAsia="ru-RU"/>
-        </w:rPr>
-        <w:t xml:space="preserve"> = 'feedback';</w:t>
+        <w:t>    protected string $tableName = 'feedback';</w:t>
       </w:r>
     </w:p>
     <w:p>
@@ -14214,27 +12210,7 @@
           <w:szCs w:val="18"/>
           <w:lang w:val="en-US" w:eastAsia="ru-RU"/>
         </w:rPr>
-        <w:t>    protected string $</w:t>
-      </w:r>
-      <w:proofErr w:type="spellStart"/>
-      <w:r>
-        <w:rPr>
-          <w:rFonts w:ascii="Times New Roman" w:hAnsi="Times New Roman"/>
-          <w:sz w:val="18"/>
-          <w:szCs w:val="18"/>
-          <w:lang w:val="en-US" w:eastAsia="ru-RU"/>
-        </w:rPr>
-        <w:t>fio</w:t>
-      </w:r>
-      <w:proofErr w:type="spellEnd"/>
-      <w:r>
-        <w:rPr>
-          <w:rFonts w:ascii="Times New Roman" w:hAnsi="Times New Roman"/>
-          <w:sz w:val="18"/>
-          <w:szCs w:val="18"/>
-          <w:lang w:val="en-US" w:eastAsia="ru-RU"/>
-        </w:rPr>
-        <w:t xml:space="preserve"> = '';</w:t>
+        <w:t>    protected string $fio = '';</w:t>
       </w:r>
     </w:p>
     <w:p>
@@ -14337,47 +12313,7 @@
           <w:szCs w:val="18"/>
           <w:lang w:val="en-US" w:eastAsia="ru-RU"/>
         </w:rPr>
-        <w:t xml:space="preserve">    protected </w:t>
-      </w:r>
-      <w:proofErr w:type="spellStart"/>
-      <w:r>
-        <w:rPr>
-          <w:rFonts w:ascii="Times New Roman" w:hAnsi="Times New Roman"/>
-          <w:sz w:val="18"/>
-          <w:szCs w:val="18"/>
-          <w:lang w:val="en-US" w:eastAsia="ru-RU"/>
-        </w:rPr>
-        <w:t>array|string</w:t>
-      </w:r>
-      <w:proofErr w:type="spellEnd"/>
-      <w:r>
-        <w:rPr>
-          <w:rFonts w:ascii="Times New Roman" w:hAnsi="Times New Roman"/>
-          <w:sz w:val="18"/>
-          <w:szCs w:val="18"/>
-          <w:lang w:val="en-US" w:eastAsia="ru-RU"/>
-        </w:rPr>
-        <w:t xml:space="preserve"> $</w:t>
-      </w:r>
-      <w:proofErr w:type="spellStart"/>
-      <w:r>
-        <w:rPr>
-          <w:rFonts w:ascii="Times New Roman" w:hAnsi="Times New Roman"/>
-          <w:sz w:val="18"/>
-          <w:szCs w:val="18"/>
-          <w:lang w:val="en-US" w:eastAsia="ru-RU"/>
-        </w:rPr>
-        <w:t>image_file</w:t>
-      </w:r>
-      <w:proofErr w:type="spellEnd"/>
-      <w:r>
-        <w:rPr>
-          <w:rFonts w:ascii="Times New Roman" w:hAnsi="Times New Roman"/>
-          <w:sz w:val="18"/>
-          <w:szCs w:val="18"/>
-          <w:lang w:val="en-US" w:eastAsia="ru-RU"/>
-        </w:rPr>
-        <w:t xml:space="preserve"> = '';</w:t>
+        <w:t>    protected array|string $image_file = '';</w:t>
       </w:r>
     </w:p>
     <w:p>
@@ -14398,27 +12334,7 @@
           <w:szCs w:val="18"/>
           <w:lang w:val="en-US" w:eastAsia="ru-RU"/>
         </w:rPr>
-        <w:t>    protected string $</w:t>
-      </w:r>
-      <w:proofErr w:type="spellStart"/>
-      <w:r>
-        <w:rPr>
-          <w:rFonts w:ascii="Times New Roman" w:hAnsi="Times New Roman"/>
-          <w:sz w:val="18"/>
-          <w:szCs w:val="18"/>
-          <w:lang w:val="en-US" w:eastAsia="ru-RU"/>
-        </w:rPr>
-        <w:t>create_at</w:t>
-      </w:r>
-      <w:proofErr w:type="spellEnd"/>
-      <w:r>
-        <w:rPr>
-          <w:rFonts w:ascii="Times New Roman" w:hAnsi="Times New Roman"/>
-          <w:sz w:val="18"/>
-          <w:szCs w:val="18"/>
-          <w:lang w:val="en-US" w:eastAsia="ru-RU"/>
-        </w:rPr>
-        <w:t xml:space="preserve"> </w:t>
+        <w:t xml:space="preserve">    protected string $create_at </w:t>
       </w:r>
       <w:proofErr w:type="gramStart"/>
       <w:r>
@@ -14523,7 +12439,6 @@
         </w:rPr>
         <w:t xml:space="preserve">    public function </w:t>
       </w:r>
-      <w:proofErr w:type="spellStart"/>
       <w:proofErr w:type="gramStart"/>
       <w:r>
         <w:rPr>
@@ -14532,17 +12447,7 @@
           <w:szCs w:val="18"/>
           <w:lang w:val="en-US" w:eastAsia="ru-RU"/>
         </w:rPr>
-        <w:t>getFio</w:t>
-      </w:r>
-      <w:proofErr w:type="spellEnd"/>
-      <w:r>
-        <w:rPr>
-          <w:rFonts w:ascii="Times New Roman" w:hAnsi="Times New Roman"/>
-          <w:sz w:val="18"/>
-          <w:szCs w:val="18"/>
-          <w:lang w:val="en-US" w:eastAsia="ru-RU"/>
-        </w:rPr>
-        <w:t>(</w:t>
+        <w:t>getFio(</w:t>
       </w:r>
       <w:proofErr w:type="gramEnd"/>
       <w:r>
@@ -14595,27 +12500,7 @@
           <w:lang w:val="en-US" w:eastAsia="ru-RU"/>
         </w:rPr>
         <w:lastRenderedPageBreak/>
-        <w:t>        return $this-&gt;</w:t>
-      </w:r>
-      <w:proofErr w:type="spellStart"/>
-      <w:r>
-        <w:rPr>
-          <w:rFonts w:ascii="Times New Roman" w:hAnsi="Times New Roman"/>
-          <w:sz w:val="18"/>
-          <w:szCs w:val="18"/>
-          <w:lang w:val="en-US" w:eastAsia="ru-RU"/>
-        </w:rPr>
-        <w:t>fio</w:t>
-      </w:r>
-      <w:proofErr w:type="spellEnd"/>
-      <w:r>
-        <w:rPr>
-          <w:rFonts w:ascii="Times New Roman" w:hAnsi="Times New Roman"/>
-          <w:sz w:val="18"/>
-          <w:szCs w:val="18"/>
-          <w:lang w:val="en-US" w:eastAsia="ru-RU"/>
-        </w:rPr>
-        <w:t>;</w:t>
+        <w:t>        return $this-&gt;fio;</w:t>
       </w:r>
     </w:p>
     <w:p>
@@ -14659,7 +12544,6 @@
         </w:rPr>
         <w:t xml:space="preserve">    public function </w:t>
       </w:r>
-      <w:proofErr w:type="spellStart"/>
       <w:proofErr w:type="gramStart"/>
       <w:r>
         <w:rPr>
@@ -14668,17 +12552,7 @@
           <w:szCs w:val="18"/>
           <w:lang w:val="en-US" w:eastAsia="ru-RU"/>
         </w:rPr>
-        <w:t>loadFromForm</w:t>
-      </w:r>
-      <w:proofErr w:type="spellEnd"/>
-      <w:r>
-        <w:rPr>
-          <w:rFonts w:ascii="Times New Roman" w:hAnsi="Times New Roman"/>
-          <w:sz w:val="18"/>
-          <w:szCs w:val="18"/>
-          <w:lang w:val="en-US" w:eastAsia="ru-RU"/>
-        </w:rPr>
-        <w:t>(</w:t>
+        <w:t>loadFromForm(</w:t>
       </w:r>
       <w:proofErr w:type="gramEnd"/>
       <w:r>
@@ -14771,39 +12645,8 @@
           <w:szCs w:val="18"/>
           <w:lang w:val="en-US" w:eastAsia="ru-RU"/>
         </w:rPr>
-        <w:t>        $data['</w:t>
-      </w:r>
-      <w:proofErr w:type="spellStart"/>
-      <w:r>
-        <w:rPr>
-          <w:rFonts w:ascii="Times New Roman" w:hAnsi="Times New Roman"/>
-          <w:sz w:val="18"/>
-          <w:szCs w:val="18"/>
-          <w:lang w:val="en-US" w:eastAsia="ru-RU"/>
-        </w:rPr>
-        <w:t>fio</w:t>
-      </w:r>
-      <w:proofErr w:type="spellEnd"/>
-      <w:r>
-        <w:rPr>
-          <w:rFonts w:ascii="Times New Roman" w:hAnsi="Times New Roman"/>
-          <w:sz w:val="18"/>
-          <w:szCs w:val="18"/>
-          <w:lang w:val="en-US" w:eastAsia="ru-RU"/>
-        </w:rPr>
-        <w:t>'] = $post['</w:t>
-      </w:r>
-      <w:proofErr w:type="spellStart"/>
-      <w:r>
-        <w:rPr>
-          <w:rFonts w:ascii="Times New Roman" w:hAnsi="Times New Roman"/>
-          <w:sz w:val="18"/>
-          <w:szCs w:val="18"/>
-          <w:lang w:val="en-US" w:eastAsia="ru-RU"/>
-        </w:rPr>
-        <w:t>fio</w:t>
-      </w:r>
-      <w:proofErr w:type="spellEnd"/>
+        <w:t>        $data['fio'] = $post['fio</w:t>
+      </w:r>
       <w:proofErr w:type="gramStart"/>
       <w:r>
         <w:rPr>
@@ -15026,27 +12869,7 @@
           <w:szCs w:val="18"/>
           <w:lang w:val="en-US" w:eastAsia="ru-RU"/>
         </w:rPr>
-        <w:t xml:space="preserve">$file &amp;&amp; </w:t>
-      </w:r>
-      <w:proofErr w:type="spellStart"/>
-      <w:r>
-        <w:rPr>
-          <w:rFonts w:ascii="Times New Roman" w:hAnsi="Times New Roman"/>
-          <w:sz w:val="18"/>
-          <w:szCs w:val="18"/>
-          <w:lang w:val="en-US" w:eastAsia="ru-RU"/>
-        </w:rPr>
-        <w:t>isset</w:t>
-      </w:r>
-      <w:proofErr w:type="spellEnd"/>
-      <w:r>
-        <w:rPr>
-          <w:rFonts w:ascii="Times New Roman" w:hAnsi="Times New Roman"/>
-          <w:sz w:val="18"/>
-          <w:szCs w:val="18"/>
-          <w:lang w:val="en-US" w:eastAsia="ru-RU"/>
-        </w:rPr>
-        <w:t>($file['error']) &amp;&amp; $file['error'] === UPLOAD_ERR_</w:t>
+        <w:t>$file &amp;&amp; isset($file['error']) &amp;&amp; $file['error'] === UPLOAD_ERR_</w:t>
       </w:r>
       <w:proofErr w:type="gramStart"/>
       <w:r>
@@ -15078,27 +12901,7 @@
           <w:szCs w:val="18"/>
           <w:lang w:val="en-US" w:eastAsia="ru-RU"/>
         </w:rPr>
-        <w:t>            $data['</w:t>
-      </w:r>
-      <w:proofErr w:type="spellStart"/>
-      <w:r>
-        <w:rPr>
-          <w:rFonts w:ascii="Times New Roman" w:hAnsi="Times New Roman"/>
-          <w:sz w:val="18"/>
-          <w:szCs w:val="18"/>
-          <w:lang w:val="en-US" w:eastAsia="ru-RU"/>
-        </w:rPr>
-        <w:t>image_file</w:t>
-      </w:r>
-      <w:proofErr w:type="spellEnd"/>
-      <w:r>
-        <w:rPr>
-          <w:rFonts w:ascii="Times New Roman" w:hAnsi="Times New Roman"/>
-          <w:sz w:val="18"/>
-          <w:szCs w:val="18"/>
-          <w:lang w:val="en-US" w:eastAsia="ru-RU"/>
-        </w:rPr>
-        <w:t>'] = $file;</w:t>
+        <w:t>            $data['image_file'] = $file;</w:t>
       </w:r>
     </w:p>
     <w:p>
@@ -15244,37 +13047,7 @@
           <w:szCs w:val="18"/>
           <w:lang w:val="en-US" w:eastAsia="ru-RU"/>
         </w:rPr>
-        <w:t>        $this-&gt;</w:t>
-      </w:r>
-      <w:proofErr w:type="spellStart"/>
-      <w:r>
-        <w:rPr>
-          <w:rFonts w:ascii="Times New Roman" w:hAnsi="Times New Roman"/>
-          <w:sz w:val="18"/>
-          <w:szCs w:val="18"/>
-          <w:lang w:val="en-US" w:eastAsia="ru-RU"/>
-        </w:rPr>
-        <w:t>fio</w:t>
-      </w:r>
-      <w:proofErr w:type="spellEnd"/>
-      <w:r>
-        <w:rPr>
-          <w:rFonts w:ascii="Times New Roman" w:hAnsi="Times New Roman"/>
-          <w:sz w:val="18"/>
-          <w:szCs w:val="18"/>
-          <w:lang w:val="en-US" w:eastAsia="ru-RU"/>
-        </w:rPr>
-        <w:t xml:space="preserve"> = </w:t>
-      </w:r>
-      <w:proofErr w:type="spellStart"/>
-      <w:r>
-        <w:rPr>
-          <w:rFonts w:ascii="Times New Roman" w:hAnsi="Times New Roman"/>
-          <w:sz w:val="18"/>
-          <w:szCs w:val="18"/>
-          <w:lang w:val="en-US" w:eastAsia="ru-RU"/>
-        </w:rPr>
-        <w:t>preg_</w:t>
+        <w:t>        $this-&gt;fio = preg_</w:t>
       </w:r>
       <w:proofErr w:type="gramStart"/>
       <w:r>
@@ -15284,17 +13057,7 @@
           <w:szCs w:val="18"/>
           <w:lang w:val="en-US" w:eastAsia="ru-RU"/>
         </w:rPr>
-        <w:t>replace</w:t>
-      </w:r>
-      <w:proofErr w:type="spellEnd"/>
-      <w:r>
-        <w:rPr>
-          <w:rFonts w:ascii="Times New Roman" w:hAnsi="Times New Roman"/>
-          <w:sz w:val="18"/>
-          <w:szCs w:val="18"/>
-          <w:lang w:val="en-US" w:eastAsia="ru-RU"/>
-        </w:rPr>
-        <w:t>(</w:t>
+        <w:t>replace(</w:t>
       </w:r>
       <w:proofErr w:type="gramEnd"/>
       <w:r>
@@ -15324,27 +13087,7 @@
           <w:szCs w:val="18"/>
           <w:lang w:val="en-US" w:eastAsia="ru-RU"/>
         </w:rPr>
-        <w:t>+/u', ' ', trim($this-&gt;</w:t>
-      </w:r>
-      <w:proofErr w:type="spellStart"/>
-      <w:r>
-        <w:rPr>
-          <w:rFonts w:ascii="Times New Roman" w:hAnsi="Times New Roman"/>
-          <w:sz w:val="18"/>
-          <w:szCs w:val="18"/>
-          <w:lang w:val="en-US" w:eastAsia="ru-RU"/>
-        </w:rPr>
-        <w:t>fio</w:t>
-      </w:r>
-      <w:proofErr w:type="spellEnd"/>
-      <w:r>
-        <w:rPr>
-          <w:rFonts w:ascii="Times New Roman" w:hAnsi="Times New Roman"/>
-          <w:sz w:val="18"/>
-          <w:szCs w:val="18"/>
-          <w:lang w:val="en-US" w:eastAsia="ru-RU"/>
-        </w:rPr>
-        <w:t>));</w:t>
+        <w:t>+/u', ' ', trim($this-&gt;fio));</w:t>
       </w:r>
     </w:p>
     <w:p>
@@ -15365,19 +13108,8 @@
           <w:szCs w:val="18"/>
           <w:lang w:val="en-US" w:eastAsia="ru-RU"/>
         </w:rPr>
-        <w:t>        if(empty($this-&gt;</w:t>
-      </w:r>
-      <w:proofErr w:type="spellStart"/>
-      <w:r>
-        <w:rPr>
-          <w:rFonts w:ascii="Times New Roman" w:hAnsi="Times New Roman"/>
-          <w:sz w:val="18"/>
-          <w:szCs w:val="18"/>
-          <w:lang w:val="en-US" w:eastAsia="ru-RU"/>
-        </w:rPr>
-        <w:t>fio</w:t>
-      </w:r>
-      <w:proofErr w:type="spellEnd"/>
+        <w:t>        if(empty($this-&gt;fio</w:t>
+      </w:r>
       <w:proofErr w:type="gramStart"/>
       <w:r>
         <w:rPr>
@@ -15410,7 +13142,6 @@
         </w:rPr>
         <w:t xml:space="preserve">            throw new </w:t>
       </w:r>
-      <w:proofErr w:type="spellStart"/>
       <w:proofErr w:type="gramStart"/>
       <w:r>
         <w:rPr>
@@ -15419,17 +13150,7 @@
           <w:szCs w:val="18"/>
           <w:lang w:val="en-US" w:eastAsia="ru-RU"/>
         </w:rPr>
-        <w:t>InvalidArgumentException</w:t>
-      </w:r>
-      <w:proofErr w:type="spellEnd"/>
-      <w:r>
-        <w:rPr>
-          <w:rFonts w:ascii="Times New Roman" w:hAnsi="Times New Roman"/>
-          <w:sz w:val="18"/>
-          <w:szCs w:val="18"/>
-          <w:lang w:val="en-US" w:eastAsia="ru-RU"/>
-        </w:rPr>
-        <w:t>(</w:t>
+        <w:t>InvalidArgumentException(</w:t>
       </w:r>
       <w:proofErr w:type="gramEnd"/>
       <w:r>
@@ -15569,7 +13290,6 @@
         </w:rPr>
         <w:t xml:space="preserve">            throw new </w:t>
       </w:r>
-      <w:proofErr w:type="spellStart"/>
       <w:proofErr w:type="gramStart"/>
       <w:r>
         <w:rPr>
@@ -15578,17 +13298,7 @@
           <w:szCs w:val="18"/>
           <w:lang w:val="en-US" w:eastAsia="ru-RU"/>
         </w:rPr>
-        <w:t>InvalidArgumentException</w:t>
-      </w:r>
-      <w:proofErr w:type="spellEnd"/>
-      <w:r>
-        <w:rPr>
-          <w:rFonts w:ascii="Times New Roman" w:hAnsi="Times New Roman"/>
-          <w:sz w:val="18"/>
-          <w:szCs w:val="18"/>
-          <w:lang w:val="en-US" w:eastAsia="ru-RU"/>
-        </w:rPr>
-        <w:t>(</w:t>
+        <w:t>InvalidArgumentException(</w:t>
       </w:r>
       <w:proofErr w:type="gramEnd"/>
       <w:r>
@@ -15728,7 +13438,6 @@
         </w:rPr>
         <w:t xml:space="preserve">            throw new </w:t>
       </w:r>
-      <w:proofErr w:type="spellStart"/>
       <w:proofErr w:type="gramStart"/>
       <w:r>
         <w:rPr>
@@ -15737,17 +13446,7 @@
           <w:szCs w:val="18"/>
           <w:lang w:val="en-US" w:eastAsia="ru-RU"/>
         </w:rPr>
-        <w:t>InvalidArgumentException</w:t>
-      </w:r>
-      <w:proofErr w:type="spellEnd"/>
-      <w:r>
-        <w:rPr>
-          <w:rFonts w:ascii="Times New Roman" w:hAnsi="Times New Roman"/>
-          <w:sz w:val="18"/>
-          <w:szCs w:val="18"/>
-          <w:lang w:val="en-US" w:eastAsia="ru-RU"/>
-        </w:rPr>
-        <w:t>(</w:t>
+        <w:t>InvalidArgumentException(</w:t>
       </w:r>
       <w:proofErr w:type="gramEnd"/>
       <w:r>
@@ -15881,17 +13580,7 @@
           <w:szCs w:val="18"/>
           <w:lang w:val="en-US" w:eastAsia="ru-RU"/>
         </w:rPr>
-        <w:t>(!</w:t>
-      </w:r>
-      <w:proofErr w:type="spellStart"/>
-      <w:r>
-        <w:rPr>
-          <w:rFonts w:ascii="Times New Roman" w:hAnsi="Times New Roman"/>
-          <w:sz w:val="18"/>
-          <w:szCs w:val="18"/>
-          <w:lang w:val="en-US" w:eastAsia="ru-RU"/>
-        </w:rPr>
-        <w:t>preg</w:t>
+        <w:t>(!preg</w:t>
       </w:r>
       <w:proofErr w:type="gramEnd"/>
       <w:r>
@@ -15901,17 +13590,7 @@
           <w:szCs w:val="18"/>
           <w:lang w:val="en-US" w:eastAsia="ru-RU"/>
         </w:rPr>
-        <w:t>_match</w:t>
-      </w:r>
-      <w:proofErr w:type="spellEnd"/>
-      <w:r>
-        <w:rPr>
-          <w:rFonts w:ascii="Times New Roman" w:hAnsi="Times New Roman"/>
-          <w:sz w:val="18"/>
-          <w:szCs w:val="18"/>
-          <w:lang w:val="en-US" w:eastAsia="ru-RU"/>
-        </w:rPr>
-        <w:t>('/^[</w:t>
+        <w:t>_match('/^[</w:t>
       </w:r>
       <w:r>
         <w:rPr>
@@ -15931,7 +13610,6 @@
         </w:rPr>
         <w:t>-</w:t>
       </w:r>
-      <w:proofErr w:type="spellStart"/>
       <w:r>
         <w:rPr>
           <w:rFonts w:ascii="Times New Roman" w:hAnsi="Times New Roman"/>
@@ -15941,7 +13619,6 @@
         </w:rPr>
         <w:t>Яа</w:t>
       </w:r>
-      <w:proofErr w:type="spellEnd"/>
       <w:r>
         <w:rPr>
           <w:rFonts w:ascii="Times New Roman" w:hAnsi="Times New Roman"/>
@@ -15951,7 +13628,6 @@
         </w:rPr>
         <w:t>-</w:t>
       </w:r>
-      <w:proofErr w:type="spellStart"/>
       <w:r>
         <w:rPr>
           <w:rFonts w:ascii="Times New Roman" w:hAnsi="Times New Roman"/>
@@ -15961,7 +13637,6 @@
         </w:rPr>
         <w:t>яЁё</w:t>
       </w:r>
-      <w:proofErr w:type="spellEnd"/>
       <w:r>
         <w:rPr>
           <w:rFonts w:ascii="Times New Roman" w:hAnsi="Times New Roman"/>
@@ -15989,19 +13664,8 @@
           <w:szCs w:val="18"/>
           <w:lang w:val="en-US" w:eastAsia="ru-RU"/>
         </w:rPr>
-        <w:t>$/u', $this-&gt;</w:t>
-      </w:r>
-      <w:proofErr w:type="spellStart"/>
-      <w:r>
-        <w:rPr>
-          <w:rFonts w:ascii="Times New Roman" w:hAnsi="Times New Roman"/>
-          <w:sz w:val="18"/>
-          <w:szCs w:val="18"/>
-          <w:lang w:val="en-US" w:eastAsia="ru-RU"/>
-        </w:rPr>
-        <w:t>fio</w:t>
-      </w:r>
-      <w:proofErr w:type="spellEnd"/>
+        <w:t>$/u', $this-&gt;fio</w:t>
+      </w:r>
       <w:proofErr w:type="gramStart"/>
       <w:r>
         <w:rPr>
@@ -16034,7 +13698,6 @@
         </w:rPr>
         <w:t xml:space="preserve">            throw new </w:t>
       </w:r>
-      <w:proofErr w:type="spellStart"/>
       <w:proofErr w:type="gramStart"/>
       <w:r>
         <w:rPr>
@@ -16043,17 +13706,7 @@
           <w:szCs w:val="18"/>
           <w:lang w:val="en-US" w:eastAsia="ru-RU"/>
         </w:rPr>
-        <w:t>InvalidArgumentException</w:t>
-      </w:r>
-      <w:proofErr w:type="spellEnd"/>
-      <w:r>
-        <w:rPr>
-          <w:rFonts w:ascii="Times New Roman" w:hAnsi="Times New Roman"/>
-          <w:sz w:val="18"/>
-          <w:szCs w:val="18"/>
-          <w:lang w:val="en-US" w:eastAsia="ru-RU"/>
-        </w:rPr>
-        <w:t>(</w:t>
+        <w:t>InvalidArgumentException(</w:t>
       </w:r>
       <w:proofErr w:type="gramEnd"/>
       <w:r>
@@ -16197,27 +13850,7 @@
           <w:szCs w:val="18"/>
           <w:lang w:val="en-US" w:eastAsia="ru-RU"/>
         </w:rPr>
-        <w:t>' ', $this-&gt;</w:t>
-      </w:r>
-      <w:proofErr w:type="spellStart"/>
-      <w:r>
-        <w:rPr>
-          <w:rFonts w:ascii="Times New Roman" w:hAnsi="Times New Roman"/>
-          <w:sz w:val="18"/>
-          <w:szCs w:val="18"/>
-          <w:lang w:val="en-US" w:eastAsia="ru-RU"/>
-        </w:rPr>
-        <w:t>fio</w:t>
-      </w:r>
-      <w:proofErr w:type="spellEnd"/>
-      <w:r>
-        <w:rPr>
-          <w:rFonts w:ascii="Times New Roman" w:hAnsi="Times New Roman"/>
-          <w:sz w:val="18"/>
-          <w:szCs w:val="18"/>
-          <w:lang w:val="en-US" w:eastAsia="ru-RU"/>
-        </w:rPr>
-        <w:t>);</w:t>
+        <w:t>' ', $this-&gt;fio);</w:t>
       </w:r>
     </w:p>
     <w:p>
@@ -16272,7 +13905,6 @@
         </w:rPr>
         <w:t xml:space="preserve">            throw new </w:t>
       </w:r>
-      <w:proofErr w:type="spellStart"/>
       <w:proofErr w:type="gramStart"/>
       <w:r>
         <w:rPr>
@@ -16281,17 +13913,7 @@
           <w:szCs w:val="18"/>
           <w:lang w:val="en-US" w:eastAsia="ru-RU"/>
         </w:rPr>
-        <w:t>InvalidArgumentException</w:t>
-      </w:r>
-      <w:proofErr w:type="spellEnd"/>
-      <w:r>
-        <w:rPr>
-          <w:rFonts w:ascii="Times New Roman" w:hAnsi="Times New Roman"/>
-          <w:sz w:val="18"/>
-          <w:szCs w:val="18"/>
-          <w:lang w:val="en-US" w:eastAsia="ru-RU"/>
-        </w:rPr>
-        <w:t>(</w:t>
+        <w:t>InvalidArgumentException(</w:t>
       </w:r>
       <w:proofErr w:type="gramEnd"/>
       <w:r>
@@ -16425,17 +14047,7 @@
           <w:szCs w:val="18"/>
           <w:lang w:val="en-US" w:eastAsia="ru-RU"/>
         </w:rPr>
-        <w:t>(!</w:t>
-      </w:r>
-      <w:proofErr w:type="spellStart"/>
-      <w:r>
-        <w:rPr>
-          <w:rFonts w:ascii="Times New Roman" w:hAnsi="Times New Roman"/>
-          <w:sz w:val="18"/>
-          <w:szCs w:val="18"/>
-          <w:lang w:val="en-US" w:eastAsia="ru-RU"/>
-        </w:rPr>
-        <w:t>preg</w:t>
+        <w:t>(!preg</w:t>
       </w:r>
       <w:proofErr w:type="gramEnd"/>
       <w:r>
@@ -16445,17 +14057,7 @@
           <w:szCs w:val="18"/>
           <w:lang w:val="en-US" w:eastAsia="ru-RU"/>
         </w:rPr>
-        <w:t>_match</w:t>
-      </w:r>
-      <w:proofErr w:type="spellEnd"/>
-      <w:r>
-        <w:rPr>
-          <w:rFonts w:ascii="Times New Roman" w:hAnsi="Times New Roman"/>
-          <w:sz w:val="18"/>
-          <w:szCs w:val="18"/>
-          <w:lang w:val="en-US" w:eastAsia="ru-RU"/>
-        </w:rPr>
-        <w:t>('/^</w:t>
+        <w:t>_match('/^</w:t>
       </w:r>
       <w:r>
         <w:rPr>
@@ -16653,7 +14255,6 @@
         </w:rPr>
         <w:t xml:space="preserve">            throw new </w:t>
       </w:r>
-      <w:proofErr w:type="spellStart"/>
       <w:proofErr w:type="gramStart"/>
       <w:r>
         <w:rPr>
@@ -16662,17 +14263,7 @@
           <w:szCs w:val="18"/>
           <w:lang w:val="en-US" w:eastAsia="ru-RU"/>
         </w:rPr>
-        <w:t>InvalidArgumentException</w:t>
-      </w:r>
-      <w:proofErr w:type="spellEnd"/>
-      <w:r>
-        <w:rPr>
-          <w:rFonts w:ascii="Times New Roman" w:hAnsi="Times New Roman"/>
-          <w:sz w:val="18"/>
-          <w:szCs w:val="18"/>
-          <w:lang w:val="en-US" w:eastAsia="ru-RU"/>
-        </w:rPr>
-        <w:t>(</w:t>
+        <w:t>InvalidArgumentException(</w:t>
       </w:r>
       <w:proofErr w:type="gramEnd"/>
       <w:r>
@@ -16743,27 +14334,7 @@
           <w:szCs w:val="18"/>
           <w:lang w:val="en-US" w:eastAsia="ru-RU"/>
         </w:rPr>
-        <w:t>        if(empty($this-&gt;</w:t>
-      </w:r>
-      <w:proofErr w:type="spellStart"/>
-      <w:r>
-        <w:rPr>
-          <w:rFonts w:ascii="Times New Roman" w:hAnsi="Times New Roman"/>
-          <w:sz w:val="18"/>
-          <w:szCs w:val="18"/>
-          <w:lang w:val="en-US" w:eastAsia="ru-RU"/>
-        </w:rPr>
-        <w:t>image_file</w:t>
-      </w:r>
-      <w:proofErr w:type="spellEnd"/>
-      <w:r>
-        <w:rPr>
-          <w:rFonts w:ascii="Times New Roman" w:hAnsi="Times New Roman"/>
-          <w:sz w:val="18"/>
-          <w:szCs w:val="18"/>
-          <w:lang w:val="en-US" w:eastAsia="ru-RU"/>
-        </w:rPr>
-        <w:t>) |</w:t>
+        <w:t>        if(empty($this-&gt;image_file) |</w:t>
       </w:r>
       <w:proofErr w:type="gramStart"/>
       <w:r>
@@ -16773,17 +14344,7 @@
           <w:szCs w:val="18"/>
           <w:lang w:val="en-US" w:eastAsia="ru-RU"/>
         </w:rPr>
-        <w:t>| !</w:t>
-      </w:r>
-      <w:proofErr w:type="spellStart"/>
-      <w:r>
-        <w:rPr>
-          <w:rFonts w:ascii="Times New Roman" w:hAnsi="Times New Roman"/>
-          <w:sz w:val="18"/>
-          <w:szCs w:val="18"/>
-          <w:lang w:val="en-US" w:eastAsia="ru-RU"/>
-        </w:rPr>
-        <w:t>is</w:t>
+        <w:t>| !is</w:t>
       </w:r>
       <w:proofErr w:type="gramEnd"/>
       <w:r>
@@ -16793,29 +14354,8 @@
           <w:szCs w:val="18"/>
           <w:lang w:val="en-US" w:eastAsia="ru-RU"/>
         </w:rPr>
-        <w:t>_array</w:t>
-      </w:r>
-      <w:proofErr w:type="spellEnd"/>
-      <w:r>
-        <w:rPr>
-          <w:rFonts w:ascii="Times New Roman" w:hAnsi="Times New Roman"/>
-          <w:sz w:val="18"/>
-          <w:szCs w:val="18"/>
-          <w:lang w:val="en-US" w:eastAsia="ru-RU"/>
-        </w:rPr>
-        <w:t>($this-&gt;</w:t>
-      </w:r>
-      <w:proofErr w:type="spellStart"/>
-      <w:r>
-        <w:rPr>
-          <w:rFonts w:ascii="Times New Roman" w:hAnsi="Times New Roman"/>
-          <w:sz w:val="18"/>
-          <w:szCs w:val="18"/>
-          <w:lang w:val="en-US" w:eastAsia="ru-RU"/>
-        </w:rPr>
-        <w:t>image_file</w:t>
-      </w:r>
-      <w:proofErr w:type="spellEnd"/>
+        <w:t>_array($this-&gt;image_file</w:t>
+      </w:r>
       <w:proofErr w:type="gramStart"/>
       <w:r>
         <w:rPr>
@@ -16848,7 +14388,6 @@
         </w:rPr>
         <w:t xml:space="preserve">            throw new </w:t>
       </w:r>
-      <w:proofErr w:type="spellStart"/>
       <w:proofErr w:type="gramStart"/>
       <w:r>
         <w:rPr>
@@ -16857,17 +14396,7 @@
           <w:szCs w:val="18"/>
           <w:lang w:val="en-US" w:eastAsia="ru-RU"/>
         </w:rPr>
-        <w:t>InvalidArgumentException</w:t>
-      </w:r>
-      <w:proofErr w:type="spellEnd"/>
-      <w:r>
-        <w:rPr>
-          <w:rFonts w:ascii="Times New Roman" w:hAnsi="Times New Roman"/>
-          <w:sz w:val="18"/>
-          <w:szCs w:val="18"/>
-          <w:lang w:val="en-US" w:eastAsia="ru-RU"/>
-        </w:rPr>
-        <w:t>(</w:t>
+        <w:t>InvalidArgumentException(</w:t>
       </w:r>
       <w:proofErr w:type="gramEnd"/>
       <w:r>
@@ -16973,47 +14502,7 @@
           <w:szCs w:val="18"/>
           <w:lang w:val="en-US" w:eastAsia="ru-RU"/>
         </w:rPr>
-        <w:t>        $</w:t>
-      </w:r>
-      <w:proofErr w:type="spellStart"/>
-      <w:r>
-        <w:rPr>
-          <w:rFonts w:ascii="Times New Roman" w:hAnsi="Times New Roman"/>
-          <w:sz w:val="18"/>
-          <w:szCs w:val="18"/>
-          <w:lang w:val="en-US" w:eastAsia="ru-RU"/>
-        </w:rPr>
-        <w:t>allowedExtensions</w:t>
-      </w:r>
-      <w:proofErr w:type="spellEnd"/>
-      <w:r>
-        <w:rPr>
-          <w:rFonts w:ascii="Times New Roman" w:hAnsi="Times New Roman"/>
-          <w:sz w:val="18"/>
-          <w:szCs w:val="18"/>
-          <w:lang w:val="en-US" w:eastAsia="ru-RU"/>
-        </w:rPr>
-        <w:t xml:space="preserve"> = ['jpg', 'jpeg', '</w:t>
-      </w:r>
-      <w:proofErr w:type="spellStart"/>
-      <w:r>
-        <w:rPr>
-          <w:rFonts w:ascii="Times New Roman" w:hAnsi="Times New Roman"/>
-          <w:sz w:val="18"/>
-          <w:szCs w:val="18"/>
-          <w:lang w:val="en-US" w:eastAsia="ru-RU"/>
-        </w:rPr>
-        <w:t>png</w:t>
-      </w:r>
-      <w:proofErr w:type="spellEnd"/>
-      <w:r>
-        <w:rPr>
-          <w:rFonts w:ascii="Times New Roman" w:hAnsi="Times New Roman"/>
-          <w:sz w:val="18"/>
-          <w:szCs w:val="18"/>
-          <w:lang w:val="en-US" w:eastAsia="ru-RU"/>
-        </w:rPr>
-        <w:t>', 'gif'];</w:t>
+        <w:t>        $allowedExtensions = ['jpg', 'jpeg', 'png', 'gif'];</w:t>
       </w:r>
     </w:p>
     <w:p>
@@ -17034,67 +14523,7 @@
           <w:szCs w:val="18"/>
           <w:lang w:val="en-US" w:eastAsia="ru-RU"/>
         </w:rPr>
-        <w:t xml:space="preserve">        $extension = </w:t>
-      </w:r>
-      <w:proofErr w:type="spellStart"/>
-      <w:r>
-        <w:rPr>
-          <w:rFonts w:ascii="Times New Roman" w:hAnsi="Times New Roman"/>
-          <w:sz w:val="18"/>
-          <w:szCs w:val="18"/>
-          <w:lang w:val="en-US" w:eastAsia="ru-RU"/>
-        </w:rPr>
-        <w:t>strtolower</w:t>
-      </w:r>
-      <w:proofErr w:type="spellEnd"/>
-      <w:r>
-        <w:rPr>
-          <w:rFonts w:ascii="Times New Roman" w:hAnsi="Times New Roman"/>
-          <w:sz w:val="18"/>
-          <w:szCs w:val="18"/>
-          <w:lang w:val="en-US" w:eastAsia="ru-RU"/>
-        </w:rPr>
-        <w:t>(</w:t>
-      </w:r>
-      <w:proofErr w:type="spellStart"/>
-      <w:r>
-        <w:rPr>
-          <w:rFonts w:ascii="Times New Roman" w:hAnsi="Times New Roman"/>
-          <w:sz w:val="18"/>
-          <w:szCs w:val="18"/>
-          <w:lang w:val="en-US" w:eastAsia="ru-RU"/>
-        </w:rPr>
-        <w:t>pathinfo</w:t>
-      </w:r>
-      <w:proofErr w:type="spellEnd"/>
-      <w:r>
-        <w:rPr>
-          <w:rFonts w:ascii="Times New Roman" w:hAnsi="Times New Roman"/>
-          <w:sz w:val="18"/>
-          <w:szCs w:val="18"/>
-          <w:lang w:val="en-US" w:eastAsia="ru-RU"/>
-        </w:rPr>
-        <w:t>($this-&gt;</w:t>
-      </w:r>
-      <w:proofErr w:type="spellStart"/>
-      <w:r>
-        <w:rPr>
-          <w:rFonts w:ascii="Times New Roman" w:hAnsi="Times New Roman"/>
-          <w:sz w:val="18"/>
-          <w:szCs w:val="18"/>
-          <w:lang w:val="en-US" w:eastAsia="ru-RU"/>
-        </w:rPr>
-        <w:t>image_file</w:t>
-      </w:r>
-      <w:proofErr w:type="spellEnd"/>
-      <w:r>
-        <w:rPr>
-          <w:rFonts w:ascii="Times New Roman" w:hAnsi="Times New Roman"/>
-          <w:sz w:val="18"/>
-          <w:szCs w:val="18"/>
-          <w:lang w:val="en-US" w:eastAsia="ru-RU"/>
-        </w:rPr>
-        <w:t>['name'], PATHINFO_EXTENSION));</w:t>
+        <w:t>        $extension = strtolower(pathinfo($this-&gt;image_file['name'], PATHINFO_EXTENSION));</w:t>
       </w:r>
     </w:p>
     <w:p>
@@ -17135,17 +14564,7 @@
           <w:szCs w:val="18"/>
           <w:lang w:val="en-US" w:eastAsia="ru-RU"/>
         </w:rPr>
-        <w:t>!</w:t>
-      </w:r>
-      <w:proofErr w:type="spellStart"/>
-      <w:r>
-        <w:rPr>
-          <w:rFonts w:ascii="Times New Roman" w:hAnsi="Times New Roman"/>
-          <w:sz w:val="18"/>
-          <w:szCs w:val="18"/>
-          <w:lang w:val="en-US" w:eastAsia="ru-RU"/>
-        </w:rPr>
-        <w:t>in_</w:t>
+        <w:t>!in_</w:t>
       </w:r>
       <w:proofErr w:type="gramStart"/>
       <w:r>
@@ -17155,17 +14574,7 @@
           <w:szCs w:val="18"/>
           <w:lang w:val="en-US" w:eastAsia="ru-RU"/>
         </w:rPr>
-        <w:t>array</w:t>
-      </w:r>
-      <w:proofErr w:type="spellEnd"/>
-      <w:r>
-        <w:rPr>
-          <w:rFonts w:ascii="Times New Roman" w:hAnsi="Times New Roman"/>
-          <w:sz w:val="18"/>
-          <w:szCs w:val="18"/>
-          <w:lang w:val="en-US" w:eastAsia="ru-RU"/>
-        </w:rPr>
-        <w:t>(</w:t>
+        <w:t>array(</w:t>
       </w:r>
       <w:proofErr w:type="gramEnd"/>
       <w:r>
@@ -17175,27 +14584,7 @@
           <w:szCs w:val="18"/>
           <w:lang w:val="en-US" w:eastAsia="ru-RU"/>
         </w:rPr>
-        <w:t>$extension, $</w:t>
-      </w:r>
-      <w:proofErr w:type="spellStart"/>
-      <w:r>
-        <w:rPr>
-          <w:rFonts w:ascii="Times New Roman" w:hAnsi="Times New Roman"/>
-          <w:sz w:val="18"/>
-          <w:szCs w:val="18"/>
-          <w:lang w:val="en-US" w:eastAsia="ru-RU"/>
-        </w:rPr>
-        <w:t>allowedExtensions</w:t>
-      </w:r>
-      <w:proofErr w:type="spellEnd"/>
-      <w:r>
-        <w:rPr>
-          <w:rFonts w:ascii="Times New Roman" w:hAnsi="Times New Roman"/>
-          <w:sz w:val="18"/>
-          <w:szCs w:val="18"/>
-          <w:lang w:val="en-US" w:eastAsia="ru-RU"/>
-        </w:rPr>
-        <w:t>, true</w:t>
+        <w:t>$extension, $allowedExtensions, true</w:t>
       </w:r>
       <w:proofErr w:type="gramStart"/>
       <w:r>
@@ -17229,7 +14618,6 @@
         </w:rPr>
         <w:t xml:space="preserve">            throw new </w:t>
       </w:r>
-      <w:proofErr w:type="spellStart"/>
       <w:proofErr w:type="gramStart"/>
       <w:r>
         <w:rPr>
@@ -17238,17 +14626,7 @@
           <w:szCs w:val="18"/>
           <w:lang w:val="en-US" w:eastAsia="ru-RU"/>
         </w:rPr>
-        <w:t>InvalidArgumentException</w:t>
-      </w:r>
-      <w:proofErr w:type="spellEnd"/>
-      <w:r>
-        <w:rPr>
-          <w:rFonts w:ascii="Times New Roman" w:hAnsi="Times New Roman"/>
-          <w:sz w:val="18"/>
-          <w:szCs w:val="18"/>
-          <w:lang w:val="en-US" w:eastAsia="ru-RU"/>
-        </w:rPr>
-        <w:t>(</w:t>
+        <w:t>InvalidArgumentException(</w:t>
       </w:r>
       <w:proofErr w:type="gramEnd"/>
       <w:r>
@@ -17330,27 +14708,7 @@
           <w:szCs w:val="18"/>
           <w:lang w:val="en-US" w:eastAsia="ru-RU"/>
         </w:rPr>
-        <w:t xml:space="preserve"> jpg, </w:t>
-      </w:r>
-      <w:proofErr w:type="spellStart"/>
-      <w:r>
-        <w:rPr>
-          <w:rFonts w:ascii="Times New Roman" w:hAnsi="Times New Roman"/>
-          <w:sz w:val="18"/>
-          <w:szCs w:val="18"/>
-          <w:lang w:val="en-US" w:eastAsia="ru-RU"/>
-        </w:rPr>
-        <w:t>png</w:t>
-      </w:r>
-      <w:proofErr w:type="spellEnd"/>
-      <w:r>
-        <w:rPr>
-          <w:rFonts w:ascii="Times New Roman" w:hAnsi="Times New Roman"/>
-          <w:sz w:val="18"/>
-          <w:szCs w:val="18"/>
-          <w:lang w:val="en-US" w:eastAsia="ru-RU"/>
-        </w:rPr>
-        <w:t xml:space="preserve"> </w:t>
+        <w:t xml:space="preserve"> jpg, png </w:t>
       </w:r>
       <w:r>
         <w:rPr>
@@ -17410,27 +14768,7 @@
           <w:szCs w:val="18"/>
           <w:lang w:val="en-US" w:eastAsia="ru-RU"/>
         </w:rPr>
-        <w:t>        if($this-&gt;</w:t>
-      </w:r>
-      <w:proofErr w:type="spellStart"/>
-      <w:r>
-        <w:rPr>
-          <w:rFonts w:ascii="Times New Roman" w:hAnsi="Times New Roman"/>
-          <w:sz w:val="18"/>
-          <w:szCs w:val="18"/>
-          <w:lang w:val="en-US" w:eastAsia="ru-RU"/>
-        </w:rPr>
-        <w:t>image_file</w:t>
-      </w:r>
-      <w:proofErr w:type="spellEnd"/>
-      <w:r>
-        <w:rPr>
-          <w:rFonts w:ascii="Times New Roman" w:hAnsi="Times New Roman"/>
-          <w:sz w:val="18"/>
-          <w:szCs w:val="18"/>
-          <w:lang w:val="en-US" w:eastAsia="ru-RU"/>
-        </w:rPr>
-        <w:t xml:space="preserve">['size'] &gt; 5 * 1024 * </w:t>
+        <w:t xml:space="preserve">        if($this-&gt;image_file['size'] &gt; 5 * 1024 * </w:t>
       </w:r>
       <w:proofErr w:type="gramStart"/>
       <w:r>
@@ -17464,7 +14802,6 @@
         </w:rPr>
         <w:t xml:space="preserve">            throw new </w:t>
       </w:r>
-      <w:proofErr w:type="spellStart"/>
       <w:proofErr w:type="gramStart"/>
       <w:r>
         <w:rPr>
@@ -17473,17 +14810,7 @@
           <w:szCs w:val="18"/>
           <w:lang w:val="en-US" w:eastAsia="ru-RU"/>
         </w:rPr>
-        <w:t>InvalidArgumentException</w:t>
-      </w:r>
-      <w:proofErr w:type="spellEnd"/>
-      <w:r>
-        <w:rPr>
-          <w:rFonts w:ascii="Times New Roman" w:hAnsi="Times New Roman"/>
-          <w:sz w:val="18"/>
-          <w:szCs w:val="18"/>
-          <w:lang w:val="en-US" w:eastAsia="ru-RU"/>
-        </w:rPr>
-        <w:t>(</w:t>
+        <w:t>InvalidArgumentException(</w:t>
       </w:r>
       <w:proofErr w:type="gramEnd"/>
       <w:r>
@@ -17733,7 +15060,6 @@
         </w:rPr>
         <w:t xml:space="preserve">            throw new </w:t>
       </w:r>
-      <w:proofErr w:type="spellStart"/>
       <w:proofErr w:type="gramStart"/>
       <w:r>
         <w:rPr>
@@ -17742,17 +15068,7 @@
           <w:szCs w:val="18"/>
           <w:lang w:val="en-US" w:eastAsia="ru-RU"/>
         </w:rPr>
-        <w:t>InvalidArgumentException</w:t>
-      </w:r>
-      <w:proofErr w:type="spellEnd"/>
-      <w:r>
-        <w:rPr>
-          <w:rFonts w:ascii="Times New Roman" w:hAnsi="Times New Roman"/>
-          <w:sz w:val="18"/>
-          <w:szCs w:val="18"/>
-          <w:lang w:val="en-US" w:eastAsia="ru-RU"/>
-        </w:rPr>
-        <w:t>(</w:t>
+        <w:t>InvalidArgumentException(</w:t>
       </w:r>
       <w:proofErr w:type="gramEnd"/>
       <w:r>
@@ -17959,47 +15275,7 @@
           <w:szCs w:val="18"/>
           <w:lang w:val="en-US" w:eastAsia="ru-RU"/>
         </w:rPr>
-        <w:t>        $</w:t>
-      </w:r>
-      <w:proofErr w:type="spellStart"/>
-      <w:r>
-        <w:rPr>
-          <w:rFonts w:ascii="Times New Roman" w:hAnsi="Times New Roman"/>
-          <w:sz w:val="18"/>
-          <w:szCs w:val="18"/>
-          <w:lang w:val="en-US" w:eastAsia="ru-RU"/>
-        </w:rPr>
-        <w:t>uploadDir</w:t>
-      </w:r>
-      <w:proofErr w:type="spellEnd"/>
-      <w:r>
-        <w:rPr>
-          <w:rFonts w:ascii="Times New Roman" w:hAnsi="Times New Roman"/>
-          <w:sz w:val="18"/>
-          <w:szCs w:val="18"/>
-          <w:lang w:val="en-US" w:eastAsia="ru-RU"/>
-        </w:rPr>
-        <w:t xml:space="preserve"> = </w:t>
-      </w:r>
-      <w:proofErr w:type="spellStart"/>
-      <w:r>
-        <w:rPr>
-          <w:rFonts w:ascii="Times New Roman" w:hAnsi="Times New Roman"/>
-          <w:sz w:val="18"/>
-          <w:szCs w:val="18"/>
-          <w:lang w:val="en-US" w:eastAsia="ru-RU"/>
-        </w:rPr>
-        <w:t>dirname</w:t>
-      </w:r>
-      <w:proofErr w:type="spellEnd"/>
-      <w:r>
-        <w:rPr>
-          <w:rFonts w:ascii="Times New Roman" w:hAnsi="Times New Roman"/>
-          <w:sz w:val="18"/>
-          <w:szCs w:val="18"/>
-          <w:lang w:val="en-US" w:eastAsia="ru-RU"/>
-        </w:rPr>
-        <w:t>(__DIR__</w:t>
+        <w:t>        $uploadDir = dirname(__DIR__</w:t>
       </w:r>
       <w:proofErr w:type="gramStart"/>
       <w:r>
@@ -18050,17 +15326,7 @@
           <w:szCs w:val="18"/>
           <w:lang w:val="en-US" w:eastAsia="ru-RU"/>
         </w:rPr>
-        <w:t>(!</w:t>
-      </w:r>
-      <w:proofErr w:type="spellStart"/>
-      <w:r>
-        <w:rPr>
-          <w:rFonts w:ascii="Times New Roman" w:hAnsi="Times New Roman"/>
-          <w:sz w:val="18"/>
-          <w:szCs w:val="18"/>
-          <w:lang w:val="en-US" w:eastAsia="ru-RU"/>
-        </w:rPr>
-        <w:t>is</w:t>
+        <w:t>(!is</w:t>
       </w:r>
       <w:proofErr w:type="gramEnd"/>
       <w:r>
@@ -18070,29 +15336,8 @@
           <w:szCs w:val="18"/>
           <w:lang w:val="en-US" w:eastAsia="ru-RU"/>
         </w:rPr>
-        <w:t>_dir</w:t>
-      </w:r>
-      <w:proofErr w:type="spellEnd"/>
-      <w:r>
-        <w:rPr>
-          <w:rFonts w:ascii="Times New Roman" w:hAnsi="Times New Roman"/>
-          <w:sz w:val="18"/>
-          <w:szCs w:val="18"/>
-          <w:lang w:val="en-US" w:eastAsia="ru-RU"/>
-        </w:rPr>
-        <w:t>($</w:t>
-      </w:r>
-      <w:proofErr w:type="spellStart"/>
-      <w:r>
-        <w:rPr>
-          <w:rFonts w:ascii="Times New Roman" w:hAnsi="Times New Roman"/>
-          <w:sz w:val="18"/>
-          <w:szCs w:val="18"/>
-          <w:lang w:val="en-US" w:eastAsia="ru-RU"/>
-        </w:rPr>
-        <w:t>uploadDir</w:t>
-      </w:r>
-      <w:proofErr w:type="spellEnd"/>
+        <w:t>_dir($uploadDir</w:t>
+      </w:r>
       <w:proofErr w:type="gramStart"/>
       <w:r>
         <w:rPr>
@@ -18125,7 +15370,6 @@
         </w:rPr>
         <w:t xml:space="preserve">            </w:t>
       </w:r>
-      <w:proofErr w:type="spellStart"/>
       <w:proofErr w:type="gramStart"/>
       <w:r>
         <w:rPr>
@@ -18134,17 +15378,7 @@
           <w:szCs w:val="18"/>
           <w:lang w:val="en-US" w:eastAsia="ru-RU"/>
         </w:rPr>
-        <w:t>mkdir</w:t>
-      </w:r>
-      <w:proofErr w:type="spellEnd"/>
-      <w:r>
-        <w:rPr>
-          <w:rFonts w:ascii="Times New Roman" w:hAnsi="Times New Roman"/>
-          <w:sz w:val="18"/>
-          <w:szCs w:val="18"/>
-          <w:lang w:val="en-US" w:eastAsia="ru-RU"/>
-        </w:rPr>
-        <w:t>(</w:t>
+        <w:t>mkdir(</w:t>
       </w:r>
       <w:proofErr w:type="gramEnd"/>
       <w:r>
@@ -18154,27 +15388,7 @@
           <w:szCs w:val="18"/>
           <w:lang w:val="en-US" w:eastAsia="ru-RU"/>
         </w:rPr>
-        <w:t>$</w:t>
-      </w:r>
-      <w:proofErr w:type="spellStart"/>
-      <w:r>
-        <w:rPr>
-          <w:rFonts w:ascii="Times New Roman" w:hAnsi="Times New Roman"/>
-          <w:sz w:val="18"/>
-          <w:szCs w:val="18"/>
-          <w:lang w:val="en-US" w:eastAsia="ru-RU"/>
-        </w:rPr>
-        <w:t>uploadDir</w:t>
-      </w:r>
-      <w:proofErr w:type="spellEnd"/>
-      <w:r>
-        <w:rPr>
-          <w:rFonts w:ascii="Times New Roman" w:hAnsi="Times New Roman"/>
-          <w:sz w:val="18"/>
-          <w:szCs w:val="18"/>
-          <w:lang w:val="en-US" w:eastAsia="ru-RU"/>
-        </w:rPr>
-        <w:t>, 0777, true);</w:t>
+        <w:t>$uploadDir, 0777, true);</w:t>
       </w:r>
     </w:p>
     <w:p>
@@ -18216,47 +15430,7 @@
           <w:szCs w:val="18"/>
           <w:lang w:val="en-US" w:eastAsia="ru-RU"/>
         </w:rPr>
-        <w:t>        $</w:t>
-      </w:r>
-      <w:proofErr w:type="spellStart"/>
-      <w:r>
-        <w:rPr>
-          <w:rFonts w:ascii="Times New Roman" w:hAnsi="Times New Roman"/>
-          <w:sz w:val="18"/>
-          <w:szCs w:val="18"/>
-          <w:lang w:val="en-US" w:eastAsia="ru-RU"/>
-        </w:rPr>
-        <w:t>fileName</w:t>
-      </w:r>
-      <w:proofErr w:type="spellEnd"/>
-      <w:r>
-        <w:rPr>
-          <w:rFonts w:ascii="Times New Roman" w:hAnsi="Times New Roman"/>
-          <w:sz w:val="18"/>
-          <w:szCs w:val="18"/>
-          <w:lang w:val="en-US" w:eastAsia="ru-RU"/>
-        </w:rPr>
-        <w:t xml:space="preserve"> = $this-&gt;</w:t>
-      </w:r>
-      <w:proofErr w:type="spellStart"/>
-      <w:r>
-        <w:rPr>
-          <w:rFonts w:ascii="Times New Roman" w:hAnsi="Times New Roman"/>
-          <w:sz w:val="18"/>
-          <w:szCs w:val="18"/>
-          <w:lang w:val="en-US" w:eastAsia="ru-RU"/>
-        </w:rPr>
-        <w:t>image_file</w:t>
-      </w:r>
-      <w:proofErr w:type="spellEnd"/>
-      <w:r>
-        <w:rPr>
-          <w:rFonts w:ascii="Times New Roman" w:hAnsi="Times New Roman"/>
-          <w:sz w:val="18"/>
-          <w:szCs w:val="18"/>
-          <w:lang w:val="en-US" w:eastAsia="ru-RU"/>
-        </w:rPr>
-        <w:t>['name'];</w:t>
+        <w:t>        $fileName = $this-&gt;image_file['name'];</w:t>
       </w:r>
     </w:p>
     <w:p>
@@ -18279,7 +15453,6 @@
         </w:rPr>
         <w:t>        $</w:t>
       </w:r>
-      <w:proofErr w:type="spellStart"/>
       <w:proofErr w:type="gramStart"/>
       <w:r>
         <w:rPr>
@@ -18288,17 +15461,7 @@
           <w:szCs w:val="18"/>
           <w:lang w:val="en-US" w:eastAsia="ru-RU"/>
         </w:rPr>
-        <w:t>pathAbs</w:t>
-      </w:r>
-      <w:proofErr w:type="spellEnd"/>
-      <w:r>
-        <w:rPr>
-          <w:rFonts w:ascii="Times New Roman" w:hAnsi="Times New Roman"/>
-          <w:sz w:val="18"/>
-          <w:szCs w:val="18"/>
-          <w:lang w:val="en-US" w:eastAsia="ru-RU"/>
-        </w:rPr>
-        <w:t xml:space="preserve">  =</w:t>
+        <w:t>pathAbs  =</w:t>
       </w:r>
       <w:proofErr w:type="gramEnd"/>
       <w:r>
@@ -18310,7 +15473,6 @@
         </w:rPr>
         <w:t xml:space="preserve"> $</w:t>
       </w:r>
-      <w:proofErr w:type="spellStart"/>
       <w:proofErr w:type="gramStart"/>
       <w:r>
         <w:rPr>
@@ -18319,17 +15481,7 @@
           <w:szCs w:val="18"/>
           <w:lang w:val="en-US" w:eastAsia="ru-RU"/>
         </w:rPr>
-        <w:t>uploadDir</w:t>
-      </w:r>
-      <w:proofErr w:type="spellEnd"/>
-      <w:r>
-        <w:rPr>
-          <w:rFonts w:ascii="Times New Roman" w:hAnsi="Times New Roman"/>
-          <w:sz w:val="18"/>
-          <w:szCs w:val="18"/>
-          <w:lang w:val="en-US" w:eastAsia="ru-RU"/>
-        </w:rPr>
-        <w:t xml:space="preserve"> .</w:t>
+        <w:t>uploadDir .</w:t>
       </w:r>
       <w:proofErr w:type="gramEnd"/>
       <w:r>
@@ -18339,27 +15491,7 @@
           <w:szCs w:val="18"/>
           <w:lang w:val="en-US" w:eastAsia="ru-RU"/>
         </w:rPr>
-        <w:t xml:space="preserve"> $</w:t>
-      </w:r>
-      <w:proofErr w:type="spellStart"/>
-      <w:r>
-        <w:rPr>
-          <w:rFonts w:ascii="Times New Roman" w:hAnsi="Times New Roman"/>
-          <w:sz w:val="18"/>
-          <w:szCs w:val="18"/>
-          <w:lang w:val="en-US" w:eastAsia="ru-RU"/>
-        </w:rPr>
-        <w:t>fileName</w:t>
-      </w:r>
-      <w:proofErr w:type="spellEnd"/>
-      <w:r>
-        <w:rPr>
-          <w:rFonts w:ascii="Times New Roman" w:hAnsi="Times New Roman"/>
-          <w:sz w:val="18"/>
-          <w:szCs w:val="18"/>
-          <w:lang w:val="en-US" w:eastAsia="ru-RU"/>
-        </w:rPr>
-        <w:t>;</w:t>
+        <w:t xml:space="preserve"> $fileName;</w:t>
       </w:r>
     </w:p>
     <w:p>
@@ -18382,7 +15514,6 @@
         </w:rPr>
         <w:t>        $</w:t>
       </w:r>
-      <w:proofErr w:type="spellStart"/>
       <w:proofErr w:type="gramStart"/>
       <w:r>
         <w:rPr>
@@ -18391,17 +15522,7 @@
           <w:szCs w:val="18"/>
           <w:lang w:val="en-US" w:eastAsia="ru-RU"/>
         </w:rPr>
-        <w:t>pathRel</w:t>
-      </w:r>
-      <w:proofErr w:type="spellEnd"/>
-      <w:r>
-        <w:rPr>
-          <w:rFonts w:ascii="Times New Roman" w:hAnsi="Times New Roman"/>
-          <w:sz w:val="18"/>
-          <w:szCs w:val="18"/>
-          <w:lang w:val="en-US" w:eastAsia="ru-RU"/>
-        </w:rPr>
-        <w:t xml:space="preserve">  =</w:t>
+        <w:t>pathRel  =</w:t>
       </w:r>
       <w:proofErr w:type="gramEnd"/>
       <w:r>
@@ -18431,27 +15552,7 @@
           <w:szCs w:val="18"/>
           <w:lang w:val="en-US" w:eastAsia="ru-RU"/>
         </w:rPr>
-        <w:t xml:space="preserve"> $</w:t>
-      </w:r>
-      <w:proofErr w:type="spellStart"/>
-      <w:r>
-        <w:rPr>
-          <w:rFonts w:ascii="Times New Roman" w:hAnsi="Times New Roman"/>
-          <w:sz w:val="18"/>
-          <w:szCs w:val="18"/>
-          <w:lang w:val="en-US" w:eastAsia="ru-RU"/>
-        </w:rPr>
-        <w:t>fileName</w:t>
-      </w:r>
-      <w:proofErr w:type="spellEnd"/>
-      <w:r>
-        <w:rPr>
-          <w:rFonts w:ascii="Times New Roman" w:hAnsi="Times New Roman"/>
-          <w:sz w:val="18"/>
-          <w:szCs w:val="18"/>
-          <w:lang w:val="en-US" w:eastAsia="ru-RU"/>
-        </w:rPr>
-        <w:t>;</w:t>
+        <w:t xml:space="preserve"> $fileName;</w:t>
       </w:r>
     </w:p>
     <w:p>
@@ -18482,17 +15583,7 @@
           <w:szCs w:val="18"/>
           <w:lang w:val="en-US" w:eastAsia="ru-RU"/>
         </w:rPr>
-        <w:t>(!</w:t>
-      </w:r>
-      <w:proofErr w:type="spellStart"/>
-      <w:r>
-        <w:rPr>
-          <w:rFonts w:ascii="Times New Roman" w:hAnsi="Times New Roman"/>
-          <w:sz w:val="18"/>
-          <w:szCs w:val="18"/>
-          <w:lang w:val="en-US" w:eastAsia="ru-RU"/>
-        </w:rPr>
-        <w:t>move</w:t>
+        <w:t>(!move</w:t>
       </w:r>
       <w:proofErr w:type="gramEnd"/>
       <w:r>
@@ -18502,69 +15593,8 @@
           <w:szCs w:val="18"/>
           <w:lang w:val="en-US" w:eastAsia="ru-RU"/>
         </w:rPr>
-        <w:t>_uploaded_file</w:t>
-      </w:r>
-      <w:proofErr w:type="spellEnd"/>
-      <w:r>
-        <w:rPr>
-          <w:rFonts w:ascii="Times New Roman" w:hAnsi="Times New Roman"/>
-          <w:sz w:val="18"/>
-          <w:szCs w:val="18"/>
-          <w:lang w:val="en-US" w:eastAsia="ru-RU"/>
-        </w:rPr>
-        <w:t>($this-&gt;</w:t>
-      </w:r>
-      <w:proofErr w:type="spellStart"/>
-      <w:r>
-        <w:rPr>
-          <w:rFonts w:ascii="Times New Roman" w:hAnsi="Times New Roman"/>
-          <w:sz w:val="18"/>
-          <w:szCs w:val="18"/>
-          <w:lang w:val="en-US" w:eastAsia="ru-RU"/>
-        </w:rPr>
-        <w:t>image_file</w:t>
-      </w:r>
-      <w:proofErr w:type="spellEnd"/>
-      <w:r>
-        <w:rPr>
-          <w:rFonts w:ascii="Times New Roman" w:hAnsi="Times New Roman"/>
-          <w:sz w:val="18"/>
-          <w:szCs w:val="18"/>
-          <w:lang w:val="en-US" w:eastAsia="ru-RU"/>
-        </w:rPr>
-        <w:t>['</w:t>
-      </w:r>
-      <w:proofErr w:type="spellStart"/>
-      <w:r>
-        <w:rPr>
-          <w:rFonts w:ascii="Times New Roman" w:hAnsi="Times New Roman"/>
-          <w:sz w:val="18"/>
-          <w:szCs w:val="18"/>
-          <w:lang w:val="en-US" w:eastAsia="ru-RU"/>
-        </w:rPr>
-        <w:t>tmp_name</w:t>
-      </w:r>
-      <w:proofErr w:type="spellEnd"/>
-      <w:r>
-        <w:rPr>
-          <w:rFonts w:ascii="Times New Roman" w:hAnsi="Times New Roman"/>
-          <w:sz w:val="18"/>
-          <w:szCs w:val="18"/>
-          <w:lang w:val="en-US" w:eastAsia="ru-RU"/>
-        </w:rPr>
-        <w:t>'], $</w:t>
-      </w:r>
-      <w:proofErr w:type="spellStart"/>
-      <w:r>
-        <w:rPr>
-          <w:rFonts w:ascii="Times New Roman" w:hAnsi="Times New Roman"/>
-          <w:sz w:val="18"/>
-          <w:szCs w:val="18"/>
-          <w:lang w:val="en-US" w:eastAsia="ru-RU"/>
-        </w:rPr>
-        <w:t>pathAbs</w:t>
-      </w:r>
-      <w:proofErr w:type="spellEnd"/>
+        <w:t>_uploaded_file($this-&gt;image_file['tmp_name'], $pathAbs</w:t>
+      </w:r>
       <w:proofErr w:type="gramStart"/>
       <w:r>
         <w:rPr>
@@ -18597,7 +15627,6 @@
         </w:rPr>
         <w:t xml:space="preserve">            throw new </w:t>
       </w:r>
-      <w:proofErr w:type="spellStart"/>
       <w:proofErr w:type="gramStart"/>
       <w:r>
         <w:rPr>
@@ -18606,17 +15635,7 @@
           <w:szCs w:val="18"/>
           <w:lang w:val="en-US" w:eastAsia="ru-RU"/>
         </w:rPr>
-        <w:t>InvalidArgumentException</w:t>
-      </w:r>
-      <w:proofErr w:type="spellEnd"/>
-      <w:r>
-        <w:rPr>
-          <w:rFonts w:ascii="Times New Roman" w:hAnsi="Times New Roman"/>
-          <w:sz w:val="18"/>
-          <w:szCs w:val="18"/>
-          <w:lang w:val="en-US" w:eastAsia="ru-RU"/>
-        </w:rPr>
-        <w:t>(</w:t>
+        <w:t>InvalidArgumentException(</w:t>
       </w:r>
       <w:proofErr w:type="gramEnd"/>
       <w:r>
@@ -18749,27 +15768,7 @@
           <w:szCs w:val="18"/>
           <w:lang w:val="en-US" w:eastAsia="ru-RU"/>
         </w:rPr>
-        <w:t>        $this-&gt;</w:t>
-      </w:r>
-      <w:proofErr w:type="spellStart"/>
-      <w:r>
-        <w:rPr>
-          <w:rFonts w:ascii="Times New Roman" w:hAnsi="Times New Roman"/>
-          <w:sz w:val="18"/>
-          <w:szCs w:val="18"/>
-          <w:lang w:val="en-US" w:eastAsia="ru-RU"/>
-        </w:rPr>
-        <w:t>create_at</w:t>
-      </w:r>
-      <w:proofErr w:type="spellEnd"/>
-      <w:r>
-        <w:rPr>
-          <w:rFonts w:ascii="Times New Roman" w:hAnsi="Times New Roman"/>
-          <w:sz w:val="18"/>
-          <w:szCs w:val="18"/>
-          <w:lang w:val="en-US" w:eastAsia="ru-RU"/>
-        </w:rPr>
-        <w:t xml:space="preserve"> = </w:t>
+        <w:t xml:space="preserve">        $this-&gt;create_at = </w:t>
       </w:r>
       <w:proofErr w:type="gramStart"/>
       <w:r>
@@ -18851,47 +15850,7 @@
           <w:szCs w:val="18"/>
           <w:lang w:val="en-US" w:eastAsia="ru-RU"/>
         </w:rPr>
-        <w:t>            '</w:t>
-      </w:r>
-      <w:proofErr w:type="spellStart"/>
-      <w:r>
-        <w:rPr>
-          <w:rFonts w:ascii="Times New Roman" w:hAnsi="Times New Roman"/>
-          <w:sz w:val="18"/>
-          <w:szCs w:val="18"/>
-          <w:lang w:val="en-US" w:eastAsia="ru-RU"/>
-        </w:rPr>
-        <w:t>fio</w:t>
-      </w:r>
-      <w:proofErr w:type="spellEnd"/>
-      <w:r>
-        <w:rPr>
-          <w:rFonts w:ascii="Times New Roman" w:hAnsi="Times New Roman"/>
-          <w:sz w:val="18"/>
-          <w:szCs w:val="18"/>
-          <w:lang w:val="en-US" w:eastAsia="ru-RU"/>
-        </w:rPr>
-        <w:t>' =&gt; $this-&gt;</w:t>
-      </w:r>
-      <w:proofErr w:type="spellStart"/>
-      <w:r>
-        <w:rPr>
-          <w:rFonts w:ascii="Times New Roman" w:hAnsi="Times New Roman"/>
-          <w:sz w:val="18"/>
-          <w:szCs w:val="18"/>
-          <w:lang w:val="en-US" w:eastAsia="ru-RU"/>
-        </w:rPr>
-        <w:t>fio</w:t>
-      </w:r>
-      <w:proofErr w:type="spellEnd"/>
-      <w:r>
-        <w:rPr>
-          <w:rFonts w:ascii="Times New Roman" w:hAnsi="Times New Roman"/>
-          <w:sz w:val="18"/>
-          <w:szCs w:val="18"/>
-          <w:lang w:val="en-US" w:eastAsia="ru-RU"/>
-        </w:rPr>
-        <w:t>,</w:t>
+        <w:t>            'fio' =&gt; $this-&gt;fio,</w:t>
       </w:r>
     </w:p>
     <w:p>
@@ -18956,7 +15915,6 @@
         </w:rPr>
         <w:t>            '</w:t>
       </w:r>
-      <w:proofErr w:type="spellStart"/>
       <w:proofErr w:type="gramStart"/>
       <w:r>
         <w:rPr>
@@ -18975,37 +15933,7 @@
           <w:szCs w:val="18"/>
           <w:lang w:val="en-US" w:eastAsia="ru-RU"/>
         </w:rPr>
-        <w:t>_file</w:t>
-      </w:r>
-      <w:proofErr w:type="spellEnd"/>
-      <w:r>
-        <w:rPr>
-          <w:rFonts w:ascii="Times New Roman" w:hAnsi="Times New Roman"/>
-          <w:sz w:val="18"/>
-          <w:szCs w:val="18"/>
-          <w:lang w:val="en-US" w:eastAsia="ru-RU"/>
-        </w:rPr>
-        <w:t>' =&gt; $</w:t>
-      </w:r>
-      <w:proofErr w:type="spellStart"/>
-      <w:r>
-        <w:rPr>
-          <w:rFonts w:ascii="Times New Roman" w:hAnsi="Times New Roman"/>
-          <w:sz w:val="18"/>
-          <w:szCs w:val="18"/>
-          <w:lang w:val="en-US" w:eastAsia="ru-RU"/>
-        </w:rPr>
-        <w:t>pathRel</w:t>
-      </w:r>
-      <w:proofErr w:type="spellEnd"/>
-      <w:r>
-        <w:rPr>
-          <w:rFonts w:ascii="Times New Roman" w:hAnsi="Times New Roman"/>
-          <w:sz w:val="18"/>
-          <w:szCs w:val="18"/>
-          <w:lang w:val="en-US" w:eastAsia="ru-RU"/>
-        </w:rPr>
-        <w:t>,</w:t>
+        <w:t>_file' =&gt; $pathRel,</w:t>
       </w:r>
     </w:p>
     <w:p>
@@ -19028,7 +15956,6 @@
         </w:rPr>
         <w:t>            '</w:t>
       </w:r>
-      <w:proofErr w:type="spellStart"/>
       <w:proofErr w:type="gramStart"/>
       <w:r>
         <w:rPr>
@@ -19047,37 +15974,7 @@
           <w:szCs w:val="18"/>
           <w:lang w:val="en-US" w:eastAsia="ru-RU"/>
         </w:rPr>
-        <w:t>_at</w:t>
-      </w:r>
-      <w:proofErr w:type="spellEnd"/>
-      <w:r>
-        <w:rPr>
-          <w:rFonts w:ascii="Times New Roman" w:hAnsi="Times New Roman"/>
-          <w:sz w:val="18"/>
-          <w:szCs w:val="18"/>
-          <w:lang w:val="en-US" w:eastAsia="ru-RU"/>
-        </w:rPr>
-        <w:t>' =&gt; $this-&gt;</w:t>
-      </w:r>
-      <w:proofErr w:type="spellStart"/>
-      <w:r>
-        <w:rPr>
-          <w:rFonts w:ascii="Times New Roman" w:hAnsi="Times New Roman"/>
-          <w:sz w:val="18"/>
-          <w:szCs w:val="18"/>
-          <w:lang w:val="en-US" w:eastAsia="ru-RU"/>
-        </w:rPr>
-        <w:t>create_at</w:t>
-      </w:r>
-      <w:proofErr w:type="spellEnd"/>
-      <w:r>
-        <w:rPr>
-          <w:rFonts w:ascii="Times New Roman" w:hAnsi="Times New Roman"/>
-          <w:sz w:val="18"/>
-          <w:szCs w:val="18"/>
-          <w:lang w:val="en-US" w:eastAsia="ru-RU"/>
-        </w:rPr>
-        <w:t>,</w:t>
+        <w:t>_at' =&gt; $this-&gt;create_at,</w:t>
       </w:r>
     </w:p>
     <w:p>
@@ -19206,7 +16103,6 @@
         </w:rPr>
         <w:t xml:space="preserve">    public function </w:t>
       </w:r>
-      <w:proofErr w:type="spellStart"/>
       <w:proofErr w:type="gramStart"/>
       <w:r>
         <w:rPr>
@@ -19215,17 +16111,7 @@
           <w:szCs w:val="18"/>
           <w:lang w:val="en-US" w:eastAsia="ru-RU"/>
         </w:rPr>
-        <w:t>findApproved</w:t>
-      </w:r>
-      <w:proofErr w:type="spellEnd"/>
-      <w:r>
-        <w:rPr>
-          <w:rFonts w:ascii="Times New Roman" w:hAnsi="Times New Roman"/>
-          <w:sz w:val="18"/>
-          <w:szCs w:val="18"/>
-          <w:lang w:val="en-US" w:eastAsia="ru-RU"/>
-        </w:rPr>
-        <w:t>(</w:t>
+        <w:t>findApproved(</w:t>
       </w:r>
       <w:proofErr w:type="gramEnd"/>
       <w:r>
@@ -19277,27 +16163,7 @@
           <w:szCs w:val="18"/>
           <w:lang w:val="en-US" w:eastAsia="ru-RU"/>
         </w:rPr>
-        <w:t>        $</w:t>
-      </w:r>
-      <w:proofErr w:type="spellStart"/>
-      <w:r>
-        <w:rPr>
-          <w:rFonts w:ascii="Times New Roman" w:hAnsi="Times New Roman"/>
-          <w:sz w:val="18"/>
-          <w:szCs w:val="18"/>
-          <w:lang w:val="en-US" w:eastAsia="ru-RU"/>
-        </w:rPr>
-        <w:t>sql</w:t>
-      </w:r>
-      <w:proofErr w:type="spellEnd"/>
-      <w:r>
-        <w:rPr>
-          <w:rFonts w:ascii="Times New Roman" w:hAnsi="Times New Roman"/>
-          <w:sz w:val="18"/>
-          <w:szCs w:val="18"/>
-          <w:lang w:val="en-US" w:eastAsia="ru-RU"/>
-        </w:rPr>
-        <w:t xml:space="preserve"> = 'SELECT * FROM </w:t>
+        <w:t xml:space="preserve">        $sql = 'SELECT * FROM </w:t>
       </w:r>
       <w:proofErr w:type="gramStart"/>
       <w:r>
@@ -19319,7 +16185,6 @@
         </w:rPr>
         <w:t xml:space="preserve"> $this-&gt;</w:t>
       </w:r>
-      <w:proofErr w:type="spellStart"/>
       <w:proofErr w:type="gramStart"/>
       <w:r>
         <w:rPr>
@@ -19328,17 +16193,7 @@
           <w:szCs w:val="18"/>
           <w:lang w:val="en-US" w:eastAsia="ru-RU"/>
         </w:rPr>
-        <w:t>tableName</w:t>
-      </w:r>
-      <w:proofErr w:type="spellEnd"/>
-      <w:r>
-        <w:rPr>
-          <w:rFonts w:ascii="Times New Roman" w:hAnsi="Times New Roman"/>
-          <w:sz w:val="18"/>
-          <w:szCs w:val="18"/>
-          <w:lang w:val="en-US" w:eastAsia="ru-RU"/>
-        </w:rPr>
-        <w:t xml:space="preserve"> .</w:t>
+        <w:t>tableName .</w:t>
       </w:r>
       <w:proofErr w:type="gramEnd"/>
       <w:r>
@@ -19369,47 +16224,7 @@
           <w:szCs w:val="18"/>
           <w:lang w:val="en-US" w:eastAsia="ru-RU"/>
         </w:rPr>
-        <w:t>        $result = $this-&gt;DB-&gt;</w:t>
-      </w:r>
-      <w:proofErr w:type="spellStart"/>
-      <w:r>
-        <w:rPr>
-          <w:rFonts w:ascii="Times New Roman" w:hAnsi="Times New Roman"/>
-          <w:sz w:val="18"/>
-          <w:szCs w:val="18"/>
-          <w:lang w:val="en-US" w:eastAsia="ru-RU"/>
-        </w:rPr>
-        <w:t>querySQL</w:t>
-      </w:r>
-      <w:proofErr w:type="spellEnd"/>
-      <w:r>
-        <w:rPr>
-          <w:rFonts w:ascii="Times New Roman" w:hAnsi="Times New Roman"/>
-          <w:sz w:val="18"/>
-          <w:szCs w:val="18"/>
-          <w:lang w:val="en-US" w:eastAsia="ru-RU"/>
-        </w:rPr>
-        <w:t>($</w:t>
-      </w:r>
-      <w:proofErr w:type="spellStart"/>
-      <w:r>
-        <w:rPr>
-          <w:rFonts w:ascii="Times New Roman" w:hAnsi="Times New Roman"/>
-          <w:sz w:val="18"/>
-          <w:szCs w:val="18"/>
-          <w:lang w:val="en-US" w:eastAsia="ru-RU"/>
-        </w:rPr>
-        <w:t>sql</w:t>
-      </w:r>
-      <w:proofErr w:type="spellEnd"/>
-      <w:r>
-        <w:rPr>
-          <w:rFonts w:ascii="Times New Roman" w:hAnsi="Times New Roman"/>
-          <w:sz w:val="18"/>
-          <w:szCs w:val="18"/>
-          <w:lang w:val="en-US" w:eastAsia="ru-RU"/>
-        </w:rPr>
-        <w:t>);</w:t>
+        <w:t>        $result = $this-&gt;DB-&gt;querySQL($sql);</w:t>
       </w:r>
     </w:p>
     <w:p>
@@ -19504,7 +16319,16 @@
           <w:szCs w:val="18"/>
           <w:lang w:val="en-US" w:eastAsia="ru-RU"/>
         </w:rPr>
-        <w:t>        return $</w:t>
+        <w:t>        return</w:t>
+      </w:r>
+      <w:r>
+        <w:rPr>
+          <w:rFonts w:ascii="Times New Roman" w:hAnsi="Times New Roman"/>
+          <w:sz w:val="18"/>
+          <w:szCs w:val="18"/>
+          <w:lang w:eastAsia="ru-RU"/>
+        </w:rPr>
+        <w:t xml:space="preserve"> $</w:t>
       </w:r>
       <w:proofErr w:type="gramStart"/>
       <w:r>
@@ -19514,7 +16338,16 @@
           <w:szCs w:val="18"/>
           <w:lang w:val="en-US" w:eastAsia="ru-RU"/>
         </w:rPr>
-        <w:t>result ??</w:t>
+        <w:t>result</w:t>
+      </w:r>
+      <w:r>
+        <w:rPr>
+          <w:rFonts w:ascii="Times New Roman" w:hAnsi="Times New Roman"/>
+          <w:sz w:val="18"/>
+          <w:szCs w:val="18"/>
+          <w:lang w:eastAsia="ru-RU"/>
+        </w:rPr>
+        <w:t xml:space="preserve"> ??</w:t>
       </w:r>
       <w:proofErr w:type="gramEnd"/>
       <w:r>
@@ -19522,7 +16355,7 @@
           <w:rFonts w:ascii="Times New Roman" w:hAnsi="Times New Roman"/>
           <w:sz w:val="18"/>
           <w:szCs w:val="18"/>
-          <w:lang w:val="en-US" w:eastAsia="ru-RU"/>
+          <w:lang w:eastAsia="ru-RU"/>
         </w:rPr>
         <w:t xml:space="preserve"> </w:t>
       </w:r>
@@ -19666,27 +16499,7 @@
           <w:szCs w:val="28"/>
           <w:lang w:eastAsia="ru-RU"/>
         </w:rPr>
-        <w:t xml:space="preserve">В ходе работы над практической частью была успешно спроектирована и </w:t>
-      </w:r>
-      <w:proofErr w:type="spellStart"/>
-      <w:r>
-        <w:rPr>
-          <w:rFonts w:ascii="Times New Roman" w:hAnsi="Times New Roman"/>
-          <w:sz w:val="28"/>
-          <w:szCs w:val="28"/>
-          <w:lang w:eastAsia="ru-RU"/>
-        </w:rPr>
-        <w:t>программно</w:t>
-      </w:r>
-      <w:proofErr w:type="spellEnd"/>
-      <w:r>
-        <w:rPr>
-          <w:rFonts w:ascii="Times New Roman" w:hAnsi="Times New Roman"/>
-          <w:sz w:val="28"/>
-          <w:szCs w:val="28"/>
-          <w:lang w:eastAsia="ru-RU"/>
-        </w:rPr>
-        <w:t xml:space="preserve"> реализована информационная система обработки форм обратной связи с интегрированной панелью администрирования. На основе анализа предметной области и построенных графических моделей была сформирована модульная архитектура веб-приложения, полностью отвечающая современным стандартам веб-разработки и принципу разделения ответственности.</w:t>
+        <w:t>В ходе работы над практической частью была успешно спроектирована и программно реализована информационная система обработки форм обратной связи с интегрированной панелью администрирования. На основе анализа предметной области и построенных графических моделей была сформирована модульная архитектура веб-приложения, полностью отвечающая современным стандартам веб-разработки и принципу разделения ответственности.</w:t>
       </w:r>
     </w:p>
     <w:p>
@@ -19875,10 +16688,10 @@
           <w:lang w:val="en-US" w:eastAsia="ru-RU"/>
         </w:rPr>
         <w:drawing>
-          <wp:inline distT="0" distB="0" distL="0" distR="0" wp14:anchorId="45D1FBAD" wp14:editId="2028D9BB">
-            <wp:extent cx="3571875" cy="3325342"/>
-            <wp:effectExtent l="0" t="0" r="0" b="8890"/>
-            <wp:docPr id="1399061503" name="Рисунок 1"/>
+          <wp:inline distT="0" distB="0" distL="0" distR="0" wp14:anchorId="52576AC2" wp14:editId="043FD8F0">
+            <wp:extent cx="5939155" cy="5524500"/>
+            <wp:effectExtent l="0" t="0" r="4445" b="0"/>
+            <wp:docPr id="2104584448" name="Рисунок 1"/>
             <wp:cNvGraphicFramePr>
               <a:graphicFrameLocks xmlns:a="http://schemas.openxmlformats.org/drawingml/2006/main" noChangeAspect="1"/>
             </wp:cNvGraphicFramePr>
@@ -19892,7 +16705,7 @@
                     </pic:cNvPicPr>
                   </pic:nvPicPr>
                   <pic:blipFill>
-                    <a:blip r:embed="rId11" cstate="print">
+                    <a:blip r:embed="rId11">
                       <a:extLst>
                         <a:ext uri="{28A0092B-C50C-407E-A947-70E740481C1C}">
                           <a14:useLocalDpi xmlns:a14="http://schemas.microsoft.com/office/drawing/2010/main" val="0"/>
@@ -19907,7 +16720,7 @@
                   <pic:spPr bwMode="auto">
                     <a:xfrm>
                       <a:off x="0" y="0"/>
-                      <a:ext cx="3571875" cy="3325342"/>
+                      <a:ext cx="5939155" cy="5524500"/>
                     </a:xfrm>
                     <a:prstGeom prst="rect">
                       <a:avLst/>
@@ -19962,6 +16775,7 @@
           <w:szCs w:val="28"/>
           <w:lang w:eastAsia="ru-RU"/>
         </w:rPr>
+        <w:lastRenderedPageBreak/>
         <w:drawing>
           <wp:inline distT="0" distB="0" distL="0" distR="0" wp14:anchorId="4AD938D4" wp14:editId="7C1A4854">
             <wp:extent cx="6402175" cy="4233862"/>
@@ -20052,12 +16866,11 @@
           <w:szCs w:val="28"/>
           <w:lang w:eastAsia="ru-RU"/>
         </w:rPr>
-        <w:lastRenderedPageBreak/>
         <w:drawing>
-          <wp:inline distT="0" distB="0" distL="0" distR="0" wp14:anchorId="53C8AAB0" wp14:editId="54B7C668">
-            <wp:extent cx="5934075" cy="3648075"/>
-            <wp:effectExtent l="0" t="0" r="9525" b="9525"/>
-            <wp:docPr id="1220349153" name="Рисунок 3"/>
+          <wp:inline distT="0" distB="0" distL="0" distR="0" wp14:anchorId="219F6A96" wp14:editId="30736F09">
+            <wp:extent cx="5934075" cy="3924300"/>
+            <wp:effectExtent l="0" t="0" r="9525" b="0"/>
+            <wp:docPr id="876641584" name="Рисунок 2"/>
             <wp:cNvGraphicFramePr>
               <a:graphicFrameLocks xmlns:a="http://schemas.openxmlformats.org/drawingml/2006/main" noChangeAspect="1"/>
             </wp:cNvGraphicFramePr>
@@ -20065,7 +16878,7 @@
               <a:graphicData uri="http://schemas.openxmlformats.org/drawingml/2006/picture">
                 <pic:pic xmlns:pic="http://schemas.openxmlformats.org/drawingml/2006/picture">
                   <pic:nvPicPr>
-                    <pic:cNvPr id="0" name="Picture 3"/>
+                    <pic:cNvPr id="0" name="Picture 2"/>
                     <pic:cNvPicPr>
                       <a:picLocks noChangeAspect="1" noChangeArrowheads="1"/>
                     </pic:cNvPicPr>
@@ -20086,7 +16899,7 @@
                   <pic:spPr bwMode="auto">
                     <a:xfrm>
                       <a:off x="0" y="0"/>
-                      <a:ext cx="5934075" cy="3648075"/>
+                      <a:ext cx="5934075" cy="3924300"/>
                     </a:xfrm>
                     <a:prstGeom prst="rect">
                       <a:avLst/>
@@ -20143,6 +16956,7 @@
           <w:szCs w:val="28"/>
           <w:lang w:eastAsia="ru-RU"/>
         </w:rPr>
+        <w:lastRenderedPageBreak/>
         <w:drawing>
           <wp:inline distT="0" distB="0" distL="0" distR="0" wp14:anchorId="1AB00AE1" wp14:editId="40FA5F87">
             <wp:extent cx="5934075" cy="1900555"/>
@@ -20250,10 +17064,10 @@
         </w:rPr>
         <w:lastRenderedPageBreak/>
         <w:drawing>
-          <wp:inline distT="0" distB="0" distL="0" distR="0" wp14:anchorId="30C0F1E5" wp14:editId="00C78D65">
+          <wp:inline distT="0" distB="0" distL="0" distR="0" wp14:anchorId="5D3D1839" wp14:editId="43EC1DBF">
             <wp:extent cx="5934075" cy="3924300"/>
             <wp:effectExtent l="0" t="0" r="9525" b="0"/>
-            <wp:docPr id="407922168" name="Рисунок 2"/>
+            <wp:docPr id="215303407" name="Рисунок 3"/>
             <wp:cNvGraphicFramePr>
               <a:graphicFrameLocks xmlns:a="http://schemas.openxmlformats.org/drawingml/2006/main" noChangeAspect="1"/>
             </wp:cNvGraphicFramePr>
@@ -20261,7 +17075,7 @@
               <a:graphicData uri="http://schemas.openxmlformats.org/drawingml/2006/picture">
                 <pic:pic xmlns:pic="http://schemas.openxmlformats.org/drawingml/2006/picture">
                   <pic:nvPicPr>
-                    <pic:cNvPr id="0" name="Picture 2"/>
+                    <pic:cNvPr id="0" name="Picture 3"/>
                     <pic:cNvPicPr>
                       <a:picLocks noChangeAspect="1" noChangeArrowheads="1"/>
                     </pic:cNvPicPr>
@@ -20439,7 +17253,6 @@
           </w:rPr>
           <w:t>.</w:t>
         </w:r>
-        <w:proofErr w:type="spellStart"/>
         <w:r>
           <w:rPr>
             <w:rStyle w:val="af5"/>
@@ -20450,7 +17263,6 @@
           </w:rPr>
           <w:t>php</w:t>
         </w:r>
-        <w:proofErr w:type="spellEnd"/>
         <w:r>
           <w:rPr>
             <w:rStyle w:val="af5"/>
@@ -20501,7 +17313,6 @@
           </w:rPr>
           <w:t>/</w:t>
         </w:r>
-        <w:proofErr w:type="spellStart"/>
         <w:r>
           <w:rPr>
             <w:rStyle w:val="af5"/>
@@ -20512,7 +17323,6 @@
           </w:rPr>
           <w:t>ru</w:t>
         </w:r>
-        <w:proofErr w:type="spellEnd"/>
         <w:r>
           <w:rPr>
             <w:rStyle w:val="af5"/>
@@ -20543,7 +17353,6 @@
           </w:rPr>
           <w:t>.</w:t>
         </w:r>
-        <w:proofErr w:type="spellStart"/>
         <w:r>
           <w:rPr>
             <w:rStyle w:val="af5"/>
@@ -20554,7 +17363,6 @@
           </w:rPr>
           <w:t>mysqli</w:t>
         </w:r>
-        <w:proofErr w:type="spellEnd"/>
         <w:r>
           <w:rPr>
             <w:rStyle w:val="af5"/>
@@ -20565,7 +17373,6 @@
           </w:rPr>
           <w:t>.</w:t>
         </w:r>
-        <w:proofErr w:type="spellStart"/>
         <w:r>
           <w:rPr>
             <w:rStyle w:val="af5"/>
@@ -20576,7 +17383,6 @@
           </w:rPr>
           <w:t>php</w:t>
         </w:r>
-        <w:proofErr w:type="spellEnd"/>
       </w:hyperlink>
     </w:p>
     <w:p>

--- a/Отчет по практике.docx
+++ b/Отчет по практике.docx
@@ -481,6 +481,7 @@
           <w:u w:val="single"/>
         </w:rPr>
       </w:pPr>
+      <w:proofErr w:type="spellStart"/>
       <w:r>
         <w:rPr>
           <w:rFonts w:ascii="Times New Roman" w:eastAsiaTheme="minorHAnsi" w:hAnsi="Times New Roman"/>
@@ -488,7 +489,17 @@
           <w:szCs w:val="40"/>
           <w:u w:val="single"/>
         </w:rPr>
-        <w:t>Осяк Александр Евгеньевич</w:t>
+        <w:t>Осяк</w:t>
+      </w:r>
+      <w:proofErr w:type="spellEnd"/>
+      <w:r>
+        <w:rPr>
+          <w:rFonts w:ascii="Times New Roman" w:eastAsiaTheme="minorHAnsi" w:hAnsi="Times New Roman"/>
+          <w:sz w:val="28"/>
+          <w:szCs w:val="40"/>
+          <w:u w:val="single"/>
+        </w:rPr>
+        <w:t xml:space="preserve"> Александр Евгеньевич</w:t>
       </w:r>
     </w:p>
     <w:p>
@@ -1637,6 +1648,7 @@
         </w:rPr>
         <w:t>.</w:t>
       </w:r>
+      <w:proofErr w:type="spellStart"/>
       <w:r>
         <w:rPr>
           <w:rFonts w:ascii="Times New Roman" w:hAnsi="Times New Roman"/>
@@ -1648,6 +1660,7 @@
         </w:rPr>
         <w:t>php</w:t>
       </w:r>
+      <w:proofErr w:type="spellEnd"/>
       <w:r>
         <w:rPr>
           <w:rFonts w:ascii="Times New Roman" w:hAnsi="Times New Roman"/>
@@ -1690,6 +1703,7 @@
         </w:rPr>
         <w:t>.</w:t>
       </w:r>
+      <w:proofErr w:type="spellStart"/>
       <w:r>
         <w:rPr>
           <w:rFonts w:ascii="Times New Roman" w:hAnsi="Times New Roman"/>
@@ -1701,6 +1715,7 @@
         </w:rPr>
         <w:t>php</w:t>
       </w:r>
+      <w:proofErr w:type="spellEnd"/>
       <w:r>
         <w:rPr>
           <w:rFonts w:ascii="Times New Roman" w:hAnsi="Times New Roman"/>
@@ -1781,6 +1796,7 @@
         </w:rPr>
         <w:t>.</w:t>
       </w:r>
+      <w:proofErr w:type="spellStart"/>
       <w:r>
         <w:rPr>
           <w:rFonts w:ascii="Times New Roman" w:hAnsi="Times New Roman"/>
@@ -1792,6 +1808,7 @@
         </w:rPr>
         <w:t>php</w:t>
       </w:r>
+      <w:proofErr w:type="spellEnd"/>
       <w:r>
         <w:rPr>
           <w:rFonts w:ascii="Times New Roman" w:hAnsi="Times New Roman"/>
@@ -1928,6 +1945,7 @@
         </w:rPr>
         <w:t xml:space="preserve"> </w:t>
       </w:r>
+      <w:proofErr w:type="spellStart"/>
       <w:r>
         <w:rPr>
           <w:rFonts w:ascii="Times New Roman" w:hAnsi="Times New Roman"/>
@@ -1939,6 +1957,7 @@
         </w:rPr>
         <w:t>spl</w:t>
       </w:r>
+      <w:proofErr w:type="spellEnd"/>
       <w:r>
         <w:rPr>
           <w:rFonts w:ascii="Times New Roman" w:hAnsi="Times New Roman"/>
@@ -2034,6 +2053,7 @@
         </w:rPr>
         <w:t xml:space="preserve"> Взаимосвязь между компонентами координируется файлами инициализации (</w:t>
       </w:r>
+      <w:proofErr w:type="spellStart"/>
       <w:r>
         <w:rPr>
           <w:rFonts w:ascii="Times New Roman" w:hAnsi="Times New Roman"/>
@@ -2045,6 +2065,7 @@
         </w:rPr>
         <w:t>init</w:t>
       </w:r>
+      <w:proofErr w:type="spellEnd"/>
       <w:r>
         <w:rPr>
           <w:rFonts w:ascii="Times New Roman" w:hAnsi="Times New Roman"/>
@@ -2056,6 +2077,7 @@
         </w:rPr>
         <w:t>.</w:t>
       </w:r>
+      <w:proofErr w:type="spellStart"/>
       <w:r>
         <w:rPr>
           <w:rFonts w:ascii="Times New Roman" w:hAnsi="Times New Roman"/>
@@ -2067,6 +2089,7 @@
         </w:rPr>
         <w:t>php</w:t>
       </w:r>
+      <w:proofErr w:type="spellEnd"/>
       <w:r>
         <w:rPr>
           <w:rFonts w:ascii="Times New Roman" w:hAnsi="Times New Roman"/>
@@ -2442,6 +2465,7 @@
         </w:rPr>
         <w:t xml:space="preserve">установка флагов </w:t>
       </w:r>
+      <w:proofErr w:type="spellStart"/>
       <w:r>
         <w:rPr>
           <w:rFonts w:ascii="Times New Roman" w:hAnsi="Times New Roman"/>
@@ -2453,6 +2477,7 @@
         </w:rPr>
         <w:t>isPost</w:t>
       </w:r>
+      <w:proofErr w:type="spellEnd"/>
       <w:r>
         <w:rPr>
           <w:rFonts w:ascii="Times New Roman" w:hAnsi="Times New Roman"/>
@@ -2462,6 +2487,7 @@
         </w:rPr>
         <w:t xml:space="preserve"> и </w:t>
       </w:r>
+      <w:proofErr w:type="spellStart"/>
       <w:r>
         <w:rPr>
           <w:rFonts w:ascii="Times New Roman" w:hAnsi="Times New Roman"/>
@@ -2473,6 +2499,7 @@
         </w:rPr>
         <w:t>isGet</w:t>
       </w:r>
+      <w:proofErr w:type="spellEnd"/>
       <w:r>
         <w:rPr>
           <w:rFonts w:ascii="Times New Roman" w:hAnsi="Times New Roman"/>
@@ -2648,7 +2675,27 @@
           <w:szCs w:val="28"/>
           <w:lang w:eastAsia="ru-RU"/>
         </w:rPr>
-        <w:t xml:space="preserve"> выполняет рекурсивную и точечную «очистку» (санитизацию) входных параметров с помощью функций фильтрации (например,</w:t>
+        <w:t xml:space="preserve"> выполняет рекурсивную и точечную «очистку» (</w:t>
+      </w:r>
+      <w:proofErr w:type="spellStart"/>
+      <w:r>
+        <w:rPr>
+          <w:rFonts w:ascii="Times New Roman" w:hAnsi="Times New Roman"/>
+          <w:sz w:val="28"/>
+          <w:szCs w:val="28"/>
+          <w:lang w:eastAsia="ru-RU"/>
+        </w:rPr>
+        <w:t>санитизацию</w:t>
+      </w:r>
+      <w:proofErr w:type="spellEnd"/>
+      <w:r>
+        <w:rPr>
+          <w:rFonts w:ascii="Times New Roman" w:hAnsi="Times New Roman"/>
+          <w:sz w:val="28"/>
+          <w:szCs w:val="28"/>
+          <w:lang w:eastAsia="ru-RU"/>
+        </w:rPr>
+        <w:t>) входных параметров с помощью функций фильтрации (например,</w:t>
       </w:r>
       <w:r>
         <w:rPr>
@@ -2805,6 +2852,7 @@
         </w:rPr>
         <w:t xml:space="preserve">) в объектно-ориентированном стиле используется расширение </w:t>
       </w:r>
+      <w:proofErr w:type="spellStart"/>
       <w:r>
         <w:rPr>
           <w:rFonts w:ascii="Times New Roman" w:hAnsi="Times New Roman"/>
@@ -2814,6 +2862,7 @@
         </w:rPr>
         <w:t>mysqli</w:t>
       </w:r>
+      <w:proofErr w:type="spellEnd"/>
       <w:r>
         <w:rPr>
           <w:rFonts w:ascii="Times New Roman" w:hAnsi="Times New Roman"/>
@@ -3304,6 +3353,7 @@
           <w:lang w:eastAsia="ru-RU"/>
         </w:rPr>
       </w:pPr>
+      <w:proofErr w:type="spellStart"/>
       <w:proofErr w:type="gramStart"/>
       <w:r>
         <w:rPr>
@@ -3317,6 +3367,7 @@
         <w:lastRenderedPageBreak/>
         <w:t>getById</w:t>
       </w:r>
+      <w:proofErr w:type="spellEnd"/>
       <w:r>
         <w:rPr>
           <w:rFonts w:ascii="Times New Roman" w:hAnsi="Times New Roman"/>
@@ -3340,6 +3391,7 @@
         </w:rPr>
         <w:t xml:space="preserve">), </w:t>
       </w:r>
+      <w:proofErr w:type="spellStart"/>
       <w:proofErr w:type="gramStart"/>
       <w:r>
         <w:rPr>
@@ -3352,6 +3404,7 @@
         </w:rPr>
         <w:t>findAll</w:t>
       </w:r>
+      <w:proofErr w:type="spellEnd"/>
       <w:r>
         <w:rPr>
           <w:rFonts w:ascii="Times New Roman" w:hAnsi="Times New Roman"/>
@@ -3375,6 +3428,7 @@
         </w:rPr>
         <w:t xml:space="preserve">), </w:t>
       </w:r>
+      <w:proofErr w:type="spellStart"/>
       <w:proofErr w:type="gramStart"/>
       <w:r>
         <w:rPr>
@@ -3387,6 +3441,7 @@
         </w:rPr>
         <w:t>findByColumn</w:t>
       </w:r>
+      <w:proofErr w:type="spellEnd"/>
       <w:r>
         <w:rPr>
           <w:rFonts w:ascii="Times New Roman" w:hAnsi="Times New Roman"/>
@@ -3841,6 +3896,7 @@
         </w:rPr>
         <w:t xml:space="preserve"> – предоставления пользователю прав на выполнение определенных действий в зависимости от его роли (например, разграничение прав обычного пользователя и администратора через атрибуты </w:t>
       </w:r>
+      <w:proofErr w:type="spellStart"/>
       <w:r>
         <w:rPr>
           <w:rFonts w:ascii="Times New Roman" w:hAnsi="Times New Roman"/>
@@ -3852,6 +3908,7 @@
         </w:rPr>
         <w:t>isGuest</w:t>
       </w:r>
+      <w:proofErr w:type="spellEnd"/>
       <w:r>
         <w:rPr>
           <w:rFonts w:ascii="Times New Roman" w:hAnsi="Times New Roman"/>
@@ -3870,6 +3927,7 @@
         </w:rPr>
         <w:t xml:space="preserve">и </w:t>
       </w:r>
+      <w:proofErr w:type="spellStart"/>
       <w:r>
         <w:rPr>
           <w:rFonts w:ascii="Times New Roman" w:hAnsi="Times New Roman"/>
@@ -3881,6 +3939,7 @@
         </w:rPr>
         <w:t>isAdmin</w:t>
       </w:r>
+      <w:proofErr w:type="spellEnd"/>
       <w:r>
         <w:rPr>
           <w:rFonts w:ascii="Times New Roman" w:hAnsi="Times New Roman"/>
@@ -4203,6 +4262,7 @@
         </w:rPr>
         <w:t xml:space="preserve"> (</w:t>
       </w:r>
+      <w:proofErr w:type="spellStart"/>
       <w:proofErr w:type="gramStart"/>
       <w:r>
         <w:rPr>
@@ -4215,6 +4275,7 @@
         </w:rPr>
         <w:t>createTokenCookie</w:t>
       </w:r>
+      <w:proofErr w:type="spellEnd"/>
       <w:r>
         <w:rPr>
           <w:rFonts w:ascii="Times New Roman" w:hAnsi="Times New Roman"/>
@@ -4485,6 +4546,7 @@
         </w:rPr>
         <w:t>.</w:t>
       </w:r>
+      <w:proofErr w:type="spellStart"/>
       <w:r>
         <w:rPr>
           <w:rFonts w:ascii="Times New Roman" w:hAnsi="Times New Roman"/>
@@ -4496,6 +4558,7 @@
         </w:rPr>
         <w:t>php</w:t>
       </w:r>
+      <w:proofErr w:type="spellEnd"/>
       <w:r>
         <w:rPr>
           <w:rFonts w:ascii="Times New Roman" w:hAnsi="Times New Roman"/>
@@ -4635,6 +4698,7 @@
         </w:rPr>
         <w:t xml:space="preserve"> в БД с помощью метода </w:t>
       </w:r>
+      <w:proofErr w:type="spellStart"/>
       <w:proofErr w:type="gramStart"/>
       <w:r>
         <w:rPr>
@@ -4647,6 +4711,7 @@
         </w:rPr>
         <w:t>findOneByColumn</w:t>
       </w:r>
+      <w:proofErr w:type="spellEnd"/>
       <w:r>
         <w:rPr>
           <w:rFonts w:ascii="Times New Roman" w:hAnsi="Times New Roman"/>
@@ -4771,6 +4836,7 @@
         </w:rPr>
         <w:t xml:space="preserve"> блоков и кастомных исключений. Ошибки работы с базой данных транслируется в класс </w:t>
       </w:r>
+      <w:proofErr w:type="spellStart"/>
       <w:r>
         <w:rPr>
           <w:rFonts w:ascii="Times New Roman" w:hAnsi="Times New Roman"/>
@@ -4780,6 +4846,7 @@
         </w:rPr>
         <w:t>DbException</w:t>
       </w:r>
+      <w:proofErr w:type="spellEnd"/>
       <w:r>
         <w:rPr>
           <w:rFonts w:ascii="Times New Roman" w:hAnsi="Times New Roman"/>
@@ -4798,6 +4865,7 @@
         </w:rPr>
         <w:t xml:space="preserve">а ошибки заполнения форм – в </w:t>
       </w:r>
+      <w:proofErr w:type="spellStart"/>
       <w:r>
         <w:rPr>
           <w:rFonts w:ascii="Times New Roman" w:hAnsi="Times New Roman"/>
@@ -4807,6 +4875,7 @@
         </w:rPr>
         <w:t>InvalidArgumentException</w:t>
       </w:r>
+      <w:proofErr w:type="spellEnd"/>
       <w:r>
         <w:rPr>
           <w:rFonts w:ascii="Times New Roman" w:hAnsi="Times New Roman"/>
@@ -5316,6 +5385,7 @@
         </w:rPr>
         <w:t>(</w:t>
       </w:r>
+      <w:proofErr w:type="spellStart"/>
       <w:r>
         <w:rPr>
           <w:rFonts w:ascii="Times New Roman" w:hAnsi="Times New Roman"/>
@@ -5327,6 +5397,7 @@
         </w:rPr>
         <w:t>DbException</w:t>
       </w:r>
+      <w:proofErr w:type="spellEnd"/>
       <w:r>
         <w:rPr>
           <w:rFonts w:ascii="Times New Roman" w:hAnsi="Times New Roman"/>
@@ -5336,6 +5407,7 @@
         </w:rPr>
         <w:t xml:space="preserve">, </w:t>
       </w:r>
+      <w:proofErr w:type="spellStart"/>
       <w:r>
         <w:rPr>
           <w:rFonts w:ascii="Times New Roman" w:hAnsi="Times New Roman"/>
@@ -5347,6 +5419,7 @@
         </w:rPr>
         <w:t>InvalidArgumentException</w:t>
       </w:r>
+      <w:proofErr w:type="spellEnd"/>
       <w:r>
         <w:rPr>
           <w:rFonts w:ascii="Times New Roman" w:hAnsi="Times New Roman"/>
@@ -5381,7 +5454,27 @@
           <w:szCs w:val="28"/>
           <w:lang w:eastAsia="ru-RU"/>
         </w:rPr>
-        <w:t xml:space="preserve"> ошибок система не прекращает работу аварийно, а корректно обрабатывает сбой и выводит пользователю понятное уведомление.</w:t>
+        <w:t xml:space="preserve"> ошибок система не прекращает работу </w:t>
+      </w:r>
+      <w:proofErr w:type="spellStart"/>
+      <w:r>
+        <w:rPr>
+          <w:rFonts w:ascii="Times New Roman" w:hAnsi="Times New Roman"/>
+          <w:sz w:val="28"/>
+          <w:szCs w:val="28"/>
+          <w:lang w:eastAsia="ru-RU"/>
+        </w:rPr>
+        <w:t>аварийно</w:t>
+      </w:r>
+      <w:proofErr w:type="spellEnd"/>
+      <w:r>
+        <w:rPr>
+          <w:rFonts w:ascii="Times New Roman" w:hAnsi="Times New Roman"/>
+          <w:sz w:val="28"/>
+          <w:szCs w:val="28"/>
+          <w:lang w:eastAsia="ru-RU"/>
+        </w:rPr>
+        <w:t>, а корректно обрабатывает сбой и выводит пользователю понятное уведомление.</w:t>
       </w:r>
     </w:p>
     <w:p>
@@ -5470,6 +5563,7 @@
           <w:lang w:eastAsia="ru-RU"/>
         </w:rPr>
       </w:pPr>
+      <w:proofErr w:type="spellStart"/>
       <w:r>
         <w:rPr>
           <w:rFonts w:ascii="Times New Roman" w:hAnsi="Times New Roman"/>
@@ -5479,6 +5573,7 @@
         </w:rPr>
         <w:t>UseCase</w:t>
       </w:r>
+      <w:proofErr w:type="spellEnd"/>
       <w:r>
         <w:rPr>
           <w:rFonts w:ascii="Times New Roman" w:hAnsi="Times New Roman"/>
@@ -5816,25 +5911,14 @@
         </w:rPr>
         <w:t xml:space="preserve">диаграмма. </w:t>
       </w:r>
-      <w:proofErr w:type="gramStart"/>
-      <w:r>
-        <w:rPr>
-          <w:rFonts w:ascii="Times New Roman" w:hAnsi="Times New Roman"/>
-          <w:sz w:val="28"/>
-          <w:szCs w:val="28"/>
-          <w:lang w:eastAsia="ru-RU"/>
-        </w:rPr>
-        <w:t>(</w:t>
-      </w:r>
-      <w:proofErr w:type="gramEnd"/>
-      <w:r>
-        <w:rPr>
-          <w:rFonts w:ascii="Times New Roman" w:hAnsi="Times New Roman"/>
-          <w:sz w:val="28"/>
-          <w:szCs w:val="28"/>
-          <w:lang w:eastAsia="ru-RU"/>
-        </w:rPr>
-        <w:t>Рис. 5)</w:t>
+      <w:r>
+        <w:rPr>
+          <w:rFonts w:ascii="Times New Roman" w:hAnsi="Times New Roman"/>
+          <w:sz w:val="28"/>
+          <w:szCs w:val="28"/>
+          <w:lang w:eastAsia="ru-RU"/>
+        </w:rPr>
+        <w:t>(Рис. 5)</w:t>
       </w:r>
     </w:p>
     <w:p>
@@ -5857,6 +5941,7 @@
         </w:rPr>
         <w:t xml:space="preserve">Физическая структура исходного кода программного продукта организована в соответствии с принципами модульности и компонентного подхода. Основная логика приложения инкапсулирована в каталоге </w:t>
       </w:r>
+      <w:proofErr w:type="spellStart"/>
       <w:r>
         <w:rPr>
           <w:rFonts w:ascii="Times New Roman" w:hAnsi="Times New Roman"/>
@@ -5868,6 +5953,7 @@
         </w:rPr>
         <w:t>src</w:t>
       </w:r>
+      <w:proofErr w:type="spellEnd"/>
       <w:r>
         <w:rPr>
           <w:rFonts w:ascii="Times New Roman" w:hAnsi="Times New Roman"/>
@@ -6011,6 +6097,7 @@
                 <w:lang w:val="en-US" w:eastAsia="ru-RU"/>
               </w:rPr>
             </w:pPr>
+            <w:proofErr w:type="spellStart"/>
             <w:r>
               <w:rPr>
                 <w:rFonts w:ascii="Times New Roman" w:hAnsi="Times New Roman"/>
@@ -6018,7 +6105,17 @@
                 <w:szCs w:val="24"/>
                 <w:lang w:val="en-US" w:eastAsia="ru-RU"/>
               </w:rPr>
-              <w:t>src/exceptions/</w:t>
+              <w:t>src</w:t>
+            </w:r>
+            <w:proofErr w:type="spellEnd"/>
+            <w:r>
+              <w:rPr>
+                <w:rFonts w:ascii="Times New Roman" w:hAnsi="Times New Roman"/>
+                <w:sz w:val="24"/>
+                <w:szCs w:val="24"/>
+                <w:lang w:val="en-US" w:eastAsia="ru-RU"/>
+              </w:rPr>
+              <w:t>/exceptions/</w:t>
             </w:r>
           </w:p>
         </w:tc>
@@ -6046,6 +6143,7 @@
               </w:rPr>
               <w:t>Каталог кастомных классов исключений для обработки нештатных ситуаций (</w:t>
             </w:r>
+            <w:proofErr w:type="spellStart"/>
             <w:r>
               <w:rPr>
                 <w:rFonts w:ascii="Times New Roman" w:hAnsi="Times New Roman"/>
@@ -6057,6 +6155,7 @@
               </w:rPr>
               <w:t>DBException</w:t>
             </w:r>
+            <w:proofErr w:type="spellEnd"/>
             <w:r>
               <w:rPr>
                 <w:rFonts w:ascii="Times New Roman" w:hAnsi="Times New Roman"/>
@@ -6068,6 +6167,7 @@
               </w:rPr>
               <w:t>.</w:t>
             </w:r>
+            <w:proofErr w:type="spellStart"/>
             <w:r>
               <w:rPr>
                 <w:rFonts w:ascii="Times New Roman" w:hAnsi="Times New Roman"/>
@@ -6079,6 +6179,7 @@
               </w:rPr>
               <w:t>php</w:t>
             </w:r>
+            <w:proofErr w:type="spellEnd"/>
             <w:r>
               <w:rPr>
                 <w:rFonts w:ascii="Times New Roman" w:hAnsi="Times New Roman"/>
@@ -6088,6 +6189,7 @@
               </w:rPr>
               <w:t xml:space="preserve">, </w:t>
             </w:r>
+            <w:proofErr w:type="spellStart"/>
             <w:r>
               <w:rPr>
                 <w:rFonts w:ascii="Times New Roman" w:hAnsi="Times New Roman"/>
@@ -6099,6 +6201,7 @@
               </w:rPr>
               <w:t>InvalidArgumentException</w:t>
             </w:r>
+            <w:proofErr w:type="spellEnd"/>
             <w:r>
               <w:rPr>
                 <w:rFonts w:ascii="Times New Roman" w:hAnsi="Times New Roman"/>
@@ -6110,6 +6213,7 @@
               </w:rPr>
               <w:t>.</w:t>
             </w:r>
+            <w:proofErr w:type="spellStart"/>
             <w:r>
               <w:rPr>
                 <w:rFonts w:ascii="Times New Roman" w:hAnsi="Times New Roman"/>
@@ -6121,6 +6225,7 @@
               </w:rPr>
               <w:t>php</w:t>
             </w:r>
+            <w:proofErr w:type="spellEnd"/>
             <w:r>
               <w:rPr>
                 <w:rFonts w:ascii="Times New Roman" w:hAnsi="Times New Roman"/>
@@ -6149,6 +6254,7 @@
                 <w:lang w:val="en-US" w:eastAsia="ru-RU"/>
               </w:rPr>
             </w:pPr>
+            <w:proofErr w:type="spellStart"/>
             <w:r>
               <w:rPr>
                 <w:rFonts w:ascii="Times New Roman" w:hAnsi="Times New Roman"/>
@@ -6156,7 +6262,17 @@
                 <w:szCs w:val="24"/>
                 <w:lang w:val="en-US" w:eastAsia="ru-RU"/>
               </w:rPr>
-              <w:t>src/services/</w:t>
+              <w:t>src</w:t>
+            </w:r>
+            <w:proofErr w:type="spellEnd"/>
+            <w:r>
+              <w:rPr>
+                <w:rFonts w:ascii="Times New Roman" w:hAnsi="Times New Roman"/>
+                <w:sz w:val="24"/>
+                <w:szCs w:val="24"/>
+                <w:lang w:val="en-US" w:eastAsia="ru-RU"/>
+              </w:rPr>
+              <w:t>/services/</w:t>
             </w:r>
           </w:p>
         </w:tc>
@@ -6203,6 +6319,7 @@
                 <w:lang w:eastAsia="ru-RU"/>
               </w:rPr>
             </w:pPr>
+            <w:proofErr w:type="spellStart"/>
             <w:r>
               <w:rPr>
                 <w:rFonts w:ascii="Times New Roman" w:hAnsi="Times New Roman"/>
@@ -6210,8 +6327,29 @@
                 <w:szCs w:val="24"/>
                 <w:lang w:val="en-US" w:eastAsia="ru-RU"/>
               </w:rPr>
-              <w:t>src/services/DB.php</w:t>
+              <w:t>src</w:t>
             </w:r>
+            <w:proofErr w:type="spellEnd"/>
+            <w:r>
+              <w:rPr>
+                <w:rFonts w:ascii="Times New Roman" w:hAnsi="Times New Roman"/>
+                <w:sz w:val="24"/>
+                <w:szCs w:val="24"/>
+                <w:lang w:val="en-US" w:eastAsia="ru-RU"/>
+              </w:rPr>
+              <w:t>/services/</w:t>
+            </w:r>
+            <w:proofErr w:type="spellStart"/>
+            <w:r>
+              <w:rPr>
+                <w:rFonts w:ascii="Times New Roman" w:hAnsi="Times New Roman"/>
+                <w:sz w:val="24"/>
+                <w:szCs w:val="24"/>
+                <w:lang w:val="en-US" w:eastAsia="ru-RU"/>
+              </w:rPr>
+              <w:t>DB.php</w:t>
+            </w:r>
+            <w:proofErr w:type="spellEnd"/>
           </w:p>
         </w:tc>
         <w:tc>
@@ -6256,6 +6394,7 @@
               </w:rPr>
               <w:t xml:space="preserve"> через расширение </w:t>
             </w:r>
+            <w:proofErr w:type="spellStart"/>
             <w:r>
               <w:rPr>
                 <w:rFonts w:ascii="Times New Roman" w:hAnsi="Times New Roman"/>
@@ -6265,6 +6404,7 @@
               </w:rPr>
               <w:t>mysqli</w:t>
             </w:r>
+            <w:proofErr w:type="spellEnd"/>
           </w:p>
         </w:tc>
       </w:tr>
@@ -6284,6 +6424,7 @@
                 <w:lang w:eastAsia="ru-RU"/>
               </w:rPr>
             </w:pPr>
+            <w:proofErr w:type="spellStart"/>
             <w:r>
               <w:rPr>
                 <w:rFonts w:ascii="Times New Roman" w:hAnsi="Times New Roman"/>
@@ -6291,8 +6432,29 @@
                 <w:szCs w:val="24"/>
                 <w:lang w:val="en-US" w:eastAsia="ru-RU"/>
               </w:rPr>
-              <w:t>src/services/Request.php</w:t>
+              <w:t>src</w:t>
             </w:r>
+            <w:proofErr w:type="spellEnd"/>
+            <w:r>
+              <w:rPr>
+                <w:rFonts w:ascii="Times New Roman" w:hAnsi="Times New Roman"/>
+                <w:sz w:val="24"/>
+                <w:szCs w:val="24"/>
+                <w:lang w:val="en-US" w:eastAsia="ru-RU"/>
+              </w:rPr>
+              <w:t>/services/</w:t>
+            </w:r>
+            <w:proofErr w:type="spellStart"/>
+            <w:r>
+              <w:rPr>
+                <w:rFonts w:ascii="Times New Roman" w:hAnsi="Times New Roman"/>
+                <w:sz w:val="24"/>
+                <w:szCs w:val="24"/>
+                <w:lang w:val="en-US" w:eastAsia="ru-RU"/>
+              </w:rPr>
+              <w:t>Request.php</w:t>
+            </w:r>
+            <w:proofErr w:type="spellEnd"/>
           </w:p>
         </w:tc>
         <w:tc>
@@ -6396,6 +6558,7 @@
                 <w:lang w:val="en-US" w:eastAsia="ru-RU"/>
               </w:rPr>
             </w:pPr>
+            <w:proofErr w:type="spellStart"/>
             <w:r>
               <w:rPr>
                 <w:rFonts w:ascii="Times New Roman" w:hAnsi="Times New Roman"/>
@@ -6403,8 +6566,29 @@
                 <w:szCs w:val="24"/>
                 <w:lang w:val="en-US" w:eastAsia="ru-RU"/>
               </w:rPr>
-              <w:t>src/Entity.php</w:t>
+              <w:t>src</w:t>
             </w:r>
+            <w:proofErr w:type="spellEnd"/>
+            <w:r>
+              <w:rPr>
+                <w:rFonts w:ascii="Times New Roman" w:hAnsi="Times New Roman"/>
+                <w:sz w:val="24"/>
+                <w:szCs w:val="24"/>
+                <w:lang w:val="en-US" w:eastAsia="ru-RU"/>
+              </w:rPr>
+              <w:t>/</w:t>
+            </w:r>
+            <w:proofErr w:type="spellStart"/>
+            <w:r>
+              <w:rPr>
+                <w:rFonts w:ascii="Times New Roman" w:hAnsi="Times New Roman"/>
+                <w:sz w:val="24"/>
+                <w:szCs w:val="24"/>
+                <w:lang w:val="en-US" w:eastAsia="ru-RU"/>
+              </w:rPr>
+              <w:t>Entity.php</w:t>
+            </w:r>
+            <w:proofErr w:type="spellEnd"/>
           </w:p>
         </w:tc>
         <w:tc>
@@ -6468,6 +6652,7 @@
                 <w:lang w:eastAsia="ru-RU"/>
               </w:rPr>
             </w:pPr>
+            <w:proofErr w:type="spellStart"/>
             <w:r>
               <w:rPr>
                 <w:rFonts w:ascii="Times New Roman" w:hAnsi="Times New Roman"/>
@@ -6475,8 +6660,29 @@
                 <w:szCs w:val="24"/>
                 <w:lang w:val="en-US" w:eastAsia="ru-RU"/>
               </w:rPr>
-              <w:t>src/Feedback.php</w:t>
+              <w:t>src</w:t>
             </w:r>
+            <w:proofErr w:type="spellEnd"/>
+            <w:r>
+              <w:rPr>
+                <w:rFonts w:ascii="Times New Roman" w:hAnsi="Times New Roman"/>
+                <w:sz w:val="24"/>
+                <w:szCs w:val="24"/>
+                <w:lang w:val="en-US" w:eastAsia="ru-RU"/>
+              </w:rPr>
+              <w:t>/</w:t>
+            </w:r>
+            <w:proofErr w:type="spellStart"/>
+            <w:r>
+              <w:rPr>
+                <w:rFonts w:ascii="Times New Roman" w:hAnsi="Times New Roman"/>
+                <w:sz w:val="24"/>
+                <w:szCs w:val="24"/>
+                <w:lang w:val="en-US" w:eastAsia="ru-RU"/>
+              </w:rPr>
+              <w:t>Feedback.php</w:t>
+            </w:r>
+            <w:proofErr w:type="spellEnd"/>
           </w:p>
         </w:tc>
         <w:tc>
@@ -6522,6 +6728,7 @@
                 <w:lang w:eastAsia="ru-RU"/>
               </w:rPr>
             </w:pPr>
+            <w:proofErr w:type="spellStart"/>
             <w:r>
               <w:rPr>
                 <w:rFonts w:ascii="Times New Roman" w:hAnsi="Times New Roman"/>
@@ -6529,8 +6736,29 @@
                 <w:szCs w:val="24"/>
                 <w:lang w:val="en-US" w:eastAsia="ru-RU"/>
               </w:rPr>
-              <w:t>src/User.php</w:t>
+              <w:t>src</w:t>
             </w:r>
+            <w:proofErr w:type="spellEnd"/>
+            <w:r>
+              <w:rPr>
+                <w:rFonts w:ascii="Times New Roman" w:hAnsi="Times New Roman"/>
+                <w:sz w:val="24"/>
+                <w:szCs w:val="24"/>
+                <w:lang w:val="en-US" w:eastAsia="ru-RU"/>
+              </w:rPr>
+              <w:t>/</w:t>
+            </w:r>
+            <w:proofErr w:type="spellStart"/>
+            <w:r>
+              <w:rPr>
+                <w:rFonts w:ascii="Times New Roman" w:hAnsi="Times New Roman"/>
+                <w:sz w:val="24"/>
+                <w:szCs w:val="24"/>
+                <w:lang w:val="en-US" w:eastAsia="ru-RU"/>
+              </w:rPr>
+              <w:t>User.php</w:t>
+            </w:r>
+            <w:proofErr w:type="spellEnd"/>
           </w:p>
         </w:tc>
         <w:tc>
@@ -6555,8 +6783,19 @@
                 <w:szCs w:val="24"/>
                 <w:lang w:eastAsia="ru-RU"/>
               </w:rPr>
-              <w:t>Доменная модель пользователя (администратора), реализующая функции аунтефикации</w:t>
+              <w:t xml:space="preserve">Доменная модель пользователя (администратора), реализующая функции </w:t>
             </w:r>
+            <w:proofErr w:type="spellStart"/>
+            <w:r>
+              <w:rPr>
+                <w:rFonts w:ascii="Times New Roman" w:hAnsi="Times New Roman"/>
+                <w:sz w:val="24"/>
+                <w:szCs w:val="24"/>
+                <w:lang w:eastAsia="ru-RU"/>
+              </w:rPr>
+              <w:t>аунтефикации</w:t>
+            </w:r>
+            <w:proofErr w:type="spellEnd"/>
           </w:p>
         </w:tc>
       </w:tr>
@@ -6576,6 +6815,7 @@
                 <w:lang w:val="en-US" w:eastAsia="ru-RU"/>
               </w:rPr>
             </w:pPr>
+            <w:proofErr w:type="spellStart"/>
             <w:r>
               <w:rPr>
                 <w:rFonts w:ascii="Times New Roman" w:hAnsi="Times New Roman"/>
@@ -6585,6 +6825,7 @@
               </w:rPr>
               <w:t>initLogin.php</w:t>
             </w:r>
+            <w:proofErr w:type="spellEnd"/>
           </w:p>
         </w:tc>
         <w:tc>
@@ -6749,6 +6990,7 @@
         </w:rPr>
         <w:t>\</w:t>
       </w:r>
+      <w:proofErr w:type="spellStart"/>
       <w:r>
         <w:rPr>
           <w:rFonts w:ascii="Times New Roman" w:hAnsi="Times New Roman"/>
@@ -6760,6 +7002,7 @@
         </w:rPr>
         <w:t>mysqli</w:t>
       </w:r>
+      <w:proofErr w:type="spellEnd"/>
       <w:r>
         <w:rPr>
           <w:rFonts w:ascii="Times New Roman" w:hAnsi="Times New Roman"/>
@@ -6944,6 +7187,7 @@
         </w:rPr>
         <w:t xml:space="preserve"> и транслировать их в кастомное исключение </w:t>
       </w:r>
+      <w:proofErr w:type="spellStart"/>
       <w:r>
         <w:rPr>
           <w:rFonts w:ascii="Times New Roman" w:hAnsi="Times New Roman"/>
@@ -6953,6 +7197,7 @@
         </w:rPr>
         <w:t>DBException</w:t>
       </w:r>
+      <w:proofErr w:type="spellEnd"/>
       <w:r>
         <w:rPr>
           <w:rFonts w:ascii="Times New Roman" w:hAnsi="Times New Roman"/>
@@ -6983,6 +7228,7 @@
         </w:rPr>
         <w:t xml:space="preserve">Ниже представлен код </w:t>
       </w:r>
+      <w:proofErr w:type="spellStart"/>
       <w:r>
         <w:rPr>
           <w:rFonts w:ascii="Times New Roman" w:hAnsi="Times New Roman"/>
@@ -6994,6 +7240,7 @@
         </w:rPr>
         <w:t>src</w:t>
       </w:r>
+      <w:proofErr w:type="spellEnd"/>
       <w:r>
         <w:rPr>
           <w:rFonts w:ascii="Times New Roman" w:hAnsi="Times New Roman"/>
@@ -7049,6 +7296,7 @@
         </w:rPr>
         <w:t>.</w:t>
       </w:r>
+      <w:proofErr w:type="spellStart"/>
       <w:r>
         <w:rPr>
           <w:rFonts w:ascii="Times New Roman" w:hAnsi="Times New Roman"/>
@@ -7060,6 +7308,7 @@
         </w:rPr>
         <w:t>php</w:t>
       </w:r>
+      <w:proofErr w:type="spellEnd"/>
       <w:r>
         <w:rPr>
           <w:rFonts w:ascii="Times New Roman" w:hAnsi="Times New Roman"/>
@@ -7088,8 +7337,19 @@
           <w:szCs w:val="18"/>
           <w:lang w:val="en-US" w:eastAsia="ru-RU"/>
         </w:rPr>
-        <w:t>&lt;?php</w:t>
-      </w:r>
+        <w:t>&lt;?</w:t>
+      </w:r>
+      <w:proofErr w:type="spellStart"/>
+      <w:r>
+        <w:rPr>
+          <w:rFonts w:ascii="Times New Roman" w:hAnsi="Times New Roman"/>
+          <w:sz w:val="18"/>
+          <w:szCs w:val="18"/>
+          <w:lang w:val="en-US" w:eastAsia="ru-RU"/>
+        </w:rPr>
+        <w:t>php</w:t>
+      </w:r>
+      <w:proofErr w:type="spellEnd"/>
     </w:p>
     <w:p>
       <w:pPr>
@@ -7109,7 +7369,27 @@
           <w:szCs w:val="18"/>
           <w:lang w:val="en-US" w:eastAsia="ru-RU"/>
         </w:rPr>
-        <w:t>namespace src\services;</w:t>
+        <w:t xml:space="preserve">namespace </w:t>
+      </w:r>
+      <w:proofErr w:type="spellStart"/>
+      <w:r>
+        <w:rPr>
+          <w:rFonts w:ascii="Times New Roman" w:hAnsi="Times New Roman"/>
+          <w:sz w:val="18"/>
+          <w:szCs w:val="18"/>
+          <w:lang w:val="en-US" w:eastAsia="ru-RU"/>
+        </w:rPr>
+        <w:t>src</w:t>
+      </w:r>
+      <w:proofErr w:type="spellEnd"/>
+      <w:r>
+        <w:rPr>
+          <w:rFonts w:ascii="Times New Roman" w:hAnsi="Times New Roman"/>
+          <w:sz w:val="18"/>
+          <w:szCs w:val="18"/>
+          <w:lang w:val="en-US" w:eastAsia="ru-RU"/>
+        </w:rPr>
+        <w:t>\services;</w:t>
       </w:r>
     </w:p>
     <w:p>
@@ -7130,7 +7410,27 @@
           <w:szCs w:val="18"/>
           <w:lang w:val="en-US" w:eastAsia="ru-RU"/>
         </w:rPr>
-        <w:t>use exceptions\DBException;</w:t>
+        <w:t>use exceptions\</w:t>
+      </w:r>
+      <w:proofErr w:type="spellStart"/>
+      <w:r>
+        <w:rPr>
+          <w:rFonts w:ascii="Times New Roman" w:hAnsi="Times New Roman"/>
+          <w:sz w:val="18"/>
+          <w:szCs w:val="18"/>
+          <w:lang w:val="en-US" w:eastAsia="ru-RU"/>
+        </w:rPr>
+        <w:t>DBException</w:t>
+      </w:r>
+      <w:proofErr w:type="spellEnd"/>
+      <w:r>
+        <w:rPr>
+          <w:rFonts w:ascii="Times New Roman" w:hAnsi="Times New Roman"/>
+          <w:sz w:val="18"/>
+          <w:szCs w:val="18"/>
+          <w:lang w:val="en-US" w:eastAsia="ru-RU"/>
+        </w:rPr>
+        <w:t>;</w:t>
       </w:r>
     </w:p>
     <w:p>
@@ -7153,6 +7453,7 @@
         </w:rPr>
         <w:t>class DB extends \</w:t>
       </w:r>
+      <w:proofErr w:type="spellStart"/>
       <w:proofErr w:type="gramStart"/>
       <w:r>
         <w:rPr>
@@ -7161,7 +7462,17 @@
           <w:szCs w:val="18"/>
           <w:lang w:val="en-US" w:eastAsia="ru-RU"/>
         </w:rPr>
-        <w:t>mysqli{</w:t>
+        <w:t>mysqli</w:t>
+      </w:r>
+      <w:proofErr w:type="spellEnd"/>
+      <w:r>
+        <w:rPr>
+          <w:rFonts w:ascii="Times New Roman" w:hAnsi="Times New Roman"/>
+          <w:sz w:val="18"/>
+          <w:szCs w:val="18"/>
+          <w:lang w:val="en-US" w:eastAsia="ru-RU"/>
+        </w:rPr>
+        <w:t>{</w:t>
       </w:r>
       <w:proofErr w:type="gramEnd"/>
     </w:p>
@@ -7247,7 +7558,17 @@
           <w:szCs w:val="18"/>
           <w:lang w:val="en-US" w:eastAsia="ru-RU"/>
         </w:rPr>
-        <w:t>            mysqli_</w:t>
+        <w:t xml:space="preserve">            </w:t>
+      </w:r>
+      <w:proofErr w:type="spellStart"/>
+      <w:r>
+        <w:rPr>
+          <w:rFonts w:ascii="Times New Roman" w:hAnsi="Times New Roman"/>
+          <w:sz w:val="18"/>
+          <w:szCs w:val="18"/>
+          <w:lang w:val="en-US" w:eastAsia="ru-RU"/>
+        </w:rPr>
+        <w:t>mysqli_</w:t>
       </w:r>
       <w:proofErr w:type="gramStart"/>
       <w:r>
@@ -7257,7 +7578,17 @@
           <w:szCs w:val="18"/>
           <w:lang w:val="en-US" w:eastAsia="ru-RU"/>
         </w:rPr>
-        <w:t>report(</w:t>
+        <w:t>report</w:t>
+      </w:r>
+      <w:proofErr w:type="spellEnd"/>
+      <w:r>
+        <w:rPr>
+          <w:rFonts w:ascii="Times New Roman" w:hAnsi="Times New Roman"/>
+          <w:sz w:val="18"/>
+          <w:szCs w:val="18"/>
+          <w:lang w:val="en-US" w:eastAsia="ru-RU"/>
+        </w:rPr>
+        <w:t>(</w:t>
       </w:r>
       <w:proofErr w:type="gramEnd"/>
       <w:r>
@@ -7453,7 +7784,27 @@
           <w:szCs w:val="18"/>
           <w:lang w:val="en-US" w:eastAsia="ru-RU"/>
         </w:rPr>
-        <w:t>(\mysqli_sql_exception $</w:t>
+        <w:t>(\</w:t>
+      </w:r>
+      <w:proofErr w:type="spellStart"/>
+      <w:r>
+        <w:rPr>
+          <w:rFonts w:ascii="Times New Roman" w:hAnsi="Times New Roman"/>
+          <w:sz w:val="18"/>
+          <w:szCs w:val="18"/>
+          <w:lang w:val="en-US" w:eastAsia="ru-RU"/>
+        </w:rPr>
+        <w:t>mysqli_sql_exception</w:t>
+      </w:r>
+      <w:proofErr w:type="spellEnd"/>
+      <w:r>
+        <w:rPr>
+          <w:rFonts w:ascii="Times New Roman" w:hAnsi="Times New Roman"/>
+          <w:sz w:val="18"/>
+          <w:szCs w:val="18"/>
+          <w:lang w:val="en-US" w:eastAsia="ru-RU"/>
+        </w:rPr>
+        <w:t xml:space="preserve"> $</w:t>
       </w:r>
       <w:proofErr w:type="gramStart"/>
       <w:r>
@@ -7487,15 +7838,47 @@
         </w:rPr>
         <w:t xml:space="preserve">            </w:t>
       </w:r>
-      <w:r>
-        <w:rPr>
-          <w:rFonts w:ascii="Times New Roman" w:hAnsi="Times New Roman"/>
-          <w:sz w:val="18"/>
-          <w:szCs w:val="18"/>
-          <w:lang w:eastAsia="ru-RU"/>
-        </w:rPr>
-        <w:t xml:space="preserve">throw new </w:t>
-      </w:r>
+      <w:proofErr w:type="spellStart"/>
+      <w:r>
+        <w:rPr>
+          <w:rFonts w:ascii="Times New Roman" w:hAnsi="Times New Roman"/>
+          <w:sz w:val="18"/>
+          <w:szCs w:val="18"/>
+          <w:lang w:eastAsia="ru-RU"/>
+        </w:rPr>
+        <w:t>throw</w:t>
+      </w:r>
+      <w:proofErr w:type="spellEnd"/>
+      <w:r>
+        <w:rPr>
+          <w:rFonts w:ascii="Times New Roman" w:hAnsi="Times New Roman"/>
+          <w:sz w:val="18"/>
+          <w:szCs w:val="18"/>
+          <w:lang w:eastAsia="ru-RU"/>
+        </w:rPr>
+        <w:t xml:space="preserve"> </w:t>
+      </w:r>
+      <w:proofErr w:type="spellStart"/>
+      <w:r>
+        <w:rPr>
+          <w:rFonts w:ascii="Times New Roman" w:hAnsi="Times New Roman"/>
+          <w:sz w:val="18"/>
+          <w:szCs w:val="18"/>
+          <w:lang w:eastAsia="ru-RU"/>
+        </w:rPr>
+        <w:t>new</w:t>
+      </w:r>
+      <w:proofErr w:type="spellEnd"/>
+      <w:r>
+        <w:rPr>
+          <w:rFonts w:ascii="Times New Roman" w:hAnsi="Times New Roman"/>
+          <w:sz w:val="18"/>
+          <w:szCs w:val="18"/>
+          <w:lang w:eastAsia="ru-RU"/>
+        </w:rPr>
+        <w:t xml:space="preserve"> </w:t>
+      </w:r>
+      <w:proofErr w:type="spellStart"/>
       <w:proofErr w:type="gramStart"/>
       <w:r>
         <w:rPr>
@@ -7504,7 +7887,17 @@
           <w:szCs w:val="18"/>
           <w:lang w:eastAsia="ru-RU"/>
         </w:rPr>
-        <w:t>DBException(</w:t>
+        <w:t>DBException</w:t>
+      </w:r>
+      <w:proofErr w:type="spellEnd"/>
+      <w:r>
+        <w:rPr>
+          <w:rFonts w:ascii="Times New Roman" w:hAnsi="Times New Roman"/>
+          <w:sz w:val="18"/>
+          <w:szCs w:val="18"/>
+          <w:lang w:eastAsia="ru-RU"/>
+        </w:rPr>
+        <w:t>(</w:t>
       </w:r>
       <w:proofErr w:type="gramEnd"/>
       <w:r>
@@ -7545,6 +7938,7 @@
         </w:rPr>
         <w:t>$e-&gt;</w:t>
       </w:r>
+      <w:proofErr w:type="spellStart"/>
       <w:proofErr w:type="gramStart"/>
       <w:r>
         <w:rPr>
@@ -7553,7 +7947,17 @@
           <w:szCs w:val="18"/>
           <w:lang w:val="en-US" w:eastAsia="ru-RU"/>
         </w:rPr>
-        <w:t>getMessage(</w:t>
+        <w:t>getMessage</w:t>
+      </w:r>
+      <w:proofErr w:type="spellEnd"/>
+      <w:r>
+        <w:rPr>
+          <w:rFonts w:ascii="Times New Roman" w:hAnsi="Times New Roman"/>
+          <w:sz w:val="18"/>
+          <w:szCs w:val="18"/>
+          <w:lang w:val="en-US" w:eastAsia="ru-RU"/>
+        </w:rPr>
+        <w:t>(</w:t>
       </w:r>
       <w:proofErr w:type="gramEnd"/>
       <w:r>
@@ -7628,6 +8032,7 @@
         </w:rPr>
         <w:t xml:space="preserve">    public function </w:t>
       </w:r>
+      <w:proofErr w:type="spellStart"/>
       <w:proofErr w:type="gramStart"/>
       <w:r>
         <w:rPr>
@@ -7636,7 +8041,17 @@
           <w:szCs w:val="18"/>
           <w:lang w:val="en-US" w:eastAsia="ru-RU"/>
         </w:rPr>
-        <w:t>querySQL(</w:t>
+        <w:t>querySQL</w:t>
+      </w:r>
+      <w:proofErr w:type="spellEnd"/>
+      <w:r>
+        <w:rPr>
+          <w:rFonts w:ascii="Times New Roman" w:hAnsi="Times New Roman"/>
+          <w:sz w:val="18"/>
+          <w:szCs w:val="18"/>
+          <w:lang w:val="en-US" w:eastAsia="ru-RU"/>
+        </w:rPr>
+        <w:t>(</w:t>
       </w:r>
       <w:proofErr w:type="gramEnd"/>
       <w:r>
@@ -7646,7 +8061,37 @@
           <w:szCs w:val="18"/>
           <w:lang w:val="en-US" w:eastAsia="ru-RU"/>
         </w:rPr>
-        <w:t>string $sql, array $params = []): array|</w:t>
+        <w:t>string $</w:t>
+      </w:r>
+      <w:proofErr w:type="spellStart"/>
+      <w:r>
+        <w:rPr>
+          <w:rFonts w:ascii="Times New Roman" w:hAnsi="Times New Roman"/>
+          <w:sz w:val="18"/>
+          <w:szCs w:val="18"/>
+          <w:lang w:val="en-US" w:eastAsia="ru-RU"/>
+        </w:rPr>
+        <w:t>sql</w:t>
+      </w:r>
+      <w:proofErr w:type="spellEnd"/>
+      <w:r>
+        <w:rPr>
+          <w:rFonts w:ascii="Times New Roman" w:hAnsi="Times New Roman"/>
+          <w:sz w:val="18"/>
+          <w:szCs w:val="18"/>
+          <w:lang w:val="en-US" w:eastAsia="ru-RU"/>
+        </w:rPr>
+        <w:t xml:space="preserve">, array $params = []): </w:t>
+      </w:r>
+      <w:proofErr w:type="spellStart"/>
+      <w:r>
+        <w:rPr>
+          <w:rFonts w:ascii="Times New Roman" w:hAnsi="Times New Roman"/>
+          <w:sz w:val="18"/>
+          <w:szCs w:val="18"/>
+          <w:lang w:val="en-US" w:eastAsia="ru-RU"/>
+        </w:rPr>
+        <w:t>array|</w:t>
       </w:r>
       <w:proofErr w:type="gramStart"/>
       <w:r>
@@ -7656,7 +8101,17 @@
           <w:szCs w:val="18"/>
           <w:lang w:val="en-US" w:eastAsia="ru-RU"/>
         </w:rPr>
-        <w:t>bool{</w:t>
+        <w:t>bool</w:t>
+      </w:r>
+      <w:proofErr w:type="spellEnd"/>
+      <w:r>
+        <w:rPr>
+          <w:rFonts w:ascii="Times New Roman" w:hAnsi="Times New Roman"/>
+          <w:sz w:val="18"/>
+          <w:szCs w:val="18"/>
+          <w:lang w:val="en-US" w:eastAsia="ru-RU"/>
+        </w:rPr>
+        <w:t>{</w:t>
       </w:r>
       <w:proofErr w:type="gramEnd"/>
     </w:p>
@@ -7698,7 +8153,27 @@
           <w:szCs w:val="18"/>
           <w:lang w:val="en-US" w:eastAsia="ru-RU"/>
         </w:rPr>
-        <w:t>query($sql);</w:t>
+        <w:t>query($</w:t>
+      </w:r>
+      <w:proofErr w:type="spellStart"/>
+      <w:r>
+        <w:rPr>
+          <w:rFonts w:ascii="Times New Roman" w:hAnsi="Times New Roman"/>
+          <w:sz w:val="18"/>
+          <w:szCs w:val="18"/>
+          <w:lang w:val="en-US" w:eastAsia="ru-RU"/>
+        </w:rPr>
+        <w:t>sql</w:t>
+      </w:r>
+      <w:proofErr w:type="spellEnd"/>
+      <w:r>
+        <w:rPr>
+          <w:rFonts w:ascii="Times New Roman" w:hAnsi="Times New Roman"/>
+          <w:sz w:val="18"/>
+          <w:szCs w:val="18"/>
+          <w:lang w:val="en-US" w:eastAsia="ru-RU"/>
+        </w:rPr>
+        <w:t>);</w:t>
       </w:r>
     </w:p>
     <w:p>
@@ -7719,7 +8194,47 @@
           <w:szCs w:val="18"/>
           <w:lang w:val="en-US" w:eastAsia="ru-RU"/>
         </w:rPr>
-        <w:t>        if(gettype($result) == 'boolean') return $result;</w:t>
+        <w:t>        if(</w:t>
+      </w:r>
+      <w:proofErr w:type="spellStart"/>
+      <w:r>
+        <w:rPr>
+          <w:rFonts w:ascii="Times New Roman" w:hAnsi="Times New Roman"/>
+          <w:sz w:val="18"/>
+          <w:szCs w:val="18"/>
+          <w:lang w:val="en-US" w:eastAsia="ru-RU"/>
+        </w:rPr>
+        <w:t>gettype</w:t>
+      </w:r>
+      <w:proofErr w:type="spellEnd"/>
+      <w:r>
+        <w:rPr>
+          <w:rFonts w:ascii="Times New Roman" w:hAnsi="Times New Roman"/>
+          <w:sz w:val="18"/>
+          <w:szCs w:val="18"/>
+          <w:lang w:val="en-US" w:eastAsia="ru-RU"/>
+        </w:rPr>
+        <w:t>($result) == '</w:t>
+      </w:r>
+      <w:proofErr w:type="spellStart"/>
+      <w:r>
+        <w:rPr>
+          <w:rFonts w:ascii="Times New Roman" w:hAnsi="Times New Roman"/>
+          <w:sz w:val="18"/>
+          <w:szCs w:val="18"/>
+          <w:lang w:val="en-US" w:eastAsia="ru-RU"/>
+        </w:rPr>
+        <w:t>boolean</w:t>
+      </w:r>
+      <w:proofErr w:type="spellEnd"/>
+      <w:r>
+        <w:rPr>
+          <w:rFonts w:ascii="Times New Roman" w:hAnsi="Times New Roman"/>
+          <w:sz w:val="18"/>
+          <w:szCs w:val="18"/>
+          <w:lang w:val="en-US" w:eastAsia="ru-RU"/>
+        </w:rPr>
+        <w:t>') return $result;</w:t>
       </w:r>
     </w:p>
     <w:p>
@@ -7740,7 +8255,27 @@
           <w:szCs w:val="18"/>
           <w:lang w:val="en-US" w:eastAsia="ru-RU"/>
         </w:rPr>
-        <w:t>        return $result-&gt;fetch_all(\MYSQLI_ASSOC);</w:t>
+        <w:t>        return $result-&gt;</w:t>
+      </w:r>
+      <w:proofErr w:type="spellStart"/>
+      <w:r>
+        <w:rPr>
+          <w:rFonts w:ascii="Times New Roman" w:hAnsi="Times New Roman"/>
+          <w:sz w:val="18"/>
+          <w:szCs w:val="18"/>
+          <w:lang w:val="en-US" w:eastAsia="ru-RU"/>
+        </w:rPr>
+        <w:t>fetch_all</w:t>
+      </w:r>
+      <w:proofErr w:type="spellEnd"/>
+      <w:r>
+        <w:rPr>
+          <w:rFonts w:ascii="Times New Roman" w:hAnsi="Times New Roman"/>
+          <w:sz w:val="18"/>
+          <w:szCs w:val="18"/>
+          <w:lang w:val="en-US" w:eastAsia="ru-RU"/>
+        </w:rPr>
+        <w:t>(\MYSQLI_ASSOC);</w:t>
       </w:r>
     </w:p>
     <w:p>
@@ -8014,6 +8549,7 @@
         </w:rPr>
         <w:t xml:space="preserve"> </w:t>
       </w:r>
+      <w:proofErr w:type="spellStart"/>
       <w:proofErr w:type="gramStart"/>
       <w:r>
         <w:rPr>
@@ -8026,6 +8562,7 @@
         </w:rPr>
         <w:t>sanitizeColumnName</w:t>
       </w:r>
+      <w:proofErr w:type="spellEnd"/>
       <w:r>
         <w:rPr>
           <w:rFonts w:ascii="Times New Roman" w:hAnsi="Times New Roman"/>
@@ -8079,6 +8616,7 @@
         </w:rPr>
         <w:t xml:space="preserve">Ниже представлен код </w:t>
       </w:r>
+      <w:proofErr w:type="spellStart"/>
       <w:r>
         <w:rPr>
           <w:rFonts w:ascii="Times New Roman" w:hAnsi="Times New Roman"/>
@@ -8090,6 +8628,7 @@
         </w:rPr>
         <w:t>src</w:t>
       </w:r>
+      <w:proofErr w:type="spellEnd"/>
       <w:r>
         <w:rPr>
           <w:rFonts w:ascii="Times New Roman" w:hAnsi="Times New Roman"/>
@@ -8140,8 +8679,19 @@
           <w:szCs w:val="14"/>
           <w:lang w:val="en-US" w:eastAsia="ru-RU"/>
         </w:rPr>
-        <w:t>&lt;?php</w:t>
-      </w:r>
+        <w:t>&lt;?</w:t>
+      </w:r>
+      <w:proofErr w:type="spellStart"/>
+      <w:r>
+        <w:rPr>
+          <w:rFonts w:ascii="Times New Roman" w:hAnsi="Times New Roman"/>
+          <w:sz w:val="14"/>
+          <w:szCs w:val="14"/>
+          <w:lang w:val="en-US" w:eastAsia="ru-RU"/>
+        </w:rPr>
+        <w:t>php</w:t>
+      </w:r>
+      <w:proofErr w:type="spellEnd"/>
     </w:p>
     <w:p>
       <w:pPr>
@@ -8161,7 +8711,27 @@
           <w:szCs w:val="14"/>
           <w:lang w:val="en-US" w:eastAsia="ru-RU"/>
         </w:rPr>
-        <w:t>namespace src;</w:t>
+        <w:t xml:space="preserve">namespace </w:t>
+      </w:r>
+      <w:proofErr w:type="spellStart"/>
+      <w:r>
+        <w:rPr>
+          <w:rFonts w:ascii="Times New Roman" w:hAnsi="Times New Roman"/>
+          <w:sz w:val="14"/>
+          <w:szCs w:val="14"/>
+          <w:lang w:val="en-US" w:eastAsia="ru-RU"/>
+        </w:rPr>
+        <w:t>src</w:t>
+      </w:r>
+      <w:proofErr w:type="spellEnd"/>
+      <w:r>
+        <w:rPr>
+          <w:rFonts w:ascii="Times New Roman" w:hAnsi="Times New Roman"/>
+          <w:sz w:val="14"/>
+          <w:szCs w:val="14"/>
+          <w:lang w:val="en-US" w:eastAsia="ru-RU"/>
+        </w:rPr>
+        <w:t>;</w:t>
       </w:r>
     </w:p>
     <w:p>
@@ -8182,7 +8752,27 @@
           <w:szCs w:val="14"/>
           <w:lang w:val="en-US" w:eastAsia="ru-RU"/>
         </w:rPr>
-        <w:t>use src\services\DB;</w:t>
+        <w:t xml:space="preserve">use </w:t>
+      </w:r>
+      <w:proofErr w:type="spellStart"/>
+      <w:r>
+        <w:rPr>
+          <w:rFonts w:ascii="Times New Roman" w:hAnsi="Times New Roman"/>
+          <w:sz w:val="14"/>
+          <w:szCs w:val="14"/>
+          <w:lang w:val="en-US" w:eastAsia="ru-RU"/>
+        </w:rPr>
+        <w:t>src</w:t>
+      </w:r>
+      <w:proofErr w:type="spellEnd"/>
+      <w:r>
+        <w:rPr>
+          <w:rFonts w:ascii="Times New Roman" w:hAnsi="Times New Roman"/>
+          <w:sz w:val="14"/>
+          <w:szCs w:val="14"/>
+          <w:lang w:val="en-US" w:eastAsia="ru-RU"/>
+        </w:rPr>
+        <w:t>\services\DB;</w:t>
       </w:r>
     </w:p>
     <w:p>
@@ -8203,7 +8793,27 @@
           <w:szCs w:val="14"/>
           <w:lang w:val="en-US" w:eastAsia="ru-RU"/>
         </w:rPr>
-        <w:t>use src\services\Request;</w:t>
+        <w:t xml:space="preserve">use </w:t>
+      </w:r>
+      <w:proofErr w:type="spellStart"/>
+      <w:r>
+        <w:rPr>
+          <w:rFonts w:ascii="Times New Roman" w:hAnsi="Times New Roman"/>
+          <w:sz w:val="14"/>
+          <w:szCs w:val="14"/>
+          <w:lang w:val="en-US" w:eastAsia="ru-RU"/>
+        </w:rPr>
+        <w:t>src</w:t>
+      </w:r>
+      <w:proofErr w:type="spellEnd"/>
+      <w:r>
+        <w:rPr>
+          <w:rFonts w:ascii="Times New Roman" w:hAnsi="Times New Roman"/>
+          <w:sz w:val="14"/>
+          <w:szCs w:val="14"/>
+          <w:lang w:val="en-US" w:eastAsia="ru-RU"/>
+        </w:rPr>
+        <w:t>\services\Request;</w:t>
       </w:r>
     </w:p>
     <w:p>
@@ -8277,7 +8887,27 @@
           <w:szCs w:val="14"/>
           <w:lang w:val="en-US" w:eastAsia="ru-RU"/>
         </w:rPr>
-        <w:t>    protected string $tableName;</w:t>
+        <w:t>    protected string $</w:t>
+      </w:r>
+      <w:proofErr w:type="spellStart"/>
+      <w:r>
+        <w:rPr>
+          <w:rFonts w:ascii="Times New Roman" w:hAnsi="Times New Roman"/>
+          <w:sz w:val="14"/>
+          <w:szCs w:val="14"/>
+          <w:lang w:val="en-US" w:eastAsia="ru-RU"/>
+        </w:rPr>
+        <w:t>tableName</w:t>
+      </w:r>
+      <w:proofErr w:type="spellEnd"/>
+      <w:r>
+        <w:rPr>
+          <w:rFonts w:ascii="Times New Roman" w:hAnsi="Times New Roman"/>
+          <w:sz w:val="14"/>
+          <w:szCs w:val="14"/>
+          <w:lang w:val="en-US" w:eastAsia="ru-RU"/>
+        </w:rPr>
+        <w:t>;</w:t>
       </w:r>
     </w:p>
     <w:p>
@@ -8497,6 +9127,7 @@
         </w:rPr>
         <w:t>if(</w:t>
       </w:r>
+      <w:proofErr w:type="spellStart"/>
       <w:proofErr w:type="gramEnd"/>
       <w:r>
         <w:rPr>
@@ -8515,7 +9146,17 @@
           <w:szCs w:val="14"/>
           <w:lang w:val="en-US" w:eastAsia="ru-RU"/>
         </w:rPr>
-        <w:t>exists(</w:t>
+        <w:t>exists</w:t>
+      </w:r>
+      <w:proofErr w:type="spellEnd"/>
+      <w:r>
+        <w:rPr>
+          <w:rFonts w:ascii="Times New Roman" w:hAnsi="Times New Roman"/>
+          <w:sz w:val="14"/>
+          <w:szCs w:val="14"/>
+          <w:lang w:val="en-US" w:eastAsia="ru-RU"/>
+        </w:rPr>
+        <w:t>(</w:t>
       </w:r>
       <w:proofErr w:type="gramEnd"/>
       <w:r>
@@ -8703,7 +9344,27 @@
           <w:szCs w:val="14"/>
           <w:lang w:val="en-US" w:eastAsia="ru-RU"/>
         </w:rPr>
-        <w:t>        $columns = array_keys($fields);</w:t>
+        <w:t xml:space="preserve">        $columns = </w:t>
+      </w:r>
+      <w:proofErr w:type="spellStart"/>
+      <w:r>
+        <w:rPr>
+          <w:rFonts w:ascii="Times New Roman" w:hAnsi="Times New Roman"/>
+          <w:sz w:val="14"/>
+          <w:szCs w:val="14"/>
+          <w:lang w:val="en-US" w:eastAsia="ru-RU"/>
+        </w:rPr>
+        <w:t>array_keys</w:t>
+      </w:r>
+      <w:proofErr w:type="spellEnd"/>
+      <w:r>
+        <w:rPr>
+          <w:rFonts w:ascii="Times New Roman" w:hAnsi="Times New Roman"/>
+          <w:sz w:val="14"/>
+          <w:szCs w:val="14"/>
+          <w:lang w:val="en-US" w:eastAsia="ru-RU"/>
+        </w:rPr>
+        <w:t>($fields);</w:t>
       </w:r>
     </w:p>
     <w:p>
@@ -8744,7 +9405,27 @@
           <w:szCs w:val="14"/>
           <w:lang w:val="en-US" w:eastAsia="ru-RU"/>
         </w:rPr>
-        <w:t xml:space="preserve"> array_values($fields);</w:t>
+        <w:t xml:space="preserve"> </w:t>
+      </w:r>
+      <w:proofErr w:type="spellStart"/>
+      <w:r>
+        <w:rPr>
+          <w:rFonts w:ascii="Times New Roman" w:hAnsi="Times New Roman"/>
+          <w:sz w:val="14"/>
+          <w:szCs w:val="14"/>
+          <w:lang w:val="en-US" w:eastAsia="ru-RU"/>
+        </w:rPr>
+        <w:t>array_values</w:t>
+      </w:r>
+      <w:proofErr w:type="spellEnd"/>
+      <w:r>
+        <w:rPr>
+          <w:rFonts w:ascii="Times New Roman" w:hAnsi="Times New Roman"/>
+          <w:sz w:val="14"/>
+          <w:szCs w:val="14"/>
+          <w:lang w:val="en-US" w:eastAsia="ru-RU"/>
+        </w:rPr>
+        <w:t>($fields);</w:t>
       </w:r>
     </w:p>
     <w:p>
@@ -8765,7 +9446,27 @@
           <w:szCs w:val="14"/>
           <w:lang w:val="en-US" w:eastAsia="ru-RU"/>
         </w:rPr>
-        <w:t>        $colsSql = '`</w:t>
+        <w:t>        $</w:t>
+      </w:r>
+      <w:proofErr w:type="spellStart"/>
+      <w:r>
+        <w:rPr>
+          <w:rFonts w:ascii="Times New Roman" w:hAnsi="Times New Roman"/>
+          <w:sz w:val="14"/>
+          <w:szCs w:val="14"/>
+          <w:lang w:val="en-US" w:eastAsia="ru-RU"/>
+        </w:rPr>
+        <w:t>colsSql</w:t>
+      </w:r>
+      <w:proofErr w:type="spellEnd"/>
+      <w:r>
+        <w:rPr>
+          <w:rFonts w:ascii="Times New Roman" w:hAnsi="Times New Roman"/>
+          <w:sz w:val="14"/>
+          <w:szCs w:val="14"/>
+          <w:lang w:val="en-US" w:eastAsia="ru-RU"/>
+        </w:rPr>
+        <w:t xml:space="preserve"> = '`</w:t>
       </w:r>
       <w:proofErr w:type="gramStart"/>
       <w:r>
@@ -8866,7 +9567,47 @@
           <w:szCs w:val="14"/>
           <w:lang w:val="en-US" w:eastAsia="ru-RU"/>
         </w:rPr>
-        <w:t>        $escapedValues = array_map(function($</w:t>
+        <w:t>        $</w:t>
+      </w:r>
+      <w:proofErr w:type="spellStart"/>
+      <w:r>
+        <w:rPr>
+          <w:rFonts w:ascii="Times New Roman" w:hAnsi="Times New Roman"/>
+          <w:sz w:val="14"/>
+          <w:szCs w:val="14"/>
+          <w:lang w:val="en-US" w:eastAsia="ru-RU"/>
+        </w:rPr>
+        <w:t>escapedValues</w:t>
+      </w:r>
+      <w:proofErr w:type="spellEnd"/>
+      <w:r>
+        <w:rPr>
+          <w:rFonts w:ascii="Times New Roman" w:hAnsi="Times New Roman"/>
+          <w:sz w:val="14"/>
+          <w:szCs w:val="14"/>
+          <w:lang w:val="en-US" w:eastAsia="ru-RU"/>
+        </w:rPr>
+        <w:t xml:space="preserve"> = </w:t>
+      </w:r>
+      <w:proofErr w:type="spellStart"/>
+      <w:r>
+        <w:rPr>
+          <w:rFonts w:ascii="Times New Roman" w:hAnsi="Times New Roman"/>
+          <w:sz w:val="14"/>
+          <w:szCs w:val="14"/>
+          <w:lang w:val="en-US" w:eastAsia="ru-RU"/>
+        </w:rPr>
+        <w:t>array_map</w:t>
+      </w:r>
+      <w:proofErr w:type="spellEnd"/>
+      <w:r>
+        <w:rPr>
+          <w:rFonts w:ascii="Times New Roman" w:hAnsi="Times New Roman"/>
+          <w:sz w:val="14"/>
+          <w:szCs w:val="14"/>
+          <w:lang w:val="en-US" w:eastAsia="ru-RU"/>
+        </w:rPr>
+        <w:t>(function($</w:t>
       </w:r>
       <w:proofErr w:type="gramStart"/>
       <w:r>
@@ -8898,7 +9639,17 @@
           <w:szCs w:val="14"/>
           <w:lang w:val="en-US" w:eastAsia="ru-RU"/>
         </w:rPr>
-        <w:t>            return $this-&gt;DB-&gt;real_escape_</w:t>
+        <w:t>            return $this-&gt;DB-&gt;</w:t>
+      </w:r>
+      <w:proofErr w:type="spellStart"/>
+      <w:r>
+        <w:rPr>
+          <w:rFonts w:ascii="Times New Roman" w:hAnsi="Times New Roman"/>
+          <w:sz w:val="14"/>
+          <w:szCs w:val="14"/>
+          <w:lang w:val="en-US" w:eastAsia="ru-RU"/>
+        </w:rPr>
+        <w:t>real_escape_</w:t>
       </w:r>
       <w:proofErr w:type="gramStart"/>
       <w:r>
@@ -8908,7 +9659,17 @@
           <w:szCs w:val="14"/>
           <w:lang w:val="en-US" w:eastAsia="ru-RU"/>
         </w:rPr>
-        <w:t>string((</w:t>
+        <w:t>string</w:t>
+      </w:r>
+      <w:proofErr w:type="spellEnd"/>
+      <w:r>
+        <w:rPr>
+          <w:rFonts w:ascii="Times New Roman" w:hAnsi="Times New Roman"/>
+          <w:sz w:val="14"/>
+          <w:szCs w:val="14"/>
+          <w:lang w:val="en-US" w:eastAsia="ru-RU"/>
+        </w:rPr>
+        <w:t>((</w:t>
       </w:r>
       <w:proofErr w:type="gramEnd"/>
       <w:r>
@@ -9000,8 +9761,19 @@
           <w:szCs w:val="14"/>
           <w:lang w:val="en-US" w:eastAsia="ru-RU"/>
         </w:rPr>
-        <w:t>"','", $escapedValues</w:t>
-      </w:r>
+        <w:t>"','", $</w:t>
+      </w:r>
+      <w:proofErr w:type="spellStart"/>
+      <w:r>
+        <w:rPr>
+          <w:rFonts w:ascii="Times New Roman" w:hAnsi="Times New Roman"/>
+          <w:sz w:val="14"/>
+          <w:szCs w:val="14"/>
+          <w:lang w:val="en-US" w:eastAsia="ru-RU"/>
+        </w:rPr>
+        <w:t>escapedValues</w:t>
+      </w:r>
+      <w:proofErr w:type="spellEnd"/>
       <w:proofErr w:type="gramStart"/>
       <w:r>
         <w:rPr>
@@ -9041,8 +9813,29 @@
           <w:szCs w:val="14"/>
           <w:lang w:val="en-US" w:eastAsia="ru-RU"/>
         </w:rPr>
-        <w:t>        $sql = "INSERT INTO `{$this-&gt;</w:t>
-      </w:r>
+        <w:t>        $</w:t>
+      </w:r>
+      <w:proofErr w:type="spellStart"/>
+      <w:r>
+        <w:rPr>
+          <w:rFonts w:ascii="Times New Roman" w:hAnsi="Times New Roman"/>
+          <w:sz w:val="14"/>
+          <w:szCs w:val="14"/>
+          <w:lang w:val="en-US" w:eastAsia="ru-RU"/>
+        </w:rPr>
+        <w:t>sql</w:t>
+      </w:r>
+      <w:proofErr w:type="spellEnd"/>
+      <w:r>
+        <w:rPr>
+          <w:rFonts w:ascii="Times New Roman" w:hAnsi="Times New Roman"/>
+          <w:sz w:val="14"/>
+          <w:szCs w:val="14"/>
+          <w:lang w:val="en-US" w:eastAsia="ru-RU"/>
+        </w:rPr>
+        <w:t xml:space="preserve"> = "INSERT INTO `{$this-&gt;</w:t>
+      </w:r>
+      <w:proofErr w:type="spellStart"/>
       <w:proofErr w:type="gramStart"/>
       <w:r>
         <w:rPr>
@@ -9051,7 +9844,17 @@
           <w:szCs w:val="14"/>
           <w:lang w:val="en-US" w:eastAsia="ru-RU"/>
         </w:rPr>
-        <w:t>tableName}`</w:t>
+        <w:t>tableName</w:t>
+      </w:r>
+      <w:proofErr w:type="spellEnd"/>
+      <w:r>
+        <w:rPr>
+          <w:rFonts w:ascii="Times New Roman" w:hAnsi="Times New Roman"/>
+          <w:sz w:val="14"/>
+          <w:szCs w:val="14"/>
+          <w:lang w:val="en-US" w:eastAsia="ru-RU"/>
+        </w:rPr>
+        <w:t>}`</w:t>
       </w:r>
       <w:proofErr w:type="gramEnd"/>
       <w:r>
@@ -9063,6 +9866,7 @@
         </w:rPr>
         <w:t xml:space="preserve"> ({$</w:t>
       </w:r>
+      <w:proofErr w:type="spellStart"/>
       <w:proofErr w:type="gramStart"/>
       <w:r>
         <w:rPr>
@@ -9071,7 +9875,17 @@
           <w:szCs w:val="14"/>
           <w:lang w:val="en-US" w:eastAsia="ru-RU"/>
         </w:rPr>
-        <w:t>colsSql})</w:t>
+        <w:t>colsSql</w:t>
+      </w:r>
+      <w:proofErr w:type="spellEnd"/>
+      <w:r>
+        <w:rPr>
+          <w:rFonts w:ascii="Times New Roman" w:hAnsi="Times New Roman"/>
+          <w:sz w:val="14"/>
+          <w:szCs w:val="14"/>
+          <w:lang w:val="en-US" w:eastAsia="ru-RU"/>
+        </w:rPr>
+        <w:t>})</w:t>
       </w:r>
       <w:proofErr w:type="gramEnd"/>
       <w:r>
@@ -9154,7 +9968,47 @@
           <w:szCs w:val="14"/>
           <w:lang w:val="en-US" w:eastAsia="ru-RU"/>
         </w:rPr>
-        <w:t>        return (bool)$this-&gt;DB-&gt;querySQL($sql);</w:t>
+        <w:t>        return (bool)$this-&gt;DB-&gt;</w:t>
+      </w:r>
+      <w:proofErr w:type="spellStart"/>
+      <w:r>
+        <w:rPr>
+          <w:rFonts w:ascii="Times New Roman" w:hAnsi="Times New Roman"/>
+          <w:sz w:val="14"/>
+          <w:szCs w:val="14"/>
+          <w:lang w:val="en-US" w:eastAsia="ru-RU"/>
+        </w:rPr>
+        <w:t>querySQL</w:t>
+      </w:r>
+      <w:proofErr w:type="spellEnd"/>
+      <w:r>
+        <w:rPr>
+          <w:rFonts w:ascii="Times New Roman" w:hAnsi="Times New Roman"/>
+          <w:sz w:val="14"/>
+          <w:szCs w:val="14"/>
+          <w:lang w:val="en-US" w:eastAsia="ru-RU"/>
+        </w:rPr>
+        <w:t>($</w:t>
+      </w:r>
+      <w:proofErr w:type="spellStart"/>
+      <w:r>
+        <w:rPr>
+          <w:rFonts w:ascii="Times New Roman" w:hAnsi="Times New Roman"/>
+          <w:sz w:val="14"/>
+          <w:szCs w:val="14"/>
+          <w:lang w:val="en-US" w:eastAsia="ru-RU"/>
+        </w:rPr>
+        <w:t>sql</w:t>
+      </w:r>
+      <w:proofErr w:type="spellEnd"/>
+      <w:r>
+        <w:rPr>
+          <w:rFonts w:ascii="Times New Roman" w:hAnsi="Times New Roman"/>
+          <w:sz w:val="14"/>
+          <w:szCs w:val="14"/>
+          <w:lang w:val="en-US" w:eastAsia="ru-RU"/>
+        </w:rPr>
+        <w:t>);</w:t>
       </w:r>
     </w:p>
     <w:p>
@@ -9198,6 +10052,7 @@
         </w:rPr>
         <w:t xml:space="preserve">    public function </w:t>
       </w:r>
+      <w:proofErr w:type="spellStart"/>
       <w:proofErr w:type="gramStart"/>
       <w:r>
         <w:rPr>
@@ -9206,7 +10061,17 @@
           <w:szCs w:val="14"/>
           <w:lang w:val="en-US" w:eastAsia="ru-RU"/>
         </w:rPr>
-        <w:t>findAll(</w:t>
+        <w:t>findAll</w:t>
+      </w:r>
+      <w:proofErr w:type="spellEnd"/>
+      <w:r>
+        <w:rPr>
+          <w:rFonts w:ascii="Times New Roman" w:hAnsi="Times New Roman"/>
+          <w:sz w:val="14"/>
+          <w:szCs w:val="14"/>
+          <w:lang w:val="en-US" w:eastAsia="ru-RU"/>
+        </w:rPr>
+        <w:t>(</w:t>
       </w:r>
       <w:proofErr w:type="gramEnd"/>
       <w:r>
@@ -9248,7 +10113,27 @@
           <w:szCs w:val="14"/>
           <w:lang w:val="en-US" w:eastAsia="ru-RU"/>
         </w:rPr>
-        <w:t xml:space="preserve">        $sql = 'SELECT * FROM </w:t>
+        <w:t>        $</w:t>
+      </w:r>
+      <w:proofErr w:type="spellStart"/>
+      <w:r>
+        <w:rPr>
+          <w:rFonts w:ascii="Times New Roman" w:hAnsi="Times New Roman"/>
+          <w:sz w:val="14"/>
+          <w:szCs w:val="14"/>
+          <w:lang w:val="en-US" w:eastAsia="ru-RU"/>
+        </w:rPr>
+        <w:t>sql</w:t>
+      </w:r>
+      <w:proofErr w:type="spellEnd"/>
+      <w:r>
+        <w:rPr>
+          <w:rFonts w:ascii="Times New Roman" w:hAnsi="Times New Roman"/>
+          <w:sz w:val="14"/>
+          <w:szCs w:val="14"/>
+          <w:lang w:val="en-US" w:eastAsia="ru-RU"/>
+        </w:rPr>
+        <w:t xml:space="preserve"> = 'SELECT * FROM </w:t>
       </w:r>
       <w:proofErr w:type="gramStart"/>
       <w:r>
@@ -9268,7 +10153,27 @@
           <w:szCs w:val="14"/>
           <w:lang w:val="en-US" w:eastAsia="ru-RU"/>
         </w:rPr>
-        <w:t xml:space="preserve"> $this-&gt;tableName;</w:t>
+        <w:t xml:space="preserve"> $this-&gt;</w:t>
+      </w:r>
+      <w:proofErr w:type="spellStart"/>
+      <w:r>
+        <w:rPr>
+          <w:rFonts w:ascii="Times New Roman" w:hAnsi="Times New Roman"/>
+          <w:sz w:val="14"/>
+          <w:szCs w:val="14"/>
+          <w:lang w:val="en-US" w:eastAsia="ru-RU"/>
+        </w:rPr>
+        <w:t>tableName</w:t>
+      </w:r>
+      <w:proofErr w:type="spellEnd"/>
+      <w:r>
+        <w:rPr>
+          <w:rFonts w:ascii="Times New Roman" w:hAnsi="Times New Roman"/>
+          <w:sz w:val="14"/>
+          <w:szCs w:val="14"/>
+          <w:lang w:val="en-US" w:eastAsia="ru-RU"/>
+        </w:rPr>
+        <w:t>;</w:t>
       </w:r>
     </w:p>
     <w:p>
@@ -9289,7 +10194,47 @@
           <w:szCs w:val="14"/>
           <w:lang w:val="en-US" w:eastAsia="ru-RU"/>
         </w:rPr>
-        <w:t>        $result = $this-&gt;DB-&gt;querySQL($sql);</w:t>
+        <w:t>        $result = $this-&gt;DB-&gt;</w:t>
+      </w:r>
+      <w:proofErr w:type="spellStart"/>
+      <w:r>
+        <w:rPr>
+          <w:rFonts w:ascii="Times New Roman" w:hAnsi="Times New Roman"/>
+          <w:sz w:val="14"/>
+          <w:szCs w:val="14"/>
+          <w:lang w:val="en-US" w:eastAsia="ru-RU"/>
+        </w:rPr>
+        <w:t>querySQL</w:t>
+      </w:r>
+      <w:proofErr w:type="spellEnd"/>
+      <w:r>
+        <w:rPr>
+          <w:rFonts w:ascii="Times New Roman" w:hAnsi="Times New Roman"/>
+          <w:sz w:val="14"/>
+          <w:szCs w:val="14"/>
+          <w:lang w:val="en-US" w:eastAsia="ru-RU"/>
+        </w:rPr>
+        <w:t>($</w:t>
+      </w:r>
+      <w:proofErr w:type="spellStart"/>
+      <w:r>
+        <w:rPr>
+          <w:rFonts w:ascii="Times New Roman" w:hAnsi="Times New Roman"/>
+          <w:sz w:val="14"/>
+          <w:szCs w:val="14"/>
+          <w:lang w:val="en-US" w:eastAsia="ru-RU"/>
+        </w:rPr>
+        <w:t>sql</w:t>
+      </w:r>
+      <w:proofErr w:type="spellEnd"/>
+      <w:r>
+        <w:rPr>
+          <w:rFonts w:ascii="Times New Roman" w:hAnsi="Times New Roman"/>
+          <w:sz w:val="14"/>
+          <w:szCs w:val="14"/>
+          <w:lang w:val="en-US" w:eastAsia="ru-RU"/>
+        </w:rPr>
+        <w:t>);</w:t>
       </w:r>
     </w:p>
     <w:p>
@@ -9416,6 +10361,7 @@
         <w:lastRenderedPageBreak/>
         <w:t xml:space="preserve">    public function </w:t>
       </w:r>
+      <w:proofErr w:type="spellStart"/>
       <w:proofErr w:type="gramStart"/>
       <w:r>
         <w:rPr>
@@ -9424,7 +10370,17 @@
           <w:szCs w:val="14"/>
           <w:lang w:val="en-US" w:eastAsia="ru-RU"/>
         </w:rPr>
-        <w:t>getById(</w:t>
+        <w:t>getById</w:t>
+      </w:r>
+      <w:proofErr w:type="spellEnd"/>
+      <w:r>
+        <w:rPr>
+          <w:rFonts w:ascii="Times New Roman" w:hAnsi="Times New Roman"/>
+          <w:sz w:val="14"/>
+          <w:szCs w:val="14"/>
+          <w:lang w:val="en-US" w:eastAsia="ru-RU"/>
+        </w:rPr>
+        <w:t>(</w:t>
       </w:r>
       <w:proofErr w:type="gramEnd"/>
       <w:r>
@@ -9475,7 +10431,27 @@
           <w:szCs w:val="14"/>
           <w:lang w:val="en-US" w:eastAsia="ru-RU"/>
         </w:rPr>
-        <w:t xml:space="preserve">        $sql = "SELECT * FROM </w:t>
+        <w:t>        $</w:t>
+      </w:r>
+      <w:proofErr w:type="spellStart"/>
+      <w:r>
+        <w:rPr>
+          <w:rFonts w:ascii="Times New Roman" w:hAnsi="Times New Roman"/>
+          <w:sz w:val="14"/>
+          <w:szCs w:val="14"/>
+          <w:lang w:val="en-US" w:eastAsia="ru-RU"/>
+        </w:rPr>
+        <w:t>sql</w:t>
+      </w:r>
+      <w:proofErr w:type="spellEnd"/>
+      <w:r>
+        <w:rPr>
+          <w:rFonts w:ascii="Times New Roman" w:hAnsi="Times New Roman"/>
+          <w:sz w:val="14"/>
+          <w:szCs w:val="14"/>
+          <w:lang w:val="en-US" w:eastAsia="ru-RU"/>
+        </w:rPr>
+        <w:t xml:space="preserve"> = "SELECT * FROM </w:t>
       </w:r>
       <w:proofErr w:type="gramStart"/>
       <w:r>
@@ -9497,6 +10473,7 @@
         </w:rPr>
         <w:t xml:space="preserve"> $this-&gt;</w:t>
       </w:r>
+      <w:proofErr w:type="spellStart"/>
       <w:proofErr w:type="gramStart"/>
       <w:r>
         <w:rPr>
@@ -9505,7 +10482,17 @@
           <w:szCs w:val="14"/>
           <w:lang w:val="en-US" w:eastAsia="ru-RU"/>
         </w:rPr>
-        <w:t>tableName .</w:t>
+        <w:t>tableName</w:t>
+      </w:r>
+      <w:proofErr w:type="spellEnd"/>
+      <w:r>
+        <w:rPr>
+          <w:rFonts w:ascii="Times New Roman" w:hAnsi="Times New Roman"/>
+          <w:sz w:val="14"/>
+          <w:szCs w:val="14"/>
+          <w:lang w:val="en-US" w:eastAsia="ru-RU"/>
+        </w:rPr>
+        <w:t xml:space="preserve"> .</w:t>
       </w:r>
       <w:proofErr w:type="gramEnd"/>
       <w:r>
@@ -9556,7 +10543,47 @@
           <w:szCs w:val="14"/>
           <w:lang w:val="en-US" w:eastAsia="ru-RU"/>
         </w:rPr>
-        <w:t>        $result = $this-&gt;DB-&gt;querySQL($sql);</w:t>
+        <w:t>        $result = $this-&gt;DB-&gt;</w:t>
+      </w:r>
+      <w:proofErr w:type="spellStart"/>
+      <w:r>
+        <w:rPr>
+          <w:rFonts w:ascii="Times New Roman" w:hAnsi="Times New Roman"/>
+          <w:sz w:val="14"/>
+          <w:szCs w:val="14"/>
+          <w:lang w:val="en-US" w:eastAsia="ru-RU"/>
+        </w:rPr>
+        <w:t>querySQL</w:t>
+      </w:r>
+      <w:proofErr w:type="spellEnd"/>
+      <w:r>
+        <w:rPr>
+          <w:rFonts w:ascii="Times New Roman" w:hAnsi="Times New Roman"/>
+          <w:sz w:val="14"/>
+          <w:szCs w:val="14"/>
+          <w:lang w:val="en-US" w:eastAsia="ru-RU"/>
+        </w:rPr>
+        <w:t>($</w:t>
+      </w:r>
+      <w:proofErr w:type="spellStart"/>
+      <w:r>
+        <w:rPr>
+          <w:rFonts w:ascii="Times New Roman" w:hAnsi="Times New Roman"/>
+          <w:sz w:val="14"/>
+          <w:szCs w:val="14"/>
+          <w:lang w:val="en-US" w:eastAsia="ru-RU"/>
+        </w:rPr>
+        <w:t>sql</w:t>
+      </w:r>
+      <w:proofErr w:type="spellEnd"/>
+      <w:r>
+        <w:rPr>
+          <w:rFonts w:ascii="Times New Roman" w:hAnsi="Times New Roman"/>
+          <w:sz w:val="14"/>
+          <w:szCs w:val="14"/>
+          <w:lang w:val="en-US" w:eastAsia="ru-RU"/>
+        </w:rPr>
+        <w:t>);</w:t>
       </w:r>
     </w:p>
     <w:p>
@@ -9735,6 +10762,7 @@
         </w:rPr>
         <w:t xml:space="preserve">    public function </w:t>
       </w:r>
+      <w:proofErr w:type="spellStart"/>
       <w:proofErr w:type="gramStart"/>
       <w:r>
         <w:rPr>
@@ -9743,7 +10771,17 @@
           <w:szCs w:val="14"/>
           <w:lang w:val="en-US" w:eastAsia="ru-RU"/>
         </w:rPr>
-        <w:t>findByColumn(</w:t>
+        <w:t>findByColumn</w:t>
+      </w:r>
+      <w:proofErr w:type="spellEnd"/>
+      <w:r>
+        <w:rPr>
+          <w:rFonts w:ascii="Times New Roman" w:hAnsi="Times New Roman"/>
+          <w:sz w:val="14"/>
+          <w:szCs w:val="14"/>
+          <w:lang w:val="en-US" w:eastAsia="ru-RU"/>
+        </w:rPr>
+        <w:t>(</w:t>
       </w:r>
       <w:proofErr w:type="gramEnd"/>
       <w:r>
@@ -9753,7 +10791,27 @@
           <w:szCs w:val="14"/>
           <w:lang w:val="en-US" w:eastAsia="ru-RU"/>
         </w:rPr>
-        <w:t>string $columnName, $value, int $limit = 0)</w:t>
+        <w:t>string $</w:t>
+      </w:r>
+      <w:proofErr w:type="spellStart"/>
+      <w:r>
+        <w:rPr>
+          <w:rFonts w:ascii="Times New Roman" w:hAnsi="Times New Roman"/>
+          <w:sz w:val="14"/>
+          <w:szCs w:val="14"/>
+          <w:lang w:val="en-US" w:eastAsia="ru-RU"/>
+        </w:rPr>
+        <w:t>columnName</w:t>
+      </w:r>
+      <w:proofErr w:type="spellEnd"/>
+      <w:r>
+        <w:rPr>
+          <w:rFonts w:ascii="Times New Roman" w:hAnsi="Times New Roman"/>
+          <w:sz w:val="14"/>
+          <w:szCs w:val="14"/>
+          <w:lang w:val="en-US" w:eastAsia="ru-RU"/>
+        </w:rPr>
+        <w:t>, $value, int $limit = 0)</w:t>
       </w:r>
       <w:proofErr w:type="gramStart"/>
       <w:r>
@@ -9796,6 +10854,7 @@
         </w:rPr>
         <w:t>        $</w:t>
       </w:r>
+      <w:proofErr w:type="spellStart"/>
       <w:proofErr w:type="gramStart"/>
       <w:r>
         <w:rPr>
@@ -9806,6 +10865,7 @@
         </w:rPr>
         <w:t>escapedValue</w:t>
       </w:r>
+      <w:proofErr w:type="spellEnd"/>
       <w:proofErr w:type="gramEnd"/>
       <w:r>
         <w:rPr>
@@ -9814,7 +10874,27 @@
           <w:szCs w:val="14"/>
           <w:lang w:val="en-US" w:eastAsia="ru-RU"/>
         </w:rPr>
-        <w:t xml:space="preserve"> = $this-&gt;DB-&gt;real_escape_string((string)$value);</w:t>
+        <w:t xml:space="preserve"> = $this-&gt;DB-&gt;</w:t>
+      </w:r>
+      <w:proofErr w:type="spellStart"/>
+      <w:r>
+        <w:rPr>
+          <w:rFonts w:ascii="Times New Roman" w:hAnsi="Times New Roman"/>
+          <w:sz w:val="14"/>
+          <w:szCs w:val="14"/>
+          <w:lang w:val="en-US" w:eastAsia="ru-RU"/>
+        </w:rPr>
+        <w:t>real_escape_string</w:t>
+      </w:r>
+      <w:proofErr w:type="spellEnd"/>
+      <w:r>
+        <w:rPr>
+          <w:rFonts w:ascii="Times New Roman" w:hAnsi="Times New Roman"/>
+          <w:sz w:val="14"/>
+          <w:szCs w:val="14"/>
+          <w:lang w:val="en-US" w:eastAsia="ru-RU"/>
+        </w:rPr>
+        <w:t>((string)$value);</w:t>
       </w:r>
     </w:p>
     <w:p>
@@ -9835,7 +10915,67 @@
           <w:szCs w:val="14"/>
           <w:lang w:val="en-US" w:eastAsia="ru-RU"/>
         </w:rPr>
-        <w:t>        $columnName = $this-&gt;sanitizeColumnName($columnName);</w:t>
+        <w:t>        $</w:t>
+      </w:r>
+      <w:proofErr w:type="spellStart"/>
+      <w:r>
+        <w:rPr>
+          <w:rFonts w:ascii="Times New Roman" w:hAnsi="Times New Roman"/>
+          <w:sz w:val="14"/>
+          <w:szCs w:val="14"/>
+          <w:lang w:val="en-US" w:eastAsia="ru-RU"/>
+        </w:rPr>
+        <w:t>columnName</w:t>
+      </w:r>
+      <w:proofErr w:type="spellEnd"/>
+      <w:r>
+        <w:rPr>
+          <w:rFonts w:ascii="Times New Roman" w:hAnsi="Times New Roman"/>
+          <w:sz w:val="14"/>
+          <w:szCs w:val="14"/>
+          <w:lang w:val="en-US" w:eastAsia="ru-RU"/>
+        </w:rPr>
+        <w:t xml:space="preserve"> = $this-&gt;</w:t>
+      </w:r>
+      <w:proofErr w:type="spellStart"/>
+      <w:r>
+        <w:rPr>
+          <w:rFonts w:ascii="Times New Roman" w:hAnsi="Times New Roman"/>
+          <w:sz w:val="14"/>
+          <w:szCs w:val="14"/>
+          <w:lang w:val="en-US" w:eastAsia="ru-RU"/>
+        </w:rPr>
+        <w:t>sanitizeColumnName</w:t>
+      </w:r>
+      <w:proofErr w:type="spellEnd"/>
+      <w:r>
+        <w:rPr>
+          <w:rFonts w:ascii="Times New Roman" w:hAnsi="Times New Roman"/>
+          <w:sz w:val="14"/>
+          <w:szCs w:val="14"/>
+          <w:lang w:val="en-US" w:eastAsia="ru-RU"/>
+        </w:rPr>
+        <w:t>($</w:t>
+      </w:r>
+      <w:proofErr w:type="spellStart"/>
+      <w:r>
+        <w:rPr>
+          <w:rFonts w:ascii="Times New Roman" w:hAnsi="Times New Roman"/>
+          <w:sz w:val="14"/>
+          <w:szCs w:val="14"/>
+          <w:lang w:val="en-US" w:eastAsia="ru-RU"/>
+        </w:rPr>
+        <w:t>columnName</w:t>
+      </w:r>
+      <w:proofErr w:type="spellEnd"/>
+      <w:r>
+        <w:rPr>
+          <w:rFonts w:ascii="Times New Roman" w:hAnsi="Times New Roman"/>
+          <w:sz w:val="14"/>
+          <w:szCs w:val="14"/>
+          <w:lang w:val="en-US" w:eastAsia="ru-RU"/>
+        </w:rPr>
+        <w:t>);</w:t>
       </w:r>
     </w:p>
     <w:p>
@@ -9856,7 +10996,27 @@
           <w:szCs w:val="14"/>
           <w:lang w:val="en-US" w:eastAsia="ru-RU"/>
         </w:rPr>
-        <w:t xml:space="preserve">        $sql = "SELECT * FROM </w:t>
+        <w:t>        $</w:t>
+      </w:r>
+      <w:proofErr w:type="spellStart"/>
+      <w:r>
+        <w:rPr>
+          <w:rFonts w:ascii="Times New Roman" w:hAnsi="Times New Roman"/>
+          <w:sz w:val="14"/>
+          <w:szCs w:val="14"/>
+          <w:lang w:val="en-US" w:eastAsia="ru-RU"/>
+        </w:rPr>
+        <w:t>sql</w:t>
+      </w:r>
+      <w:proofErr w:type="spellEnd"/>
+      <w:r>
+        <w:rPr>
+          <w:rFonts w:ascii="Times New Roman" w:hAnsi="Times New Roman"/>
+          <w:sz w:val="14"/>
+          <w:szCs w:val="14"/>
+          <w:lang w:val="en-US" w:eastAsia="ru-RU"/>
+        </w:rPr>
+        <w:t xml:space="preserve"> = "SELECT * FROM </w:t>
       </w:r>
       <w:proofErr w:type="gramStart"/>
       <w:r>
@@ -9878,6 +11038,7 @@
         </w:rPr>
         <w:t xml:space="preserve"> $this-&gt;</w:t>
       </w:r>
+      <w:proofErr w:type="spellStart"/>
       <w:proofErr w:type="gramStart"/>
       <w:r>
         <w:rPr>
@@ -9886,7 +11047,17 @@
           <w:szCs w:val="14"/>
           <w:lang w:val="en-US" w:eastAsia="ru-RU"/>
         </w:rPr>
-        <w:t>tableName .</w:t>
+        <w:t>tableName</w:t>
+      </w:r>
+      <w:proofErr w:type="spellEnd"/>
+      <w:r>
+        <w:rPr>
+          <w:rFonts w:ascii="Times New Roman" w:hAnsi="Times New Roman"/>
+          <w:sz w:val="14"/>
+          <w:szCs w:val="14"/>
+          <w:lang w:val="en-US" w:eastAsia="ru-RU"/>
+        </w:rPr>
+        <w:t xml:space="preserve"> .</w:t>
       </w:r>
       <w:proofErr w:type="gramEnd"/>
       <w:r>
@@ -9896,7 +11067,47 @@
           <w:szCs w:val="14"/>
           <w:lang w:val="en-US" w:eastAsia="ru-RU"/>
         </w:rPr>
-        <w:t xml:space="preserve"> " WHERE $columnName = '$escapedValue'";</w:t>
+        <w:t xml:space="preserve"> " WHERE $</w:t>
+      </w:r>
+      <w:proofErr w:type="spellStart"/>
+      <w:r>
+        <w:rPr>
+          <w:rFonts w:ascii="Times New Roman" w:hAnsi="Times New Roman"/>
+          <w:sz w:val="14"/>
+          <w:szCs w:val="14"/>
+          <w:lang w:val="en-US" w:eastAsia="ru-RU"/>
+        </w:rPr>
+        <w:t>columnName</w:t>
+      </w:r>
+      <w:proofErr w:type="spellEnd"/>
+      <w:r>
+        <w:rPr>
+          <w:rFonts w:ascii="Times New Roman" w:hAnsi="Times New Roman"/>
+          <w:sz w:val="14"/>
+          <w:szCs w:val="14"/>
+          <w:lang w:val="en-US" w:eastAsia="ru-RU"/>
+        </w:rPr>
+        <w:t xml:space="preserve"> = '$</w:t>
+      </w:r>
+      <w:proofErr w:type="spellStart"/>
+      <w:r>
+        <w:rPr>
+          <w:rFonts w:ascii="Times New Roman" w:hAnsi="Times New Roman"/>
+          <w:sz w:val="14"/>
+          <w:szCs w:val="14"/>
+          <w:lang w:val="en-US" w:eastAsia="ru-RU"/>
+        </w:rPr>
+        <w:t>escapedValue</w:t>
+      </w:r>
+      <w:proofErr w:type="spellEnd"/>
+      <w:r>
+        <w:rPr>
+          <w:rFonts w:ascii="Times New Roman" w:hAnsi="Times New Roman"/>
+          <w:sz w:val="14"/>
+          <w:szCs w:val="14"/>
+          <w:lang w:val="en-US" w:eastAsia="ru-RU"/>
+        </w:rPr>
+        <w:t>'";</w:t>
       </w:r>
     </w:p>
     <w:p>
@@ -9971,6 +11182,7 @@
         </w:rPr>
         <w:t>            $</w:t>
       </w:r>
+      <w:proofErr w:type="spellStart"/>
       <w:proofErr w:type="gramStart"/>
       <w:r>
         <w:rPr>
@@ -9979,7 +11191,17 @@
           <w:szCs w:val="14"/>
           <w:lang w:val="en-US" w:eastAsia="ru-RU"/>
         </w:rPr>
-        <w:t>sql .</w:t>
+        <w:t>sql</w:t>
+      </w:r>
+      <w:proofErr w:type="spellEnd"/>
+      <w:r>
+        <w:rPr>
+          <w:rFonts w:ascii="Times New Roman" w:hAnsi="Times New Roman"/>
+          <w:sz w:val="14"/>
+          <w:szCs w:val="14"/>
+          <w:lang w:val="en-US" w:eastAsia="ru-RU"/>
+        </w:rPr>
+        <w:t xml:space="preserve"> .</w:t>
       </w:r>
       <w:proofErr w:type="gramEnd"/>
       <w:r>
@@ -10051,7 +11273,47 @@
           <w:szCs w:val="14"/>
           <w:lang w:val="en-US" w:eastAsia="ru-RU"/>
         </w:rPr>
-        <w:t>        $result = $this-&gt;DB-&gt;querySQL($sql);</w:t>
+        <w:t>        $result = $this-&gt;DB-&gt;</w:t>
+      </w:r>
+      <w:proofErr w:type="spellStart"/>
+      <w:r>
+        <w:rPr>
+          <w:rFonts w:ascii="Times New Roman" w:hAnsi="Times New Roman"/>
+          <w:sz w:val="14"/>
+          <w:szCs w:val="14"/>
+          <w:lang w:val="en-US" w:eastAsia="ru-RU"/>
+        </w:rPr>
+        <w:t>querySQL</w:t>
+      </w:r>
+      <w:proofErr w:type="spellEnd"/>
+      <w:r>
+        <w:rPr>
+          <w:rFonts w:ascii="Times New Roman" w:hAnsi="Times New Roman"/>
+          <w:sz w:val="14"/>
+          <w:szCs w:val="14"/>
+          <w:lang w:val="en-US" w:eastAsia="ru-RU"/>
+        </w:rPr>
+        <w:t>($</w:t>
+      </w:r>
+      <w:proofErr w:type="spellStart"/>
+      <w:r>
+        <w:rPr>
+          <w:rFonts w:ascii="Times New Roman" w:hAnsi="Times New Roman"/>
+          <w:sz w:val="14"/>
+          <w:szCs w:val="14"/>
+          <w:lang w:val="en-US" w:eastAsia="ru-RU"/>
+        </w:rPr>
+        <w:t>sql</w:t>
+      </w:r>
+      <w:proofErr w:type="spellEnd"/>
+      <w:r>
+        <w:rPr>
+          <w:rFonts w:ascii="Times New Roman" w:hAnsi="Times New Roman"/>
+          <w:sz w:val="14"/>
+          <w:szCs w:val="14"/>
+          <w:lang w:val="en-US" w:eastAsia="ru-RU"/>
+        </w:rPr>
+        <w:t>);</w:t>
       </w:r>
     </w:p>
     <w:p>
@@ -10367,6 +11629,7 @@
         </w:rPr>
         <w:t xml:space="preserve">    public function </w:t>
       </w:r>
+      <w:proofErr w:type="spellStart"/>
       <w:proofErr w:type="gramStart"/>
       <w:r>
         <w:rPr>
@@ -10375,7 +11638,17 @@
           <w:szCs w:val="14"/>
           <w:lang w:val="en-US" w:eastAsia="ru-RU"/>
         </w:rPr>
-        <w:t>findOneByColumn(</w:t>
+        <w:t>findOneByColumn</w:t>
+      </w:r>
+      <w:proofErr w:type="spellEnd"/>
+      <w:r>
+        <w:rPr>
+          <w:rFonts w:ascii="Times New Roman" w:hAnsi="Times New Roman"/>
+          <w:sz w:val="14"/>
+          <w:szCs w:val="14"/>
+          <w:lang w:val="en-US" w:eastAsia="ru-RU"/>
+        </w:rPr>
+        <w:t>(</w:t>
       </w:r>
       <w:proofErr w:type="gramEnd"/>
       <w:r>
@@ -10385,7 +11658,27 @@
           <w:szCs w:val="14"/>
           <w:lang w:val="en-US" w:eastAsia="ru-RU"/>
         </w:rPr>
-        <w:t>string $columnName, $value)</w:t>
+        <w:t>string $</w:t>
+      </w:r>
+      <w:proofErr w:type="spellStart"/>
+      <w:r>
+        <w:rPr>
+          <w:rFonts w:ascii="Times New Roman" w:hAnsi="Times New Roman"/>
+          <w:sz w:val="14"/>
+          <w:szCs w:val="14"/>
+          <w:lang w:val="en-US" w:eastAsia="ru-RU"/>
+        </w:rPr>
+        <w:t>columnName</w:t>
+      </w:r>
+      <w:proofErr w:type="spellEnd"/>
+      <w:r>
+        <w:rPr>
+          <w:rFonts w:ascii="Times New Roman" w:hAnsi="Times New Roman"/>
+          <w:sz w:val="14"/>
+          <w:szCs w:val="14"/>
+          <w:lang w:val="en-US" w:eastAsia="ru-RU"/>
+        </w:rPr>
+        <w:t>, $value)</w:t>
       </w:r>
       <w:proofErr w:type="gramStart"/>
       <w:r>
@@ -10426,7 +11719,67 @@
           <w:szCs w:val="14"/>
           <w:lang w:val="en-US" w:eastAsia="ru-RU"/>
         </w:rPr>
-        <w:t>        $columnName = $this-&gt;sanitizeColumnName($columnName);</w:t>
+        <w:t>        $</w:t>
+      </w:r>
+      <w:proofErr w:type="spellStart"/>
+      <w:r>
+        <w:rPr>
+          <w:rFonts w:ascii="Times New Roman" w:hAnsi="Times New Roman"/>
+          <w:sz w:val="14"/>
+          <w:szCs w:val="14"/>
+          <w:lang w:val="en-US" w:eastAsia="ru-RU"/>
+        </w:rPr>
+        <w:t>columnName</w:t>
+      </w:r>
+      <w:proofErr w:type="spellEnd"/>
+      <w:r>
+        <w:rPr>
+          <w:rFonts w:ascii="Times New Roman" w:hAnsi="Times New Roman"/>
+          <w:sz w:val="14"/>
+          <w:szCs w:val="14"/>
+          <w:lang w:val="en-US" w:eastAsia="ru-RU"/>
+        </w:rPr>
+        <w:t xml:space="preserve"> = $this-&gt;</w:t>
+      </w:r>
+      <w:proofErr w:type="spellStart"/>
+      <w:r>
+        <w:rPr>
+          <w:rFonts w:ascii="Times New Roman" w:hAnsi="Times New Roman"/>
+          <w:sz w:val="14"/>
+          <w:szCs w:val="14"/>
+          <w:lang w:val="en-US" w:eastAsia="ru-RU"/>
+        </w:rPr>
+        <w:t>sanitizeColumnName</w:t>
+      </w:r>
+      <w:proofErr w:type="spellEnd"/>
+      <w:r>
+        <w:rPr>
+          <w:rFonts w:ascii="Times New Roman" w:hAnsi="Times New Roman"/>
+          <w:sz w:val="14"/>
+          <w:szCs w:val="14"/>
+          <w:lang w:val="en-US" w:eastAsia="ru-RU"/>
+        </w:rPr>
+        <w:t>($</w:t>
+      </w:r>
+      <w:proofErr w:type="spellStart"/>
+      <w:r>
+        <w:rPr>
+          <w:rFonts w:ascii="Times New Roman" w:hAnsi="Times New Roman"/>
+          <w:sz w:val="14"/>
+          <w:szCs w:val="14"/>
+          <w:lang w:val="en-US" w:eastAsia="ru-RU"/>
+        </w:rPr>
+        <w:t>columnName</w:t>
+      </w:r>
+      <w:proofErr w:type="spellEnd"/>
+      <w:r>
+        <w:rPr>
+          <w:rFonts w:ascii="Times New Roman" w:hAnsi="Times New Roman"/>
+          <w:sz w:val="14"/>
+          <w:szCs w:val="14"/>
+          <w:lang w:val="en-US" w:eastAsia="ru-RU"/>
+        </w:rPr>
+        <w:t>);</w:t>
       </w:r>
     </w:p>
     <w:p>
@@ -10449,6 +11802,7 @@
         </w:rPr>
         <w:t>        $</w:t>
       </w:r>
+      <w:proofErr w:type="spellStart"/>
       <w:proofErr w:type="gramStart"/>
       <w:r>
         <w:rPr>
@@ -10459,6 +11813,7 @@
         </w:rPr>
         <w:t>escapedValue</w:t>
       </w:r>
+      <w:proofErr w:type="spellEnd"/>
       <w:proofErr w:type="gramEnd"/>
       <w:r>
         <w:rPr>
@@ -10467,7 +11822,27 @@
           <w:szCs w:val="14"/>
           <w:lang w:val="en-US" w:eastAsia="ru-RU"/>
         </w:rPr>
-        <w:t xml:space="preserve"> = $this-&gt;DB-&gt;real_escape_string((string)$value);</w:t>
+        <w:t xml:space="preserve"> = $this-&gt;DB-&gt;</w:t>
+      </w:r>
+      <w:proofErr w:type="spellStart"/>
+      <w:r>
+        <w:rPr>
+          <w:rFonts w:ascii="Times New Roman" w:hAnsi="Times New Roman"/>
+          <w:sz w:val="14"/>
+          <w:szCs w:val="14"/>
+          <w:lang w:val="en-US" w:eastAsia="ru-RU"/>
+        </w:rPr>
+        <w:t>real_escape_string</w:t>
+      </w:r>
+      <w:proofErr w:type="spellEnd"/>
+      <w:r>
+        <w:rPr>
+          <w:rFonts w:ascii="Times New Roman" w:hAnsi="Times New Roman"/>
+          <w:sz w:val="14"/>
+          <w:szCs w:val="14"/>
+          <w:lang w:val="en-US" w:eastAsia="ru-RU"/>
+        </w:rPr>
+        <w:t>((string)$value);</w:t>
       </w:r>
     </w:p>
     <w:p>
@@ -10488,7 +11863,27 @@
           <w:szCs w:val="14"/>
           <w:lang w:val="en-US" w:eastAsia="ru-RU"/>
         </w:rPr>
-        <w:t xml:space="preserve">        $sql = "SELECT * FROM </w:t>
+        <w:t>        $</w:t>
+      </w:r>
+      <w:proofErr w:type="spellStart"/>
+      <w:r>
+        <w:rPr>
+          <w:rFonts w:ascii="Times New Roman" w:hAnsi="Times New Roman"/>
+          <w:sz w:val="14"/>
+          <w:szCs w:val="14"/>
+          <w:lang w:val="en-US" w:eastAsia="ru-RU"/>
+        </w:rPr>
+        <w:t>sql</w:t>
+      </w:r>
+      <w:proofErr w:type="spellEnd"/>
+      <w:r>
+        <w:rPr>
+          <w:rFonts w:ascii="Times New Roman" w:hAnsi="Times New Roman"/>
+          <w:sz w:val="14"/>
+          <w:szCs w:val="14"/>
+          <w:lang w:val="en-US" w:eastAsia="ru-RU"/>
+        </w:rPr>
+        <w:t xml:space="preserve"> = "SELECT * FROM </w:t>
       </w:r>
       <w:proofErr w:type="gramStart"/>
       <w:r>
@@ -10510,6 +11905,7 @@
         </w:rPr>
         <w:t xml:space="preserve"> $this-&gt;</w:t>
       </w:r>
+      <w:proofErr w:type="spellStart"/>
       <w:proofErr w:type="gramStart"/>
       <w:r>
         <w:rPr>
@@ -10518,7 +11914,17 @@
           <w:szCs w:val="14"/>
           <w:lang w:val="en-US" w:eastAsia="ru-RU"/>
         </w:rPr>
-        <w:t>tableName .</w:t>
+        <w:t>tableName</w:t>
+      </w:r>
+      <w:proofErr w:type="spellEnd"/>
+      <w:r>
+        <w:rPr>
+          <w:rFonts w:ascii="Times New Roman" w:hAnsi="Times New Roman"/>
+          <w:sz w:val="14"/>
+          <w:szCs w:val="14"/>
+          <w:lang w:val="en-US" w:eastAsia="ru-RU"/>
+        </w:rPr>
+        <w:t xml:space="preserve"> .</w:t>
       </w:r>
       <w:proofErr w:type="gramEnd"/>
       <w:r>
@@ -10528,7 +11934,47 @@
           <w:szCs w:val="14"/>
           <w:lang w:val="en-US" w:eastAsia="ru-RU"/>
         </w:rPr>
-        <w:t xml:space="preserve"> " WHERE $columnName = '$escapedValue' LIMIT 1";</w:t>
+        <w:t xml:space="preserve"> " WHERE $</w:t>
+      </w:r>
+      <w:proofErr w:type="spellStart"/>
+      <w:r>
+        <w:rPr>
+          <w:rFonts w:ascii="Times New Roman" w:hAnsi="Times New Roman"/>
+          <w:sz w:val="14"/>
+          <w:szCs w:val="14"/>
+          <w:lang w:val="en-US" w:eastAsia="ru-RU"/>
+        </w:rPr>
+        <w:t>columnName</w:t>
+      </w:r>
+      <w:proofErr w:type="spellEnd"/>
+      <w:r>
+        <w:rPr>
+          <w:rFonts w:ascii="Times New Roman" w:hAnsi="Times New Roman"/>
+          <w:sz w:val="14"/>
+          <w:szCs w:val="14"/>
+          <w:lang w:val="en-US" w:eastAsia="ru-RU"/>
+        </w:rPr>
+        <w:t xml:space="preserve"> = '$</w:t>
+      </w:r>
+      <w:proofErr w:type="spellStart"/>
+      <w:r>
+        <w:rPr>
+          <w:rFonts w:ascii="Times New Roman" w:hAnsi="Times New Roman"/>
+          <w:sz w:val="14"/>
+          <w:szCs w:val="14"/>
+          <w:lang w:val="en-US" w:eastAsia="ru-RU"/>
+        </w:rPr>
+        <w:t>escapedValue</w:t>
+      </w:r>
+      <w:proofErr w:type="spellEnd"/>
+      <w:r>
+        <w:rPr>
+          <w:rFonts w:ascii="Times New Roman" w:hAnsi="Times New Roman"/>
+          <w:sz w:val="14"/>
+          <w:szCs w:val="14"/>
+          <w:lang w:val="en-US" w:eastAsia="ru-RU"/>
+        </w:rPr>
+        <w:t>' LIMIT 1";</w:t>
       </w:r>
     </w:p>
     <w:p>
@@ -10549,7 +11995,47 @@
           <w:szCs w:val="14"/>
           <w:lang w:val="en-US" w:eastAsia="ru-RU"/>
         </w:rPr>
-        <w:t>        $result = $this-&gt;DB-&gt;querySQL($sql);</w:t>
+        <w:t>        $result = $this-&gt;DB-&gt;</w:t>
+      </w:r>
+      <w:proofErr w:type="spellStart"/>
+      <w:r>
+        <w:rPr>
+          <w:rFonts w:ascii="Times New Roman" w:hAnsi="Times New Roman"/>
+          <w:sz w:val="14"/>
+          <w:szCs w:val="14"/>
+          <w:lang w:val="en-US" w:eastAsia="ru-RU"/>
+        </w:rPr>
+        <w:t>querySQL</w:t>
+      </w:r>
+      <w:proofErr w:type="spellEnd"/>
+      <w:r>
+        <w:rPr>
+          <w:rFonts w:ascii="Times New Roman" w:hAnsi="Times New Roman"/>
+          <w:sz w:val="14"/>
+          <w:szCs w:val="14"/>
+          <w:lang w:val="en-US" w:eastAsia="ru-RU"/>
+        </w:rPr>
+        <w:t>($</w:t>
+      </w:r>
+      <w:proofErr w:type="spellStart"/>
+      <w:r>
+        <w:rPr>
+          <w:rFonts w:ascii="Times New Roman" w:hAnsi="Times New Roman"/>
+          <w:sz w:val="14"/>
+          <w:szCs w:val="14"/>
+          <w:lang w:val="en-US" w:eastAsia="ru-RU"/>
+        </w:rPr>
+        <w:t>sql</w:t>
+      </w:r>
+      <w:proofErr w:type="spellEnd"/>
+      <w:r>
+        <w:rPr>
+          <w:rFonts w:ascii="Times New Roman" w:hAnsi="Times New Roman"/>
+          <w:sz w:val="14"/>
+          <w:szCs w:val="14"/>
+          <w:lang w:val="en-US" w:eastAsia="ru-RU"/>
+        </w:rPr>
+        <w:t>);</w:t>
       </w:r>
     </w:p>
     <w:p>
@@ -10590,7 +12076,27 @@
           <w:szCs w:val="14"/>
           <w:lang w:val="en-US" w:eastAsia="ru-RU"/>
         </w:rPr>
-        <w:t>$result &amp;&amp; isset($</w:t>
+        <w:t xml:space="preserve">$result &amp;&amp; </w:t>
+      </w:r>
+      <w:proofErr w:type="spellStart"/>
+      <w:r>
+        <w:rPr>
+          <w:rFonts w:ascii="Times New Roman" w:hAnsi="Times New Roman"/>
+          <w:sz w:val="14"/>
+          <w:szCs w:val="14"/>
+          <w:lang w:val="en-US" w:eastAsia="ru-RU"/>
+        </w:rPr>
+        <w:t>isset</w:t>
+      </w:r>
+      <w:proofErr w:type="spellEnd"/>
+      <w:r>
+        <w:rPr>
+          <w:rFonts w:ascii="Times New Roman" w:hAnsi="Times New Roman"/>
+          <w:sz w:val="14"/>
+          <w:szCs w:val="14"/>
+          <w:lang w:val="en-US" w:eastAsia="ru-RU"/>
+        </w:rPr>
+        <w:t>($</w:t>
       </w:r>
       <w:proofErr w:type="gramStart"/>
       <w:r>
@@ -10808,8 +12314,19 @@
           <w:szCs w:val="14"/>
           <w:lang w:val="en-US" w:eastAsia="ru-RU"/>
         </w:rPr>
-        <w:t>(!isset</w:t>
-      </w:r>
+        <w:t>(!</w:t>
+      </w:r>
+      <w:proofErr w:type="spellStart"/>
+      <w:r>
+        <w:rPr>
+          <w:rFonts w:ascii="Times New Roman" w:hAnsi="Times New Roman"/>
+          <w:sz w:val="14"/>
+          <w:szCs w:val="14"/>
+          <w:lang w:val="en-US" w:eastAsia="ru-RU"/>
+        </w:rPr>
+        <w:t>isset</w:t>
+      </w:r>
+      <w:proofErr w:type="spellEnd"/>
       <w:proofErr w:type="gramEnd"/>
       <w:r>
         <w:rPr>
@@ -10852,6 +12369,7 @@
         </w:rPr>
         <w:t>            throw new \</w:t>
       </w:r>
+      <w:proofErr w:type="spellStart"/>
       <w:proofErr w:type="gramStart"/>
       <w:r>
         <w:rPr>
@@ -10860,7 +12378,17 @@
           <w:szCs w:val="14"/>
           <w:lang w:val="en-US" w:eastAsia="ru-RU"/>
         </w:rPr>
-        <w:t>InvalidArgumentException(</w:t>
+        <w:t>InvalidArgumentException</w:t>
+      </w:r>
+      <w:proofErr w:type="spellEnd"/>
+      <w:r>
+        <w:rPr>
+          <w:rFonts w:ascii="Times New Roman" w:hAnsi="Times New Roman"/>
+          <w:sz w:val="14"/>
+          <w:szCs w:val="14"/>
+          <w:lang w:val="en-US" w:eastAsia="ru-RU"/>
+        </w:rPr>
+        <w:t>(</w:t>
       </w:r>
       <w:proofErr w:type="gramEnd"/>
       <w:r>
@@ -10966,7 +12494,27 @@
           <w:szCs w:val="14"/>
           <w:lang w:val="en-US" w:eastAsia="ru-RU"/>
         </w:rPr>
-        <w:t>        $propValuesArray = [];</w:t>
+        <w:t>        $</w:t>
+      </w:r>
+      <w:proofErr w:type="spellStart"/>
+      <w:r>
+        <w:rPr>
+          <w:rFonts w:ascii="Times New Roman" w:hAnsi="Times New Roman"/>
+          <w:sz w:val="14"/>
+          <w:szCs w:val="14"/>
+          <w:lang w:val="en-US" w:eastAsia="ru-RU"/>
+        </w:rPr>
+        <w:t>propValuesArray</w:t>
+      </w:r>
+      <w:proofErr w:type="spellEnd"/>
+      <w:r>
+        <w:rPr>
+          <w:rFonts w:ascii="Times New Roman" w:hAnsi="Times New Roman"/>
+          <w:sz w:val="14"/>
+          <w:szCs w:val="14"/>
+          <w:lang w:val="en-US" w:eastAsia="ru-RU"/>
+        </w:rPr>
+        <w:t xml:space="preserve"> = [];</w:t>
       </w:r>
     </w:p>
     <w:p>
@@ -11042,6 +12590,7 @@
         </w:rPr>
         <w:t>            $</w:t>
       </w:r>
+      <w:proofErr w:type="spellStart"/>
       <w:proofErr w:type="gramStart"/>
       <w:r>
         <w:rPr>
@@ -11052,6 +12601,7 @@
         </w:rPr>
         <w:t>escapedValue</w:t>
       </w:r>
+      <w:proofErr w:type="spellEnd"/>
       <w:proofErr w:type="gramEnd"/>
       <w:r>
         <w:rPr>
@@ -11060,7 +12610,27 @@
           <w:szCs w:val="14"/>
           <w:lang w:val="en-US" w:eastAsia="ru-RU"/>
         </w:rPr>
-        <w:t xml:space="preserve"> = $this-&gt;DB-&gt;real_escape_string((string)$value);</w:t>
+        <w:t xml:space="preserve"> = $this-&gt;DB-&gt;</w:t>
+      </w:r>
+      <w:proofErr w:type="spellStart"/>
+      <w:r>
+        <w:rPr>
+          <w:rFonts w:ascii="Times New Roman" w:hAnsi="Times New Roman"/>
+          <w:sz w:val="14"/>
+          <w:szCs w:val="14"/>
+          <w:lang w:val="en-US" w:eastAsia="ru-RU"/>
+        </w:rPr>
+        <w:t>real_escape_string</w:t>
+      </w:r>
+      <w:proofErr w:type="spellEnd"/>
+      <w:r>
+        <w:rPr>
+          <w:rFonts w:ascii="Times New Roman" w:hAnsi="Times New Roman"/>
+          <w:sz w:val="14"/>
+          <w:szCs w:val="14"/>
+          <w:lang w:val="en-US" w:eastAsia="ru-RU"/>
+        </w:rPr>
+        <w:t>((string)$value);</w:t>
       </w:r>
     </w:p>
     <w:p>
@@ -11083,6 +12653,7 @@
         </w:rPr>
         <w:t>            $</w:t>
       </w:r>
+      <w:proofErr w:type="spellStart"/>
       <w:proofErr w:type="gramStart"/>
       <w:r>
         <w:rPr>
@@ -11091,7 +12662,17 @@
           <w:szCs w:val="14"/>
           <w:lang w:val="en-US" w:eastAsia="ru-RU"/>
         </w:rPr>
-        <w:t>propValuesArray[</w:t>
+        <w:t>propValuesArray</w:t>
+      </w:r>
+      <w:proofErr w:type="spellEnd"/>
+      <w:r>
+        <w:rPr>
+          <w:rFonts w:ascii="Times New Roman" w:hAnsi="Times New Roman"/>
+          <w:sz w:val="14"/>
+          <w:szCs w:val="14"/>
+          <w:lang w:val="en-US" w:eastAsia="ru-RU"/>
+        </w:rPr>
+        <w:t>[</w:t>
       </w:r>
       <w:proofErr w:type="gramEnd"/>
       <w:r>
@@ -11101,7 +12682,27 @@
           <w:szCs w:val="14"/>
           <w:lang w:val="en-US" w:eastAsia="ru-RU"/>
         </w:rPr>
-        <w:t>] = "$key = '$escapedValue'";</w:t>
+        <w:t>] = "$key = '$</w:t>
+      </w:r>
+      <w:proofErr w:type="spellStart"/>
+      <w:r>
+        <w:rPr>
+          <w:rFonts w:ascii="Times New Roman" w:hAnsi="Times New Roman"/>
+          <w:sz w:val="14"/>
+          <w:szCs w:val="14"/>
+          <w:lang w:val="en-US" w:eastAsia="ru-RU"/>
+        </w:rPr>
+        <w:t>escapedValue</w:t>
+      </w:r>
+      <w:proofErr w:type="spellEnd"/>
+      <w:r>
+        <w:rPr>
+          <w:rFonts w:ascii="Times New Roman" w:hAnsi="Times New Roman"/>
+          <w:sz w:val="14"/>
+          <w:szCs w:val="14"/>
+          <w:lang w:val="en-US" w:eastAsia="ru-RU"/>
+        </w:rPr>
+        <w:t>'";</w:t>
       </w:r>
     </w:p>
     <w:p>
@@ -11143,7 +12744,27 @@
           <w:szCs w:val="14"/>
           <w:lang w:val="en-US" w:eastAsia="ru-RU"/>
         </w:rPr>
-        <w:t xml:space="preserve">        $propValues = </w:t>
+        <w:t>        $</w:t>
+      </w:r>
+      <w:proofErr w:type="spellStart"/>
+      <w:r>
+        <w:rPr>
+          <w:rFonts w:ascii="Times New Roman" w:hAnsi="Times New Roman"/>
+          <w:sz w:val="14"/>
+          <w:szCs w:val="14"/>
+          <w:lang w:val="en-US" w:eastAsia="ru-RU"/>
+        </w:rPr>
+        <w:t>propValues</w:t>
+      </w:r>
+      <w:proofErr w:type="spellEnd"/>
+      <w:r>
+        <w:rPr>
+          <w:rFonts w:ascii="Times New Roman" w:hAnsi="Times New Roman"/>
+          <w:sz w:val="14"/>
+          <w:szCs w:val="14"/>
+          <w:lang w:val="en-US" w:eastAsia="ru-RU"/>
+        </w:rPr>
+        <w:t xml:space="preserve"> = </w:t>
       </w:r>
       <w:proofErr w:type="gramStart"/>
       <w:r>
@@ -11163,7 +12784,27 @@
           <w:szCs w:val="14"/>
           <w:lang w:val="en-US" w:eastAsia="ru-RU"/>
         </w:rPr>
-        <w:t>', ', $propValuesArray);</w:t>
+        <w:t>', ', $</w:t>
+      </w:r>
+      <w:proofErr w:type="spellStart"/>
+      <w:r>
+        <w:rPr>
+          <w:rFonts w:ascii="Times New Roman" w:hAnsi="Times New Roman"/>
+          <w:sz w:val="14"/>
+          <w:szCs w:val="14"/>
+          <w:lang w:val="en-US" w:eastAsia="ru-RU"/>
+        </w:rPr>
+        <w:t>propValuesArray</w:t>
+      </w:r>
+      <w:proofErr w:type="spellEnd"/>
+      <w:r>
+        <w:rPr>
+          <w:rFonts w:ascii="Times New Roman" w:hAnsi="Times New Roman"/>
+          <w:sz w:val="14"/>
+          <w:szCs w:val="14"/>
+          <w:lang w:val="en-US" w:eastAsia="ru-RU"/>
+        </w:rPr>
+        <w:t>);</w:t>
       </w:r>
     </w:p>
     <w:p>
@@ -11184,7 +12825,27 @@
           <w:szCs w:val="14"/>
           <w:lang w:val="en-US" w:eastAsia="ru-RU"/>
         </w:rPr>
-        <w:t xml:space="preserve">        $sql = "UPDATE </w:t>
+        <w:t>        $</w:t>
+      </w:r>
+      <w:proofErr w:type="spellStart"/>
+      <w:r>
+        <w:rPr>
+          <w:rFonts w:ascii="Times New Roman" w:hAnsi="Times New Roman"/>
+          <w:sz w:val="14"/>
+          <w:szCs w:val="14"/>
+          <w:lang w:val="en-US" w:eastAsia="ru-RU"/>
+        </w:rPr>
+        <w:t>sql</w:t>
+      </w:r>
+      <w:proofErr w:type="spellEnd"/>
+      <w:r>
+        <w:rPr>
+          <w:rFonts w:ascii="Times New Roman" w:hAnsi="Times New Roman"/>
+          <w:sz w:val="14"/>
+          <w:szCs w:val="14"/>
+          <w:lang w:val="en-US" w:eastAsia="ru-RU"/>
+        </w:rPr>
+        <w:t xml:space="preserve"> = "UPDATE </w:t>
       </w:r>
       <w:proofErr w:type="gramStart"/>
       <w:r>
@@ -11206,6 +12867,7 @@
         </w:rPr>
         <w:t xml:space="preserve"> $this-&gt;</w:t>
       </w:r>
+      <w:proofErr w:type="spellStart"/>
       <w:proofErr w:type="gramStart"/>
       <w:r>
         <w:rPr>
@@ -11214,7 +12876,17 @@
           <w:szCs w:val="14"/>
           <w:lang w:val="en-US" w:eastAsia="ru-RU"/>
         </w:rPr>
-        <w:t>tableName .</w:t>
+        <w:t>tableName</w:t>
+      </w:r>
+      <w:proofErr w:type="spellEnd"/>
+      <w:r>
+        <w:rPr>
+          <w:rFonts w:ascii="Times New Roman" w:hAnsi="Times New Roman"/>
+          <w:sz w:val="14"/>
+          <w:szCs w:val="14"/>
+          <w:lang w:val="en-US" w:eastAsia="ru-RU"/>
+        </w:rPr>
+        <w:t xml:space="preserve"> .</w:t>
       </w:r>
       <w:proofErr w:type="gramEnd"/>
       <w:r>
@@ -11246,6 +12918,7 @@
         </w:rPr>
         <w:t xml:space="preserve"> $</w:t>
       </w:r>
+      <w:proofErr w:type="spellStart"/>
       <w:proofErr w:type="gramStart"/>
       <w:r>
         <w:rPr>
@@ -11254,7 +12927,17 @@
           <w:szCs w:val="14"/>
           <w:lang w:val="en-US" w:eastAsia="ru-RU"/>
         </w:rPr>
-        <w:t>propValues .</w:t>
+        <w:t>propValues</w:t>
+      </w:r>
+      <w:proofErr w:type="spellEnd"/>
+      <w:r>
+        <w:rPr>
+          <w:rFonts w:ascii="Times New Roman" w:hAnsi="Times New Roman"/>
+          <w:sz w:val="14"/>
+          <w:szCs w:val="14"/>
+          <w:lang w:val="en-US" w:eastAsia="ru-RU"/>
+        </w:rPr>
+        <w:t xml:space="preserve"> .</w:t>
       </w:r>
       <w:proofErr w:type="gramEnd"/>
       <w:r>
@@ -11305,7 +12988,47 @@
           <w:szCs w:val="14"/>
           <w:lang w:val="en-US" w:eastAsia="ru-RU"/>
         </w:rPr>
-        <w:t>        return $this-&gt;DB-&gt;querySQL($sql);</w:t>
+        <w:t>        return $this-&gt;DB-&gt;</w:t>
+      </w:r>
+      <w:proofErr w:type="spellStart"/>
+      <w:r>
+        <w:rPr>
+          <w:rFonts w:ascii="Times New Roman" w:hAnsi="Times New Roman"/>
+          <w:sz w:val="14"/>
+          <w:szCs w:val="14"/>
+          <w:lang w:val="en-US" w:eastAsia="ru-RU"/>
+        </w:rPr>
+        <w:t>querySQL</w:t>
+      </w:r>
+      <w:proofErr w:type="spellEnd"/>
+      <w:r>
+        <w:rPr>
+          <w:rFonts w:ascii="Times New Roman" w:hAnsi="Times New Roman"/>
+          <w:sz w:val="14"/>
+          <w:szCs w:val="14"/>
+          <w:lang w:val="en-US" w:eastAsia="ru-RU"/>
+        </w:rPr>
+        <w:t>($</w:t>
+      </w:r>
+      <w:proofErr w:type="spellStart"/>
+      <w:r>
+        <w:rPr>
+          <w:rFonts w:ascii="Times New Roman" w:hAnsi="Times New Roman"/>
+          <w:sz w:val="14"/>
+          <w:szCs w:val="14"/>
+          <w:lang w:val="en-US" w:eastAsia="ru-RU"/>
+        </w:rPr>
+        <w:t>sql</w:t>
+      </w:r>
+      <w:proofErr w:type="spellEnd"/>
+      <w:r>
+        <w:rPr>
+          <w:rFonts w:ascii="Times New Roman" w:hAnsi="Times New Roman"/>
+          <w:sz w:val="14"/>
+          <w:szCs w:val="14"/>
+          <w:lang w:val="en-US" w:eastAsia="ru-RU"/>
+        </w:rPr>
+        <w:t>);</w:t>
       </w:r>
     </w:p>
     <w:p>
@@ -11409,8 +13132,19 @@
           <w:szCs w:val="14"/>
           <w:lang w:val="en-US" w:eastAsia="ru-RU"/>
         </w:rPr>
-        <w:t>(!isset</w:t>
-      </w:r>
+        <w:t>(!</w:t>
+      </w:r>
+      <w:proofErr w:type="spellStart"/>
+      <w:r>
+        <w:rPr>
+          <w:rFonts w:ascii="Times New Roman" w:hAnsi="Times New Roman"/>
+          <w:sz w:val="14"/>
+          <w:szCs w:val="14"/>
+          <w:lang w:val="en-US" w:eastAsia="ru-RU"/>
+        </w:rPr>
+        <w:t>isset</w:t>
+      </w:r>
+      <w:proofErr w:type="spellEnd"/>
       <w:proofErr w:type="gramEnd"/>
       <w:r>
         <w:rPr>
@@ -11453,6 +13187,7 @@
         </w:rPr>
         <w:t>            throw new \</w:t>
       </w:r>
+      <w:proofErr w:type="spellStart"/>
       <w:proofErr w:type="gramStart"/>
       <w:r>
         <w:rPr>
@@ -11461,7 +13196,17 @@
           <w:szCs w:val="14"/>
           <w:lang w:val="en-US" w:eastAsia="ru-RU"/>
         </w:rPr>
-        <w:t>InvalidArgumentException(</w:t>
+        <w:t>InvalidArgumentException</w:t>
+      </w:r>
+      <w:proofErr w:type="spellEnd"/>
+      <w:r>
+        <w:rPr>
+          <w:rFonts w:ascii="Times New Roman" w:hAnsi="Times New Roman"/>
+          <w:sz w:val="14"/>
+          <w:szCs w:val="14"/>
+          <w:lang w:val="en-US" w:eastAsia="ru-RU"/>
+        </w:rPr>
+        <w:t>(</w:t>
       </w:r>
       <w:proofErr w:type="gramEnd"/>
       <w:r>
@@ -11567,7 +13312,27 @@
           <w:szCs w:val="14"/>
           <w:lang w:val="en-US" w:eastAsia="ru-RU"/>
         </w:rPr>
-        <w:t xml:space="preserve">        $sql = "DELETE FROM </w:t>
+        <w:t>        $</w:t>
+      </w:r>
+      <w:proofErr w:type="spellStart"/>
+      <w:r>
+        <w:rPr>
+          <w:rFonts w:ascii="Times New Roman" w:hAnsi="Times New Roman"/>
+          <w:sz w:val="14"/>
+          <w:szCs w:val="14"/>
+          <w:lang w:val="en-US" w:eastAsia="ru-RU"/>
+        </w:rPr>
+        <w:t>sql</w:t>
+      </w:r>
+      <w:proofErr w:type="spellEnd"/>
+      <w:r>
+        <w:rPr>
+          <w:rFonts w:ascii="Times New Roman" w:hAnsi="Times New Roman"/>
+          <w:sz w:val="14"/>
+          <w:szCs w:val="14"/>
+          <w:lang w:val="en-US" w:eastAsia="ru-RU"/>
+        </w:rPr>
+        <w:t xml:space="preserve"> = "DELETE FROM </w:t>
       </w:r>
       <w:proofErr w:type="gramStart"/>
       <w:r>
@@ -11589,6 +13354,7 @@
         </w:rPr>
         <w:t xml:space="preserve"> $this-&gt;</w:t>
       </w:r>
+      <w:proofErr w:type="spellStart"/>
       <w:proofErr w:type="gramStart"/>
       <w:r>
         <w:rPr>
@@ -11597,7 +13363,17 @@
           <w:szCs w:val="14"/>
           <w:lang w:val="en-US" w:eastAsia="ru-RU"/>
         </w:rPr>
-        <w:t>tableName .</w:t>
+        <w:t>tableName</w:t>
+      </w:r>
+      <w:proofErr w:type="spellEnd"/>
+      <w:r>
+        <w:rPr>
+          <w:rFonts w:ascii="Times New Roman" w:hAnsi="Times New Roman"/>
+          <w:sz w:val="14"/>
+          <w:szCs w:val="14"/>
+          <w:lang w:val="en-US" w:eastAsia="ru-RU"/>
+        </w:rPr>
+        <w:t xml:space="preserve"> .</w:t>
       </w:r>
       <w:proofErr w:type="gramEnd"/>
       <w:r>
@@ -11648,7 +13424,47 @@
           <w:szCs w:val="14"/>
           <w:lang w:val="en-US" w:eastAsia="ru-RU"/>
         </w:rPr>
-        <w:t>        return (bool)$this-&gt;DB-&gt;querySQL($sql);</w:t>
+        <w:t>        return (bool)$this-&gt;DB-&gt;</w:t>
+      </w:r>
+      <w:proofErr w:type="spellStart"/>
+      <w:r>
+        <w:rPr>
+          <w:rFonts w:ascii="Times New Roman" w:hAnsi="Times New Roman"/>
+          <w:sz w:val="14"/>
+          <w:szCs w:val="14"/>
+          <w:lang w:val="en-US" w:eastAsia="ru-RU"/>
+        </w:rPr>
+        <w:t>querySQL</w:t>
+      </w:r>
+      <w:proofErr w:type="spellEnd"/>
+      <w:r>
+        <w:rPr>
+          <w:rFonts w:ascii="Times New Roman" w:hAnsi="Times New Roman"/>
+          <w:sz w:val="14"/>
+          <w:szCs w:val="14"/>
+          <w:lang w:val="en-US" w:eastAsia="ru-RU"/>
+        </w:rPr>
+        <w:t>($</w:t>
+      </w:r>
+      <w:proofErr w:type="spellStart"/>
+      <w:r>
+        <w:rPr>
+          <w:rFonts w:ascii="Times New Roman" w:hAnsi="Times New Roman"/>
+          <w:sz w:val="14"/>
+          <w:szCs w:val="14"/>
+          <w:lang w:val="en-US" w:eastAsia="ru-RU"/>
+        </w:rPr>
+        <w:t>sql</w:t>
+      </w:r>
+      <w:proofErr w:type="spellEnd"/>
+      <w:r>
+        <w:rPr>
+          <w:rFonts w:ascii="Times New Roman" w:hAnsi="Times New Roman"/>
+          <w:sz w:val="14"/>
+          <w:szCs w:val="14"/>
+          <w:lang w:val="en-US" w:eastAsia="ru-RU"/>
+        </w:rPr>
+        <w:t>);</w:t>
       </w:r>
     </w:p>
     <w:p>
@@ -11692,6 +13508,7 @@
         </w:rPr>
         <w:t xml:space="preserve">    protected function </w:t>
       </w:r>
+      <w:proofErr w:type="spellStart"/>
       <w:proofErr w:type="gramStart"/>
       <w:r>
         <w:rPr>
@@ -11700,7 +13517,17 @@
           <w:szCs w:val="14"/>
           <w:lang w:val="en-US" w:eastAsia="ru-RU"/>
         </w:rPr>
-        <w:t>sanitizeColumnName(</w:t>
+        <w:t>sanitizeColumnName</w:t>
+      </w:r>
+      <w:proofErr w:type="spellEnd"/>
+      <w:r>
+        <w:rPr>
+          <w:rFonts w:ascii="Times New Roman" w:hAnsi="Times New Roman"/>
+          <w:sz w:val="14"/>
+          <w:szCs w:val="14"/>
+          <w:lang w:val="en-US" w:eastAsia="ru-RU"/>
+        </w:rPr>
+        <w:t>(</w:t>
       </w:r>
       <w:proofErr w:type="gramEnd"/>
       <w:r>
@@ -11710,7 +13537,27 @@
           <w:szCs w:val="14"/>
           <w:lang w:val="en-US" w:eastAsia="ru-RU"/>
         </w:rPr>
-        <w:t xml:space="preserve">string $columnName): </w:t>
+        <w:t>string $</w:t>
+      </w:r>
+      <w:proofErr w:type="spellStart"/>
+      <w:r>
+        <w:rPr>
+          <w:rFonts w:ascii="Times New Roman" w:hAnsi="Times New Roman"/>
+          <w:sz w:val="14"/>
+          <w:szCs w:val="14"/>
+          <w:lang w:val="en-US" w:eastAsia="ru-RU"/>
+        </w:rPr>
+        <w:t>columnName</w:t>
+      </w:r>
+      <w:proofErr w:type="spellEnd"/>
+      <w:r>
+        <w:rPr>
+          <w:rFonts w:ascii="Times New Roman" w:hAnsi="Times New Roman"/>
+          <w:sz w:val="14"/>
+          <w:szCs w:val="14"/>
+          <w:lang w:val="en-US" w:eastAsia="ru-RU"/>
+        </w:rPr>
+        <w:t xml:space="preserve">): </w:t>
       </w:r>
       <w:proofErr w:type="gramStart"/>
       <w:r>
@@ -11752,7 +13599,17 @@
           <w:szCs w:val="14"/>
           <w:lang w:val="en-US" w:eastAsia="ru-RU"/>
         </w:rPr>
-        <w:t>(!preg</w:t>
+        <w:t>(!</w:t>
+      </w:r>
+      <w:proofErr w:type="spellStart"/>
+      <w:r>
+        <w:rPr>
+          <w:rFonts w:ascii="Times New Roman" w:hAnsi="Times New Roman"/>
+          <w:sz w:val="14"/>
+          <w:szCs w:val="14"/>
+          <w:lang w:val="en-US" w:eastAsia="ru-RU"/>
+        </w:rPr>
+        <w:t>preg</w:t>
       </w:r>
       <w:proofErr w:type="gramEnd"/>
       <w:r>
@@ -11762,7 +13619,37 @@
           <w:szCs w:val="14"/>
           <w:lang w:val="en-US" w:eastAsia="ru-RU"/>
         </w:rPr>
-        <w:t>_match('/^[a-zA-Z</w:t>
+        <w:t>_match</w:t>
+      </w:r>
+      <w:proofErr w:type="spellEnd"/>
+      <w:r>
+        <w:rPr>
+          <w:rFonts w:ascii="Times New Roman" w:hAnsi="Times New Roman"/>
+          <w:sz w:val="14"/>
+          <w:szCs w:val="14"/>
+          <w:lang w:val="en-US" w:eastAsia="ru-RU"/>
+        </w:rPr>
+        <w:t>('/^[a-</w:t>
+      </w:r>
+      <w:proofErr w:type="spellStart"/>
+      <w:r>
+        <w:rPr>
+          <w:rFonts w:ascii="Times New Roman" w:hAnsi="Times New Roman"/>
+          <w:sz w:val="14"/>
+          <w:szCs w:val="14"/>
+          <w:lang w:val="en-US" w:eastAsia="ru-RU"/>
+        </w:rPr>
+        <w:t>zA</w:t>
+      </w:r>
+      <w:proofErr w:type="spellEnd"/>
+      <w:r>
+        <w:rPr>
+          <w:rFonts w:ascii="Times New Roman" w:hAnsi="Times New Roman"/>
+          <w:sz w:val="14"/>
+          <w:szCs w:val="14"/>
+          <w:lang w:val="en-US" w:eastAsia="ru-RU"/>
+        </w:rPr>
+        <w:t>-Z</w:t>
       </w:r>
       <w:proofErr w:type="gramStart"/>
       <w:r>
@@ -11802,8 +13689,19 @@
           <w:szCs w:val="14"/>
           <w:lang w:val="en-US" w:eastAsia="ru-RU"/>
         </w:rPr>
-        <w:t>$/', $columnName</w:t>
-      </w:r>
+        <w:t>$/', $</w:t>
+      </w:r>
+      <w:proofErr w:type="spellStart"/>
+      <w:r>
+        <w:rPr>
+          <w:rFonts w:ascii="Times New Roman" w:hAnsi="Times New Roman"/>
+          <w:sz w:val="14"/>
+          <w:szCs w:val="14"/>
+          <w:lang w:val="en-US" w:eastAsia="ru-RU"/>
+        </w:rPr>
+        <w:t>columnName</w:t>
+      </w:r>
+      <w:proofErr w:type="spellEnd"/>
       <w:proofErr w:type="gramStart"/>
       <w:r>
         <w:rPr>
@@ -11836,6 +13734,7 @@
         </w:rPr>
         <w:t>            throw new \</w:t>
       </w:r>
+      <w:proofErr w:type="spellStart"/>
       <w:proofErr w:type="gramStart"/>
       <w:r>
         <w:rPr>
@@ -11844,7 +13743,17 @@
           <w:szCs w:val="14"/>
           <w:lang w:val="en-US" w:eastAsia="ru-RU"/>
         </w:rPr>
-        <w:t>InvalidArgumentException(</w:t>
+        <w:t>InvalidArgumentException</w:t>
+      </w:r>
+      <w:proofErr w:type="spellEnd"/>
+      <w:r>
+        <w:rPr>
+          <w:rFonts w:ascii="Times New Roman" w:hAnsi="Times New Roman"/>
+          <w:sz w:val="14"/>
+          <w:szCs w:val="14"/>
+          <w:lang w:val="en-US" w:eastAsia="ru-RU"/>
+        </w:rPr>
+        <w:t>(</w:t>
       </w:r>
       <w:proofErr w:type="gramEnd"/>
       <w:r>
@@ -11959,7 +13868,27 @@
           <w:szCs w:val="14"/>
           <w:lang w:val="en-US" w:eastAsia="ru-RU"/>
         </w:rPr>
-        <w:t>        return $columnName;</w:t>
+        <w:t>        return $</w:t>
+      </w:r>
+      <w:proofErr w:type="spellStart"/>
+      <w:r>
+        <w:rPr>
+          <w:rFonts w:ascii="Times New Roman" w:hAnsi="Times New Roman"/>
+          <w:sz w:val="14"/>
+          <w:szCs w:val="14"/>
+          <w:lang w:val="en-US" w:eastAsia="ru-RU"/>
+        </w:rPr>
+        <w:t>columnName</w:t>
+      </w:r>
+      <w:proofErr w:type="spellEnd"/>
+      <w:r>
+        <w:rPr>
+          <w:rFonts w:ascii="Times New Roman" w:hAnsi="Times New Roman"/>
+          <w:sz w:val="14"/>
+          <w:szCs w:val="14"/>
+          <w:lang w:val="en-US" w:eastAsia="ru-RU"/>
+        </w:rPr>
+        <w:t>;</w:t>
       </w:r>
     </w:p>
     <w:p>
@@ -12045,6 +13974,7 @@
         </w:rPr>
         <w:t xml:space="preserve"> </w:t>
       </w:r>
+      <w:proofErr w:type="spellStart"/>
       <w:r>
         <w:rPr>
           <w:rFonts w:ascii="Times New Roman" w:hAnsi="Times New Roman"/>
@@ -12056,6 +13986,7 @@
         </w:rPr>
         <w:t>Feedback.php</w:t>
       </w:r>
+      <w:proofErr w:type="spellEnd"/>
       <w:r>
         <w:rPr>
           <w:rFonts w:ascii="Times New Roman" w:hAnsi="Times New Roman"/>
@@ -12084,8 +14015,19 @@
           <w:szCs w:val="18"/>
           <w:lang w:val="en-US" w:eastAsia="ru-RU"/>
         </w:rPr>
-        <w:t>&lt;?php</w:t>
-      </w:r>
+        <w:t>&lt;?</w:t>
+      </w:r>
+      <w:proofErr w:type="spellStart"/>
+      <w:r>
+        <w:rPr>
+          <w:rFonts w:ascii="Times New Roman" w:hAnsi="Times New Roman"/>
+          <w:sz w:val="18"/>
+          <w:szCs w:val="18"/>
+          <w:lang w:val="en-US" w:eastAsia="ru-RU"/>
+        </w:rPr>
+        <w:t>php</w:t>
+      </w:r>
+      <w:proofErr w:type="spellEnd"/>
     </w:p>
     <w:p>
       <w:pPr>
@@ -12105,7 +14047,27 @@
           <w:szCs w:val="18"/>
           <w:lang w:val="en-US" w:eastAsia="ru-RU"/>
         </w:rPr>
-        <w:t>namespace src;</w:t>
+        <w:t xml:space="preserve">namespace </w:t>
+      </w:r>
+      <w:proofErr w:type="spellStart"/>
+      <w:r>
+        <w:rPr>
+          <w:rFonts w:ascii="Times New Roman" w:hAnsi="Times New Roman"/>
+          <w:sz w:val="18"/>
+          <w:szCs w:val="18"/>
+          <w:lang w:val="en-US" w:eastAsia="ru-RU"/>
+        </w:rPr>
+        <w:t>src</w:t>
+      </w:r>
+      <w:proofErr w:type="spellEnd"/>
+      <w:r>
+        <w:rPr>
+          <w:rFonts w:ascii="Times New Roman" w:hAnsi="Times New Roman"/>
+          <w:sz w:val="18"/>
+          <w:szCs w:val="18"/>
+          <w:lang w:val="en-US" w:eastAsia="ru-RU"/>
+        </w:rPr>
+        <w:t>;</w:t>
       </w:r>
     </w:p>
     <w:p>
@@ -12126,7 +14088,47 @@
           <w:szCs w:val="18"/>
           <w:lang w:val="en-US" w:eastAsia="ru-RU"/>
         </w:rPr>
-        <w:t>use src\exceptions\InvalidArgumentException;</w:t>
+        <w:t xml:space="preserve">use </w:t>
+      </w:r>
+      <w:proofErr w:type="spellStart"/>
+      <w:r>
+        <w:rPr>
+          <w:rFonts w:ascii="Times New Roman" w:hAnsi="Times New Roman"/>
+          <w:sz w:val="18"/>
+          <w:szCs w:val="18"/>
+          <w:lang w:val="en-US" w:eastAsia="ru-RU"/>
+        </w:rPr>
+        <w:t>src</w:t>
+      </w:r>
+      <w:proofErr w:type="spellEnd"/>
+      <w:r>
+        <w:rPr>
+          <w:rFonts w:ascii="Times New Roman" w:hAnsi="Times New Roman"/>
+          <w:sz w:val="18"/>
+          <w:szCs w:val="18"/>
+          <w:lang w:val="en-US" w:eastAsia="ru-RU"/>
+        </w:rPr>
+        <w:t>\exceptions\</w:t>
+      </w:r>
+      <w:proofErr w:type="spellStart"/>
+      <w:r>
+        <w:rPr>
+          <w:rFonts w:ascii="Times New Roman" w:hAnsi="Times New Roman"/>
+          <w:sz w:val="18"/>
+          <w:szCs w:val="18"/>
+          <w:lang w:val="en-US" w:eastAsia="ru-RU"/>
+        </w:rPr>
+        <w:t>InvalidArgumentException</w:t>
+      </w:r>
+      <w:proofErr w:type="spellEnd"/>
+      <w:r>
+        <w:rPr>
+          <w:rFonts w:ascii="Times New Roman" w:hAnsi="Times New Roman"/>
+          <w:sz w:val="18"/>
+          <w:szCs w:val="18"/>
+          <w:lang w:val="en-US" w:eastAsia="ru-RU"/>
+        </w:rPr>
+        <w:t>;</w:t>
       </w:r>
     </w:p>
     <w:p>
@@ -12189,7 +14191,27 @@
           <w:szCs w:val="18"/>
           <w:lang w:val="en-US" w:eastAsia="ru-RU"/>
         </w:rPr>
-        <w:t>    protected string $tableName = 'feedback';</w:t>
+        <w:t>    protected string $</w:t>
+      </w:r>
+      <w:proofErr w:type="spellStart"/>
+      <w:r>
+        <w:rPr>
+          <w:rFonts w:ascii="Times New Roman" w:hAnsi="Times New Roman"/>
+          <w:sz w:val="18"/>
+          <w:szCs w:val="18"/>
+          <w:lang w:val="en-US" w:eastAsia="ru-RU"/>
+        </w:rPr>
+        <w:t>tableName</w:t>
+      </w:r>
+      <w:proofErr w:type="spellEnd"/>
+      <w:r>
+        <w:rPr>
+          <w:rFonts w:ascii="Times New Roman" w:hAnsi="Times New Roman"/>
+          <w:sz w:val="18"/>
+          <w:szCs w:val="18"/>
+          <w:lang w:val="en-US" w:eastAsia="ru-RU"/>
+        </w:rPr>
+        <w:t xml:space="preserve"> = 'feedback';</w:t>
       </w:r>
     </w:p>
     <w:p>
@@ -12210,7 +14232,27 @@
           <w:szCs w:val="18"/>
           <w:lang w:val="en-US" w:eastAsia="ru-RU"/>
         </w:rPr>
-        <w:t>    protected string $fio = '';</w:t>
+        <w:t>    protected string $</w:t>
+      </w:r>
+      <w:proofErr w:type="spellStart"/>
+      <w:r>
+        <w:rPr>
+          <w:rFonts w:ascii="Times New Roman" w:hAnsi="Times New Roman"/>
+          <w:sz w:val="18"/>
+          <w:szCs w:val="18"/>
+          <w:lang w:val="en-US" w:eastAsia="ru-RU"/>
+        </w:rPr>
+        <w:t>fio</w:t>
+      </w:r>
+      <w:proofErr w:type="spellEnd"/>
+      <w:r>
+        <w:rPr>
+          <w:rFonts w:ascii="Times New Roman" w:hAnsi="Times New Roman"/>
+          <w:sz w:val="18"/>
+          <w:szCs w:val="18"/>
+          <w:lang w:val="en-US" w:eastAsia="ru-RU"/>
+        </w:rPr>
+        <w:t xml:space="preserve"> = '';</w:t>
       </w:r>
     </w:p>
     <w:p>
@@ -12313,7 +14355,47 @@
           <w:szCs w:val="18"/>
           <w:lang w:val="en-US" w:eastAsia="ru-RU"/>
         </w:rPr>
-        <w:t>    protected array|string $image_file = '';</w:t>
+        <w:t xml:space="preserve">    protected </w:t>
+      </w:r>
+      <w:proofErr w:type="spellStart"/>
+      <w:r>
+        <w:rPr>
+          <w:rFonts w:ascii="Times New Roman" w:hAnsi="Times New Roman"/>
+          <w:sz w:val="18"/>
+          <w:szCs w:val="18"/>
+          <w:lang w:val="en-US" w:eastAsia="ru-RU"/>
+        </w:rPr>
+        <w:t>array|string</w:t>
+      </w:r>
+      <w:proofErr w:type="spellEnd"/>
+      <w:r>
+        <w:rPr>
+          <w:rFonts w:ascii="Times New Roman" w:hAnsi="Times New Roman"/>
+          <w:sz w:val="18"/>
+          <w:szCs w:val="18"/>
+          <w:lang w:val="en-US" w:eastAsia="ru-RU"/>
+        </w:rPr>
+        <w:t xml:space="preserve"> $</w:t>
+      </w:r>
+      <w:proofErr w:type="spellStart"/>
+      <w:r>
+        <w:rPr>
+          <w:rFonts w:ascii="Times New Roman" w:hAnsi="Times New Roman"/>
+          <w:sz w:val="18"/>
+          <w:szCs w:val="18"/>
+          <w:lang w:val="en-US" w:eastAsia="ru-RU"/>
+        </w:rPr>
+        <w:t>image_file</w:t>
+      </w:r>
+      <w:proofErr w:type="spellEnd"/>
+      <w:r>
+        <w:rPr>
+          <w:rFonts w:ascii="Times New Roman" w:hAnsi="Times New Roman"/>
+          <w:sz w:val="18"/>
+          <w:szCs w:val="18"/>
+          <w:lang w:val="en-US" w:eastAsia="ru-RU"/>
+        </w:rPr>
+        <w:t xml:space="preserve"> = '';</w:t>
       </w:r>
     </w:p>
     <w:p>
@@ -12334,7 +14416,27 @@
           <w:szCs w:val="18"/>
           <w:lang w:val="en-US" w:eastAsia="ru-RU"/>
         </w:rPr>
-        <w:t xml:space="preserve">    protected string $create_at </w:t>
+        <w:t>    protected string $</w:t>
+      </w:r>
+      <w:proofErr w:type="spellStart"/>
+      <w:r>
+        <w:rPr>
+          <w:rFonts w:ascii="Times New Roman" w:hAnsi="Times New Roman"/>
+          <w:sz w:val="18"/>
+          <w:szCs w:val="18"/>
+          <w:lang w:val="en-US" w:eastAsia="ru-RU"/>
+        </w:rPr>
+        <w:t>create_at</w:t>
+      </w:r>
+      <w:proofErr w:type="spellEnd"/>
+      <w:r>
+        <w:rPr>
+          <w:rFonts w:ascii="Times New Roman" w:hAnsi="Times New Roman"/>
+          <w:sz w:val="18"/>
+          <w:szCs w:val="18"/>
+          <w:lang w:val="en-US" w:eastAsia="ru-RU"/>
+        </w:rPr>
+        <w:t xml:space="preserve"> </w:t>
       </w:r>
       <w:proofErr w:type="gramStart"/>
       <w:r>
@@ -12439,6 +14541,7 @@
         </w:rPr>
         <w:t xml:space="preserve">    public function </w:t>
       </w:r>
+      <w:proofErr w:type="spellStart"/>
       <w:proofErr w:type="gramStart"/>
       <w:r>
         <w:rPr>
@@ -12447,7 +14550,17 @@
           <w:szCs w:val="18"/>
           <w:lang w:val="en-US" w:eastAsia="ru-RU"/>
         </w:rPr>
-        <w:t>getFio(</w:t>
+        <w:t>getFio</w:t>
+      </w:r>
+      <w:proofErr w:type="spellEnd"/>
+      <w:r>
+        <w:rPr>
+          <w:rFonts w:ascii="Times New Roman" w:hAnsi="Times New Roman"/>
+          <w:sz w:val="18"/>
+          <w:szCs w:val="18"/>
+          <w:lang w:val="en-US" w:eastAsia="ru-RU"/>
+        </w:rPr>
+        <w:t>(</w:t>
       </w:r>
       <w:proofErr w:type="gramEnd"/>
       <w:r>
@@ -12500,7 +14613,27 @@
           <w:lang w:val="en-US" w:eastAsia="ru-RU"/>
         </w:rPr>
         <w:lastRenderedPageBreak/>
-        <w:t>        return $this-&gt;fio;</w:t>
+        <w:t>        return $this-&gt;</w:t>
+      </w:r>
+      <w:proofErr w:type="spellStart"/>
+      <w:r>
+        <w:rPr>
+          <w:rFonts w:ascii="Times New Roman" w:hAnsi="Times New Roman"/>
+          <w:sz w:val="18"/>
+          <w:szCs w:val="18"/>
+          <w:lang w:val="en-US" w:eastAsia="ru-RU"/>
+        </w:rPr>
+        <w:t>fio</w:t>
+      </w:r>
+      <w:proofErr w:type="spellEnd"/>
+      <w:r>
+        <w:rPr>
+          <w:rFonts w:ascii="Times New Roman" w:hAnsi="Times New Roman"/>
+          <w:sz w:val="18"/>
+          <w:szCs w:val="18"/>
+          <w:lang w:val="en-US" w:eastAsia="ru-RU"/>
+        </w:rPr>
+        <w:t>;</w:t>
       </w:r>
     </w:p>
     <w:p>
@@ -12544,6 +14677,7 @@
         </w:rPr>
         <w:t xml:space="preserve">    public function </w:t>
       </w:r>
+      <w:proofErr w:type="spellStart"/>
       <w:proofErr w:type="gramStart"/>
       <w:r>
         <w:rPr>
@@ -12552,7 +14686,17 @@
           <w:szCs w:val="18"/>
           <w:lang w:val="en-US" w:eastAsia="ru-RU"/>
         </w:rPr>
-        <w:t>loadFromForm(</w:t>
+        <w:t>loadFromForm</w:t>
+      </w:r>
+      <w:proofErr w:type="spellEnd"/>
+      <w:r>
+        <w:rPr>
+          <w:rFonts w:ascii="Times New Roman" w:hAnsi="Times New Roman"/>
+          <w:sz w:val="18"/>
+          <w:szCs w:val="18"/>
+          <w:lang w:val="en-US" w:eastAsia="ru-RU"/>
+        </w:rPr>
+        <w:t>(</w:t>
       </w:r>
       <w:proofErr w:type="gramEnd"/>
       <w:r>
@@ -12645,8 +14789,39 @@
           <w:szCs w:val="18"/>
           <w:lang w:val="en-US" w:eastAsia="ru-RU"/>
         </w:rPr>
-        <w:t>        $data['fio'] = $post['fio</w:t>
-      </w:r>
+        <w:t>        $data['</w:t>
+      </w:r>
+      <w:proofErr w:type="spellStart"/>
+      <w:r>
+        <w:rPr>
+          <w:rFonts w:ascii="Times New Roman" w:hAnsi="Times New Roman"/>
+          <w:sz w:val="18"/>
+          <w:szCs w:val="18"/>
+          <w:lang w:val="en-US" w:eastAsia="ru-RU"/>
+        </w:rPr>
+        <w:t>fio</w:t>
+      </w:r>
+      <w:proofErr w:type="spellEnd"/>
+      <w:r>
+        <w:rPr>
+          <w:rFonts w:ascii="Times New Roman" w:hAnsi="Times New Roman"/>
+          <w:sz w:val="18"/>
+          <w:szCs w:val="18"/>
+          <w:lang w:val="en-US" w:eastAsia="ru-RU"/>
+        </w:rPr>
+        <w:t>'] = $post['</w:t>
+      </w:r>
+      <w:proofErr w:type="spellStart"/>
+      <w:r>
+        <w:rPr>
+          <w:rFonts w:ascii="Times New Roman" w:hAnsi="Times New Roman"/>
+          <w:sz w:val="18"/>
+          <w:szCs w:val="18"/>
+          <w:lang w:val="en-US" w:eastAsia="ru-RU"/>
+        </w:rPr>
+        <w:t>fio</w:t>
+      </w:r>
+      <w:proofErr w:type="spellEnd"/>
       <w:proofErr w:type="gramStart"/>
       <w:r>
         <w:rPr>
@@ -12869,7 +15044,27 @@
           <w:szCs w:val="18"/>
           <w:lang w:val="en-US" w:eastAsia="ru-RU"/>
         </w:rPr>
-        <w:t>$file &amp;&amp; isset($file['error']) &amp;&amp; $file['error'] === UPLOAD_ERR_</w:t>
+        <w:t xml:space="preserve">$file &amp;&amp; </w:t>
+      </w:r>
+      <w:proofErr w:type="spellStart"/>
+      <w:r>
+        <w:rPr>
+          <w:rFonts w:ascii="Times New Roman" w:hAnsi="Times New Roman"/>
+          <w:sz w:val="18"/>
+          <w:szCs w:val="18"/>
+          <w:lang w:val="en-US" w:eastAsia="ru-RU"/>
+        </w:rPr>
+        <w:t>isset</w:t>
+      </w:r>
+      <w:proofErr w:type="spellEnd"/>
+      <w:r>
+        <w:rPr>
+          <w:rFonts w:ascii="Times New Roman" w:hAnsi="Times New Roman"/>
+          <w:sz w:val="18"/>
+          <w:szCs w:val="18"/>
+          <w:lang w:val="en-US" w:eastAsia="ru-RU"/>
+        </w:rPr>
+        <w:t>($file['error']) &amp;&amp; $file['error'] === UPLOAD_ERR_</w:t>
       </w:r>
       <w:proofErr w:type="gramStart"/>
       <w:r>
@@ -12901,7 +15096,27 @@
           <w:szCs w:val="18"/>
           <w:lang w:val="en-US" w:eastAsia="ru-RU"/>
         </w:rPr>
-        <w:t>            $data['image_file'] = $file;</w:t>
+        <w:t>            $data['</w:t>
+      </w:r>
+      <w:proofErr w:type="spellStart"/>
+      <w:r>
+        <w:rPr>
+          <w:rFonts w:ascii="Times New Roman" w:hAnsi="Times New Roman"/>
+          <w:sz w:val="18"/>
+          <w:szCs w:val="18"/>
+          <w:lang w:val="en-US" w:eastAsia="ru-RU"/>
+        </w:rPr>
+        <w:t>image_file</w:t>
+      </w:r>
+      <w:proofErr w:type="spellEnd"/>
+      <w:r>
+        <w:rPr>
+          <w:rFonts w:ascii="Times New Roman" w:hAnsi="Times New Roman"/>
+          <w:sz w:val="18"/>
+          <w:szCs w:val="18"/>
+          <w:lang w:val="en-US" w:eastAsia="ru-RU"/>
+        </w:rPr>
+        <w:t>'] = $file;</w:t>
       </w:r>
     </w:p>
     <w:p>
@@ -13047,7 +15262,37 @@
           <w:szCs w:val="18"/>
           <w:lang w:val="en-US" w:eastAsia="ru-RU"/>
         </w:rPr>
-        <w:t>        $this-&gt;fio = preg_</w:t>
+        <w:t>        $this-&gt;</w:t>
+      </w:r>
+      <w:proofErr w:type="spellStart"/>
+      <w:r>
+        <w:rPr>
+          <w:rFonts w:ascii="Times New Roman" w:hAnsi="Times New Roman"/>
+          <w:sz w:val="18"/>
+          <w:szCs w:val="18"/>
+          <w:lang w:val="en-US" w:eastAsia="ru-RU"/>
+        </w:rPr>
+        <w:t>fio</w:t>
+      </w:r>
+      <w:proofErr w:type="spellEnd"/>
+      <w:r>
+        <w:rPr>
+          <w:rFonts w:ascii="Times New Roman" w:hAnsi="Times New Roman"/>
+          <w:sz w:val="18"/>
+          <w:szCs w:val="18"/>
+          <w:lang w:val="en-US" w:eastAsia="ru-RU"/>
+        </w:rPr>
+        <w:t xml:space="preserve"> = </w:t>
+      </w:r>
+      <w:proofErr w:type="spellStart"/>
+      <w:r>
+        <w:rPr>
+          <w:rFonts w:ascii="Times New Roman" w:hAnsi="Times New Roman"/>
+          <w:sz w:val="18"/>
+          <w:szCs w:val="18"/>
+          <w:lang w:val="en-US" w:eastAsia="ru-RU"/>
+        </w:rPr>
+        <w:t>preg_</w:t>
       </w:r>
       <w:proofErr w:type="gramStart"/>
       <w:r>
@@ -13057,7 +15302,17 @@
           <w:szCs w:val="18"/>
           <w:lang w:val="en-US" w:eastAsia="ru-RU"/>
         </w:rPr>
-        <w:t>replace(</w:t>
+        <w:t>replace</w:t>
+      </w:r>
+      <w:proofErr w:type="spellEnd"/>
+      <w:r>
+        <w:rPr>
+          <w:rFonts w:ascii="Times New Roman" w:hAnsi="Times New Roman"/>
+          <w:sz w:val="18"/>
+          <w:szCs w:val="18"/>
+          <w:lang w:val="en-US" w:eastAsia="ru-RU"/>
+        </w:rPr>
+        <w:t>(</w:t>
       </w:r>
       <w:proofErr w:type="gramEnd"/>
       <w:r>
@@ -13087,7 +15342,27 @@
           <w:szCs w:val="18"/>
           <w:lang w:val="en-US" w:eastAsia="ru-RU"/>
         </w:rPr>
-        <w:t>+/u', ' ', trim($this-&gt;fio));</w:t>
+        <w:t>+/u', ' ', trim($this-&gt;</w:t>
+      </w:r>
+      <w:proofErr w:type="spellStart"/>
+      <w:r>
+        <w:rPr>
+          <w:rFonts w:ascii="Times New Roman" w:hAnsi="Times New Roman"/>
+          <w:sz w:val="18"/>
+          <w:szCs w:val="18"/>
+          <w:lang w:val="en-US" w:eastAsia="ru-RU"/>
+        </w:rPr>
+        <w:t>fio</w:t>
+      </w:r>
+      <w:proofErr w:type="spellEnd"/>
+      <w:r>
+        <w:rPr>
+          <w:rFonts w:ascii="Times New Roman" w:hAnsi="Times New Roman"/>
+          <w:sz w:val="18"/>
+          <w:szCs w:val="18"/>
+          <w:lang w:val="en-US" w:eastAsia="ru-RU"/>
+        </w:rPr>
+        <w:t>));</w:t>
       </w:r>
     </w:p>
     <w:p>
@@ -13108,8 +15383,19 @@
           <w:szCs w:val="18"/>
           <w:lang w:val="en-US" w:eastAsia="ru-RU"/>
         </w:rPr>
-        <w:t>        if(empty($this-&gt;fio</w:t>
-      </w:r>
+        <w:t>        if(empty($this-&gt;</w:t>
+      </w:r>
+      <w:proofErr w:type="spellStart"/>
+      <w:r>
+        <w:rPr>
+          <w:rFonts w:ascii="Times New Roman" w:hAnsi="Times New Roman"/>
+          <w:sz w:val="18"/>
+          <w:szCs w:val="18"/>
+          <w:lang w:val="en-US" w:eastAsia="ru-RU"/>
+        </w:rPr>
+        <w:t>fio</w:t>
+      </w:r>
+      <w:proofErr w:type="spellEnd"/>
       <w:proofErr w:type="gramStart"/>
       <w:r>
         <w:rPr>
@@ -13142,6 +15428,7 @@
         </w:rPr>
         <w:t xml:space="preserve">            throw new </w:t>
       </w:r>
+      <w:proofErr w:type="spellStart"/>
       <w:proofErr w:type="gramStart"/>
       <w:r>
         <w:rPr>
@@ -13150,7 +15437,17 @@
           <w:szCs w:val="18"/>
           <w:lang w:val="en-US" w:eastAsia="ru-RU"/>
         </w:rPr>
-        <w:t>InvalidArgumentException(</w:t>
+        <w:t>InvalidArgumentException</w:t>
+      </w:r>
+      <w:proofErr w:type="spellEnd"/>
+      <w:r>
+        <w:rPr>
+          <w:rFonts w:ascii="Times New Roman" w:hAnsi="Times New Roman"/>
+          <w:sz w:val="18"/>
+          <w:szCs w:val="18"/>
+          <w:lang w:val="en-US" w:eastAsia="ru-RU"/>
+        </w:rPr>
+        <w:t>(</w:t>
       </w:r>
       <w:proofErr w:type="gramEnd"/>
       <w:r>
@@ -13290,6 +15587,7 @@
         </w:rPr>
         <w:t xml:space="preserve">            throw new </w:t>
       </w:r>
+      <w:proofErr w:type="spellStart"/>
       <w:proofErr w:type="gramStart"/>
       <w:r>
         <w:rPr>
@@ -13298,7 +15596,17 @@
           <w:szCs w:val="18"/>
           <w:lang w:val="en-US" w:eastAsia="ru-RU"/>
         </w:rPr>
-        <w:t>InvalidArgumentException(</w:t>
+        <w:t>InvalidArgumentException</w:t>
+      </w:r>
+      <w:proofErr w:type="spellEnd"/>
+      <w:r>
+        <w:rPr>
+          <w:rFonts w:ascii="Times New Roman" w:hAnsi="Times New Roman"/>
+          <w:sz w:val="18"/>
+          <w:szCs w:val="18"/>
+          <w:lang w:val="en-US" w:eastAsia="ru-RU"/>
+        </w:rPr>
+        <w:t>(</w:t>
       </w:r>
       <w:proofErr w:type="gramEnd"/>
       <w:r>
@@ -13438,6 +15746,7 @@
         </w:rPr>
         <w:t xml:space="preserve">            throw new </w:t>
       </w:r>
+      <w:proofErr w:type="spellStart"/>
       <w:proofErr w:type="gramStart"/>
       <w:r>
         <w:rPr>
@@ -13446,7 +15755,17 @@
           <w:szCs w:val="18"/>
           <w:lang w:val="en-US" w:eastAsia="ru-RU"/>
         </w:rPr>
-        <w:t>InvalidArgumentException(</w:t>
+        <w:t>InvalidArgumentException</w:t>
+      </w:r>
+      <w:proofErr w:type="spellEnd"/>
+      <w:r>
+        <w:rPr>
+          <w:rFonts w:ascii="Times New Roman" w:hAnsi="Times New Roman"/>
+          <w:sz w:val="18"/>
+          <w:szCs w:val="18"/>
+          <w:lang w:val="en-US" w:eastAsia="ru-RU"/>
+        </w:rPr>
+        <w:t>(</w:t>
       </w:r>
       <w:proofErr w:type="gramEnd"/>
       <w:r>
@@ -13580,7 +15899,17 @@
           <w:szCs w:val="18"/>
           <w:lang w:val="en-US" w:eastAsia="ru-RU"/>
         </w:rPr>
-        <w:t>(!preg</w:t>
+        <w:t>(!</w:t>
+      </w:r>
+      <w:proofErr w:type="spellStart"/>
+      <w:r>
+        <w:rPr>
+          <w:rFonts w:ascii="Times New Roman" w:hAnsi="Times New Roman"/>
+          <w:sz w:val="18"/>
+          <w:szCs w:val="18"/>
+          <w:lang w:val="en-US" w:eastAsia="ru-RU"/>
+        </w:rPr>
+        <w:t>preg</w:t>
       </w:r>
       <w:proofErr w:type="gramEnd"/>
       <w:r>
@@ -13590,7 +15919,17 @@
           <w:szCs w:val="18"/>
           <w:lang w:val="en-US" w:eastAsia="ru-RU"/>
         </w:rPr>
-        <w:t>_match('/^[</w:t>
+        <w:t>_match</w:t>
+      </w:r>
+      <w:proofErr w:type="spellEnd"/>
+      <w:r>
+        <w:rPr>
+          <w:rFonts w:ascii="Times New Roman" w:hAnsi="Times New Roman"/>
+          <w:sz w:val="18"/>
+          <w:szCs w:val="18"/>
+          <w:lang w:val="en-US" w:eastAsia="ru-RU"/>
+        </w:rPr>
+        <w:t>('/^[</w:t>
       </w:r>
       <w:r>
         <w:rPr>
@@ -13610,6 +15949,7 @@
         </w:rPr>
         <w:t>-</w:t>
       </w:r>
+      <w:proofErr w:type="spellStart"/>
       <w:r>
         <w:rPr>
           <w:rFonts w:ascii="Times New Roman" w:hAnsi="Times New Roman"/>
@@ -13619,6 +15959,7 @@
         </w:rPr>
         <w:t>Яа</w:t>
       </w:r>
+      <w:proofErr w:type="spellEnd"/>
       <w:r>
         <w:rPr>
           <w:rFonts w:ascii="Times New Roman" w:hAnsi="Times New Roman"/>
@@ -13628,6 +15969,7 @@
         </w:rPr>
         <w:t>-</w:t>
       </w:r>
+      <w:proofErr w:type="spellStart"/>
       <w:r>
         <w:rPr>
           <w:rFonts w:ascii="Times New Roman" w:hAnsi="Times New Roman"/>
@@ -13637,6 +15979,7 @@
         </w:rPr>
         <w:t>яЁё</w:t>
       </w:r>
+      <w:proofErr w:type="spellEnd"/>
       <w:r>
         <w:rPr>
           <w:rFonts w:ascii="Times New Roman" w:hAnsi="Times New Roman"/>
@@ -13664,8 +16007,19 @@
           <w:szCs w:val="18"/>
           <w:lang w:val="en-US" w:eastAsia="ru-RU"/>
         </w:rPr>
-        <w:t>$/u', $this-&gt;fio</w:t>
-      </w:r>
+        <w:t>$/u', $this-&gt;</w:t>
+      </w:r>
+      <w:proofErr w:type="spellStart"/>
+      <w:r>
+        <w:rPr>
+          <w:rFonts w:ascii="Times New Roman" w:hAnsi="Times New Roman"/>
+          <w:sz w:val="18"/>
+          <w:szCs w:val="18"/>
+          <w:lang w:val="en-US" w:eastAsia="ru-RU"/>
+        </w:rPr>
+        <w:t>fio</w:t>
+      </w:r>
+      <w:proofErr w:type="spellEnd"/>
       <w:proofErr w:type="gramStart"/>
       <w:r>
         <w:rPr>
@@ -13698,6 +16052,7 @@
         </w:rPr>
         <w:t xml:space="preserve">            throw new </w:t>
       </w:r>
+      <w:proofErr w:type="spellStart"/>
       <w:proofErr w:type="gramStart"/>
       <w:r>
         <w:rPr>
@@ -13706,7 +16061,17 @@
           <w:szCs w:val="18"/>
           <w:lang w:val="en-US" w:eastAsia="ru-RU"/>
         </w:rPr>
-        <w:t>InvalidArgumentException(</w:t>
+        <w:t>InvalidArgumentException</w:t>
+      </w:r>
+      <w:proofErr w:type="spellEnd"/>
+      <w:r>
+        <w:rPr>
+          <w:rFonts w:ascii="Times New Roman" w:hAnsi="Times New Roman"/>
+          <w:sz w:val="18"/>
+          <w:szCs w:val="18"/>
+          <w:lang w:val="en-US" w:eastAsia="ru-RU"/>
+        </w:rPr>
+        <w:t>(</w:t>
       </w:r>
       <w:proofErr w:type="gramEnd"/>
       <w:r>
@@ -13850,7 +16215,27 @@
           <w:szCs w:val="18"/>
           <w:lang w:val="en-US" w:eastAsia="ru-RU"/>
         </w:rPr>
-        <w:t>' ', $this-&gt;fio);</w:t>
+        <w:t>' ', $this-&gt;</w:t>
+      </w:r>
+      <w:proofErr w:type="spellStart"/>
+      <w:r>
+        <w:rPr>
+          <w:rFonts w:ascii="Times New Roman" w:hAnsi="Times New Roman"/>
+          <w:sz w:val="18"/>
+          <w:szCs w:val="18"/>
+          <w:lang w:val="en-US" w:eastAsia="ru-RU"/>
+        </w:rPr>
+        <w:t>fio</w:t>
+      </w:r>
+      <w:proofErr w:type="spellEnd"/>
+      <w:r>
+        <w:rPr>
+          <w:rFonts w:ascii="Times New Roman" w:hAnsi="Times New Roman"/>
+          <w:sz w:val="18"/>
+          <w:szCs w:val="18"/>
+          <w:lang w:val="en-US" w:eastAsia="ru-RU"/>
+        </w:rPr>
+        <w:t>);</w:t>
       </w:r>
     </w:p>
     <w:p>
@@ -13905,6 +16290,7 @@
         </w:rPr>
         <w:t xml:space="preserve">            throw new </w:t>
       </w:r>
+      <w:proofErr w:type="spellStart"/>
       <w:proofErr w:type="gramStart"/>
       <w:r>
         <w:rPr>
@@ -13913,7 +16299,17 @@
           <w:szCs w:val="18"/>
           <w:lang w:val="en-US" w:eastAsia="ru-RU"/>
         </w:rPr>
-        <w:t>InvalidArgumentException(</w:t>
+        <w:t>InvalidArgumentException</w:t>
+      </w:r>
+      <w:proofErr w:type="spellEnd"/>
+      <w:r>
+        <w:rPr>
+          <w:rFonts w:ascii="Times New Roman" w:hAnsi="Times New Roman"/>
+          <w:sz w:val="18"/>
+          <w:szCs w:val="18"/>
+          <w:lang w:val="en-US" w:eastAsia="ru-RU"/>
+        </w:rPr>
+        <w:t>(</w:t>
       </w:r>
       <w:proofErr w:type="gramEnd"/>
       <w:r>
@@ -14047,7 +16443,17 @@
           <w:szCs w:val="18"/>
           <w:lang w:val="en-US" w:eastAsia="ru-RU"/>
         </w:rPr>
-        <w:t>(!preg</w:t>
+        <w:t>(!</w:t>
+      </w:r>
+      <w:proofErr w:type="spellStart"/>
+      <w:r>
+        <w:rPr>
+          <w:rFonts w:ascii="Times New Roman" w:hAnsi="Times New Roman"/>
+          <w:sz w:val="18"/>
+          <w:szCs w:val="18"/>
+          <w:lang w:val="en-US" w:eastAsia="ru-RU"/>
+        </w:rPr>
+        <w:t>preg</w:t>
       </w:r>
       <w:proofErr w:type="gramEnd"/>
       <w:r>
@@ -14057,7 +16463,17 @@
           <w:szCs w:val="18"/>
           <w:lang w:val="en-US" w:eastAsia="ru-RU"/>
         </w:rPr>
-        <w:t>_match('/^</w:t>
+        <w:t>_match</w:t>
+      </w:r>
+      <w:proofErr w:type="spellEnd"/>
+      <w:r>
+        <w:rPr>
+          <w:rFonts w:ascii="Times New Roman" w:hAnsi="Times New Roman"/>
+          <w:sz w:val="18"/>
+          <w:szCs w:val="18"/>
+          <w:lang w:val="en-US" w:eastAsia="ru-RU"/>
+        </w:rPr>
+        <w:t>('/^</w:t>
       </w:r>
       <w:r>
         <w:rPr>
@@ -14255,6 +16671,7 @@
         </w:rPr>
         <w:t xml:space="preserve">            throw new </w:t>
       </w:r>
+      <w:proofErr w:type="spellStart"/>
       <w:proofErr w:type="gramStart"/>
       <w:r>
         <w:rPr>
@@ -14263,7 +16680,17 @@
           <w:szCs w:val="18"/>
           <w:lang w:val="en-US" w:eastAsia="ru-RU"/>
         </w:rPr>
-        <w:t>InvalidArgumentException(</w:t>
+        <w:t>InvalidArgumentException</w:t>
+      </w:r>
+      <w:proofErr w:type="spellEnd"/>
+      <w:r>
+        <w:rPr>
+          <w:rFonts w:ascii="Times New Roman" w:hAnsi="Times New Roman"/>
+          <w:sz w:val="18"/>
+          <w:szCs w:val="18"/>
+          <w:lang w:val="en-US" w:eastAsia="ru-RU"/>
+        </w:rPr>
+        <w:t>(</w:t>
       </w:r>
       <w:proofErr w:type="gramEnd"/>
       <w:r>
@@ -14334,7 +16761,27 @@
           <w:szCs w:val="18"/>
           <w:lang w:val="en-US" w:eastAsia="ru-RU"/>
         </w:rPr>
-        <w:t>        if(empty($this-&gt;image_file) |</w:t>
+        <w:t>        if(empty($this-&gt;</w:t>
+      </w:r>
+      <w:proofErr w:type="spellStart"/>
+      <w:r>
+        <w:rPr>
+          <w:rFonts w:ascii="Times New Roman" w:hAnsi="Times New Roman"/>
+          <w:sz w:val="18"/>
+          <w:szCs w:val="18"/>
+          <w:lang w:val="en-US" w:eastAsia="ru-RU"/>
+        </w:rPr>
+        <w:t>image_file</w:t>
+      </w:r>
+      <w:proofErr w:type="spellEnd"/>
+      <w:r>
+        <w:rPr>
+          <w:rFonts w:ascii="Times New Roman" w:hAnsi="Times New Roman"/>
+          <w:sz w:val="18"/>
+          <w:szCs w:val="18"/>
+          <w:lang w:val="en-US" w:eastAsia="ru-RU"/>
+        </w:rPr>
+        <w:t>) |</w:t>
       </w:r>
       <w:proofErr w:type="gramStart"/>
       <w:r>
@@ -14344,7 +16791,17 @@
           <w:szCs w:val="18"/>
           <w:lang w:val="en-US" w:eastAsia="ru-RU"/>
         </w:rPr>
-        <w:t>| !is</w:t>
+        <w:t>| !</w:t>
+      </w:r>
+      <w:proofErr w:type="spellStart"/>
+      <w:r>
+        <w:rPr>
+          <w:rFonts w:ascii="Times New Roman" w:hAnsi="Times New Roman"/>
+          <w:sz w:val="18"/>
+          <w:szCs w:val="18"/>
+          <w:lang w:val="en-US" w:eastAsia="ru-RU"/>
+        </w:rPr>
+        <w:t>is</w:t>
       </w:r>
       <w:proofErr w:type="gramEnd"/>
       <w:r>
@@ -14354,8 +16811,29 @@
           <w:szCs w:val="18"/>
           <w:lang w:val="en-US" w:eastAsia="ru-RU"/>
         </w:rPr>
-        <w:t>_array($this-&gt;image_file</w:t>
-      </w:r>
+        <w:t>_array</w:t>
+      </w:r>
+      <w:proofErr w:type="spellEnd"/>
+      <w:r>
+        <w:rPr>
+          <w:rFonts w:ascii="Times New Roman" w:hAnsi="Times New Roman"/>
+          <w:sz w:val="18"/>
+          <w:szCs w:val="18"/>
+          <w:lang w:val="en-US" w:eastAsia="ru-RU"/>
+        </w:rPr>
+        <w:t>($this-&gt;</w:t>
+      </w:r>
+      <w:proofErr w:type="spellStart"/>
+      <w:r>
+        <w:rPr>
+          <w:rFonts w:ascii="Times New Roman" w:hAnsi="Times New Roman"/>
+          <w:sz w:val="18"/>
+          <w:szCs w:val="18"/>
+          <w:lang w:val="en-US" w:eastAsia="ru-RU"/>
+        </w:rPr>
+        <w:t>image_file</w:t>
+      </w:r>
+      <w:proofErr w:type="spellEnd"/>
       <w:proofErr w:type="gramStart"/>
       <w:r>
         <w:rPr>
@@ -14388,6 +16866,7 @@
         </w:rPr>
         <w:t xml:space="preserve">            throw new </w:t>
       </w:r>
+      <w:proofErr w:type="spellStart"/>
       <w:proofErr w:type="gramStart"/>
       <w:r>
         <w:rPr>
@@ -14396,7 +16875,17 @@
           <w:szCs w:val="18"/>
           <w:lang w:val="en-US" w:eastAsia="ru-RU"/>
         </w:rPr>
-        <w:t>InvalidArgumentException(</w:t>
+        <w:t>InvalidArgumentException</w:t>
+      </w:r>
+      <w:proofErr w:type="spellEnd"/>
+      <w:r>
+        <w:rPr>
+          <w:rFonts w:ascii="Times New Roman" w:hAnsi="Times New Roman"/>
+          <w:sz w:val="18"/>
+          <w:szCs w:val="18"/>
+          <w:lang w:val="en-US" w:eastAsia="ru-RU"/>
+        </w:rPr>
+        <w:t>(</w:t>
       </w:r>
       <w:proofErr w:type="gramEnd"/>
       <w:r>
@@ -14502,7 +16991,47 @@
           <w:szCs w:val="18"/>
           <w:lang w:val="en-US" w:eastAsia="ru-RU"/>
         </w:rPr>
-        <w:t>        $allowedExtensions = ['jpg', 'jpeg', 'png', 'gif'];</w:t>
+        <w:t>        $</w:t>
+      </w:r>
+      <w:proofErr w:type="spellStart"/>
+      <w:r>
+        <w:rPr>
+          <w:rFonts w:ascii="Times New Roman" w:hAnsi="Times New Roman"/>
+          <w:sz w:val="18"/>
+          <w:szCs w:val="18"/>
+          <w:lang w:val="en-US" w:eastAsia="ru-RU"/>
+        </w:rPr>
+        <w:t>allowedExtensions</w:t>
+      </w:r>
+      <w:proofErr w:type="spellEnd"/>
+      <w:r>
+        <w:rPr>
+          <w:rFonts w:ascii="Times New Roman" w:hAnsi="Times New Roman"/>
+          <w:sz w:val="18"/>
+          <w:szCs w:val="18"/>
+          <w:lang w:val="en-US" w:eastAsia="ru-RU"/>
+        </w:rPr>
+        <w:t xml:space="preserve"> = ['jpg', 'jpeg', '</w:t>
+      </w:r>
+      <w:proofErr w:type="spellStart"/>
+      <w:r>
+        <w:rPr>
+          <w:rFonts w:ascii="Times New Roman" w:hAnsi="Times New Roman"/>
+          <w:sz w:val="18"/>
+          <w:szCs w:val="18"/>
+          <w:lang w:val="en-US" w:eastAsia="ru-RU"/>
+        </w:rPr>
+        <w:t>png</w:t>
+      </w:r>
+      <w:proofErr w:type="spellEnd"/>
+      <w:r>
+        <w:rPr>
+          <w:rFonts w:ascii="Times New Roman" w:hAnsi="Times New Roman"/>
+          <w:sz w:val="18"/>
+          <w:szCs w:val="18"/>
+          <w:lang w:val="en-US" w:eastAsia="ru-RU"/>
+        </w:rPr>
+        <w:t>', 'gif'];</w:t>
       </w:r>
     </w:p>
     <w:p>
@@ -14523,7 +17052,67 @@
           <w:szCs w:val="18"/>
           <w:lang w:val="en-US" w:eastAsia="ru-RU"/>
         </w:rPr>
-        <w:t>        $extension = strtolower(pathinfo($this-&gt;image_file['name'], PATHINFO_EXTENSION));</w:t>
+        <w:t xml:space="preserve">        $extension = </w:t>
+      </w:r>
+      <w:proofErr w:type="spellStart"/>
+      <w:r>
+        <w:rPr>
+          <w:rFonts w:ascii="Times New Roman" w:hAnsi="Times New Roman"/>
+          <w:sz w:val="18"/>
+          <w:szCs w:val="18"/>
+          <w:lang w:val="en-US" w:eastAsia="ru-RU"/>
+        </w:rPr>
+        <w:t>strtolower</w:t>
+      </w:r>
+      <w:proofErr w:type="spellEnd"/>
+      <w:r>
+        <w:rPr>
+          <w:rFonts w:ascii="Times New Roman" w:hAnsi="Times New Roman"/>
+          <w:sz w:val="18"/>
+          <w:szCs w:val="18"/>
+          <w:lang w:val="en-US" w:eastAsia="ru-RU"/>
+        </w:rPr>
+        <w:t>(</w:t>
+      </w:r>
+      <w:proofErr w:type="spellStart"/>
+      <w:r>
+        <w:rPr>
+          <w:rFonts w:ascii="Times New Roman" w:hAnsi="Times New Roman"/>
+          <w:sz w:val="18"/>
+          <w:szCs w:val="18"/>
+          <w:lang w:val="en-US" w:eastAsia="ru-RU"/>
+        </w:rPr>
+        <w:t>pathinfo</w:t>
+      </w:r>
+      <w:proofErr w:type="spellEnd"/>
+      <w:r>
+        <w:rPr>
+          <w:rFonts w:ascii="Times New Roman" w:hAnsi="Times New Roman"/>
+          <w:sz w:val="18"/>
+          <w:szCs w:val="18"/>
+          <w:lang w:val="en-US" w:eastAsia="ru-RU"/>
+        </w:rPr>
+        <w:t>($this-&gt;</w:t>
+      </w:r>
+      <w:proofErr w:type="spellStart"/>
+      <w:r>
+        <w:rPr>
+          <w:rFonts w:ascii="Times New Roman" w:hAnsi="Times New Roman"/>
+          <w:sz w:val="18"/>
+          <w:szCs w:val="18"/>
+          <w:lang w:val="en-US" w:eastAsia="ru-RU"/>
+        </w:rPr>
+        <w:t>image_file</w:t>
+      </w:r>
+      <w:proofErr w:type="spellEnd"/>
+      <w:r>
+        <w:rPr>
+          <w:rFonts w:ascii="Times New Roman" w:hAnsi="Times New Roman"/>
+          <w:sz w:val="18"/>
+          <w:szCs w:val="18"/>
+          <w:lang w:val="en-US" w:eastAsia="ru-RU"/>
+        </w:rPr>
+        <w:t>['name'], PATHINFO_EXTENSION));</w:t>
       </w:r>
     </w:p>
     <w:p>
@@ -14564,7 +17153,17 @@
           <w:szCs w:val="18"/>
           <w:lang w:val="en-US" w:eastAsia="ru-RU"/>
         </w:rPr>
-        <w:t>!in_</w:t>
+        <w:t>!</w:t>
+      </w:r>
+      <w:proofErr w:type="spellStart"/>
+      <w:r>
+        <w:rPr>
+          <w:rFonts w:ascii="Times New Roman" w:hAnsi="Times New Roman"/>
+          <w:sz w:val="18"/>
+          <w:szCs w:val="18"/>
+          <w:lang w:val="en-US" w:eastAsia="ru-RU"/>
+        </w:rPr>
+        <w:t>in_</w:t>
       </w:r>
       <w:proofErr w:type="gramStart"/>
       <w:r>
@@ -14574,7 +17173,17 @@
           <w:szCs w:val="18"/>
           <w:lang w:val="en-US" w:eastAsia="ru-RU"/>
         </w:rPr>
-        <w:t>array(</w:t>
+        <w:t>array</w:t>
+      </w:r>
+      <w:proofErr w:type="spellEnd"/>
+      <w:r>
+        <w:rPr>
+          <w:rFonts w:ascii="Times New Roman" w:hAnsi="Times New Roman"/>
+          <w:sz w:val="18"/>
+          <w:szCs w:val="18"/>
+          <w:lang w:val="en-US" w:eastAsia="ru-RU"/>
+        </w:rPr>
+        <w:t>(</w:t>
       </w:r>
       <w:proofErr w:type="gramEnd"/>
       <w:r>
@@ -14584,7 +17193,27 @@
           <w:szCs w:val="18"/>
           <w:lang w:val="en-US" w:eastAsia="ru-RU"/>
         </w:rPr>
-        <w:t>$extension, $allowedExtensions, true</w:t>
+        <w:t>$extension, $</w:t>
+      </w:r>
+      <w:proofErr w:type="spellStart"/>
+      <w:r>
+        <w:rPr>
+          <w:rFonts w:ascii="Times New Roman" w:hAnsi="Times New Roman"/>
+          <w:sz w:val="18"/>
+          <w:szCs w:val="18"/>
+          <w:lang w:val="en-US" w:eastAsia="ru-RU"/>
+        </w:rPr>
+        <w:t>allowedExtensions</w:t>
+      </w:r>
+      <w:proofErr w:type="spellEnd"/>
+      <w:r>
+        <w:rPr>
+          <w:rFonts w:ascii="Times New Roman" w:hAnsi="Times New Roman"/>
+          <w:sz w:val="18"/>
+          <w:szCs w:val="18"/>
+          <w:lang w:val="en-US" w:eastAsia="ru-RU"/>
+        </w:rPr>
+        <w:t>, true</w:t>
       </w:r>
       <w:proofErr w:type="gramStart"/>
       <w:r>
@@ -14618,6 +17247,7 @@
         </w:rPr>
         <w:t xml:space="preserve">            throw new </w:t>
       </w:r>
+      <w:proofErr w:type="spellStart"/>
       <w:proofErr w:type="gramStart"/>
       <w:r>
         <w:rPr>
@@ -14626,7 +17256,17 @@
           <w:szCs w:val="18"/>
           <w:lang w:val="en-US" w:eastAsia="ru-RU"/>
         </w:rPr>
-        <w:t>InvalidArgumentException(</w:t>
+        <w:t>InvalidArgumentException</w:t>
+      </w:r>
+      <w:proofErr w:type="spellEnd"/>
+      <w:r>
+        <w:rPr>
+          <w:rFonts w:ascii="Times New Roman" w:hAnsi="Times New Roman"/>
+          <w:sz w:val="18"/>
+          <w:szCs w:val="18"/>
+          <w:lang w:val="en-US" w:eastAsia="ru-RU"/>
+        </w:rPr>
+        <w:t>(</w:t>
       </w:r>
       <w:proofErr w:type="gramEnd"/>
       <w:r>
@@ -14708,7 +17348,27 @@
           <w:szCs w:val="18"/>
           <w:lang w:val="en-US" w:eastAsia="ru-RU"/>
         </w:rPr>
-        <w:t xml:space="preserve"> jpg, png </w:t>
+        <w:t xml:space="preserve"> jpg, </w:t>
+      </w:r>
+      <w:proofErr w:type="spellStart"/>
+      <w:r>
+        <w:rPr>
+          <w:rFonts w:ascii="Times New Roman" w:hAnsi="Times New Roman"/>
+          <w:sz w:val="18"/>
+          <w:szCs w:val="18"/>
+          <w:lang w:val="en-US" w:eastAsia="ru-RU"/>
+        </w:rPr>
+        <w:t>png</w:t>
+      </w:r>
+      <w:proofErr w:type="spellEnd"/>
+      <w:r>
+        <w:rPr>
+          <w:rFonts w:ascii="Times New Roman" w:hAnsi="Times New Roman"/>
+          <w:sz w:val="18"/>
+          <w:szCs w:val="18"/>
+          <w:lang w:val="en-US" w:eastAsia="ru-RU"/>
+        </w:rPr>
+        <w:t xml:space="preserve"> </w:t>
       </w:r>
       <w:r>
         <w:rPr>
@@ -14768,7 +17428,27 @@
           <w:szCs w:val="18"/>
           <w:lang w:val="en-US" w:eastAsia="ru-RU"/>
         </w:rPr>
-        <w:t xml:space="preserve">        if($this-&gt;image_file['size'] &gt; 5 * 1024 * </w:t>
+        <w:t>        if($this-&gt;</w:t>
+      </w:r>
+      <w:proofErr w:type="spellStart"/>
+      <w:r>
+        <w:rPr>
+          <w:rFonts w:ascii="Times New Roman" w:hAnsi="Times New Roman"/>
+          <w:sz w:val="18"/>
+          <w:szCs w:val="18"/>
+          <w:lang w:val="en-US" w:eastAsia="ru-RU"/>
+        </w:rPr>
+        <w:t>image_file</w:t>
+      </w:r>
+      <w:proofErr w:type="spellEnd"/>
+      <w:r>
+        <w:rPr>
+          <w:rFonts w:ascii="Times New Roman" w:hAnsi="Times New Roman"/>
+          <w:sz w:val="18"/>
+          <w:szCs w:val="18"/>
+          <w:lang w:val="en-US" w:eastAsia="ru-RU"/>
+        </w:rPr>
+        <w:t xml:space="preserve">['size'] &gt; 5 * 1024 * </w:t>
       </w:r>
       <w:proofErr w:type="gramStart"/>
       <w:r>
@@ -14802,6 +17482,7 @@
         </w:rPr>
         <w:t xml:space="preserve">            throw new </w:t>
       </w:r>
+      <w:proofErr w:type="spellStart"/>
       <w:proofErr w:type="gramStart"/>
       <w:r>
         <w:rPr>
@@ -14810,7 +17491,17 @@
           <w:szCs w:val="18"/>
           <w:lang w:val="en-US" w:eastAsia="ru-RU"/>
         </w:rPr>
-        <w:t>InvalidArgumentException(</w:t>
+        <w:t>InvalidArgumentException</w:t>
+      </w:r>
+      <w:proofErr w:type="spellEnd"/>
+      <w:r>
+        <w:rPr>
+          <w:rFonts w:ascii="Times New Roman" w:hAnsi="Times New Roman"/>
+          <w:sz w:val="18"/>
+          <w:szCs w:val="18"/>
+          <w:lang w:val="en-US" w:eastAsia="ru-RU"/>
+        </w:rPr>
+        <w:t>(</w:t>
       </w:r>
       <w:proofErr w:type="gramEnd"/>
       <w:r>
@@ -15060,6 +17751,7 @@
         </w:rPr>
         <w:t xml:space="preserve">            throw new </w:t>
       </w:r>
+      <w:proofErr w:type="spellStart"/>
       <w:proofErr w:type="gramStart"/>
       <w:r>
         <w:rPr>
@@ -15068,7 +17760,17 @@
           <w:szCs w:val="18"/>
           <w:lang w:val="en-US" w:eastAsia="ru-RU"/>
         </w:rPr>
-        <w:t>InvalidArgumentException(</w:t>
+        <w:t>InvalidArgumentException</w:t>
+      </w:r>
+      <w:proofErr w:type="spellEnd"/>
+      <w:r>
+        <w:rPr>
+          <w:rFonts w:ascii="Times New Roman" w:hAnsi="Times New Roman"/>
+          <w:sz w:val="18"/>
+          <w:szCs w:val="18"/>
+          <w:lang w:val="en-US" w:eastAsia="ru-RU"/>
+        </w:rPr>
+        <w:t>(</w:t>
       </w:r>
       <w:proofErr w:type="gramEnd"/>
       <w:r>
@@ -15275,7 +17977,47 @@
           <w:szCs w:val="18"/>
           <w:lang w:val="en-US" w:eastAsia="ru-RU"/>
         </w:rPr>
-        <w:t>        $uploadDir = dirname(__DIR__</w:t>
+        <w:t>        $</w:t>
+      </w:r>
+      <w:proofErr w:type="spellStart"/>
+      <w:r>
+        <w:rPr>
+          <w:rFonts w:ascii="Times New Roman" w:hAnsi="Times New Roman"/>
+          <w:sz w:val="18"/>
+          <w:szCs w:val="18"/>
+          <w:lang w:val="en-US" w:eastAsia="ru-RU"/>
+        </w:rPr>
+        <w:t>uploadDir</w:t>
+      </w:r>
+      <w:proofErr w:type="spellEnd"/>
+      <w:r>
+        <w:rPr>
+          <w:rFonts w:ascii="Times New Roman" w:hAnsi="Times New Roman"/>
+          <w:sz w:val="18"/>
+          <w:szCs w:val="18"/>
+          <w:lang w:val="en-US" w:eastAsia="ru-RU"/>
+        </w:rPr>
+        <w:t xml:space="preserve"> = </w:t>
+      </w:r>
+      <w:proofErr w:type="spellStart"/>
+      <w:r>
+        <w:rPr>
+          <w:rFonts w:ascii="Times New Roman" w:hAnsi="Times New Roman"/>
+          <w:sz w:val="18"/>
+          <w:szCs w:val="18"/>
+          <w:lang w:val="en-US" w:eastAsia="ru-RU"/>
+        </w:rPr>
+        <w:t>dirname</w:t>
+      </w:r>
+      <w:proofErr w:type="spellEnd"/>
+      <w:r>
+        <w:rPr>
+          <w:rFonts w:ascii="Times New Roman" w:hAnsi="Times New Roman"/>
+          <w:sz w:val="18"/>
+          <w:szCs w:val="18"/>
+          <w:lang w:val="en-US" w:eastAsia="ru-RU"/>
+        </w:rPr>
+        <w:t>(__DIR__</w:t>
       </w:r>
       <w:proofErr w:type="gramStart"/>
       <w:r>
@@ -15326,7 +18068,17 @@
           <w:szCs w:val="18"/>
           <w:lang w:val="en-US" w:eastAsia="ru-RU"/>
         </w:rPr>
-        <w:t>(!is</w:t>
+        <w:t>(!</w:t>
+      </w:r>
+      <w:proofErr w:type="spellStart"/>
+      <w:r>
+        <w:rPr>
+          <w:rFonts w:ascii="Times New Roman" w:hAnsi="Times New Roman"/>
+          <w:sz w:val="18"/>
+          <w:szCs w:val="18"/>
+          <w:lang w:val="en-US" w:eastAsia="ru-RU"/>
+        </w:rPr>
+        <w:t>is</w:t>
       </w:r>
       <w:proofErr w:type="gramEnd"/>
       <w:r>
@@ -15336,8 +18088,29 @@
           <w:szCs w:val="18"/>
           <w:lang w:val="en-US" w:eastAsia="ru-RU"/>
         </w:rPr>
-        <w:t>_dir($uploadDir</w:t>
-      </w:r>
+        <w:t>_dir</w:t>
+      </w:r>
+      <w:proofErr w:type="spellEnd"/>
+      <w:r>
+        <w:rPr>
+          <w:rFonts w:ascii="Times New Roman" w:hAnsi="Times New Roman"/>
+          <w:sz w:val="18"/>
+          <w:szCs w:val="18"/>
+          <w:lang w:val="en-US" w:eastAsia="ru-RU"/>
+        </w:rPr>
+        <w:t>($</w:t>
+      </w:r>
+      <w:proofErr w:type="spellStart"/>
+      <w:r>
+        <w:rPr>
+          <w:rFonts w:ascii="Times New Roman" w:hAnsi="Times New Roman"/>
+          <w:sz w:val="18"/>
+          <w:szCs w:val="18"/>
+          <w:lang w:val="en-US" w:eastAsia="ru-RU"/>
+        </w:rPr>
+        <w:t>uploadDir</w:t>
+      </w:r>
+      <w:proofErr w:type="spellEnd"/>
       <w:proofErr w:type="gramStart"/>
       <w:r>
         <w:rPr>
@@ -15370,6 +18143,7 @@
         </w:rPr>
         <w:t xml:space="preserve">            </w:t>
       </w:r>
+      <w:proofErr w:type="spellStart"/>
       <w:proofErr w:type="gramStart"/>
       <w:r>
         <w:rPr>
@@ -15378,7 +18152,17 @@
           <w:szCs w:val="18"/>
           <w:lang w:val="en-US" w:eastAsia="ru-RU"/>
         </w:rPr>
-        <w:t>mkdir(</w:t>
+        <w:t>mkdir</w:t>
+      </w:r>
+      <w:proofErr w:type="spellEnd"/>
+      <w:r>
+        <w:rPr>
+          <w:rFonts w:ascii="Times New Roman" w:hAnsi="Times New Roman"/>
+          <w:sz w:val="18"/>
+          <w:szCs w:val="18"/>
+          <w:lang w:val="en-US" w:eastAsia="ru-RU"/>
+        </w:rPr>
+        <w:t>(</w:t>
       </w:r>
       <w:proofErr w:type="gramEnd"/>
       <w:r>
@@ -15388,7 +18172,27 @@
           <w:szCs w:val="18"/>
           <w:lang w:val="en-US" w:eastAsia="ru-RU"/>
         </w:rPr>
-        <w:t>$uploadDir, 0777, true);</w:t>
+        <w:t>$</w:t>
+      </w:r>
+      <w:proofErr w:type="spellStart"/>
+      <w:r>
+        <w:rPr>
+          <w:rFonts w:ascii="Times New Roman" w:hAnsi="Times New Roman"/>
+          <w:sz w:val="18"/>
+          <w:szCs w:val="18"/>
+          <w:lang w:val="en-US" w:eastAsia="ru-RU"/>
+        </w:rPr>
+        <w:t>uploadDir</w:t>
+      </w:r>
+      <w:proofErr w:type="spellEnd"/>
+      <w:r>
+        <w:rPr>
+          <w:rFonts w:ascii="Times New Roman" w:hAnsi="Times New Roman"/>
+          <w:sz w:val="18"/>
+          <w:szCs w:val="18"/>
+          <w:lang w:val="en-US" w:eastAsia="ru-RU"/>
+        </w:rPr>
+        <w:t>, 0777, true);</w:t>
       </w:r>
     </w:p>
     <w:p>
@@ -15430,7 +18234,47 @@
           <w:szCs w:val="18"/>
           <w:lang w:val="en-US" w:eastAsia="ru-RU"/>
         </w:rPr>
-        <w:t>        $fileName = $this-&gt;image_file['name'];</w:t>
+        <w:t>        $</w:t>
+      </w:r>
+      <w:proofErr w:type="spellStart"/>
+      <w:r>
+        <w:rPr>
+          <w:rFonts w:ascii="Times New Roman" w:hAnsi="Times New Roman"/>
+          <w:sz w:val="18"/>
+          <w:szCs w:val="18"/>
+          <w:lang w:val="en-US" w:eastAsia="ru-RU"/>
+        </w:rPr>
+        <w:t>fileName</w:t>
+      </w:r>
+      <w:proofErr w:type="spellEnd"/>
+      <w:r>
+        <w:rPr>
+          <w:rFonts w:ascii="Times New Roman" w:hAnsi="Times New Roman"/>
+          <w:sz w:val="18"/>
+          <w:szCs w:val="18"/>
+          <w:lang w:val="en-US" w:eastAsia="ru-RU"/>
+        </w:rPr>
+        <w:t xml:space="preserve"> = $this-&gt;</w:t>
+      </w:r>
+      <w:proofErr w:type="spellStart"/>
+      <w:r>
+        <w:rPr>
+          <w:rFonts w:ascii="Times New Roman" w:hAnsi="Times New Roman"/>
+          <w:sz w:val="18"/>
+          <w:szCs w:val="18"/>
+          <w:lang w:val="en-US" w:eastAsia="ru-RU"/>
+        </w:rPr>
+        <w:t>image_file</w:t>
+      </w:r>
+      <w:proofErr w:type="spellEnd"/>
+      <w:r>
+        <w:rPr>
+          <w:rFonts w:ascii="Times New Roman" w:hAnsi="Times New Roman"/>
+          <w:sz w:val="18"/>
+          <w:szCs w:val="18"/>
+          <w:lang w:val="en-US" w:eastAsia="ru-RU"/>
+        </w:rPr>
+        <w:t>['name'];</w:t>
       </w:r>
     </w:p>
     <w:p>
@@ -15453,6 +18297,7 @@
         </w:rPr>
         <w:t>        $</w:t>
       </w:r>
+      <w:proofErr w:type="spellStart"/>
       <w:proofErr w:type="gramStart"/>
       <w:r>
         <w:rPr>
@@ -15461,7 +18306,17 @@
           <w:szCs w:val="18"/>
           <w:lang w:val="en-US" w:eastAsia="ru-RU"/>
         </w:rPr>
-        <w:t>pathAbs  =</w:t>
+        <w:t>pathAbs</w:t>
+      </w:r>
+      <w:proofErr w:type="spellEnd"/>
+      <w:r>
+        <w:rPr>
+          <w:rFonts w:ascii="Times New Roman" w:hAnsi="Times New Roman"/>
+          <w:sz w:val="18"/>
+          <w:szCs w:val="18"/>
+          <w:lang w:val="en-US" w:eastAsia="ru-RU"/>
+        </w:rPr>
+        <w:t xml:space="preserve">  =</w:t>
       </w:r>
       <w:proofErr w:type="gramEnd"/>
       <w:r>
@@ -15473,6 +18328,7 @@
         </w:rPr>
         <w:t xml:space="preserve"> $</w:t>
       </w:r>
+      <w:proofErr w:type="spellStart"/>
       <w:proofErr w:type="gramStart"/>
       <w:r>
         <w:rPr>
@@ -15481,7 +18337,17 @@
           <w:szCs w:val="18"/>
           <w:lang w:val="en-US" w:eastAsia="ru-RU"/>
         </w:rPr>
-        <w:t>uploadDir .</w:t>
+        <w:t>uploadDir</w:t>
+      </w:r>
+      <w:proofErr w:type="spellEnd"/>
+      <w:r>
+        <w:rPr>
+          <w:rFonts w:ascii="Times New Roman" w:hAnsi="Times New Roman"/>
+          <w:sz w:val="18"/>
+          <w:szCs w:val="18"/>
+          <w:lang w:val="en-US" w:eastAsia="ru-RU"/>
+        </w:rPr>
+        <w:t xml:space="preserve"> .</w:t>
       </w:r>
       <w:proofErr w:type="gramEnd"/>
       <w:r>
@@ -15491,7 +18357,27 @@
           <w:szCs w:val="18"/>
           <w:lang w:val="en-US" w:eastAsia="ru-RU"/>
         </w:rPr>
-        <w:t xml:space="preserve"> $fileName;</w:t>
+        <w:t xml:space="preserve"> $</w:t>
+      </w:r>
+      <w:proofErr w:type="spellStart"/>
+      <w:r>
+        <w:rPr>
+          <w:rFonts w:ascii="Times New Roman" w:hAnsi="Times New Roman"/>
+          <w:sz w:val="18"/>
+          <w:szCs w:val="18"/>
+          <w:lang w:val="en-US" w:eastAsia="ru-RU"/>
+        </w:rPr>
+        <w:t>fileName</w:t>
+      </w:r>
+      <w:proofErr w:type="spellEnd"/>
+      <w:r>
+        <w:rPr>
+          <w:rFonts w:ascii="Times New Roman" w:hAnsi="Times New Roman"/>
+          <w:sz w:val="18"/>
+          <w:szCs w:val="18"/>
+          <w:lang w:val="en-US" w:eastAsia="ru-RU"/>
+        </w:rPr>
+        <w:t>;</w:t>
       </w:r>
     </w:p>
     <w:p>
@@ -15514,6 +18400,7 @@
         </w:rPr>
         <w:t>        $</w:t>
       </w:r>
+      <w:proofErr w:type="spellStart"/>
       <w:proofErr w:type="gramStart"/>
       <w:r>
         <w:rPr>
@@ -15522,7 +18409,17 @@
           <w:szCs w:val="18"/>
           <w:lang w:val="en-US" w:eastAsia="ru-RU"/>
         </w:rPr>
-        <w:t>pathRel  =</w:t>
+        <w:t>pathRel</w:t>
+      </w:r>
+      <w:proofErr w:type="spellEnd"/>
+      <w:r>
+        <w:rPr>
+          <w:rFonts w:ascii="Times New Roman" w:hAnsi="Times New Roman"/>
+          <w:sz w:val="18"/>
+          <w:szCs w:val="18"/>
+          <w:lang w:val="en-US" w:eastAsia="ru-RU"/>
+        </w:rPr>
+        <w:t xml:space="preserve">  =</w:t>
       </w:r>
       <w:proofErr w:type="gramEnd"/>
       <w:r>
@@ -15552,7 +18449,27 @@
           <w:szCs w:val="18"/>
           <w:lang w:val="en-US" w:eastAsia="ru-RU"/>
         </w:rPr>
-        <w:t xml:space="preserve"> $fileName;</w:t>
+        <w:t xml:space="preserve"> $</w:t>
+      </w:r>
+      <w:proofErr w:type="spellStart"/>
+      <w:r>
+        <w:rPr>
+          <w:rFonts w:ascii="Times New Roman" w:hAnsi="Times New Roman"/>
+          <w:sz w:val="18"/>
+          <w:szCs w:val="18"/>
+          <w:lang w:val="en-US" w:eastAsia="ru-RU"/>
+        </w:rPr>
+        <w:t>fileName</w:t>
+      </w:r>
+      <w:proofErr w:type="spellEnd"/>
+      <w:r>
+        <w:rPr>
+          <w:rFonts w:ascii="Times New Roman" w:hAnsi="Times New Roman"/>
+          <w:sz w:val="18"/>
+          <w:szCs w:val="18"/>
+          <w:lang w:val="en-US" w:eastAsia="ru-RU"/>
+        </w:rPr>
+        <w:t>;</w:t>
       </w:r>
     </w:p>
     <w:p>
@@ -15583,7 +18500,17 @@
           <w:szCs w:val="18"/>
           <w:lang w:val="en-US" w:eastAsia="ru-RU"/>
         </w:rPr>
-        <w:t>(!move</w:t>
+        <w:t>(!</w:t>
+      </w:r>
+      <w:proofErr w:type="spellStart"/>
+      <w:r>
+        <w:rPr>
+          <w:rFonts w:ascii="Times New Roman" w:hAnsi="Times New Roman"/>
+          <w:sz w:val="18"/>
+          <w:szCs w:val="18"/>
+          <w:lang w:val="en-US" w:eastAsia="ru-RU"/>
+        </w:rPr>
+        <w:t>move</w:t>
       </w:r>
       <w:proofErr w:type="gramEnd"/>
       <w:r>
@@ -15593,8 +18520,69 @@
           <w:szCs w:val="18"/>
           <w:lang w:val="en-US" w:eastAsia="ru-RU"/>
         </w:rPr>
-        <w:t>_uploaded_file($this-&gt;image_file['tmp_name'], $pathAbs</w:t>
-      </w:r>
+        <w:t>_uploaded_file</w:t>
+      </w:r>
+      <w:proofErr w:type="spellEnd"/>
+      <w:r>
+        <w:rPr>
+          <w:rFonts w:ascii="Times New Roman" w:hAnsi="Times New Roman"/>
+          <w:sz w:val="18"/>
+          <w:szCs w:val="18"/>
+          <w:lang w:val="en-US" w:eastAsia="ru-RU"/>
+        </w:rPr>
+        <w:t>($this-&gt;</w:t>
+      </w:r>
+      <w:proofErr w:type="spellStart"/>
+      <w:r>
+        <w:rPr>
+          <w:rFonts w:ascii="Times New Roman" w:hAnsi="Times New Roman"/>
+          <w:sz w:val="18"/>
+          <w:szCs w:val="18"/>
+          <w:lang w:val="en-US" w:eastAsia="ru-RU"/>
+        </w:rPr>
+        <w:t>image_file</w:t>
+      </w:r>
+      <w:proofErr w:type="spellEnd"/>
+      <w:r>
+        <w:rPr>
+          <w:rFonts w:ascii="Times New Roman" w:hAnsi="Times New Roman"/>
+          <w:sz w:val="18"/>
+          <w:szCs w:val="18"/>
+          <w:lang w:val="en-US" w:eastAsia="ru-RU"/>
+        </w:rPr>
+        <w:t>['</w:t>
+      </w:r>
+      <w:proofErr w:type="spellStart"/>
+      <w:r>
+        <w:rPr>
+          <w:rFonts w:ascii="Times New Roman" w:hAnsi="Times New Roman"/>
+          <w:sz w:val="18"/>
+          <w:szCs w:val="18"/>
+          <w:lang w:val="en-US" w:eastAsia="ru-RU"/>
+        </w:rPr>
+        <w:t>tmp_name</w:t>
+      </w:r>
+      <w:proofErr w:type="spellEnd"/>
+      <w:r>
+        <w:rPr>
+          <w:rFonts w:ascii="Times New Roman" w:hAnsi="Times New Roman"/>
+          <w:sz w:val="18"/>
+          <w:szCs w:val="18"/>
+          <w:lang w:val="en-US" w:eastAsia="ru-RU"/>
+        </w:rPr>
+        <w:t>'], $</w:t>
+      </w:r>
+      <w:proofErr w:type="spellStart"/>
+      <w:r>
+        <w:rPr>
+          <w:rFonts w:ascii="Times New Roman" w:hAnsi="Times New Roman"/>
+          <w:sz w:val="18"/>
+          <w:szCs w:val="18"/>
+          <w:lang w:val="en-US" w:eastAsia="ru-RU"/>
+        </w:rPr>
+        <w:t>pathAbs</w:t>
+      </w:r>
+      <w:proofErr w:type="spellEnd"/>
       <w:proofErr w:type="gramStart"/>
       <w:r>
         <w:rPr>
@@ -15627,6 +18615,7 @@
         </w:rPr>
         <w:t xml:space="preserve">            throw new </w:t>
       </w:r>
+      <w:proofErr w:type="spellStart"/>
       <w:proofErr w:type="gramStart"/>
       <w:r>
         <w:rPr>
@@ -15635,7 +18624,17 @@
           <w:szCs w:val="18"/>
           <w:lang w:val="en-US" w:eastAsia="ru-RU"/>
         </w:rPr>
-        <w:t>InvalidArgumentException(</w:t>
+        <w:t>InvalidArgumentException</w:t>
+      </w:r>
+      <w:proofErr w:type="spellEnd"/>
+      <w:r>
+        <w:rPr>
+          <w:rFonts w:ascii="Times New Roman" w:hAnsi="Times New Roman"/>
+          <w:sz w:val="18"/>
+          <w:szCs w:val="18"/>
+          <w:lang w:val="en-US" w:eastAsia="ru-RU"/>
+        </w:rPr>
+        <w:t>(</w:t>
       </w:r>
       <w:proofErr w:type="gramEnd"/>
       <w:r>
@@ -15768,7 +18767,27 @@
           <w:szCs w:val="18"/>
           <w:lang w:val="en-US" w:eastAsia="ru-RU"/>
         </w:rPr>
-        <w:t xml:space="preserve">        $this-&gt;create_at = </w:t>
+        <w:t>        $this-&gt;</w:t>
+      </w:r>
+      <w:proofErr w:type="spellStart"/>
+      <w:r>
+        <w:rPr>
+          <w:rFonts w:ascii="Times New Roman" w:hAnsi="Times New Roman"/>
+          <w:sz w:val="18"/>
+          <w:szCs w:val="18"/>
+          <w:lang w:val="en-US" w:eastAsia="ru-RU"/>
+        </w:rPr>
+        <w:t>create_at</w:t>
+      </w:r>
+      <w:proofErr w:type="spellEnd"/>
+      <w:r>
+        <w:rPr>
+          <w:rFonts w:ascii="Times New Roman" w:hAnsi="Times New Roman"/>
+          <w:sz w:val="18"/>
+          <w:szCs w:val="18"/>
+          <w:lang w:val="en-US" w:eastAsia="ru-RU"/>
+        </w:rPr>
+        <w:t xml:space="preserve"> = </w:t>
       </w:r>
       <w:proofErr w:type="gramStart"/>
       <w:r>
@@ -15850,7 +18869,47 @@
           <w:szCs w:val="18"/>
           <w:lang w:val="en-US" w:eastAsia="ru-RU"/>
         </w:rPr>
-        <w:t>            'fio' =&gt; $this-&gt;fio,</w:t>
+        <w:t>            '</w:t>
+      </w:r>
+      <w:proofErr w:type="spellStart"/>
+      <w:r>
+        <w:rPr>
+          <w:rFonts w:ascii="Times New Roman" w:hAnsi="Times New Roman"/>
+          <w:sz w:val="18"/>
+          <w:szCs w:val="18"/>
+          <w:lang w:val="en-US" w:eastAsia="ru-RU"/>
+        </w:rPr>
+        <w:t>fio</w:t>
+      </w:r>
+      <w:proofErr w:type="spellEnd"/>
+      <w:r>
+        <w:rPr>
+          <w:rFonts w:ascii="Times New Roman" w:hAnsi="Times New Roman"/>
+          <w:sz w:val="18"/>
+          <w:szCs w:val="18"/>
+          <w:lang w:val="en-US" w:eastAsia="ru-RU"/>
+        </w:rPr>
+        <w:t>' =&gt; $this-&gt;</w:t>
+      </w:r>
+      <w:proofErr w:type="spellStart"/>
+      <w:r>
+        <w:rPr>
+          <w:rFonts w:ascii="Times New Roman" w:hAnsi="Times New Roman"/>
+          <w:sz w:val="18"/>
+          <w:szCs w:val="18"/>
+          <w:lang w:val="en-US" w:eastAsia="ru-RU"/>
+        </w:rPr>
+        <w:t>fio</w:t>
+      </w:r>
+      <w:proofErr w:type="spellEnd"/>
+      <w:r>
+        <w:rPr>
+          <w:rFonts w:ascii="Times New Roman" w:hAnsi="Times New Roman"/>
+          <w:sz w:val="18"/>
+          <w:szCs w:val="18"/>
+          <w:lang w:val="en-US" w:eastAsia="ru-RU"/>
+        </w:rPr>
+        <w:t>,</w:t>
       </w:r>
     </w:p>
     <w:p>
@@ -15915,6 +18974,7 @@
         </w:rPr>
         <w:t>            '</w:t>
       </w:r>
+      <w:proofErr w:type="spellStart"/>
       <w:proofErr w:type="gramStart"/>
       <w:r>
         <w:rPr>
@@ -15933,7 +18993,37 @@
           <w:szCs w:val="18"/>
           <w:lang w:val="en-US" w:eastAsia="ru-RU"/>
         </w:rPr>
-        <w:t>_file' =&gt; $pathRel,</w:t>
+        <w:t>_file</w:t>
+      </w:r>
+      <w:proofErr w:type="spellEnd"/>
+      <w:r>
+        <w:rPr>
+          <w:rFonts w:ascii="Times New Roman" w:hAnsi="Times New Roman"/>
+          <w:sz w:val="18"/>
+          <w:szCs w:val="18"/>
+          <w:lang w:val="en-US" w:eastAsia="ru-RU"/>
+        </w:rPr>
+        <w:t>' =&gt; $</w:t>
+      </w:r>
+      <w:proofErr w:type="spellStart"/>
+      <w:r>
+        <w:rPr>
+          <w:rFonts w:ascii="Times New Roman" w:hAnsi="Times New Roman"/>
+          <w:sz w:val="18"/>
+          <w:szCs w:val="18"/>
+          <w:lang w:val="en-US" w:eastAsia="ru-RU"/>
+        </w:rPr>
+        <w:t>pathRel</w:t>
+      </w:r>
+      <w:proofErr w:type="spellEnd"/>
+      <w:r>
+        <w:rPr>
+          <w:rFonts w:ascii="Times New Roman" w:hAnsi="Times New Roman"/>
+          <w:sz w:val="18"/>
+          <w:szCs w:val="18"/>
+          <w:lang w:val="en-US" w:eastAsia="ru-RU"/>
+        </w:rPr>
+        <w:t>,</w:t>
       </w:r>
     </w:p>
     <w:p>
@@ -15956,6 +19046,7 @@
         </w:rPr>
         <w:t>            '</w:t>
       </w:r>
+      <w:proofErr w:type="spellStart"/>
       <w:proofErr w:type="gramStart"/>
       <w:r>
         <w:rPr>
@@ -15974,7 +19065,37 @@
           <w:szCs w:val="18"/>
           <w:lang w:val="en-US" w:eastAsia="ru-RU"/>
         </w:rPr>
-        <w:t>_at' =&gt; $this-&gt;create_at,</w:t>
+        <w:t>_at</w:t>
+      </w:r>
+      <w:proofErr w:type="spellEnd"/>
+      <w:r>
+        <w:rPr>
+          <w:rFonts w:ascii="Times New Roman" w:hAnsi="Times New Roman"/>
+          <w:sz w:val="18"/>
+          <w:szCs w:val="18"/>
+          <w:lang w:val="en-US" w:eastAsia="ru-RU"/>
+        </w:rPr>
+        <w:t>' =&gt; $this-&gt;</w:t>
+      </w:r>
+      <w:proofErr w:type="spellStart"/>
+      <w:r>
+        <w:rPr>
+          <w:rFonts w:ascii="Times New Roman" w:hAnsi="Times New Roman"/>
+          <w:sz w:val="18"/>
+          <w:szCs w:val="18"/>
+          <w:lang w:val="en-US" w:eastAsia="ru-RU"/>
+        </w:rPr>
+        <w:t>create_at</w:t>
+      </w:r>
+      <w:proofErr w:type="spellEnd"/>
+      <w:r>
+        <w:rPr>
+          <w:rFonts w:ascii="Times New Roman" w:hAnsi="Times New Roman"/>
+          <w:sz w:val="18"/>
+          <w:szCs w:val="18"/>
+          <w:lang w:val="en-US" w:eastAsia="ru-RU"/>
+        </w:rPr>
+        <w:t>,</w:t>
       </w:r>
     </w:p>
     <w:p>
@@ -16103,6 +19224,7 @@
         </w:rPr>
         <w:t xml:space="preserve">    public function </w:t>
       </w:r>
+      <w:proofErr w:type="spellStart"/>
       <w:proofErr w:type="gramStart"/>
       <w:r>
         <w:rPr>
@@ -16111,7 +19233,17 @@
           <w:szCs w:val="18"/>
           <w:lang w:val="en-US" w:eastAsia="ru-RU"/>
         </w:rPr>
-        <w:t>findApproved(</w:t>
+        <w:t>findApproved</w:t>
+      </w:r>
+      <w:proofErr w:type="spellEnd"/>
+      <w:r>
+        <w:rPr>
+          <w:rFonts w:ascii="Times New Roman" w:hAnsi="Times New Roman"/>
+          <w:sz w:val="18"/>
+          <w:szCs w:val="18"/>
+          <w:lang w:val="en-US" w:eastAsia="ru-RU"/>
+        </w:rPr>
+        <w:t>(</w:t>
       </w:r>
       <w:proofErr w:type="gramEnd"/>
       <w:r>
@@ -16163,7 +19295,27 @@
           <w:szCs w:val="18"/>
           <w:lang w:val="en-US" w:eastAsia="ru-RU"/>
         </w:rPr>
-        <w:t xml:space="preserve">        $sql = 'SELECT * FROM </w:t>
+        <w:t>        $</w:t>
+      </w:r>
+      <w:proofErr w:type="spellStart"/>
+      <w:r>
+        <w:rPr>
+          <w:rFonts w:ascii="Times New Roman" w:hAnsi="Times New Roman"/>
+          <w:sz w:val="18"/>
+          <w:szCs w:val="18"/>
+          <w:lang w:val="en-US" w:eastAsia="ru-RU"/>
+        </w:rPr>
+        <w:t>sql</w:t>
+      </w:r>
+      <w:proofErr w:type="spellEnd"/>
+      <w:r>
+        <w:rPr>
+          <w:rFonts w:ascii="Times New Roman" w:hAnsi="Times New Roman"/>
+          <w:sz w:val="18"/>
+          <w:szCs w:val="18"/>
+          <w:lang w:val="en-US" w:eastAsia="ru-RU"/>
+        </w:rPr>
+        <w:t xml:space="preserve"> = 'SELECT * FROM </w:t>
       </w:r>
       <w:proofErr w:type="gramStart"/>
       <w:r>
@@ -16185,6 +19337,7 @@
         </w:rPr>
         <w:t xml:space="preserve"> $this-&gt;</w:t>
       </w:r>
+      <w:proofErr w:type="spellStart"/>
       <w:proofErr w:type="gramStart"/>
       <w:r>
         <w:rPr>
@@ -16193,7 +19346,17 @@
           <w:szCs w:val="18"/>
           <w:lang w:val="en-US" w:eastAsia="ru-RU"/>
         </w:rPr>
-        <w:t>tableName .</w:t>
+        <w:t>tableName</w:t>
+      </w:r>
+      <w:proofErr w:type="spellEnd"/>
+      <w:r>
+        <w:rPr>
+          <w:rFonts w:ascii="Times New Roman" w:hAnsi="Times New Roman"/>
+          <w:sz w:val="18"/>
+          <w:szCs w:val="18"/>
+          <w:lang w:val="en-US" w:eastAsia="ru-RU"/>
+        </w:rPr>
+        <w:t xml:space="preserve"> .</w:t>
       </w:r>
       <w:proofErr w:type="gramEnd"/>
       <w:r>
@@ -16224,7 +19387,47 @@
           <w:szCs w:val="18"/>
           <w:lang w:val="en-US" w:eastAsia="ru-RU"/>
         </w:rPr>
-        <w:t>        $result = $this-&gt;DB-&gt;querySQL($sql);</w:t>
+        <w:t>        $result = $this-&gt;DB-&gt;</w:t>
+      </w:r>
+      <w:proofErr w:type="spellStart"/>
+      <w:r>
+        <w:rPr>
+          <w:rFonts w:ascii="Times New Roman" w:hAnsi="Times New Roman"/>
+          <w:sz w:val="18"/>
+          <w:szCs w:val="18"/>
+          <w:lang w:val="en-US" w:eastAsia="ru-RU"/>
+        </w:rPr>
+        <w:t>querySQL</w:t>
+      </w:r>
+      <w:proofErr w:type="spellEnd"/>
+      <w:r>
+        <w:rPr>
+          <w:rFonts w:ascii="Times New Roman" w:hAnsi="Times New Roman"/>
+          <w:sz w:val="18"/>
+          <w:szCs w:val="18"/>
+          <w:lang w:val="en-US" w:eastAsia="ru-RU"/>
+        </w:rPr>
+        <w:t>($</w:t>
+      </w:r>
+      <w:proofErr w:type="spellStart"/>
+      <w:r>
+        <w:rPr>
+          <w:rFonts w:ascii="Times New Roman" w:hAnsi="Times New Roman"/>
+          <w:sz w:val="18"/>
+          <w:szCs w:val="18"/>
+          <w:lang w:val="en-US" w:eastAsia="ru-RU"/>
+        </w:rPr>
+        <w:t>sql</w:t>
+      </w:r>
+      <w:proofErr w:type="spellEnd"/>
+      <w:r>
+        <w:rPr>
+          <w:rFonts w:ascii="Times New Roman" w:hAnsi="Times New Roman"/>
+          <w:sz w:val="18"/>
+          <w:szCs w:val="18"/>
+          <w:lang w:val="en-US" w:eastAsia="ru-RU"/>
+        </w:rPr>
+        <w:t>);</w:t>
       </w:r>
     </w:p>
     <w:p>
@@ -16326,7 +19529,7 @@
           <w:rFonts w:ascii="Times New Roman" w:hAnsi="Times New Roman"/>
           <w:sz w:val="18"/>
           <w:szCs w:val="18"/>
-          <w:lang w:eastAsia="ru-RU"/>
+          <w:lang w:val="en-US" w:eastAsia="ru-RU"/>
         </w:rPr>
         <w:t xml:space="preserve"> $</w:t>
       </w:r>
@@ -16345,7 +19548,7 @@
           <w:rFonts w:ascii="Times New Roman" w:hAnsi="Times New Roman"/>
           <w:sz w:val="18"/>
           <w:szCs w:val="18"/>
-          <w:lang w:eastAsia="ru-RU"/>
+          <w:lang w:val="en-US" w:eastAsia="ru-RU"/>
         </w:rPr>
         <w:t xml:space="preserve"> ??</w:t>
       </w:r>
@@ -16355,7 +19558,7 @@
           <w:rFonts w:ascii="Times New Roman" w:hAnsi="Times New Roman"/>
           <w:sz w:val="18"/>
           <w:szCs w:val="18"/>
-          <w:lang w:eastAsia="ru-RU"/>
+          <w:lang w:val="en-US" w:eastAsia="ru-RU"/>
         </w:rPr>
         <w:t xml:space="preserve"> </w:t>
       </w:r>
@@ -16499,7 +19702,27 @@
           <w:szCs w:val="28"/>
           <w:lang w:eastAsia="ru-RU"/>
         </w:rPr>
-        <w:t>В ходе работы над практической частью была успешно спроектирована и программно реализована информационная система обработки форм обратной связи с интегрированной панелью администрирования. На основе анализа предметной области и построенных графических моделей была сформирована модульная архитектура веб-приложения, полностью отвечающая современным стандартам веб-разработки и принципу разделения ответственности.</w:t>
+        <w:t xml:space="preserve">В ходе работы над практической частью была успешно спроектирована и </w:t>
+      </w:r>
+      <w:proofErr w:type="spellStart"/>
+      <w:r>
+        <w:rPr>
+          <w:rFonts w:ascii="Times New Roman" w:hAnsi="Times New Roman"/>
+          <w:sz w:val="28"/>
+          <w:szCs w:val="28"/>
+          <w:lang w:eastAsia="ru-RU"/>
+        </w:rPr>
+        <w:t>программно</w:t>
+      </w:r>
+      <w:proofErr w:type="spellEnd"/>
+      <w:r>
+        <w:rPr>
+          <w:rFonts w:ascii="Times New Roman" w:hAnsi="Times New Roman"/>
+          <w:sz w:val="28"/>
+          <w:szCs w:val="28"/>
+          <w:lang w:eastAsia="ru-RU"/>
+        </w:rPr>
+        <w:t xml:space="preserve"> реализована информационная система обработки форм обратной связи с интегрированной панелью администрирования. На основе анализа предметной области и построенных графических моделей была сформирована модульная архитектура веб-приложения, полностью отвечающая современным стандартам веб-разработки и принципу разделения ответственности.</w:t>
       </w:r>
     </w:p>
     <w:p>
@@ -17064,10 +20287,10 @@
         </w:rPr>
         <w:lastRenderedPageBreak/>
         <w:drawing>
-          <wp:inline distT="0" distB="0" distL="0" distR="0" wp14:anchorId="5D3D1839" wp14:editId="43EC1DBF">
-            <wp:extent cx="5934075" cy="3924300"/>
-            <wp:effectExtent l="0" t="0" r="9525" b="0"/>
-            <wp:docPr id="215303407" name="Рисунок 3"/>
+          <wp:inline distT="0" distB="0" distL="0" distR="0" wp14:anchorId="16E7CF4A" wp14:editId="114DFBC5">
+            <wp:extent cx="5941060" cy="4360545"/>
+            <wp:effectExtent l="0" t="0" r="2540" b="1905"/>
+            <wp:docPr id="1845548993" name="Рисунок 1"/>
             <wp:cNvGraphicFramePr>
               <a:graphicFrameLocks xmlns:a="http://schemas.openxmlformats.org/drawingml/2006/main" noChangeAspect="1"/>
             </wp:cNvGraphicFramePr>
@@ -17075,7 +20298,7 @@
               <a:graphicData uri="http://schemas.openxmlformats.org/drawingml/2006/picture">
                 <pic:pic xmlns:pic="http://schemas.openxmlformats.org/drawingml/2006/picture">
                   <pic:nvPicPr>
-                    <pic:cNvPr id="0" name="Picture 3"/>
+                    <pic:cNvPr id="0" name="Picture 1"/>
                     <pic:cNvPicPr>
                       <a:picLocks noChangeAspect="1" noChangeArrowheads="1"/>
                     </pic:cNvPicPr>
@@ -17096,7 +20319,7 @@
                   <pic:spPr bwMode="auto">
                     <a:xfrm>
                       <a:off x="0" y="0"/>
-                      <a:ext cx="5934075" cy="3924300"/>
+                      <a:ext cx="5941060" cy="4360545"/>
                     </a:xfrm>
                     <a:prstGeom prst="rect">
                       <a:avLst/>
@@ -17253,6 +20476,7 @@
           </w:rPr>
           <w:t>.</w:t>
         </w:r>
+        <w:proofErr w:type="spellStart"/>
         <w:r>
           <w:rPr>
             <w:rStyle w:val="af5"/>
@@ -17263,6 +20487,7 @@
           </w:rPr>
           <w:t>php</w:t>
         </w:r>
+        <w:proofErr w:type="spellEnd"/>
         <w:r>
           <w:rPr>
             <w:rStyle w:val="af5"/>
@@ -17313,6 +20538,7 @@
           </w:rPr>
           <w:t>/</w:t>
         </w:r>
+        <w:proofErr w:type="spellStart"/>
         <w:r>
           <w:rPr>
             <w:rStyle w:val="af5"/>
@@ -17323,6 +20549,7 @@
           </w:rPr>
           <w:t>ru</w:t>
         </w:r>
+        <w:proofErr w:type="spellEnd"/>
         <w:r>
           <w:rPr>
             <w:rStyle w:val="af5"/>
@@ -17353,6 +20580,7 @@
           </w:rPr>
           <w:t>.</w:t>
         </w:r>
+        <w:proofErr w:type="spellStart"/>
         <w:r>
           <w:rPr>
             <w:rStyle w:val="af5"/>
@@ -17363,6 +20591,7 @@
           </w:rPr>
           <w:t>mysqli</w:t>
         </w:r>
+        <w:proofErr w:type="spellEnd"/>
         <w:r>
           <w:rPr>
             <w:rStyle w:val="af5"/>
@@ -17373,6 +20602,7 @@
           </w:rPr>
           <w:t>.</w:t>
         </w:r>
+        <w:proofErr w:type="spellStart"/>
         <w:r>
           <w:rPr>
             <w:rStyle w:val="af5"/>
@@ -17383,6 +20613,7 @@
           </w:rPr>
           <w:t>php</w:t>
         </w:r>
+        <w:proofErr w:type="spellEnd"/>
       </w:hyperlink>
     </w:p>
     <w:p>
